--- a/Source/ManufacturingSoftwareGuidelines.docx
+++ b/Source/ManufacturingSoftwareGuidelines.docx
@@ -1,6 +1,6 @@
 
 <file path=word/document.xml><?xml version="1.0" encoding="utf-8"?>
-<w:document xmlns:wpc="http://schemas.microsoft.com/office/word/2010/wordprocessingCanvas" xmlns:cx="http://schemas.microsoft.com/office/drawing/2014/chartex" xmlns:cx1="http://schemas.microsoft.com/office/drawing/2015/9/8/chartex" xmlns:cx2="http://schemas.microsoft.com/office/drawing/2015/10/21/chartex" xmlns:cx3="http://schemas.microsoft.com/office/drawing/2016/5/9/chartex" xmlns:cx4="http://schemas.microsoft.com/office/drawing/2016/5/10/chartex" xmlns:cx5="http://schemas.microsoft.com/office/drawing/2016/5/11/chartex" xmlns:cx6="http://schemas.microsoft.com/office/drawing/2016/5/12/chartex" xmlns:cx7="http://schemas.microsoft.com/office/drawing/2016/5/13/chartex" xmlns:cx8="http://schemas.microsoft.com/office/drawing/2016/5/14/chartex" xmlns:mc="http://schemas.openxmlformats.org/markup-compatibility/2006" xmlns:aink="http://schemas.microsoft.com/office/drawing/2016/ink" xmlns:am3d="http://schemas.microsoft.com/office/drawing/2017/model3d" xmlns:o="urn:schemas-microsoft-com:office:office" xmlns:oel="http://schemas.microsoft.com/office/2019/extlst" xmlns:r="http://schemas.openxmlformats.org/officeDocument/2006/relationships" xmlns:m="http://schemas.openxmlformats.org/officeDocument/2006/math" xmlns:v="urn:schemas-microsoft-com:vml" xmlns:wp14="http://schemas.microsoft.com/office/word/2010/wordprocessingDrawing" xmlns:wp="http://schemas.openxmlformats.org/drawingml/2006/wordprocessingDrawing" xmlns:w10="urn:schemas-microsoft-com:office:word" xmlns:w="http://schemas.openxmlformats.org/wordprocessingml/2006/main" xmlns:w14="http://schemas.microsoft.com/office/word/2010/wordml" xmlns:w15="http://schemas.microsoft.com/office/word/2012/wordml" xmlns:w16cex="http://schemas.microsoft.com/office/word/2018/wordml/cex" xmlns:w16cid="http://schemas.microsoft.com/office/word/2016/wordml/cid" xmlns:w16="http://schemas.microsoft.com/office/word/2018/wordml" xmlns:w16du="http://schemas.microsoft.com/office/word/2023/wordml/word16du" xmlns:w16sdtdh="http://schemas.microsoft.com/office/word/2020/wordml/sdtdatahash" xmlns:w16se="http://schemas.microsoft.com/office/word/2015/wordml/symex" xmlns:wpg="http://schemas.microsoft.com/office/word/2010/wordprocessingGroup" xmlns:wpi="http://schemas.microsoft.com/office/word/2010/wordprocessingInk" xmlns:wne="http://schemas.microsoft.com/office/word/2006/wordml" xmlns:wps="http://schemas.microsoft.com/office/word/2010/wordprocessingShape" mc:Ignorable="w14 w15 w16se w16cid w16 w16cex w16sdtdh w16du wp14">
+<w:document xmlns:wpc="http://schemas.microsoft.com/office/word/2010/wordprocessingCanvas" xmlns:cx="http://schemas.microsoft.com/office/drawing/2014/chartex" xmlns:cx1="http://schemas.microsoft.com/office/drawing/2015/9/8/chartex" xmlns:cx2="http://schemas.microsoft.com/office/drawing/2015/10/21/chartex" xmlns:cx3="http://schemas.microsoft.com/office/drawing/2016/5/9/chartex" xmlns:cx4="http://schemas.microsoft.com/office/drawing/2016/5/10/chartex" xmlns:cx5="http://schemas.microsoft.com/office/drawing/2016/5/11/chartex" xmlns:cx6="http://schemas.microsoft.com/office/drawing/2016/5/12/chartex" xmlns:cx7="http://schemas.microsoft.com/office/drawing/2016/5/13/chartex" xmlns:cx8="http://schemas.microsoft.com/office/drawing/2016/5/14/chartex" xmlns:mc="http://schemas.openxmlformats.org/markup-compatibility/2006" xmlns:aink="http://schemas.microsoft.com/office/drawing/2016/ink" xmlns:am3d="http://schemas.microsoft.com/office/drawing/2017/model3d" xmlns:o="urn:schemas-microsoft-com:office:office" xmlns:oel="http://schemas.microsoft.com/office/2019/extlst" xmlns:r="http://schemas.openxmlformats.org/officeDocument/2006/relationships" xmlns:m="http://schemas.openxmlformats.org/officeDocument/2006/math" xmlns:v="urn:schemas-microsoft-com:vml" xmlns:wp14="http://schemas.microsoft.com/office/word/2010/wordprocessingDrawing" xmlns:wp="http://schemas.openxmlformats.org/drawingml/2006/wordprocessingDrawing" xmlns:w10="urn:schemas-microsoft-com:office:word" xmlns:w="http://schemas.openxmlformats.org/wordprocessingml/2006/main" xmlns:w14="http://schemas.microsoft.com/office/word/2010/wordml" xmlns:w15="http://schemas.microsoft.com/office/word/2012/wordml" xmlns:w16cex="http://schemas.microsoft.com/office/word/2018/wordml/cex" xmlns:w16cid="http://schemas.microsoft.com/office/word/2016/wordml/cid" xmlns:w16="http://schemas.microsoft.com/office/word/2018/wordml" xmlns:w16du="http://schemas.microsoft.com/office/word/2023/wordml/word16du" xmlns:w16sdtdh="http://schemas.microsoft.com/office/word/2020/wordml/sdtdatahash" xmlns:w16sdtfl="http://schemas.microsoft.com/office/word/2024/wordml/sdtformatlock" xmlns:w16se="http://schemas.microsoft.com/office/word/2015/wordml/symex" xmlns:wpg="http://schemas.microsoft.com/office/word/2010/wordprocessingGroup" xmlns:wpi="http://schemas.microsoft.com/office/word/2010/wordprocessingInk" xmlns:wne="http://schemas.microsoft.com/office/word/2006/wordml" xmlns:wps="http://schemas.microsoft.com/office/word/2010/wordprocessingShape" mc:Ignorable="w14 w15 w16se w16cid w16 w16cex w16sdtdh w16sdtfl w16du wp14">
   <w:body>
     <w:p>
       <w:pPr>
@@ -652,7 +652,15 @@
           <w:caps/>
           <w:szCs w:val="24"/>
         </w:rPr>
-        <w:t xml:space="preserve">- </w:t>
+        <w:t>–</w:t>
+      </w:r>
+      <w:r>
+        <w:rPr>
+          <w:b/>
+          <w:caps/>
+          <w:szCs w:val="24"/>
+        </w:rPr>
+        <w:t xml:space="preserve"> </w:t>
       </w:r>
       <w:r>
         <w:rPr>
@@ -681,8 +689,23 @@
           <w:sz w:val="22"/>
           <w:szCs w:val="18"/>
         </w:rPr>
-        <w:t>Update tools and bibliography.</w:t>
-      </w:r>
+        <w:t>Add Agile Progressive Spike Driven Development</w:t>
+      </w:r>
+      <w:r>
+        <w:rPr>
+          <w:sz w:val="22"/>
+          <w:szCs w:val="18"/>
+        </w:rPr>
+        <w:t>.</w:t>
+      </w:r>
+    </w:p>
+    <w:p>
+      <w:pPr>
+        <w:rPr>
+          <w:sz w:val="22"/>
+          <w:szCs w:val="18"/>
+        </w:rPr>
+      </w:pPr>
     </w:p>
     <w:p>
       <w:pPr>
@@ -2621,7 +2644,7 @@
             <w:rFonts w:asciiTheme="minorHAnsi" w:hAnsiTheme="minorHAnsi" w:cstheme="minorHAnsi"/>
             <w:noProof/>
           </w:rPr>
-          <w:t>21</w:t>
+          <w:t>20</w:t>
         </w:r>
         <w:r>
           <w:rPr>
@@ -2691,7 +2714,7 @@
             <w:rFonts w:asciiTheme="minorHAnsi" w:hAnsiTheme="minorHAnsi" w:cstheme="minorHAnsi"/>
             <w:noProof/>
           </w:rPr>
-          <w:t>23</w:t>
+          <w:t>22</w:t>
         </w:r>
         <w:r>
           <w:rPr>
@@ -2761,7 +2784,7 @@
             <w:rFonts w:asciiTheme="minorHAnsi" w:hAnsiTheme="minorHAnsi" w:cstheme="minorHAnsi"/>
             <w:noProof/>
           </w:rPr>
-          <w:t>23</w:t>
+          <w:t>22</w:t>
         </w:r>
         <w:r>
           <w:rPr>
@@ -2831,7 +2854,7 @@
             <w:rFonts w:asciiTheme="minorHAnsi" w:hAnsiTheme="minorHAnsi" w:cstheme="minorHAnsi"/>
             <w:noProof/>
           </w:rPr>
-          <w:t>23</w:t>
+          <w:t>22</w:t>
         </w:r>
         <w:r>
           <w:rPr>
@@ -2901,7 +2924,7 @@
             <w:rFonts w:asciiTheme="minorHAnsi" w:hAnsiTheme="minorHAnsi" w:cstheme="minorHAnsi"/>
             <w:noProof/>
           </w:rPr>
-          <w:t>23</w:t>
+          <w:t>22</w:t>
         </w:r>
         <w:r>
           <w:rPr>
@@ -2971,7 +2994,7 @@
             <w:rFonts w:asciiTheme="minorHAnsi" w:hAnsiTheme="minorHAnsi" w:cstheme="minorHAnsi"/>
             <w:noProof/>
           </w:rPr>
-          <w:t>23</w:t>
+          <w:t>22</w:t>
         </w:r>
         <w:r>
           <w:rPr>
@@ -3041,7 +3064,7 @@
             <w:rFonts w:asciiTheme="minorHAnsi" w:hAnsiTheme="minorHAnsi" w:cstheme="minorHAnsi"/>
             <w:noProof/>
           </w:rPr>
-          <w:t>23</w:t>
+          <w:t>22</w:t>
         </w:r>
         <w:r>
           <w:rPr>
@@ -3111,7 +3134,7 @@
             <w:rFonts w:asciiTheme="minorHAnsi" w:hAnsiTheme="minorHAnsi" w:cstheme="minorHAnsi"/>
             <w:noProof/>
           </w:rPr>
-          <w:t>24</w:t>
+          <w:t>23</w:t>
         </w:r>
         <w:r>
           <w:rPr>
@@ -3181,7 +3204,7 @@
             <w:rFonts w:asciiTheme="minorHAnsi" w:hAnsiTheme="minorHAnsi" w:cstheme="minorHAnsi"/>
             <w:noProof/>
           </w:rPr>
-          <w:t>24</w:t>
+          <w:t>23</w:t>
         </w:r>
         <w:r>
           <w:rPr>
@@ -3251,7 +3274,7 @@
             <w:rFonts w:asciiTheme="minorHAnsi" w:hAnsiTheme="minorHAnsi" w:cstheme="minorHAnsi"/>
             <w:noProof/>
           </w:rPr>
-          <w:t>24</w:t>
+          <w:t>23</w:t>
         </w:r>
         <w:r>
           <w:rPr>
@@ -3321,7 +3344,7 @@
             <w:rFonts w:asciiTheme="minorHAnsi" w:hAnsiTheme="minorHAnsi" w:cstheme="minorHAnsi"/>
             <w:noProof/>
           </w:rPr>
-          <w:t>24</w:t>
+          <w:t>23</w:t>
         </w:r>
         <w:r>
           <w:rPr>
@@ -3391,7 +3414,7 @@
             <w:rFonts w:asciiTheme="minorHAnsi" w:hAnsiTheme="minorHAnsi" w:cstheme="minorHAnsi"/>
             <w:noProof/>
           </w:rPr>
-          <w:t>24</w:t>
+          <w:t>23</w:t>
         </w:r>
         <w:r>
           <w:rPr>
@@ -3461,7 +3484,7 @@
             <w:rFonts w:asciiTheme="minorHAnsi" w:hAnsiTheme="minorHAnsi" w:cstheme="minorHAnsi"/>
             <w:noProof/>
           </w:rPr>
-          <w:t>24</w:t>
+          <w:t>23</w:t>
         </w:r>
         <w:r>
           <w:rPr>
@@ -3531,7 +3554,7 @@
             <w:rFonts w:asciiTheme="minorHAnsi" w:hAnsiTheme="minorHAnsi" w:cstheme="minorHAnsi"/>
             <w:noProof/>
           </w:rPr>
-          <w:t>24</w:t>
+          <w:t>23</w:t>
         </w:r>
         <w:r>
           <w:rPr>
@@ -3601,7 +3624,7 @@
             <w:rFonts w:asciiTheme="minorHAnsi" w:hAnsiTheme="minorHAnsi" w:cstheme="minorHAnsi"/>
             <w:noProof/>
           </w:rPr>
-          <w:t>24</w:t>
+          <w:t>23</w:t>
         </w:r>
         <w:r>
           <w:rPr>
@@ -3671,7 +3694,7 @@
             <w:rFonts w:asciiTheme="minorHAnsi" w:hAnsiTheme="minorHAnsi" w:cstheme="minorHAnsi"/>
             <w:noProof/>
           </w:rPr>
-          <w:t>25</w:t>
+          <w:t>24</w:t>
         </w:r>
         <w:r>
           <w:rPr>
@@ -3742,7 +3765,7 @@
             <w:rFonts w:asciiTheme="minorHAnsi" w:hAnsiTheme="minorHAnsi" w:cstheme="minorHAnsi"/>
             <w:noProof/>
           </w:rPr>
-          <w:t>25</w:t>
+          <w:t>24</w:t>
         </w:r>
         <w:r>
           <w:rPr>
@@ -3812,7 +3835,7 @@
             <w:rFonts w:asciiTheme="minorHAnsi" w:hAnsiTheme="minorHAnsi" w:cstheme="minorHAnsi"/>
             <w:noProof/>
           </w:rPr>
-          <w:t>25</w:t>
+          <w:t>24</w:t>
         </w:r>
         <w:r>
           <w:rPr>
@@ -3882,7 +3905,7 @@
             <w:rFonts w:asciiTheme="minorHAnsi" w:hAnsiTheme="minorHAnsi" w:cstheme="minorHAnsi"/>
             <w:noProof/>
           </w:rPr>
-          <w:t>25</w:t>
+          <w:t>24</w:t>
         </w:r>
         <w:r>
           <w:rPr>
@@ -3952,7 +3975,7 @@
             <w:rFonts w:asciiTheme="minorHAnsi" w:hAnsiTheme="minorHAnsi" w:cstheme="minorHAnsi"/>
             <w:noProof/>
           </w:rPr>
-          <w:t>26</w:t>
+          <w:t>25</w:t>
         </w:r>
         <w:r>
           <w:rPr>
@@ -4022,7 +4045,7 @@
             <w:rFonts w:asciiTheme="minorHAnsi" w:hAnsiTheme="minorHAnsi" w:cstheme="minorHAnsi"/>
             <w:noProof/>
           </w:rPr>
-          <w:t>26</w:t>
+          <w:t>25</w:t>
         </w:r>
         <w:r>
           <w:rPr>
@@ -4092,7 +4115,7 @@
             <w:rFonts w:asciiTheme="minorHAnsi" w:hAnsiTheme="minorHAnsi" w:cstheme="minorHAnsi"/>
             <w:noProof/>
           </w:rPr>
-          <w:t>26</w:t>
+          <w:t>25</w:t>
         </w:r>
         <w:r>
           <w:rPr>
@@ -4162,7 +4185,7 @@
             <w:rFonts w:asciiTheme="minorHAnsi" w:hAnsiTheme="minorHAnsi" w:cstheme="minorHAnsi"/>
             <w:noProof/>
           </w:rPr>
-          <w:t>26</w:t>
+          <w:t>25</w:t>
         </w:r>
         <w:r>
           <w:rPr>
@@ -4232,7 +4255,7 @@
             <w:rFonts w:asciiTheme="minorHAnsi" w:hAnsiTheme="minorHAnsi" w:cstheme="minorHAnsi"/>
             <w:noProof/>
           </w:rPr>
-          <w:t>26</w:t>
+          <w:t>25</w:t>
         </w:r>
         <w:r>
           <w:rPr>
@@ -9348,20 +9371,17 @@
             <w:rFonts w:asciiTheme="minorHAnsi" w:hAnsiTheme="minorHAnsi" w:cstheme="minorHAnsi"/>
             <w:noProof/>
           </w:rPr>
-        </w:r>
-        <w:r>
-          <w:rPr>
-            <w:rFonts w:asciiTheme="minorHAnsi" w:hAnsiTheme="minorHAnsi" w:cstheme="minorHAnsi"/>
-            <w:noProof/>
-          </w:rPr>
           <w:fldChar w:fldCharType="separate"/>
         </w:r>
         <w:r>
           <w:rPr>
             <w:rFonts w:asciiTheme="minorHAnsi" w:hAnsiTheme="minorHAnsi" w:cstheme="minorHAnsi"/>
-            <w:noProof/>
-          </w:rPr>
-          <w:t>57</w:t>
+            <w:b/>
+            <w:bCs/>
+            <w:noProof/>
+            <w:lang w:val="fr-FR"/>
+          </w:rPr>
+          <w:t>Erreur ! Signet non défini.</w:t>
         </w:r>
         <w:r>
           <w:rPr>
@@ -9418,20 +9438,17 @@
             <w:rFonts w:asciiTheme="minorHAnsi" w:hAnsiTheme="minorHAnsi" w:cstheme="minorHAnsi"/>
             <w:noProof/>
           </w:rPr>
-        </w:r>
-        <w:r>
-          <w:rPr>
-            <w:rFonts w:asciiTheme="minorHAnsi" w:hAnsiTheme="minorHAnsi" w:cstheme="minorHAnsi"/>
-            <w:noProof/>
-          </w:rPr>
           <w:fldChar w:fldCharType="separate"/>
         </w:r>
         <w:r>
           <w:rPr>
             <w:rFonts w:asciiTheme="minorHAnsi" w:hAnsiTheme="minorHAnsi" w:cstheme="minorHAnsi"/>
-            <w:noProof/>
-          </w:rPr>
-          <w:t>57</w:t>
+            <w:b/>
+            <w:bCs/>
+            <w:noProof/>
+            <w:lang w:val="fr-FR"/>
+          </w:rPr>
+          <w:t>Erreur ! Signet non défini.</w:t>
         </w:r>
         <w:r>
           <w:rPr>
@@ -9488,20 +9505,17 @@
             <w:rFonts w:asciiTheme="minorHAnsi" w:hAnsiTheme="minorHAnsi" w:cstheme="minorHAnsi"/>
             <w:noProof/>
           </w:rPr>
-        </w:r>
-        <w:r>
-          <w:rPr>
-            <w:rFonts w:asciiTheme="minorHAnsi" w:hAnsiTheme="minorHAnsi" w:cstheme="minorHAnsi"/>
-            <w:noProof/>
-          </w:rPr>
           <w:fldChar w:fldCharType="separate"/>
         </w:r>
         <w:r>
           <w:rPr>
             <w:rFonts w:asciiTheme="minorHAnsi" w:hAnsiTheme="minorHAnsi" w:cstheme="minorHAnsi"/>
-            <w:noProof/>
-          </w:rPr>
-          <w:t>57</w:t>
+            <w:b/>
+            <w:bCs/>
+            <w:noProof/>
+            <w:lang w:val="fr-FR"/>
+          </w:rPr>
+          <w:t>Erreur ! Signet non défini.</w:t>
         </w:r>
         <w:r>
           <w:rPr>
@@ -9558,20 +9572,17 @@
             <w:rFonts w:asciiTheme="minorHAnsi" w:hAnsiTheme="minorHAnsi" w:cstheme="minorHAnsi"/>
             <w:noProof/>
           </w:rPr>
-        </w:r>
-        <w:r>
-          <w:rPr>
-            <w:rFonts w:asciiTheme="minorHAnsi" w:hAnsiTheme="minorHAnsi" w:cstheme="minorHAnsi"/>
-            <w:noProof/>
-          </w:rPr>
           <w:fldChar w:fldCharType="separate"/>
         </w:r>
         <w:r>
           <w:rPr>
             <w:rFonts w:asciiTheme="minorHAnsi" w:hAnsiTheme="minorHAnsi" w:cstheme="minorHAnsi"/>
-            <w:noProof/>
-          </w:rPr>
-          <w:t>58</w:t>
+            <w:b/>
+            <w:bCs/>
+            <w:noProof/>
+            <w:lang w:val="fr-FR"/>
+          </w:rPr>
+          <w:t>Erreur ! Signet non défini.</w:t>
         </w:r>
         <w:r>
           <w:rPr>
@@ -9628,20 +9639,17 @@
             <w:rFonts w:asciiTheme="minorHAnsi" w:hAnsiTheme="minorHAnsi" w:cstheme="minorHAnsi"/>
             <w:noProof/>
           </w:rPr>
-        </w:r>
-        <w:r>
-          <w:rPr>
-            <w:rFonts w:asciiTheme="minorHAnsi" w:hAnsiTheme="minorHAnsi" w:cstheme="minorHAnsi"/>
-            <w:noProof/>
-          </w:rPr>
           <w:fldChar w:fldCharType="separate"/>
         </w:r>
         <w:r>
           <w:rPr>
             <w:rFonts w:asciiTheme="minorHAnsi" w:hAnsiTheme="minorHAnsi" w:cstheme="minorHAnsi"/>
-            <w:noProof/>
-          </w:rPr>
-          <w:t>58</w:t>
+            <w:b/>
+            <w:bCs/>
+            <w:noProof/>
+            <w:lang w:val="fr-FR"/>
+          </w:rPr>
+          <w:t>Erreur ! Signet non défini.</w:t>
         </w:r>
         <w:r>
           <w:rPr>
@@ -9698,20 +9706,17 @@
             <w:rFonts w:asciiTheme="minorHAnsi" w:hAnsiTheme="minorHAnsi" w:cstheme="minorHAnsi"/>
             <w:noProof/>
           </w:rPr>
-        </w:r>
-        <w:r>
-          <w:rPr>
-            <w:rFonts w:asciiTheme="minorHAnsi" w:hAnsiTheme="minorHAnsi" w:cstheme="minorHAnsi"/>
-            <w:noProof/>
-          </w:rPr>
           <w:fldChar w:fldCharType="separate"/>
         </w:r>
         <w:r>
           <w:rPr>
             <w:rFonts w:asciiTheme="minorHAnsi" w:hAnsiTheme="minorHAnsi" w:cstheme="minorHAnsi"/>
-            <w:noProof/>
-          </w:rPr>
-          <w:t>59</w:t>
+            <w:b/>
+            <w:bCs/>
+            <w:noProof/>
+            <w:lang w:val="fr-FR"/>
+          </w:rPr>
+          <w:t>Erreur ! Signet non défini.</w:t>
         </w:r>
         <w:r>
           <w:rPr>
@@ -9768,20 +9773,17 @@
             <w:rFonts w:asciiTheme="minorHAnsi" w:hAnsiTheme="minorHAnsi" w:cstheme="minorHAnsi"/>
             <w:noProof/>
           </w:rPr>
-        </w:r>
-        <w:r>
-          <w:rPr>
-            <w:rFonts w:asciiTheme="minorHAnsi" w:hAnsiTheme="minorHAnsi" w:cstheme="minorHAnsi"/>
-            <w:noProof/>
-          </w:rPr>
           <w:fldChar w:fldCharType="separate"/>
         </w:r>
         <w:r>
           <w:rPr>
             <w:rFonts w:asciiTheme="minorHAnsi" w:hAnsiTheme="minorHAnsi" w:cstheme="minorHAnsi"/>
-            <w:noProof/>
-          </w:rPr>
-          <w:t>59</w:t>
+            <w:b/>
+            <w:bCs/>
+            <w:noProof/>
+            <w:lang w:val="fr-FR"/>
+          </w:rPr>
+          <w:t>Erreur ! Signet non défini.</w:t>
         </w:r>
         <w:r>
           <w:rPr>
@@ -9838,20 +9840,17 @@
             <w:rFonts w:asciiTheme="minorHAnsi" w:hAnsiTheme="minorHAnsi" w:cstheme="minorHAnsi"/>
             <w:noProof/>
           </w:rPr>
-        </w:r>
-        <w:r>
-          <w:rPr>
-            <w:rFonts w:asciiTheme="minorHAnsi" w:hAnsiTheme="minorHAnsi" w:cstheme="minorHAnsi"/>
-            <w:noProof/>
-          </w:rPr>
           <w:fldChar w:fldCharType="separate"/>
         </w:r>
         <w:r>
           <w:rPr>
             <w:rFonts w:asciiTheme="minorHAnsi" w:hAnsiTheme="minorHAnsi" w:cstheme="minorHAnsi"/>
-            <w:noProof/>
-          </w:rPr>
-          <w:t>60</w:t>
+            <w:b/>
+            <w:bCs/>
+            <w:noProof/>
+            <w:lang w:val="fr-FR"/>
+          </w:rPr>
+          <w:t>Erreur ! Signet non défini.</w:t>
         </w:r>
         <w:r>
           <w:rPr>
@@ -9908,20 +9907,17 @@
             <w:rFonts w:asciiTheme="minorHAnsi" w:hAnsiTheme="minorHAnsi" w:cstheme="minorHAnsi"/>
             <w:noProof/>
           </w:rPr>
-        </w:r>
-        <w:r>
-          <w:rPr>
-            <w:rFonts w:asciiTheme="minorHAnsi" w:hAnsiTheme="minorHAnsi" w:cstheme="minorHAnsi"/>
-            <w:noProof/>
-          </w:rPr>
           <w:fldChar w:fldCharType="separate"/>
         </w:r>
         <w:r>
           <w:rPr>
             <w:rFonts w:asciiTheme="minorHAnsi" w:hAnsiTheme="minorHAnsi" w:cstheme="minorHAnsi"/>
-            <w:noProof/>
-          </w:rPr>
-          <w:t>60</w:t>
+            <w:b/>
+            <w:bCs/>
+            <w:noProof/>
+            <w:lang w:val="fr-FR"/>
+          </w:rPr>
+          <w:t>Erreur ! Signet non défini.</w:t>
         </w:r>
         <w:r>
           <w:rPr>
@@ -9978,20 +9974,17 @@
             <w:rFonts w:asciiTheme="minorHAnsi" w:hAnsiTheme="minorHAnsi" w:cstheme="minorHAnsi"/>
             <w:noProof/>
           </w:rPr>
-        </w:r>
-        <w:r>
-          <w:rPr>
-            <w:rFonts w:asciiTheme="minorHAnsi" w:hAnsiTheme="minorHAnsi" w:cstheme="minorHAnsi"/>
-            <w:noProof/>
-          </w:rPr>
           <w:fldChar w:fldCharType="separate"/>
         </w:r>
         <w:r>
           <w:rPr>
             <w:rFonts w:asciiTheme="minorHAnsi" w:hAnsiTheme="minorHAnsi" w:cstheme="minorHAnsi"/>
-            <w:noProof/>
-          </w:rPr>
-          <w:t>61</w:t>
+            <w:b/>
+            <w:bCs/>
+            <w:noProof/>
+            <w:lang w:val="fr-FR"/>
+          </w:rPr>
+          <w:t>Erreur ! Signet non défini.</w:t>
         </w:r>
         <w:r>
           <w:rPr>
@@ -10048,20 +10041,17 @@
             <w:rFonts w:asciiTheme="minorHAnsi" w:hAnsiTheme="minorHAnsi" w:cstheme="minorHAnsi"/>
             <w:noProof/>
           </w:rPr>
-        </w:r>
-        <w:r>
-          <w:rPr>
-            <w:rFonts w:asciiTheme="minorHAnsi" w:hAnsiTheme="minorHAnsi" w:cstheme="minorHAnsi"/>
-            <w:noProof/>
-          </w:rPr>
           <w:fldChar w:fldCharType="separate"/>
         </w:r>
         <w:r>
           <w:rPr>
             <w:rFonts w:asciiTheme="minorHAnsi" w:hAnsiTheme="minorHAnsi" w:cstheme="minorHAnsi"/>
-            <w:noProof/>
-          </w:rPr>
-          <w:t>61</w:t>
+            <w:b/>
+            <w:bCs/>
+            <w:noProof/>
+            <w:lang w:val="fr-FR"/>
+          </w:rPr>
+          <w:t>Erreur ! Signet non défini.</w:t>
         </w:r>
         <w:r>
           <w:rPr>
@@ -14349,15 +14339,8 @@
       </w:pPr>
       <w:bookmarkStart w:id="27" w:name="_Toc106470535"/>
       <w:r>
-        <w:t xml:space="preserve">Some </w:t>
-      </w:r>
-      <w:r>
-        <w:t>other m</w:t>
-      </w:r>
-      <w:r>
-        <w:t>ethods</w:t>
-      </w:r>
-      <w:bookmarkEnd w:id="27"/>
+        <w:t>Some other agile methods</w:t>
+      </w:r>
     </w:p>
     <w:p>
       <w:pPr>
@@ -14436,19 +14419,7 @@
         <w:rPr>
           <w:szCs w:val="24"/>
         </w:rPr>
-        <w:t xml:space="preserve">: </w:t>
-      </w:r>
-      <w:r>
-        <w:rPr>
-          <w:szCs w:val="24"/>
-        </w:rPr>
-        <w:t>Like</w:t>
-      </w:r>
-      <w:r>
-        <w:rPr>
-          <w:szCs w:val="24"/>
-        </w:rPr>
-        <w:t xml:space="preserve"> RAD, with priority to features that deliver value, and the use of five activities (develop overall model, build feature list, plan by feature, design by feature, build by feature).</w:t>
+        <w:t>: Like RAD, with priority to features that deliver value, and the use of five activities (develop overall model, build feature list, plan by feature, design by feature, build by feature).</w:t>
       </w:r>
     </w:p>
     <w:p>
@@ -14616,32 +14587,141 @@
     </w:p>
     <w:p>
       <w:pPr>
-        <w:rPr>
-          <w:szCs w:val="24"/>
-          <w:lang w:bidi="ar-SA"/>
-        </w:rPr>
-      </w:pPr>
-    </w:p>
-    <w:p>
-      <w:pPr>
-        <w:rPr>
-          <w:szCs w:val="24"/>
-          <w:lang w:bidi="ar-SA"/>
-        </w:rPr>
-        <w:sectPr>
-          <w:footerReference w:type="default" r:id="rId47"/>
-          <w:pgSz w:w="11906" w:h="16838" w:code="9"/>
-          <w:pgMar w:top="1418" w:right="1418" w:bottom="1418" w:left="1418" w:header="720" w:footer="720" w:gutter="0"/>
-          <w:cols w:space="720"/>
-          <w:titlePg/>
-        </w:sectPr>
-      </w:pPr>
+        <w:spacing w:after="300"/>
+        <w:rPr>
+          <w:i/>
+          <w:iCs/>
+          <w:sz w:val="20"/>
+          <w:lang w:bidi="ar-SA"/>
+        </w:rPr>
+      </w:pPr>
+      <w:r>
+        <w:rPr>
+          <w:i/>
+          <w:iCs/>
+          <w:sz w:val="20"/>
+          <w:lang w:bidi="ar-SA"/>
+        </w:rPr>
+        <w:t>The following text that I have arranged was initially written by ChatGPT (OpenAI) as a synthesis of a dialogue of a few hours on November 4, 2024, during which I asked questions and submitted ideas, thus progressing to this composition. I was thus finally able to name my working methodology evolving since my beginnings with Basic in 1985 through my readings and my personal and professional projects, as well as the lessons received. It is an assembly of certain practices of various methodologies that are effective for me on my own and that I have integrated over time as working tools</w:t>
+      </w:r>
+      <w:r>
+        <w:rPr>
+          <w:i/>
+          <w:iCs/>
+          <w:sz w:val="20"/>
+          <w:lang w:bidi="ar-SA"/>
+        </w:rPr>
+        <w:t>.</w:t>
+      </w:r>
+    </w:p>
+    <w:p>
+      <w:pPr>
+        <w:pStyle w:val="Titre4"/>
+        <w:rPr>
+          <w:lang w:bidi="ar-SA"/>
+        </w:rPr>
+      </w:pPr>
+      <w:r>
+        <w:t>Definition</w:t>
+      </w:r>
+    </w:p>
+    <w:p>
+      <w:pPr>
+        <w:pStyle w:val="Titre4"/>
+      </w:pPr>
+      <w:r>
+        <w:t>Presentation</w:t>
+      </w:r>
+    </w:p>
+    <w:p>
+      <w:pPr>
+        <w:pStyle w:val="Titre4"/>
+      </w:pPr>
+      <w:r>
+        <w:t>Hybridization</w:t>
+      </w:r>
+    </w:p>
+    <w:p>
+      <w:pPr>
+        <w:pStyle w:val="Titre4"/>
+      </w:pPr>
+      <w:r>
+        <w:t>Principles</w:t>
+      </w:r>
+    </w:p>
+    <w:p>
+      <w:pPr>
+        <w:pStyle w:val="Titre5"/>
+      </w:pPr>
+      <w:r>
+        <w:t>Workflow-Centered</w:t>
+      </w:r>
+    </w:p>
+    <w:p>
+      <w:pPr>
+        <w:pStyle w:val="Titre5"/>
+      </w:pPr>
+      <w:r>
+        <w:t>Prototype-Centered</w:t>
+      </w:r>
+    </w:p>
+    <w:p>
+      <w:pPr>
+        <w:pStyle w:val="Titre5"/>
+      </w:pPr>
+      <w:r>
+        <w:t>Refactoring-Centered</w:t>
+      </w:r>
+    </w:p>
+    <w:p>
+      <w:pPr>
+        <w:pStyle w:val="Titre5"/>
+      </w:pPr>
+      <w:r>
+        <w:t>Object-Oriented Focus</w:t>
+      </w:r>
+    </w:p>
+    <w:p>
+      <w:pPr>
+        <w:pStyle w:val="Titre4"/>
+        <w:rPr>
+          <w:lang w:bidi="ar-SA"/>
+        </w:rPr>
+      </w:pPr>
+      <w:r>
+        <w:t>Applicability</w:t>
+      </w:r>
+    </w:p>
+    <w:p>
+      <w:pPr>
+        <w:pStyle w:val="Titre5"/>
+      </w:pPr>
+      <w:r>
+        <w:t>Team Size</w:t>
+      </w:r>
+    </w:p>
+    <w:p>
+      <w:pPr>
+        <w:pStyle w:val="Titre5"/>
+      </w:pPr>
+      <w:r>
+        <w:t>Project Size</w:t>
+      </w:r>
+    </w:p>
+    <w:p>
+      <w:pPr>
+        <w:pStyle w:val="Titre4"/>
+      </w:pPr>
+      <w:r>
+        <w:t>Conclusion</w:t>
+      </w:r>
     </w:p>
     <w:p>
       <w:pPr>
         <w:pStyle w:val="Titre1"/>
       </w:pPr>
       <w:bookmarkStart w:id="28" w:name="_Toc106470536"/>
+      <w:bookmarkEnd w:id="27"/>
       <w:r>
         <w:lastRenderedPageBreak/>
         <w:t>Tools</w:t>
@@ -14713,7 +14793,7 @@
         </w:rPr>
         <w:t xml:space="preserve">Windows @ </w:t>
       </w:r>
-      <w:hyperlink r:id="rId48" w:history="1">
+      <w:hyperlink r:id="rId47" w:history="1">
         <w:r>
           <w:rPr>
             <w:rStyle w:val="Lienhypertexte"/>
@@ -14736,7 +14816,7 @@
         </w:rPr>
         <w:t xml:space="preserve">Process Hacker @ </w:t>
       </w:r>
-      <w:hyperlink r:id="rId49" w:history="1">
+      <w:hyperlink r:id="rId48" w:history="1">
         <w:r>
           <w:rPr>
             <w:rStyle w:val="Lienhypertexte"/>
@@ -14756,7 +14836,7 @@
         </w:rPr>
         <w:t xml:space="preserve">Mem Reduct @ </w:t>
       </w:r>
-      <w:hyperlink r:id="rId50" w:history="1">
+      <w:hyperlink r:id="rId49" w:history="1">
         <w:r>
           <w:rPr>
             <w:rStyle w:val="Lienhypertexte"/>
@@ -14780,7 +14860,7 @@
         </w:rPr>
         <w:t xml:space="preserve">Multiple Monitor @ </w:t>
       </w:r>
-      <w:hyperlink r:id="rId51" w:history="1">
+      <w:hyperlink r:id="rId50" w:history="1">
         <w:r>
           <w:rPr>
             <w:rStyle w:val="Lienhypertexte"/>
@@ -14803,7 +14883,7 @@
         </w:rPr>
         <w:t xml:space="preserve">Power Mixer @ </w:t>
       </w:r>
-      <w:hyperlink r:id="rId52" w:history="1">
+      <w:hyperlink r:id="rId51" w:history="1">
         <w:r>
           <w:rPr>
             <w:rStyle w:val="Lienhypertexte"/>
@@ -14833,7 +14913,7 @@
         </w:rPr>
         <w:t xml:space="preserve">7+ Taskbar Tweaker @ </w:t>
       </w:r>
-      <w:hyperlink r:id="rId53" w:history="1">
+      <w:hyperlink r:id="rId52" w:history="1">
         <w:r>
           <w:rPr>
             <w:rStyle w:val="Lienhypertexte"/>
@@ -14853,7 +14933,7 @@
         </w:rPr>
         <w:t xml:space="preserve">Open Shell @ </w:t>
       </w:r>
-      <w:hyperlink r:id="rId54" w:history="1">
+      <w:hyperlink r:id="rId53" w:history="1">
         <w:r>
           <w:rPr>
             <w:rStyle w:val="Lienhypertexte"/>
@@ -14873,7 +14953,7 @@
         </w:rPr>
         <w:t xml:space="preserve">LaunchBar Commander @ </w:t>
       </w:r>
-      <w:hyperlink r:id="rId55" w:history="1">
+      <w:hyperlink r:id="rId54" w:history="1">
         <w:r>
           <w:rPr>
             <w:rStyle w:val="Lienhypertexte"/>
@@ -14893,7 +14973,7 @@
         </w:rPr>
         <w:t xml:space="preserve">AutoHotKey @ </w:t>
       </w:r>
-      <w:hyperlink r:id="rId56" w:history="1">
+      <w:hyperlink r:id="rId55" w:history="1">
         <w:r>
           <w:rPr>
             <w:rStyle w:val="Lienhypertexte"/>
@@ -14913,7 +14993,7 @@
         </w:rPr>
         <w:t xml:space="preserve">Just Color Picker @ </w:t>
       </w:r>
-      <w:hyperlink r:id="rId57" w:history="1">
+      <w:hyperlink r:id="rId56" w:history="1">
         <w:r>
           <w:rPr>
             <w:rStyle w:val="Lienhypertexte"/>
@@ -14939,7 +15019,7 @@
         </w:rPr>
         <w:t xml:space="preserve"> @ </w:t>
       </w:r>
-      <w:hyperlink r:id="rId58" w:history="1">
+      <w:hyperlink r:id="rId57" w:history="1">
         <w:r>
           <w:rPr>
             <w:rStyle w:val="Lienhypertexte"/>
@@ -14962,7 +15042,7 @@
         </w:rPr>
         <w:t xml:space="preserve">Sizer @ </w:t>
       </w:r>
-      <w:hyperlink r:id="rId59" w:history="1">
+      <w:hyperlink r:id="rId58" w:history="1">
         <w:r>
           <w:rPr>
             <w:rStyle w:val="Lienhypertexte"/>
@@ -15006,7 +15086,7 @@
         </w:rPr>
         <w:t xml:space="preserve">@ </w:t>
       </w:r>
-      <w:hyperlink r:id="rId60" w:history="1">
+      <w:hyperlink r:id="rId59" w:history="1">
         <w:r>
           <w:rPr>
             <w:rStyle w:val="Lienhypertexte"/>
@@ -15038,7 +15118,7 @@
         </w:rPr>
         <w:t xml:space="preserve">@ </w:t>
       </w:r>
-      <w:hyperlink r:id="rId61" w:history="1">
+      <w:hyperlink r:id="rId60" w:history="1">
         <w:r>
           <w:rPr>
             <w:rStyle w:val="Lienhypertexte"/>
@@ -15058,7 +15138,7 @@
         </w:rPr>
         <w:t xml:space="preserve">Link Shell Extension @ </w:t>
       </w:r>
-      <w:hyperlink r:id="rId62" w:history="1">
+      <w:hyperlink r:id="rId61" w:history="1">
         <w:r>
           <w:rPr>
             <w:rStyle w:val="Lienhypertexte"/>
@@ -15078,7 +15158,7 @@
         </w:rPr>
         <w:t xml:space="preserve">LockHunter @ </w:t>
       </w:r>
-      <w:hyperlink r:id="rId63" w:history="1">
+      <w:hyperlink r:id="rId62" w:history="1">
         <w:r>
           <w:rPr>
             <w:rStyle w:val="Lienhypertexte"/>
@@ -15098,7 +15178,7 @@
         </w:rPr>
         <w:t xml:space="preserve">MiniTool Partition Wizard @ </w:t>
       </w:r>
-      <w:hyperlink r:id="rId64" w:history="1">
+      <w:hyperlink r:id="rId63" w:history="1">
         <w:r>
           <w:rPr>
             <w:rStyle w:val="Lienhypertexte"/>
@@ -15130,7 +15210,7 @@
         </w:rPr>
         <w:t xml:space="preserve">O&amp;O DiskImage @ </w:t>
       </w:r>
-      <w:hyperlink r:id="rId65" w:history="1">
+      <w:hyperlink r:id="rId64" w:history="1">
         <w:r>
           <w:rPr>
             <w:rStyle w:val="Lienhypertexte"/>
@@ -15150,7 +15230,7 @@
         </w:rPr>
         <w:t xml:space="preserve">Macrium Reflect @ </w:t>
       </w:r>
-      <w:hyperlink r:id="rId66" w:history="1">
+      <w:hyperlink r:id="rId65" w:history="1">
         <w:r>
           <w:rPr>
             <w:rStyle w:val="Lienhypertexte"/>
@@ -15171,7 +15251,7 @@
         </w:rPr>
         <w:t xml:space="preserve">FreeFileSync @ </w:t>
       </w:r>
-      <w:hyperlink r:id="rId67" w:history="1">
+      <w:hyperlink r:id="rId66" w:history="1">
         <w:r>
           <w:rPr>
             <w:rStyle w:val="Lienhypertexte"/>
@@ -15191,7 +15271,7 @@
         </w:rPr>
         <w:t xml:space="preserve">AutoVer @ </w:t>
       </w:r>
-      <w:hyperlink r:id="rId68" w:history="1">
+      <w:hyperlink r:id="rId67" w:history="1">
         <w:r>
           <w:rPr>
             <w:rStyle w:val="Lienhypertexte"/>
@@ -15233,7 +15313,7 @@
       <w:r>
         <w:t xml:space="preserve"> </w:t>
       </w:r>
-      <w:hyperlink r:id="rId69" w:history="1">
+      <w:hyperlink r:id="rId68" w:history="1">
         <w:r>
           <w:rPr>
             <w:rStyle w:val="Lienhypertexte"/>
@@ -15259,7 +15339,7 @@
       <w:r>
         <w:t xml:space="preserve"> </w:t>
       </w:r>
-      <w:hyperlink r:id="rId70" w:history="1">
+      <w:hyperlink r:id="rId69" w:history="1">
         <w:r>
           <w:rPr>
             <w:rStyle w:val="Lienhypertexte"/>
@@ -15276,7 +15356,7 @@
       <w:r>
         <w:t xml:space="preserve">Tortoise Git @ </w:t>
       </w:r>
-      <w:hyperlink r:id="rId71" w:history="1">
+      <w:hyperlink r:id="rId70" w:history="1">
         <w:r>
           <w:rPr>
             <w:rStyle w:val="Lienhypertexte"/>
@@ -15320,7 +15400,7 @@
         </w:rPr>
         <w:t xml:space="preserve">@ </w:t>
       </w:r>
-      <w:hyperlink r:id="rId72" w:history="1">
+      <w:hyperlink r:id="rId71" w:history="1">
         <w:r>
           <w:rPr>
             <w:rStyle w:val="Lienhypertexte"/>
@@ -15453,7 +15533,7 @@
         </w:rPr>
         <w:t xml:space="preserve">@ </w:t>
       </w:r>
-      <w:hyperlink r:id="rId73" w:history="1">
+      <w:hyperlink r:id="rId72" w:history="1">
         <w:r>
           <w:rPr>
             <w:rStyle w:val="Lienhypertexte"/>
@@ -15498,7 +15578,7 @@
       <w:r>
         <w:t xml:space="preserve"> </w:t>
       </w:r>
-      <w:hyperlink r:id="rId74" w:history="1">
+      <w:hyperlink r:id="rId73" w:history="1">
         <w:r>
           <w:rPr>
             <w:rStyle w:val="Lienhypertexte"/>
@@ -15527,7 +15607,7 @@
       <w:r>
         <w:t xml:space="preserve"> </w:t>
       </w:r>
-      <w:hyperlink r:id="rId75" w:history="1">
+      <w:hyperlink r:id="rId74" w:history="1">
         <w:r>
           <w:rPr>
             <w:rStyle w:val="Lienhypertexte"/>
@@ -15571,7 +15651,7 @@
         </w:rPr>
         <w:t xml:space="preserve">@ </w:t>
       </w:r>
-      <w:hyperlink r:id="rId76" w:history="1">
+      <w:hyperlink r:id="rId75" w:history="1">
         <w:r>
           <w:rPr>
             <w:rStyle w:val="Lienhypertexte"/>
@@ -15622,7 +15702,7 @@
         </w:rPr>
         <w:t xml:space="preserve">@ </w:t>
       </w:r>
-      <w:hyperlink r:id="rId77" w:history="1">
+      <w:hyperlink r:id="rId76" w:history="1">
         <w:r>
           <w:rPr>
             <w:rStyle w:val="Lienhypertexte"/>
@@ -15667,7 +15747,7 @@
         </w:rPr>
         <w:t xml:space="preserve">@ </w:t>
       </w:r>
-      <w:hyperlink r:id="rId78" w:history="1">
+      <w:hyperlink r:id="rId77" w:history="1">
         <w:r>
           <w:rPr>
             <w:rStyle w:val="Lienhypertexte"/>
@@ -15700,7 +15780,7 @@
         </w:rPr>
         <w:t xml:space="preserve">@ </w:t>
       </w:r>
-      <w:hyperlink r:id="rId79" w:history="1">
+      <w:hyperlink r:id="rId78" w:history="1">
         <w:r>
           <w:rPr>
             <w:rStyle w:val="Lienhypertexte"/>
@@ -15746,7 +15826,7 @@
         </w:rPr>
         <w:t xml:space="preserve"> </w:t>
       </w:r>
-      <w:hyperlink r:id="rId80" w:history="1">
+      <w:hyperlink r:id="rId79" w:history="1">
         <w:r>
           <w:rPr>
             <w:rStyle w:val="Lienhypertexte"/>
@@ -15776,12 +15856,31 @@
         </w:rPr>
         <w:t xml:space="preserve">SQL Server @ </w:t>
       </w:r>
+      <w:hyperlink r:id="rId80" w:history="1">
+        <w:r>
+          <w:rPr>
+            <w:rStyle w:val="Lienhypertexte"/>
+          </w:rPr>
+          <w:t>www.microsoft.com/sql-server</w:t>
+        </w:r>
+      </w:hyperlink>
+    </w:p>
+    <w:p>
+      <w:pPr>
+        <w:spacing w:after="60" w:line="240" w:lineRule="auto"/>
+      </w:pPr>
+      <w:r>
+        <w:rPr>
+          <w:lang w:bidi="ar-SA"/>
+        </w:rPr>
+        <w:t xml:space="preserve">Access @ </w:t>
+      </w:r>
       <w:hyperlink r:id="rId81" w:history="1">
         <w:r>
           <w:rPr>
             <w:rStyle w:val="Lienhypertexte"/>
           </w:rPr>
-          <w:t>www.microsoft.com/sql-server</w:t>
+          <w:t>www.microsoft.com/microsoft-365/access</w:t>
         </w:r>
       </w:hyperlink>
     </w:p>
@@ -15793,14 +15892,14 @@
         <w:rPr>
           <w:lang w:bidi="ar-SA"/>
         </w:rPr>
-        <w:t xml:space="preserve">Access @ </w:t>
+        <w:t xml:space="preserve">SQLite @ </w:t>
       </w:r>
       <w:hyperlink r:id="rId82" w:history="1">
         <w:r>
           <w:rPr>
             <w:rStyle w:val="Lienhypertexte"/>
           </w:rPr>
-          <w:t>www.microsoft.com/microsoft-365/access</w:t>
+          <w:t>www.sqlite.org</w:t>
         </w:r>
       </w:hyperlink>
     </w:p>
@@ -15812,14 +15911,14 @@
         <w:rPr>
           <w:lang w:bidi="ar-SA"/>
         </w:rPr>
-        <w:t xml:space="preserve">SQLite @ </w:t>
+        <w:t xml:space="preserve">SQLite ODBC @ </w:t>
       </w:r>
       <w:hyperlink r:id="rId83" w:history="1">
         <w:r>
           <w:rPr>
             <w:rStyle w:val="Lienhypertexte"/>
           </w:rPr>
-          <w:t>www.sqlite.org</w:t>
+          <w:t>www.ch-werner.de/sqliteodbc</w:t>
         </w:r>
       </w:hyperlink>
     </w:p>
@@ -15831,33 +15930,36 @@
         <w:rPr>
           <w:lang w:bidi="ar-SA"/>
         </w:rPr>
-        <w:t xml:space="preserve">SQLite ODBC @ </w:t>
+        <w:t xml:space="preserve">SQLite.NET @ </w:t>
       </w:r>
       <w:hyperlink r:id="rId84" w:history="1">
         <w:r>
           <w:rPr>
             <w:rStyle w:val="Lienhypertexte"/>
           </w:rPr>
-          <w:t>www.ch-werner.de/sqliteodbc</w:t>
+          <w:t>system.data.sqlite.org</w:t>
         </w:r>
       </w:hyperlink>
     </w:p>
     <w:p>
       <w:pPr>
         <w:spacing w:after="60" w:line="240" w:lineRule="auto"/>
-      </w:pPr>
-      <w:r>
-        <w:rPr>
-          <w:lang w:bidi="ar-SA"/>
-        </w:rPr>
-        <w:t xml:space="preserve">SQLite.NET @ </w:t>
+        <w:rPr>
+          <w:rStyle w:val="Lienhypertexte"/>
+        </w:rPr>
+      </w:pPr>
+      <w:r>
+        <w:rPr>
+          <w:lang w:bidi="ar-SA"/>
+        </w:rPr>
+        <w:t xml:space="preserve">SQLite Studio @ </w:t>
       </w:r>
       <w:hyperlink r:id="rId85" w:history="1">
         <w:r>
           <w:rPr>
             <w:rStyle w:val="Lienhypertexte"/>
           </w:rPr>
-          <w:t>system.data.sqlite.org</w:t>
+          <w:t>sqlitestudio.pl</w:t>
         </w:r>
       </w:hyperlink>
     </w:p>
@@ -15872,14 +15974,14 @@
         <w:rPr>
           <w:lang w:bidi="ar-SA"/>
         </w:rPr>
-        <w:t xml:space="preserve">SQLite Studio @ </w:t>
+        <w:t xml:space="preserve">MySQL @ </w:t>
       </w:r>
       <w:hyperlink r:id="rId86" w:history="1">
         <w:r>
           <w:rPr>
             <w:rStyle w:val="Lienhypertexte"/>
           </w:rPr>
-          <w:t>sqlitestudio.pl</w:t>
+          <w:t>www.mysql.com</w:t>
         </w:r>
       </w:hyperlink>
     </w:p>
@@ -15894,14 +15996,14 @@
         <w:rPr>
           <w:lang w:bidi="ar-SA"/>
         </w:rPr>
-        <w:t xml:space="preserve">MySQL @ </w:t>
+        <w:t xml:space="preserve">phpMyAdmin @ </w:t>
       </w:r>
       <w:hyperlink r:id="rId87" w:history="1">
         <w:r>
           <w:rPr>
             <w:rStyle w:val="Lienhypertexte"/>
           </w:rPr>
-          <w:t>www.mysql.com</w:t>
+          <w:t>www.phpmyadmin.net</w:t>
         </w:r>
       </w:hyperlink>
     </w:p>
@@ -15916,31 +16018,9 @@
         <w:rPr>
           <w:lang w:bidi="ar-SA"/>
         </w:rPr>
-        <w:t xml:space="preserve">phpMyAdmin @ </w:t>
+        <w:t xml:space="preserve">DBSchema @ </w:t>
       </w:r>
       <w:hyperlink r:id="rId88" w:history="1">
-        <w:r>
-          <w:rPr>
-            <w:rStyle w:val="Lienhypertexte"/>
-          </w:rPr>
-          <w:t>www.phpmyadmin.net</w:t>
-        </w:r>
-      </w:hyperlink>
-    </w:p>
-    <w:p>
-      <w:pPr>
-        <w:spacing w:after="60" w:line="240" w:lineRule="auto"/>
-        <w:rPr>
-          <w:rStyle w:val="Lienhypertexte"/>
-        </w:rPr>
-      </w:pPr>
-      <w:r>
-        <w:rPr>
-          <w:lang w:bidi="ar-SA"/>
-        </w:rPr>
-        <w:t xml:space="preserve">DBSchema @ </w:t>
-      </w:r>
-      <w:hyperlink r:id="rId89" w:history="1">
         <w:r>
           <w:rPr>
             <w:rStyle w:val="Lienhypertexte"/>
@@ -15999,7 +16079,7 @@
         </w:rPr>
         <w:t xml:space="preserve">@ </w:t>
       </w:r>
-      <w:hyperlink r:id="rId90" w:history="1">
+      <w:hyperlink r:id="rId89" w:history="1">
         <w:r>
           <w:rPr>
             <w:rStyle w:val="Lienhypertexte"/>
@@ -16022,7 +16102,7 @@
         </w:rPr>
         <w:t xml:space="preserve">@ </w:t>
       </w:r>
-      <w:hyperlink r:id="rId91" w:history="1">
+      <w:hyperlink r:id="rId90" w:history="1">
         <w:r>
           <w:rPr>
             <w:rStyle w:val="Lienhypertexte"/>
@@ -16045,7 +16125,7 @@
         </w:rPr>
         <w:t xml:space="preserve">@ </w:t>
       </w:r>
-      <w:hyperlink r:id="rId92" w:history="1">
+      <w:hyperlink r:id="rId91" w:history="1">
         <w:r>
           <w:rPr>
             <w:rStyle w:val="Lienhypertexte"/>
@@ -16079,12 +16159,37 @@
         </w:rPr>
         <w:t xml:space="preserve">Extension Manager @ </w:t>
       </w:r>
+      <w:hyperlink r:id="rId92" w:history="1">
+        <w:r>
+          <w:rPr>
+            <w:rStyle w:val="Lienhypertexte"/>
+          </w:rPr>
+          <w:t>github.com/madskristensen/ExtensionPackTools</w:t>
+        </w:r>
+      </w:hyperlink>
+    </w:p>
+    <w:p>
+      <w:pPr>
+        <w:spacing w:after="60" w:line="240" w:lineRule="auto"/>
+      </w:pPr>
+      <w:r>
+        <w:rPr>
+          <w:lang w:bidi="ar-SA"/>
+        </w:rPr>
+        <w:t>Keyboard Shortcuts Manager</w:t>
+      </w:r>
+      <w:r>
+        <w:rPr>
+          <w:lang w:bidi="ar-SA"/>
+        </w:rPr>
+        <w:t xml:space="preserve"> @ </w:t>
+      </w:r>
       <w:hyperlink r:id="rId93" w:history="1">
         <w:r>
           <w:rPr>
             <w:rStyle w:val="Lienhypertexte"/>
           </w:rPr>
-          <w:t>github.com/madskristensen/ExtensionPackTools</w:t>
+          <w:t>github.com/justcla/VSShortcutsManager</w:t>
         </w:r>
       </w:hyperlink>
     </w:p>
@@ -16096,7 +16201,45 @@
         <w:rPr>
           <w:lang w:bidi="ar-SA"/>
         </w:rPr>
-        <w:t>Keyboard Shortcuts Manager</w:t>
+        <w:t xml:space="preserve">TGit @ </w:t>
+      </w:r>
+      <w:hyperlink r:id="rId94" w:history="1">
+        <w:r>
+          <w:rPr>
+            <w:rStyle w:val="Lienhypertexte"/>
+          </w:rPr>
+          <w:t>github.com/sboulema/TGIT</w:t>
+        </w:r>
+      </w:hyperlink>
+    </w:p>
+    <w:p>
+      <w:pPr>
+        <w:spacing w:after="60" w:line="240" w:lineRule="auto"/>
+      </w:pPr>
+      <w:r>
+        <w:t xml:space="preserve">CodeNav </w:t>
+      </w:r>
+      <w:r>
+        <w:rPr>
+          <w:lang w:bidi="ar-SA"/>
+        </w:rPr>
+        <w:t xml:space="preserve">@ </w:t>
+      </w:r>
+      <w:hyperlink r:id="rId95" w:history="1">
+        <w:r>
+          <w:rPr>
+            <w:rStyle w:val="Lienhypertexte"/>
+          </w:rPr>
+          <w:t>github.com/sboulema/CodeNav</w:t>
+        </w:r>
+      </w:hyperlink>
+    </w:p>
+    <w:p>
+      <w:pPr>
+        <w:spacing w:after="60" w:line="240" w:lineRule="auto"/>
+      </w:pPr>
+      <w:r>
+        <w:t>PeekHelp</w:t>
       </w:r>
       <w:r>
         <w:rPr>
@@ -16104,12 +16247,12 @@
         </w:rPr>
         <w:t xml:space="preserve"> @ </w:t>
       </w:r>
-      <w:hyperlink r:id="rId94" w:history="1">
-        <w:r>
-          <w:rPr>
-            <w:rStyle w:val="Lienhypertexte"/>
-          </w:rPr>
-          <w:t>github.com/justcla/VSShortcutsManager</w:t>
+      <w:hyperlink r:id="rId96" w:history="1">
+        <w:r>
+          <w:rPr>
+            <w:rStyle w:val="Lienhypertexte"/>
+          </w:rPr>
+          <w:t>github.com/Microsoft/VS-PPT</w:t>
         </w:r>
       </w:hyperlink>
     </w:p>
@@ -16121,23 +16264,67 @@
         <w:rPr>
           <w:lang w:bidi="ar-SA"/>
         </w:rPr>
-        <w:t xml:space="preserve">TGit @ </w:t>
-      </w:r>
-      <w:hyperlink r:id="rId95" w:history="1">
-        <w:r>
-          <w:rPr>
-            <w:rStyle w:val="Lienhypertexte"/>
-          </w:rPr>
-          <w:t>github.com/sboulema/TGIT</w:t>
+        <w:t xml:space="preserve">Power Commands @ </w:t>
+      </w:r>
+      <w:hyperlink r:id="rId97" w:history="1">
+        <w:r>
+          <w:rPr>
+            <w:rStyle w:val="Lienhypertexte"/>
+          </w:rPr>
+          <w:t>github.com/Microsoft/VS-PPT</w:t>
         </w:r>
       </w:hyperlink>
     </w:p>
     <w:p>
       <w:pPr>
         <w:spacing w:after="60" w:line="240" w:lineRule="auto"/>
-      </w:pPr>
-      <w:r>
-        <w:t xml:space="preserve">CodeNav </w:t>
+        <w:rPr>
+          <w:rStyle w:val="Lienhypertexte"/>
+        </w:rPr>
+      </w:pPr>
+      <w:r>
+        <w:rPr>
+          <w:lang w:bidi="ar-SA"/>
+        </w:rPr>
+        <w:t xml:space="preserve">Hot Commands @ </w:t>
+      </w:r>
+      <w:hyperlink r:id="rId98" w:history="1">
+        <w:r>
+          <w:rPr>
+            <w:rStyle w:val="Lienhypertexte"/>
+          </w:rPr>
+          <w:t>github.com/justcla/HotCommands</w:t>
+        </w:r>
+      </w:hyperlink>
+    </w:p>
+    <w:p>
+      <w:pPr>
+        <w:spacing w:after="60" w:line="240" w:lineRule="auto"/>
+      </w:pPr>
+      <w:r>
+        <w:rPr>
+          <w:lang w:bidi="ar-SA"/>
+        </w:rPr>
+        <w:t xml:space="preserve">Visual Studio Iconizer @ </w:t>
+      </w:r>
+      <w:hyperlink r:id="rId99" w:history="1">
+        <w:r>
+          <w:rPr>
+            <w:rStyle w:val="Lienhypertexte"/>
+          </w:rPr>
+          <w:t>github.com/olegtarasov/VSIconizer</w:t>
+        </w:r>
+      </w:hyperlink>
+    </w:p>
+    <w:p>
+      <w:pPr>
+        <w:spacing w:after="60" w:line="240" w:lineRule="auto"/>
+        <w:rPr>
+          <w:rStyle w:val="Lienhypertexte"/>
+        </w:rPr>
+      </w:pPr>
+      <w:r>
+        <w:t xml:space="preserve">ClearRecent </w:t>
       </w:r>
       <w:r>
         <w:rPr>
@@ -16145,12 +16332,12 @@
         </w:rPr>
         <w:t xml:space="preserve">@ </w:t>
       </w:r>
-      <w:hyperlink r:id="rId96" w:history="1">
-        <w:r>
-          <w:rPr>
-            <w:rStyle w:val="Lienhypertexte"/>
-          </w:rPr>
-          <w:t>github.com/sboulema/CodeNav</w:t>
+      <w:hyperlink r:id="rId100" w:history="1">
+        <w:r>
+          <w:rPr>
+            <w:rStyle w:val="Lienhypertexte"/>
+          </w:rPr>
+          <w:t>github.com/GrzegorzKozub/ClearRecent</w:t>
         </w:r>
       </w:hyperlink>
     </w:p>
@@ -16159,119 +16346,12 @@
         <w:spacing w:after="60" w:line="240" w:lineRule="auto"/>
       </w:pPr>
       <w:r>
-        <w:t>PeekHelp</w:t>
-      </w:r>
-      <w:r>
-        <w:rPr>
-          <w:lang w:bidi="ar-SA"/>
-        </w:rPr>
-        <w:t xml:space="preserve"> @ </w:t>
-      </w:r>
-      <w:hyperlink r:id="rId97" w:history="1">
-        <w:r>
-          <w:rPr>
-            <w:rStyle w:val="Lienhypertexte"/>
-          </w:rPr>
-          <w:t>github.com/Microsoft/VS-PPT</w:t>
-        </w:r>
-      </w:hyperlink>
-    </w:p>
-    <w:p>
-      <w:pPr>
-        <w:spacing w:after="60" w:line="240" w:lineRule="auto"/>
-      </w:pPr>
-      <w:r>
-        <w:rPr>
-          <w:lang w:bidi="ar-SA"/>
-        </w:rPr>
-        <w:t xml:space="preserve">Power Commands @ </w:t>
-      </w:r>
-      <w:hyperlink r:id="rId98" w:history="1">
-        <w:r>
-          <w:rPr>
-            <w:rStyle w:val="Lienhypertexte"/>
-          </w:rPr>
-          <w:t>github.com/Microsoft/VS-PPT</w:t>
-        </w:r>
-      </w:hyperlink>
-    </w:p>
-    <w:p>
-      <w:pPr>
-        <w:spacing w:after="60" w:line="240" w:lineRule="auto"/>
-        <w:rPr>
-          <w:rStyle w:val="Lienhypertexte"/>
-        </w:rPr>
-      </w:pPr>
-      <w:r>
-        <w:rPr>
-          <w:lang w:bidi="ar-SA"/>
-        </w:rPr>
-        <w:t xml:space="preserve">Hot Commands @ </w:t>
-      </w:r>
-      <w:hyperlink r:id="rId99" w:history="1">
-        <w:r>
-          <w:rPr>
-            <w:rStyle w:val="Lienhypertexte"/>
-          </w:rPr>
-          <w:t>github.com/justcla/HotCommands</w:t>
-        </w:r>
-      </w:hyperlink>
-    </w:p>
-    <w:p>
-      <w:pPr>
-        <w:spacing w:after="60" w:line="240" w:lineRule="auto"/>
-      </w:pPr>
-      <w:r>
-        <w:rPr>
-          <w:lang w:bidi="ar-SA"/>
-        </w:rPr>
-        <w:t xml:space="preserve">Visual Studio Iconizer @ </w:t>
-      </w:r>
-      <w:hyperlink r:id="rId100" w:history="1">
-        <w:r>
-          <w:rPr>
-            <w:rStyle w:val="Lienhypertexte"/>
-          </w:rPr>
-          <w:t>github.com/olegtarasov/VSIconizer</w:t>
-        </w:r>
-      </w:hyperlink>
-    </w:p>
-    <w:p>
-      <w:pPr>
-        <w:spacing w:after="60" w:line="240" w:lineRule="auto"/>
-        <w:rPr>
-          <w:rStyle w:val="Lienhypertexte"/>
-        </w:rPr>
-      </w:pPr>
-      <w:r>
-        <w:t xml:space="preserve">ClearRecent </w:t>
-      </w:r>
-      <w:r>
-        <w:rPr>
-          <w:lang w:bidi="ar-SA"/>
-        </w:rPr>
-        <w:t xml:space="preserve">@ </w:t>
+        <w:rPr>
+          <w:lang w:bidi="ar-SA"/>
+        </w:rPr>
+        <w:t xml:space="preserve">Editor Guidelines @ </w:t>
       </w:r>
       <w:hyperlink r:id="rId101" w:history="1">
-        <w:r>
-          <w:rPr>
-            <w:rStyle w:val="Lienhypertexte"/>
-          </w:rPr>
-          <w:t>github.com/GrzegorzKozub/ClearRecent</w:t>
-        </w:r>
-      </w:hyperlink>
-    </w:p>
-    <w:p>
-      <w:pPr>
-        <w:spacing w:after="60" w:line="240" w:lineRule="auto"/>
-      </w:pPr>
-      <w:r>
-        <w:rPr>
-          <w:lang w:bidi="ar-SA"/>
-        </w:rPr>
-        <w:t xml:space="preserve">Editor Guidelines @ </w:t>
-      </w:r>
-      <w:hyperlink r:id="rId102" w:history="1">
         <w:r>
           <w:rPr>
             <w:rStyle w:val="Lienhypertexte"/>
@@ -16322,7 +16402,7 @@
         </w:rPr>
         <w:t xml:space="preserve">@ </w:t>
       </w:r>
-      <w:hyperlink r:id="rId103" w:history="1">
+      <w:hyperlink r:id="rId102" w:history="1">
         <w:r>
           <w:rPr>
             <w:rStyle w:val="Lienhypertexte"/>
@@ -16352,51 +16432,51 @@
         </w:rPr>
         <w:t xml:space="preserve"> @ </w:t>
       </w:r>
+      <w:hyperlink r:id="rId103" w:history="1">
+        <w:r>
+          <w:rPr>
+            <w:rStyle w:val="Lienhypertexte"/>
+          </w:rPr>
+          <w:t>github.com/madskristensen/ToggleQuickInfo</w:t>
+        </w:r>
+      </w:hyperlink>
+    </w:p>
+    <w:p>
+      <w:pPr>
+        <w:spacing w:after="60" w:line="240" w:lineRule="auto"/>
+        <w:rPr>
+          <w:rStyle w:val="Lienhypertexte"/>
+        </w:rPr>
+      </w:pPr>
+      <w:r>
+        <w:t xml:space="preserve">ResetZoom </w:t>
+      </w:r>
+      <w:r>
+        <w:rPr>
+          <w:lang w:bidi="ar-SA"/>
+        </w:rPr>
+        <w:t xml:space="preserve">@ </w:t>
+      </w:r>
       <w:hyperlink r:id="rId104" w:history="1">
         <w:r>
           <w:rPr>
             <w:rStyle w:val="Lienhypertexte"/>
           </w:rPr>
-          <w:t>github.com/madskristensen/ToggleQuickInfo</w:t>
+          <w:t>github.com/madskristensen/resetzoom</w:t>
         </w:r>
       </w:hyperlink>
     </w:p>
     <w:p>
       <w:pPr>
         <w:spacing w:after="60" w:line="240" w:lineRule="auto"/>
-        <w:rPr>
-          <w:rStyle w:val="Lienhypertexte"/>
-        </w:rPr>
-      </w:pPr>
-      <w:r>
-        <w:t xml:space="preserve">ResetZoom </w:t>
-      </w:r>
-      <w:r>
-        <w:rPr>
-          <w:lang w:bidi="ar-SA"/>
-        </w:rPr>
-        <w:t xml:space="preserve">@ </w:t>
+      </w:pPr>
+      <w:r>
+        <w:rPr>
+          <w:lang w:bidi="ar-SA"/>
+        </w:rPr>
+        <w:t xml:space="preserve">File Icons @ </w:t>
       </w:r>
       <w:hyperlink r:id="rId105" w:history="1">
-        <w:r>
-          <w:rPr>
-            <w:rStyle w:val="Lienhypertexte"/>
-          </w:rPr>
-          <w:t>github.com/madskristensen/resetzoom</w:t>
-        </w:r>
-      </w:hyperlink>
-    </w:p>
-    <w:p>
-      <w:pPr>
-        <w:spacing w:after="60" w:line="240" w:lineRule="auto"/>
-      </w:pPr>
-      <w:r>
-        <w:rPr>
-          <w:lang w:bidi="ar-SA"/>
-        </w:rPr>
-        <w:t xml:space="preserve">File Icons @ </w:t>
-      </w:r>
-      <w:hyperlink r:id="rId106" w:history="1">
         <w:r>
           <w:rPr>
             <w:rStyle w:val="Lienhypertexte"/>
@@ -16420,7 +16500,7 @@
         </w:rPr>
         <w:t xml:space="preserve">Disable Solution Explorer's Dynamic Nodes @ </w:t>
       </w:r>
-      <w:hyperlink r:id="rId107" w:history="1">
+      <w:hyperlink r:id="rId106" w:history="1">
         <w:r>
           <w:rPr>
             <w:rStyle w:val="Lienhypertexte"/>
@@ -16447,12 +16527,34 @@
       <w:r>
         <w:t xml:space="preserve"> </w:t>
       </w:r>
+      <w:hyperlink r:id="rId107" w:history="1">
+        <w:r>
+          <w:rPr>
+            <w:rStyle w:val="Lienhypertexte"/>
+          </w:rPr>
+          <w:t>github.com/madskristensen/MarkdownEditor</w:t>
+        </w:r>
+      </w:hyperlink>
+    </w:p>
+    <w:p>
+      <w:pPr>
+        <w:spacing w:after="60" w:line="240" w:lineRule="auto"/>
+        <w:rPr>
+          <w:rStyle w:val="Lienhypertexte"/>
+        </w:rPr>
+      </w:pPr>
+      <w:r>
+        <w:rPr>
+          <w:lang w:bidi="ar-SA"/>
+        </w:rPr>
+        <w:t xml:space="preserve">Better Comments @ </w:t>
+      </w:r>
       <w:hyperlink r:id="rId108" w:history="1">
         <w:r>
           <w:rPr>
             <w:rStyle w:val="Lienhypertexte"/>
           </w:rPr>
-          <w:t>github.com/madskristensen/MarkdownEditor</w:t>
+          <w:t>github.com/omsharp/BetterComments</w:t>
         </w:r>
       </w:hyperlink>
     </w:p>
@@ -16464,17 +16566,20 @@
         </w:rPr>
       </w:pPr>
       <w:r>
-        <w:rPr>
-          <w:lang w:bidi="ar-SA"/>
-        </w:rPr>
-        <w:t xml:space="preserve">Better Comments @ </w:t>
+        <w:t xml:space="preserve">Toggle Comment </w:t>
+      </w:r>
+      <w:r>
+        <w:rPr>
+          <w:lang w:bidi="ar-SA"/>
+        </w:rPr>
+        <w:t xml:space="preserve">@ </w:t>
       </w:r>
       <w:hyperlink r:id="rId109" w:history="1">
         <w:r>
           <w:rPr>
             <w:rStyle w:val="Lienhypertexte"/>
           </w:rPr>
-          <w:t>github.com/omsharp/BetterComments</w:t>
+          <w:t>github.com/munyabe/ToggleComment</w:t>
         </w:r>
       </w:hyperlink>
     </w:p>
@@ -16486,7 +16591,7 @@
         </w:rPr>
       </w:pPr>
       <w:r>
-        <w:t xml:space="preserve">Toggle Comment </w:t>
+        <w:t xml:space="preserve">FormatAllFiles </w:t>
       </w:r>
       <w:r>
         <w:rPr>
@@ -16499,7 +16604,7 @@
           <w:rPr>
             <w:rStyle w:val="Lienhypertexte"/>
           </w:rPr>
-          <w:t>github.com/munyabe/ToggleComment</w:t>
+          <w:t>github.com/munyabe/FormatAllFiles</w:t>
         </w:r>
       </w:hyperlink>
     </w:p>
@@ -16511,7 +16616,32 @@
         </w:rPr>
       </w:pPr>
       <w:r>
-        <w:t xml:space="preserve">FormatAllFiles </w:t>
+        <w:t xml:space="preserve">Menees VS Tools @ </w:t>
+      </w:r>
+      <w:r>
+        <w:rPr>
+          <w:lang w:bidi="ar-SA"/>
+        </w:rPr>
+        <w:t xml:space="preserve"> </w:t>
+      </w:r>
+      <w:hyperlink r:id="rId111" w:history="1">
+        <w:r>
+          <w:rPr>
+            <w:rStyle w:val="Lienhypertexte"/>
+          </w:rPr>
+          <w:t>github.com/menees/VsTools</w:t>
+        </w:r>
+      </w:hyperlink>
+    </w:p>
+    <w:p>
+      <w:pPr>
+        <w:spacing w:after="60" w:line="240" w:lineRule="auto"/>
+        <w:rPr>
+          <w:rStyle w:val="Lienhypertexte"/>
+        </w:rPr>
+      </w:pPr>
+      <w:r>
+        <w:t xml:space="preserve">Type Hierarchy Viewer </w:t>
       </w:r>
       <w:r>
         <w:rPr>
@@ -16519,12 +16649,12 @@
         </w:rPr>
         <w:t xml:space="preserve">@ </w:t>
       </w:r>
-      <w:hyperlink r:id="rId111" w:history="1">
-        <w:r>
-          <w:rPr>
-            <w:rStyle w:val="Lienhypertexte"/>
-          </w:rPr>
-          <w:t>github.com/munyabe/FormatAllFiles</w:t>
+      <w:hyperlink r:id="rId112" w:history="1">
+        <w:r>
+          <w:rPr>
+            <w:rStyle w:val="Lienhypertexte"/>
+          </w:rPr>
+          <w:t>github.com/munyabe/TypeHierarchyViewer</w:t>
         </w:r>
       </w:hyperlink>
     </w:p>
@@ -16536,20 +16666,20 @@
         </w:rPr>
       </w:pPr>
       <w:r>
-        <w:t xml:space="preserve">Menees VS Tools @ </w:t>
-      </w:r>
-      <w:r>
-        <w:rPr>
-          <w:lang w:bidi="ar-SA"/>
-        </w:rPr>
-        <w:t xml:space="preserve"> </w:t>
-      </w:r>
-      <w:hyperlink r:id="rId112" w:history="1">
-        <w:r>
-          <w:rPr>
-            <w:rStyle w:val="Lienhypertexte"/>
-          </w:rPr>
-          <w:t>github.com/menees/VsTools</w:t>
+        <w:t xml:space="preserve">Paste JSON as Code - quicktype </w:t>
+      </w:r>
+      <w:r>
+        <w:rPr>
+          <w:lang w:bidi="ar-SA"/>
+        </w:rPr>
+        <w:t xml:space="preserve">@ </w:t>
+      </w:r>
+      <w:hyperlink r:id="rId113" w:history="1">
+        <w:r>
+          <w:rPr>
+            <w:rStyle w:val="Lienhypertexte"/>
+          </w:rPr>
+          <w:t>github.com/quicktype/quicktype-vs</w:t>
         </w:r>
       </w:hyperlink>
     </w:p>
@@ -16561,7 +16691,7 @@
         </w:rPr>
       </w:pPr>
       <w:r>
-        <w:t xml:space="preserve">Type Hierarchy Viewer </w:t>
+        <w:t xml:space="preserve">SonarLint </w:t>
       </w:r>
       <w:r>
         <w:rPr>
@@ -16569,24 +16699,44 @@
         </w:rPr>
         <w:t xml:space="preserve">@ </w:t>
       </w:r>
-      <w:hyperlink r:id="rId113" w:history="1">
-        <w:r>
-          <w:rPr>
-            <w:rStyle w:val="Lienhypertexte"/>
-          </w:rPr>
-          <w:t>github.com/munyabe/TypeHierarchyViewer</w:t>
+      <w:hyperlink r:id="rId114" w:history="1">
+        <w:r>
+          <w:rPr>
+            <w:rStyle w:val="Lienhypertexte"/>
+          </w:rPr>
+          <w:t>www.sonarlint.org/visualstudio</w:t>
         </w:r>
       </w:hyperlink>
     </w:p>
     <w:p>
       <w:pPr>
         <w:spacing w:after="60" w:line="240" w:lineRule="auto"/>
+      </w:pPr>
+      <w:bookmarkStart w:id="68" w:name="_Toc44679117"/>
+      <w:r>
+        <w:rPr>
+          <w:lang w:bidi="ar-SA"/>
+        </w:rPr>
+        <w:t xml:space="preserve">ILSpy @ </w:t>
+      </w:r>
+      <w:hyperlink r:id="rId115" w:history="1">
+        <w:r>
+          <w:rPr>
+            <w:rStyle w:val="Lienhypertexte"/>
+          </w:rPr>
+          <w:t>github.com/icsharpcode/ILSpy</w:t>
+        </w:r>
+      </w:hyperlink>
+    </w:p>
+    <w:p>
+      <w:pPr>
+        <w:spacing w:after="60" w:line="240" w:lineRule="auto"/>
         <w:rPr>
           <w:rStyle w:val="Lienhypertexte"/>
         </w:rPr>
       </w:pPr>
       <w:r>
-        <w:t xml:space="preserve">Paste JSON as Code - quicktype </w:t>
+        <w:t xml:space="preserve">OzCode </w:t>
       </w:r>
       <w:r>
         <w:rPr>
@@ -16594,77 +16744,7 @@
         </w:rPr>
         <w:t xml:space="preserve">@ </w:t>
       </w:r>
-      <w:hyperlink r:id="rId114" w:history="1">
-        <w:r>
-          <w:rPr>
-            <w:rStyle w:val="Lienhypertexte"/>
-          </w:rPr>
-          <w:t>github.com/quicktype/quicktype-vs</w:t>
-        </w:r>
-      </w:hyperlink>
-    </w:p>
-    <w:p>
-      <w:pPr>
-        <w:spacing w:after="60" w:line="240" w:lineRule="auto"/>
-        <w:rPr>
-          <w:rStyle w:val="Lienhypertexte"/>
-        </w:rPr>
-      </w:pPr>
-      <w:r>
-        <w:t xml:space="preserve">SonarLint </w:t>
-      </w:r>
-      <w:r>
-        <w:rPr>
-          <w:lang w:bidi="ar-SA"/>
-        </w:rPr>
-        <w:t xml:space="preserve">@ </w:t>
-      </w:r>
-      <w:hyperlink r:id="rId115" w:history="1">
-        <w:r>
-          <w:rPr>
-            <w:rStyle w:val="Lienhypertexte"/>
-          </w:rPr>
-          <w:t>www.sonarlint.org/visualstudio</w:t>
-        </w:r>
-      </w:hyperlink>
-    </w:p>
-    <w:p>
-      <w:pPr>
-        <w:spacing w:after="60" w:line="240" w:lineRule="auto"/>
-      </w:pPr>
-      <w:bookmarkStart w:id="68" w:name="_Toc44679117"/>
-      <w:r>
-        <w:rPr>
-          <w:lang w:bidi="ar-SA"/>
-        </w:rPr>
-        <w:t xml:space="preserve">ILSpy @ </w:t>
-      </w:r>
       <w:hyperlink r:id="rId116" w:history="1">
-        <w:r>
-          <w:rPr>
-            <w:rStyle w:val="Lienhypertexte"/>
-          </w:rPr>
-          <w:t>github.com/icsharpcode/ILSpy</w:t>
-        </w:r>
-      </w:hyperlink>
-    </w:p>
-    <w:p>
-      <w:pPr>
-        <w:spacing w:after="60" w:line="240" w:lineRule="auto"/>
-        <w:rPr>
-          <w:rStyle w:val="Lienhypertexte"/>
-        </w:rPr>
-      </w:pPr>
-      <w:r>
-        <w:t xml:space="preserve">OzCode </w:t>
-      </w:r>
-      <w:r>
-        <w:rPr>
-          <w:lang w:bidi="ar-SA"/>
-        </w:rPr>
-        <w:t xml:space="preserve">@ </w:t>
-      </w:r>
-      <w:hyperlink r:id="rId117" w:history="1">
         <w:r>
           <w:rPr>
             <w:rStyle w:val="Lienhypertexte"/>
@@ -16705,7 +16785,7 @@
         </w:rPr>
         <w:t xml:space="preserve">@ </w:t>
       </w:r>
-      <w:hyperlink r:id="rId118" w:history="1">
+      <w:hyperlink r:id="rId117" w:history="1">
         <w:r>
           <w:rPr>
             <w:rStyle w:val="Lienhypertexte"/>
@@ -16749,7 +16829,7 @@
         </w:rPr>
         <w:t xml:space="preserve">@ </w:t>
       </w:r>
-      <w:hyperlink r:id="rId119" w:history="1">
+      <w:hyperlink r:id="rId118" w:history="1">
         <w:r>
           <w:rPr>
             <w:rStyle w:val="Lienhypertexte"/>
@@ -16798,7 +16878,7 @@
         </w:rPr>
         <w:t xml:space="preserve">@ </w:t>
       </w:r>
-      <w:hyperlink r:id="rId120" w:history="1">
+      <w:hyperlink r:id="rId119" w:history="1">
         <w:r>
           <w:rPr>
             <w:rStyle w:val="Lienhypertexte"/>
@@ -16847,7 +16927,7 @@
         </w:rPr>
         <w:t xml:space="preserve">@ </w:t>
       </w:r>
-      <w:hyperlink r:id="rId121" w:history="1">
+      <w:hyperlink r:id="rId120" w:history="1">
         <w:r>
           <w:rPr>
             <w:rStyle w:val="Lienhypertexte"/>
@@ -16890,7 +16970,7 @@
         </w:rPr>
         <w:t xml:space="preserve">@ </w:t>
       </w:r>
-      <w:hyperlink r:id="rId122" w:history="1">
+      <w:hyperlink r:id="rId121" w:history="1">
         <w:r>
           <w:rPr>
             <w:rStyle w:val="Lienhypertexte"/>
@@ -16923,7 +17003,7 @@
         </w:rPr>
         <w:t xml:space="preserve">@ </w:t>
       </w:r>
-      <w:hyperlink r:id="rId123" w:history="1">
+      <w:hyperlink r:id="rId122" w:history="1">
         <w:r>
           <w:rPr>
             <w:rStyle w:val="Lienhypertexte"/>
@@ -16956,7 +17036,7 @@
         </w:rPr>
         <w:t xml:space="preserve">@ </w:t>
       </w:r>
-      <w:hyperlink r:id="rId124" w:history="1">
+      <w:hyperlink r:id="rId123" w:history="1">
         <w:r>
           <w:rPr>
             <w:rStyle w:val="Lienhypertexte"/>
@@ -16988,7 +17068,7 @@
         </w:rPr>
         <w:t xml:space="preserve">MediaMonkey @ </w:t>
       </w:r>
-      <w:hyperlink r:id="rId125" w:history="1">
+      <w:hyperlink r:id="rId124" w:history="1">
         <w:r>
           <w:rPr>
             <w:rStyle w:val="Lienhypertexte"/>
@@ -17008,7 +17088,7 @@
         </w:rPr>
         <w:t xml:space="preserve">Renoise Tracker @ </w:t>
       </w:r>
-      <w:hyperlink r:id="rId126" w:history="1">
+      <w:hyperlink r:id="rId125" w:history="1">
         <w:r>
           <w:rPr>
             <w:rStyle w:val="Lienhypertexte"/>
@@ -17044,7 +17124,7 @@
         </w:rPr>
         <w:t xml:space="preserve">@ </w:t>
       </w:r>
-      <w:hyperlink r:id="rId127" w:history="1">
+      <w:hyperlink r:id="rId126" w:history="1">
         <w:r>
           <w:rPr>
             <w:rStyle w:val="Lienhypertexte"/>
@@ -17077,7 +17157,7 @@
         </w:rPr>
         <w:t xml:space="preserve">AVS Video Editor @ </w:t>
       </w:r>
-      <w:hyperlink r:id="rId128" w:history="1">
+      <w:hyperlink r:id="rId127" w:history="1">
         <w:r>
           <w:rPr>
             <w:rStyle w:val="Lienhypertexte"/>
@@ -17100,7 +17180,7 @@
         </w:rPr>
         <w:t xml:space="preserve">XSplit VCam @ </w:t>
       </w:r>
-      <w:hyperlink r:id="rId129" w:history="1">
+      <w:hyperlink r:id="rId128" w:history="1">
         <w:r>
           <w:rPr>
             <w:rStyle w:val="Lienhypertexte"/>
@@ -17135,6 +17215,7 @@
           <w:lang w:bidi="ar-SA"/>
         </w:rPr>
         <w:sectPr>
+          <w:footerReference w:type="default" r:id="rId129"/>
           <w:type w:val="oddPage"/>
           <w:pgSz w:w="11906" w:h="16838" w:code="9"/>
           <w:pgMar w:top="1418" w:right="1418" w:bottom="1418" w:left="1418" w:header="720" w:footer="720" w:gutter="0"/>
@@ -32037,14 +32118,14 @@
             <w:rStyle w:val="Lienhypertexte"/>
             <w:rFonts w:asciiTheme="minorHAnsi" w:hAnsiTheme="minorHAnsi" w:cstheme="minorHAnsi"/>
           </w:rPr>
-          <w:t>The Software Craftsman</w:t>
-        </w:r>
-      </w:hyperlink>
-      <w:r>
-        <w:rPr>
-          <w:rFonts w:asciiTheme="minorHAnsi" w:hAnsiTheme="minorHAnsi" w:cstheme="minorHAnsi"/>
-        </w:rPr>
-        <w:t xml:space="preserve"> (Sandro Mancuso - Prentice Hall 2014)</w:t>
+          <w:t>Software Craftsmanship</w:t>
+        </w:r>
+      </w:hyperlink>
+      <w:r>
+        <w:rPr>
+          <w:rFonts w:asciiTheme="minorHAnsi" w:hAnsiTheme="minorHAnsi" w:cstheme="minorHAnsi"/>
+        </w:rPr>
+        <w:t xml:space="preserve"> (Sallah Kokaina - ENI Editions 2019)</w:t>
       </w:r>
       <w:r>
         <w:rPr>
@@ -32058,14 +32139,14 @@
             <w:rStyle w:val="Lienhypertexte"/>
             <w:rFonts w:asciiTheme="minorHAnsi" w:hAnsiTheme="minorHAnsi" w:cstheme="minorHAnsi"/>
           </w:rPr>
-          <w:t>Software Craftsmanship</w:t>
-        </w:r>
-      </w:hyperlink>
-      <w:r>
-        <w:rPr>
-          <w:rFonts w:asciiTheme="minorHAnsi" w:hAnsiTheme="minorHAnsi" w:cstheme="minorHAnsi"/>
-        </w:rPr>
-        <w:t xml:space="preserve"> (Sallah Kokaina - ENI Editions 2019)</w:t>
+          <w:t>Code Leader</w:t>
+        </w:r>
+      </w:hyperlink>
+      <w:r>
+        <w:rPr>
+          <w:rFonts w:asciiTheme="minorHAnsi" w:hAnsiTheme="minorHAnsi" w:cstheme="minorHAnsi"/>
+        </w:rPr>
+        <w:t xml:space="preserve"> (Patrick Cauldwell - Wrox 2008)</w:t>
       </w:r>
       <w:r>
         <w:rPr>
@@ -32079,14 +32160,14 @@
             <w:rStyle w:val="Lienhypertexte"/>
             <w:rFonts w:asciiTheme="minorHAnsi" w:hAnsiTheme="minorHAnsi" w:cstheme="minorHAnsi"/>
           </w:rPr>
-          <w:t>Clean Craftsmanship</w:t>
-        </w:r>
-      </w:hyperlink>
-      <w:r>
-        <w:rPr>
-          <w:rFonts w:asciiTheme="minorHAnsi" w:hAnsiTheme="minorHAnsi" w:cstheme="minorHAnsi"/>
-        </w:rPr>
-        <w:t xml:space="preserve"> (Robert C. Martin - Prentice Hall 2021)</w:t>
+          <w:t>Code complete</w:t>
+        </w:r>
+      </w:hyperlink>
+      <w:r>
+        <w:rPr>
+          <w:rFonts w:asciiTheme="minorHAnsi" w:hAnsiTheme="minorHAnsi" w:cstheme="minorHAnsi"/>
+        </w:rPr>
+        <w:t xml:space="preserve"> (Steve McConnell - Microsoft Press 2004)</w:t>
       </w:r>
       <w:r>
         <w:rPr>
@@ -32100,14 +32181,15 @@
             <w:rStyle w:val="Lienhypertexte"/>
             <w:rFonts w:asciiTheme="minorHAnsi" w:hAnsiTheme="minorHAnsi" w:cstheme="minorHAnsi"/>
           </w:rPr>
-          <w:t>The clean coder</w:t>
-        </w:r>
-      </w:hyperlink>
-      <w:r>
-        <w:rPr>
-          <w:rFonts w:asciiTheme="minorHAnsi" w:hAnsiTheme="minorHAnsi" w:cstheme="minorHAnsi"/>
-        </w:rPr>
-        <w:t xml:space="preserve"> (Robert C. Martin - Prentice Hall 2011)</w:t>
+          <w:t>Tout sur les systèmes d'information</w:t>
+        </w:r>
+      </w:hyperlink>
+      <w:r>
+        <w:rPr>
+          <w:rStyle w:val="a-list-item"/>
+          <w:rFonts w:asciiTheme="minorHAnsi" w:hAnsiTheme="minorHAnsi" w:cstheme="minorHAnsi"/>
+        </w:rPr>
+        <w:t xml:space="preserve"> (Jean-François Pillou, Pascal Caillerez - Dunod 2019)</w:t>
       </w:r>
       <w:r>
         <w:rPr>
@@ -32121,14 +32203,14 @@
             <w:rStyle w:val="Lienhypertexte"/>
             <w:rFonts w:asciiTheme="minorHAnsi" w:hAnsiTheme="minorHAnsi" w:cstheme="minorHAnsi"/>
           </w:rPr>
-          <w:t>Clean code</w:t>
-        </w:r>
-      </w:hyperlink>
-      <w:r>
-        <w:rPr>
-          <w:rFonts w:asciiTheme="minorHAnsi" w:hAnsiTheme="minorHAnsi" w:cstheme="minorHAnsi"/>
-        </w:rPr>
-        <w:t xml:space="preserve"> (Robert C. Martin - Prentice Hall 2008)</w:t>
+          <w:t>UX design et ergonomie des interfaces</w:t>
+        </w:r>
+      </w:hyperlink>
+      <w:r>
+        <w:rPr>
+          <w:rFonts w:asciiTheme="minorHAnsi" w:hAnsiTheme="minorHAnsi" w:cstheme="minorHAnsi"/>
+        </w:rPr>
+        <w:t xml:space="preserve"> (Jean-François Nogier - Dunod 2020)</w:t>
       </w:r>
       <w:r>
         <w:rPr>
@@ -32137,133 +32219,6 @@
         <w:br/>
       </w:r>
       <w:hyperlink r:id="rId289" w:tgtFrame="_blank" w:history="1">
-        <w:r>
-          <w:rPr>
-            <w:rStyle w:val="Lienhypertexte"/>
-            <w:rFonts w:asciiTheme="minorHAnsi" w:hAnsiTheme="minorHAnsi" w:cstheme="minorHAnsi"/>
-          </w:rPr>
-          <w:t>Clean architecture</w:t>
-        </w:r>
-      </w:hyperlink>
-      <w:r>
-        <w:rPr>
-          <w:rFonts w:asciiTheme="minorHAnsi" w:hAnsiTheme="minorHAnsi" w:cstheme="minorHAnsi"/>
-        </w:rPr>
-        <w:t xml:space="preserve"> (Robert C. Martin - Prentice Hall 2017)</w:t>
-      </w:r>
-      <w:r>
-        <w:rPr>
-          <w:rFonts w:asciiTheme="minorHAnsi" w:hAnsiTheme="minorHAnsi" w:cstheme="minorHAnsi"/>
-        </w:rPr>
-        <w:br/>
-      </w:r>
-      <w:hyperlink r:id="rId290" w:tgtFrame="_blank" w:history="1">
-        <w:r>
-          <w:rPr>
-            <w:rStyle w:val="Lienhypertexte"/>
-            <w:rFonts w:asciiTheme="minorHAnsi" w:hAnsiTheme="minorHAnsi" w:cstheme="minorHAnsi"/>
-          </w:rPr>
-          <w:t>Clean agile</w:t>
-        </w:r>
-      </w:hyperlink>
-      <w:r>
-        <w:rPr>
-          <w:rFonts w:asciiTheme="minorHAnsi" w:hAnsiTheme="minorHAnsi" w:cstheme="minorHAnsi"/>
-        </w:rPr>
-        <w:t xml:space="preserve"> (Robert C. Martin - Prentice Hall 2019)</w:t>
-      </w:r>
-      <w:r>
-        <w:rPr>
-          <w:rFonts w:asciiTheme="minorHAnsi" w:hAnsiTheme="minorHAnsi" w:cstheme="minorHAnsi"/>
-        </w:rPr>
-        <w:br/>
-      </w:r>
-      <w:hyperlink r:id="rId291" w:tgtFrame="_blank" w:history="1">
-        <w:r>
-          <w:rPr>
-            <w:rStyle w:val="Lienhypertexte"/>
-            <w:rFonts w:asciiTheme="minorHAnsi" w:hAnsiTheme="minorHAnsi" w:cstheme="minorHAnsi"/>
-          </w:rPr>
-          <w:t>Code Leader</w:t>
-        </w:r>
-      </w:hyperlink>
-      <w:r>
-        <w:rPr>
-          <w:rFonts w:asciiTheme="minorHAnsi" w:hAnsiTheme="minorHAnsi" w:cstheme="minorHAnsi"/>
-        </w:rPr>
-        <w:t xml:space="preserve"> (Patrick Cauldwell - Wrox 2008)</w:t>
-      </w:r>
-      <w:r>
-        <w:rPr>
-          <w:rFonts w:asciiTheme="minorHAnsi" w:hAnsiTheme="minorHAnsi" w:cstheme="minorHAnsi"/>
-        </w:rPr>
-        <w:br/>
-      </w:r>
-      <w:hyperlink r:id="rId292" w:tgtFrame="_blank" w:history="1">
-        <w:r>
-          <w:rPr>
-            <w:rStyle w:val="Lienhypertexte"/>
-            <w:rFonts w:asciiTheme="minorHAnsi" w:hAnsiTheme="minorHAnsi" w:cstheme="minorHAnsi"/>
-          </w:rPr>
-          <w:t>Code complete</w:t>
-        </w:r>
-      </w:hyperlink>
-      <w:r>
-        <w:rPr>
-          <w:rFonts w:asciiTheme="minorHAnsi" w:hAnsiTheme="minorHAnsi" w:cstheme="minorHAnsi"/>
-        </w:rPr>
-        <w:t xml:space="preserve"> (Steve McConnell - Microsoft Press 2004)</w:t>
-      </w:r>
-      <w:r>
-        <w:rPr>
-          <w:rFonts w:asciiTheme="minorHAnsi" w:hAnsiTheme="minorHAnsi" w:cstheme="minorHAnsi"/>
-        </w:rPr>
-        <w:br/>
-      </w:r>
-      <w:hyperlink r:id="rId293" w:tgtFrame="_blank" w:history="1">
-        <w:r>
-          <w:rPr>
-            <w:rStyle w:val="Lienhypertexte"/>
-            <w:rFonts w:asciiTheme="minorHAnsi" w:hAnsiTheme="minorHAnsi" w:cstheme="minorHAnsi"/>
-          </w:rPr>
-          <w:t>Tout sur les systèmes d'information</w:t>
-        </w:r>
-      </w:hyperlink>
-      <w:r>
-        <w:rPr>
-          <w:rStyle w:val="a-list-item"/>
-          <w:rFonts w:asciiTheme="minorHAnsi" w:hAnsiTheme="minorHAnsi" w:cstheme="minorHAnsi"/>
-        </w:rPr>
-        <w:t xml:space="preserve"> (Jean-François Pillou, Pascal Caillerez - Dunod 2019)</w:t>
-      </w:r>
-      <w:r>
-        <w:rPr>
-          <w:rFonts w:asciiTheme="minorHAnsi" w:hAnsiTheme="minorHAnsi" w:cstheme="minorHAnsi"/>
-        </w:rPr>
-        <w:br/>
-      </w:r>
-      <w:hyperlink r:id="rId294" w:tgtFrame="_blank" w:history="1">
-        <w:r>
-          <w:rPr>
-            <w:rStyle w:val="Lienhypertexte"/>
-            <w:rFonts w:asciiTheme="minorHAnsi" w:hAnsiTheme="minorHAnsi" w:cstheme="minorHAnsi"/>
-          </w:rPr>
-          <w:t>UX design et ergonomie des interfaces</w:t>
-        </w:r>
-      </w:hyperlink>
-      <w:r>
-        <w:rPr>
-          <w:rFonts w:asciiTheme="minorHAnsi" w:hAnsiTheme="minorHAnsi" w:cstheme="minorHAnsi"/>
-        </w:rPr>
-        <w:t xml:space="preserve"> (Jean-François Nogier - Dunod 2020)</w:t>
-      </w:r>
-      <w:r>
-        <w:rPr>
-          <w:rFonts w:asciiTheme="minorHAnsi" w:hAnsiTheme="minorHAnsi" w:cstheme="minorHAnsi"/>
-        </w:rPr>
-        <w:br/>
-      </w:r>
-      <w:hyperlink r:id="rId295" w:tgtFrame="_blank" w:history="1">
         <w:r>
           <w:rPr>
             <w:rStyle w:val="Lienhypertexte"/>
@@ -32302,7 +32257,7 @@
           <w:rFonts w:asciiTheme="minorHAnsi" w:hAnsiTheme="minorHAnsi" w:cstheme="minorHAnsi"/>
         </w:rPr>
       </w:pPr>
-      <w:hyperlink r:id="rId296" w:tgtFrame="_blank" w:history="1">
+      <w:hyperlink r:id="rId290" w:tgtFrame="_blank" w:history="1">
         <w:r>
           <w:rPr>
             <w:rStyle w:val="Lienhypertexte"/>
@@ -32323,146 +32278,146 @@
         </w:rPr>
         <w:br/>
       </w:r>
+      <w:hyperlink r:id="rId291" w:tgtFrame="_blank" w:history="1">
+        <w:r>
+          <w:rPr>
+            <w:rStyle w:val="Lienhypertexte"/>
+            <w:rFonts w:asciiTheme="minorHAnsi" w:hAnsiTheme="minorHAnsi" w:cstheme="minorHAnsi"/>
+          </w:rPr>
+          <w:t>Free Online Tutorials and Courses</w:t>
+        </w:r>
+      </w:hyperlink>
+      <w:r>
+        <w:rPr>
+          <w:rFonts w:asciiTheme="minorHAnsi" w:hAnsiTheme="minorHAnsi" w:cstheme="minorHAnsi"/>
+        </w:rPr>
+        <w:t xml:space="preserve"> (TutorialsPoint)</w:t>
+      </w:r>
+      <w:r>
+        <w:rPr>
+          <w:rFonts w:asciiTheme="minorHAnsi" w:hAnsiTheme="minorHAnsi" w:cstheme="minorHAnsi"/>
+        </w:rPr>
+        <w:br/>
+      </w:r>
+      <w:hyperlink r:id="rId292" w:tgtFrame="_blank" w:history="1">
+        <w:r>
+          <w:rPr>
+            <w:rStyle w:val="Lienhypertexte"/>
+            <w:rFonts w:asciiTheme="minorHAnsi" w:hAnsiTheme="minorHAnsi" w:cstheme="minorHAnsi"/>
+          </w:rPr>
+          <w:t>Learn Web Technologies</w:t>
+        </w:r>
+      </w:hyperlink>
+      <w:r>
+        <w:rPr>
+          <w:rFonts w:asciiTheme="minorHAnsi" w:hAnsiTheme="minorHAnsi" w:cstheme="minorHAnsi"/>
+        </w:rPr>
+        <w:t xml:space="preserve"> (TutorialsTeacher)</w:t>
+      </w:r>
+      <w:r>
+        <w:rPr>
+          <w:rFonts w:asciiTheme="minorHAnsi" w:hAnsiTheme="minorHAnsi" w:cstheme="minorHAnsi"/>
+        </w:rPr>
+        <w:br/>
+      </w:r>
+      <w:hyperlink r:id="rId293" w:tgtFrame="_blank" w:history="1">
+        <w:r>
+          <w:rPr>
+            <w:rStyle w:val="Lienhypertexte"/>
+            <w:rFonts w:asciiTheme="minorHAnsi" w:hAnsiTheme="minorHAnsi" w:cstheme="minorHAnsi"/>
+          </w:rPr>
+          <w:t>Free Training Tutorials</w:t>
+        </w:r>
+      </w:hyperlink>
+      <w:r>
+        <w:rPr>
+          <w:rFonts w:asciiTheme="minorHAnsi" w:hAnsiTheme="minorHAnsi" w:cstheme="minorHAnsi"/>
+        </w:rPr>
+        <w:t xml:space="preserve"> (Guru99)</w:t>
+      </w:r>
+      <w:r>
+        <w:rPr>
+          <w:rFonts w:asciiTheme="minorHAnsi" w:hAnsiTheme="minorHAnsi" w:cstheme="minorHAnsi"/>
+        </w:rPr>
+        <w:br/>
+      </w:r>
+      <w:hyperlink r:id="rId294" w:tgtFrame="_blank" w:history="1">
+        <w:r>
+          <w:rPr>
+            <w:rStyle w:val="Lienhypertexte"/>
+            <w:rFonts w:asciiTheme="minorHAnsi" w:hAnsiTheme="minorHAnsi" w:cstheme="minorHAnsi"/>
+          </w:rPr>
+          <w:t>A Computer Science portal</w:t>
+        </w:r>
+      </w:hyperlink>
+      <w:r>
+        <w:rPr>
+          <w:rFonts w:asciiTheme="minorHAnsi" w:hAnsiTheme="minorHAnsi" w:cstheme="minorHAnsi"/>
+        </w:rPr>
+        <w:t xml:space="preserve"> (GeeksForGeeks)</w:t>
+      </w:r>
+      <w:r>
+        <w:rPr>
+          <w:rFonts w:asciiTheme="minorHAnsi" w:hAnsiTheme="minorHAnsi" w:cstheme="minorHAnsi"/>
+        </w:rPr>
+        <w:br/>
+      </w:r>
+      <w:hyperlink r:id="rId295" w:tgtFrame="_blank" w:history="1">
+        <w:r>
+          <w:rPr>
+            <w:rStyle w:val="Lienhypertexte"/>
+            <w:rFonts w:asciiTheme="minorHAnsi" w:hAnsiTheme="minorHAnsi" w:cstheme="minorHAnsi"/>
+          </w:rPr>
+          <w:t>Dev Tutorials</w:t>
+        </w:r>
+      </w:hyperlink>
+      <w:r>
+        <w:rPr>
+          <w:rFonts w:asciiTheme="minorHAnsi" w:hAnsiTheme="minorHAnsi" w:cstheme="minorHAnsi"/>
+        </w:rPr>
+        <w:t xml:space="preserve"> (FunctionX)</w:t>
+      </w:r>
+      <w:r>
+        <w:rPr>
+          <w:rFonts w:asciiTheme="minorHAnsi" w:hAnsiTheme="minorHAnsi" w:cstheme="minorHAnsi"/>
+        </w:rPr>
+        <w:br/>
+      </w:r>
+      <w:hyperlink r:id="rId296" w:anchor="csharp" w:tgtFrame="_blank" w:history="1">
+        <w:r>
+          <w:rPr>
+            <w:rStyle w:val="Lienhypertexte"/>
+            <w:rFonts w:asciiTheme="minorHAnsi" w:hAnsiTheme="minorHAnsi" w:cstheme="minorHAnsi"/>
+          </w:rPr>
+          <w:t>ZetCode</w:t>
+        </w:r>
+      </w:hyperlink>
+      <w:r>
+        <w:rPr>
+          <w:rFonts w:asciiTheme="minorHAnsi" w:hAnsiTheme="minorHAnsi" w:cstheme="minorHAnsi"/>
+        </w:rPr>
+        <w:t xml:space="preserve"> (</w:t>
+      </w:r>
+      <w:r>
+        <w:rPr>
+          <w:rStyle w:val="css-901oao"/>
+          <w:rFonts w:asciiTheme="minorHAnsi" w:hAnsiTheme="minorHAnsi" w:cstheme="minorHAnsi"/>
+        </w:rPr>
+        <w:t>Jan Bodnar</w:t>
+      </w:r>
+      <w:r>
+        <w:rPr>
+          <w:rFonts w:asciiTheme="minorHAnsi" w:hAnsiTheme="minorHAnsi" w:cstheme="minorHAnsi"/>
+        </w:rPr>
+        <w:t>)</w:t>
+      </w:r>
+      <w:r>
+        <w:rPr>
+          <w:rFonts w:asciiTheme="minorHAnsi" w:hAnsiTheme="minorHAnsi" w:cstheme="minorHAnsi"/>
+        </w:rPr>
+        <w:br/>
+      </w:r>
       <w:hyperlink r:id="rId297" w:tgtFrame="_blank" w:history="1">
-        <w:r>
-          <w:rPr>
-            <w:rStyle w:val="Lienhypertexte"/>
-            <w:rFonts w:asciiTheme="minorHAnsi" w:hAnsiTheme="minorHAnsi" w:cstheme="minorHAnsi"/>
-          </w:rPr>
-          <w:t>Free Online Tutorials and Courses</w:t>
-        </w:r>
-      </w:hyperlink>
-      <w:r>
-        <w:rPr>
-          <w:rFonts w:asciiTheme="minorHAnsi" w:hAnsiTheme="minorHAnsi" w:cstheme="minorHAnsi"/>
-        </w:rPr>
-        <w:t xml:space="preserve"> (TutorialsPoint)</w:t>
-      </w:r>
-      <w:r>
-        <w:rPr>
-          <w:rFonts w:asciiTheme="minorHAnsi" w:hAnsiTheme="minorHAnsi" w:cstheme="minorHAnsi"/>
-        </w:rPr>
-        <w:br/>
-      </w:r>
-      <w:hyperlink r:id="rId298" w:tgtFrame="_blank" w:history="1">
-        <w:r>
-          <w:rPr>
-            <w:rStyle w:val="Lienhypertexte"/>
-            <w:rFonts w:asciiTheme="minorHAnsi" w:hAnsiTheme="minorHAnsi" w:cstheme="minorHAnsi"/>
-          </w:rPr>
-          <w:t>Learn Web Technologies</w:t>
-        </w:r>
-      </w:hyperlink>
-      <w:r>
-        <w:rPr>
-          <w:rFonts w:asciiTheme="minorHAnsi" w:hAnsiTheme="minorHAnsi" w:cstheme="minorHAnsi"/>
-        </w:rPr>
-        <w:t xml:space="preserve"> (TutorialsTeacher)</w:t>
-      </w:r>
-      <w:r>
-        <w:rPr>
-          <w:rFonts w:asciiTheme="minorHAnsi" w:hAnsiTheme="minorHAnsi" w:cstheme="minorHAnsi"/>
-        </w:rPr>
-        <w:br/>
-      </w:r>
-      <w:hyperlink r:id="rId299" w:tgtFrame="_blank" w:history="1">
-        <w:r>
-          <w:rPr>
-            <w:rStyle w:val="Lienhypertexte"/>
-            <w:rFonts w:asciiTheme="minorHAnsi" w:hAnsiTheme="minorHAnsi" w:cstheme="minorHAnsi"/>
-          </w:rPr>
-          <w:t>Free Training Tutorials</w:t>
-        </w:r>
-      </w:hyperlink>
-      <w:r>
-        <w:rPr>
-          <w:rFonts w:asciiTheme="minorHAnsi" w:hAnsiTheme="minorHAnsi" w:cstheme="minorHAnsi"/>
-        </w:rPr>
-        <w:t xml:space="preserve"> (Guru99)</w:t>
-      </w:r>
-      <w:r>
-        <w:rPr>
-          <w:rFonts w:asciiTheme="minorHAnsi" w:hAnsiTheme="minorHAnsi" w:cstheme="minorHAnsi"/>
-        </w:rPr>
-        <w:br/>
-      </w:r>
-      <w:hyperlink r:id="rId300" w:tgtFrame="_blank" w:history="1">
-        <w:r>
-          <w:rPr>
-            <w:rStyle w:val="Lienhypertexte"/>
-            <w:rFonts w:asciiTheme="minorHAnsi" w:hAnsiTheme="minorHAnsi" w:cstheme="minorHAnsi"/>
-          </w:rPr>
-          <w:t>A Computer Science portal</w:t>
-        </w:r>
-      </w:hyperlink>
-      <w:r>
-        <w:rPr>
-          <w:rFonts w:asciiTheme="minorHAnsi" w:hAnsiTheme="minorHAnsi" w:cstheme="minorHAnsi"/>
-        </w:rPr>
-        <w:t xml:space="preserve"> (GeeksForGeeks)</w:t>
-      </w:r>
-      <w:r>
-        <w:rPr>
-          <w:rFonts w:asciiTheme="minorHAnsi" w:hAnsiTheme="minorHAnsi" w:cstheme="minorHAnsi"/>
-        </w:rPr>
-        <w:br/>
-      </w:r>
-      <w:hyperlink r:id="rId301" w:tgtFrame="_blank" w:history="1">
-        <w:r>
-          <w:rPr>
-            <w:rStyle w:val="Lienhypertexte"/>
-            <w:rFonts w:asciiTheme="minorHAnsi" w:hAnsiTheme="minorHAnsi" w:cstheme="minorHAnsi"/>
-          </w:rPr>
-          <w:t>Dev Tutorials</w:t>
-        </w:r>
-      </w:hyperlink>
-      <w:r>
-        <w:rPr>
-          <w:rFonts w:asciiTheme="minorHAnsi" w:hAnsiTheme="minorHAnsi" w:cstheme="minorHAnsi"/>
-        </w:rPr>
-        <w:t xml:space="preserve"> (FunctionX)</w:t>
-      </w:r>
-      <w:r>
-        <w:rPr>
-          <w:rFonts w:asciiTheme="minorHAnsi" w:hAnsiTheme="minorHAnsi" w:cstheme="minorHAnsi"/>
-        </w:rPr>
-        <w:br/>
-      </w:r>
-      <w:hyperlink r:id="rId302" w:anchor="csharp" w:tgtFrame="_blank" w:history="1">
-        <w:r>
-          <w:rPr>
-            <w:rStyle w:val="Lienhypertexte"/>
-            <w:rFonts w:asciiTheme="minorHAnsi" w:hAnsiTheme="minorHAnsi" w:cstheme="minorHAnsi"/>
-          </w:rPr>
-          <w:t>ZetCode</w:t>
-        </w:r>
-      </w:hyperlink>
-      <w:r>
-        <w:rPr>
-          <w:rFonts w:asciiTheme="minorHAnsi" w:hAnsiTheme="minorHAnsi" w:cstheme="minorHAnsi"/>
-        </w:rPr>
-        <w:t xml:space="preserve"> (</w:t>
-      </w:r>
-      <w:r>
-        <w:rPr>
-          <w:rStyle w:val="css-901oao"/>
-          <w:rFonts w:asciiTheme="minorHAnsi" w:hAnsiTheme="minorHAnsi" w:cstheme="minorHAnsi"/>
-        </w:rPr>
-        <w:t>Jan Bodnar</w:t>
-      </w:r>
-      <w:r>
-        <w:rPr>
-          <w:rFonts w:asciiTheme="minorHAnsi" w:hAnsiTheme="minorHAnsi" w:cstheme="minorHAnsi"/>
-        </w:rPr>
-        <w:t>)</w:t>
-      </w:r>
-      <w:r>
-        <w:rPr>
-          <w:rFonts w:asciiTheme="minorHAnsi" w:hAnsiTheme="minorHAnsi" w:cstheme="minorHAnsi"/>
-        </w:rPr>
-        <w:br/>
-      </w:r>
-      <w:hyperlink r:id="rId303" w:tgtFrame="_blank" w:history="1">
         <w:r>
           <w:rPr>
             <w:rStyle w:val="Lienhypertexte"/>
@@ -32490,7 +32445,6 @@
         <w:rPr>
           <w:rFonts w:asciiTheme="minorHAnsi" w:hAnsiTheme="minorHAnsi" w:cstheme="minorHAnsi"/>
         </w:rPr>
-        <w:lastRenderedPageBreak/>
         <w:t>Online course (French)</w:t>
       </w:r>
     </w:p>
@@ -32528,20 +32482,146 @@
         </w:rPr>
         <w:br/>
       </w:r>
+      <w:hyperlink r:id="rId298" w:tgtFrame="_blank" w:history="1">
+        <w:r>
+          <w:rPr>
+            <w:rStyle w:val="Lienhypertexte"/>
+            <w:rFonts w:asciiTheme="minorHAnsi" w:hAnsiTheme="minorHAnsi" w:cstheme="minorHAnsi"/>
+          </w:rPr>
+          <w:t>Plongée au cœur du Framework .NET 4.5</w:t>
+        </w:r>
+      </w:hyperlink>
+      <w:r>
+        <w:rPr>
+          <w:rFonts w:asciiTheme="minorHAnsi" w:hAnsiTheme="minorHAnsi" w:cstheme="minorHAnsi"/>
+        </w:rPr>
+        <w:t xml:space="preserve"> (Microsoft TechDays 2013)</w:t>
+      </w:r>
+      <w:r>
+        <w:rPr>
+          <w:rFonts w:asciiTheme="minorHAnsi" w:hAnsiTheme="minorHAnsi" w:cstheme="minorHAnsi"/>
+        </w:rPr>
+        <w:br/>
+      </w:r>
+      <w:hyperlink r:id="rId299" w:tgtFrame="_blank" w:history="1">
+        <w:r>
+          <w:rPr>
+            <w:rStyle w:val="Lienhypertexte"/>
+            <w:rFonts w:asciiTheme="minorHAnsi" w:hAnsiTheme="minorHAnsi" w:cstheme="minorHAnsi"/>
+          </w:rPr>
+          <w:t>C# - Enigmes et puzzles</w:t>
+        </w:r>
+      </w:hyperlink>
+      <w:r>
+        <w:rPr>
+          <w:rFonts w:asciiTheme="minorHAnsi" w:hAnsiTheme="minorHAnsi" w:cstheme="minorHAnsi"/>
+        </w:rPr>
+        <w:t xml:space="preserve"> (Microsoft TechDays 2013)</w:t>
+      </w:r>
+      <w:r>
+        <w:rPr>
+          <w:rFonts w:asciiTheme="minorHAnsi" w:hAnsiTheme="minorHAnsi" w:cstheme="minorHAnsi"/>
+        </w:rPr>
+        <w:br/>
+      </w:r>
+      <w:hyperlink r:id="rId300" w:tgtFrame="_blank" w:history="1">
+        <w:r>
+          <w:rPr>
+            <w:rStyle w:val="Lienhypertexte"/>
+            <w:rFonts w:asciiTheme="minorHAnsi" w:hAnsiTheme="minorHAnsi" w:cstheme="minorHAnsi"/>
+          </w:rPr>
+          <w:t>Git - La gestion des versions de vos projets</w:t>
+        </w:r>
+      </w:hyperlink>
+      <w:r>
+        <w:rPr>
+          <w:rFonts w:asciiTheme="minorHAnsi" w:hAnsiTheme="minorHAnsi" w:cstheme="minorHAnsi"/>
+        </w:rPr>
+        <w:t xml:space="preserve"> (ENI Editions)</w:t>
+      </w:r>
+      <w:r>
+        <w:rPr>
+          <w:rFonts w:asciiTheme="minorHAnsi" w:hAnsiTheme="minorHAnsi" w:cstheme="minorHAnsi"/>
+        </w:rPr>
+        <w:br/>
+      </w:r>
+      <w:hyperlink r:id="rId301" w:tgtFrame="_blank" w:history="1">
+        <w:r>
+          <w:rPr>
+            <w:rStyle w:val="Lienhypertexte"/>
+            <w:rFonts w:asciiTheme="minorHAnsi" w:hAnsiTheme="minorHAnsi" w:cstheme="minorHAnsi"/>
+          </w:rPr>
+          <w:t>Kanban - Améliorer et fluidifier la coordination d'un projet</w:t>
+        </w:r>
+      </w:hyperlink>
+      <w:r>
+        <w:rPr>
+          <w:rFonts w:asciiTheme="minorHAnsi" w:hAnsiTheme="minorHAnsi" w:cstheme="minorHAnsi"/>
+        </w:rPr>
+        <w:t xml:space="preserve"> (ENI Editions)</w:t>
+      </w:r>
+      <w:r>
+        <w:rPr>
+          <w:rFonts w:asciiTheme="minorHAnsi" w:hAnsiTheme="minorHAnsi" w:cstheme="minorHAnsi"/>
+        </w:rPr>
+        <w:br/>
+      </w:r>
+      <w:hyperlink r:id="rId302" w:tgtFrame="_blank" w:history="1">
+        <w:r>
+          <w:rPr>
+            <w:rStyle w:val="Lienhypertexte"/>
+            <w:rFonts w:asciiTheme="minorHAnsi" w:hAnsiTheme="minorHAnsi" w:cstheme="minorHAnsi"/>
+          </w:rPr>
+          <w:t>Méthodes Agiles - Mettre de l'agilité dans la gestion de vos projets</w:t>
+        </w:r>
+      </w:hyperlink>
+      <w:r>
+        <w:rPr>
+          <w:rFonts w:asciiTheme="minorHAnsi" w:hAnsiTheme="minorHAnsi" w:cstheme="minorHAnsi"/>
+        </w:rPr>
+        <w:t xml:space="preserve"> (ENI Editions)</w:t>
+      </w:r>
+      <w:r>
+        <w:rPr>
+          <w:rFonts w:asciiTheme="minorHAnsi" w:hAnsiTheme="minorHAnsi" w:cstheme="minorHAnsi"/>
+        </w:rPr>
+        <w:br/>
+      </w:r>
+      <w:hyperlink r:id="rId303" w:tgtFrame="_blank" w:history="1">
+        <w:r>
+          <w:rPr>
+            <w:rStyle w:val="Lienhypertexte"/>
+            <w:rFonts w:asciiTheme="minorHAnsi" w:hAnsiTheme="minorHAnsi" w:cstheme="minorHAnsi"/>
+          </w:rPr>
+          <w:t>C# 7 et Entity Framework - Maîtrisez l'accès aux données</w:t>
+        </w:r>
+      </w:hyperlink>
+      <w:r>
+        <w:rPr>
+          <w:rFonts w:asciiTheme="minorHAnsi" w:hAnsiTheme="minorHAnsi" w:cstheme="minorHAnsi"/>
+        </w:rPr>
+        <w:t xml:space="preserve"> (ENI Editions)</w:t>
+      </w:r>
+      <w:r>
+        <w:rPr>
+          <w:rFonts w:asciiTheme="minorHAnsi" w:hAnsiTheme="minorHAnsi" w:cstheme="minorHAnsi"/>
+        </w:rPr>
+        <w:br/>
+      </w:r>
       <w:hyperlink r:id="rId304" w:tgtFrame="_blank" w:history="1">
         <w:r>
           <w:rPr>
             <w:rStyle w:val="Lienhypertexte"/>
             <w:rFonts w:asciiTheme="minorHAnsi" w:hAnsiTheme="minorHAnsi" w:cstheme="minorHAnsi"/>
           </w:rPr>
-          <w:t>Plongée au cœur du Framework .NET 4.5</w:t>
-        </w:r>
-      </w:hyperlink>
-      <w:r>
-        <w:rPr>
-          <w:rFonts w:asciiTheme="minorHAnsi" w:hAnsiTheme="minorHAnsi" w:cstheme="minorHAnsi"/>
-        </w:rPr>
-        <w:t xml:space="preserve"> (Microsoft TechDays 2013)</w:t>
+          <w:t>.NET Core - L'essentiel du framework de développement</w:t>
+        </w:r>
+      </w:hyperlink>
+      <w:r>
+        <w:rPr>
+          <w:rFonts w:asciiTheme="minorHAnsi" w:hAnsiTheme="minorHAnsi" w:cstheme="minorHAnsi"/>
+        </w:rPr>
+        <w:t xml:space="preserve"> (ENI Editions)</w:t>
       </w:r>
       <w:r>
         <w:rPr>
@@ -32555,14 +32635,14 @@
             <w:rStyle w:val="Lienhypertexte"/>
             <w:rFonts w:asciiTheme="minorHAnsi" w:hAnsiTheme="minorHAnsi" w:cstheme="minorHAnsi"/>
           </w:rPr>
-          <w:t>C# - Enigmes et puzzles</w:t>
-        </w:r>
-      </w:hyperlink>
-      <w:r>
-        <w:rPr>
-          <w:rFonts w:asciiTheme="minorHAnsi" w:hAnsiTheme="minorHAnsi" w:cstheme="minorHAnsi"/>
-        </w:rPr>
-        <w:t xml:space="preserve"> (Microsoft TechDays 2013)</w:t>
+          <w:t>Design Patterns - Concevoir des applications robustes</w:t>
+        </w:r>
+      </w:hyperlink>
+      <w:r>
+        <w:rPr>
+          <w:rFonts w:asciiTheme="minorHAnsi" w:hAnsiTheme="minorHAnsi" w:cstheme="minorHAnsi"/>
+        </w:rPr>
+        <w:t xml:space="preserve"> (ENI Editions)</w:t>
       </w:r>
       <w:r>
         <w:rPr>
@@ -32576,7 +32656,7 @@
             <w:rStyle w:val="Lienhypertexte"/>
             <w:rFonts w:asciiTheme="minorHAnsi" w:hAnsiTheme="minorHAnsi" w:cstheme="minorHAnsi"/>
           </w:rPr>
-          <w:t>Git - La gestion des versions de vos projets</w:t>
+          <w:t>SQL - Les fondamentaux du langage</w:t>
         </w:r>
       </w:hyperlink>
       <w:r>
@@ -32597,7 +32677,7 @@
             <w:rStyle w:val="Lienhypertexte"/>
             <w:rFonts w:asciiTheme="minorHAnsi" w:hAnsiTheme="minorHAnsi" w:cstheme="minorHAnsi"/>
           </w:rPr>
-          <w:t>Kanban - Améliorer et fluidifier la coordination d'un projet</w:t>
+          <w:t>SQL Server 2014 - Conception et réalisation d'une base de données</w:t>
         </w:r>
       </w:hyperlink>
       <w:r>
@@ -32618,7 +32698,7 @@
             <w:rStyle w:val="Lienhypertexte"/>
             <w:rFonts w:asciiTheme="minorHAnsi" w:hAnsiTheme="minorHAnsi" w:cstheme="minorHAnsi"/>
           </w:rPr>
-          <w:t>Méthodes Agiles - Mettre de l'agilité dans la gestion de vos projets</w:t>
+          <w:t>ASP.NET MVC5 - Développez des applications Web</w:t>
         </w:r>
       </w:hyperlink>
       <w:r>
@@ -32639,7 +32719,7 @@
             <w:rStyle w:val="Lienhypertexte"/>
             <w:rFonts w:asciiTheme="minorHAnsi" w:hAnsiTheme="minorHAnsi" w:cstheme="minorHAnsi"/>
           </w:rPr>
-          <w:t>C# 7 et Entity Framework - Maîtrisez l'accès aux données</w:t>
+          <w:t>JavaScript - Apprendre les bases du langage</w:t>
         </w:r>
       </w:hyperlink>
       <w:r>
@@ -32660,7 +32740,7 @@
             <w:rStyle w:val="Lienhypertexte"/>
             <w:rFonts w:asciiTheme="minorHAnsi" w:hAnsiTheme="minorHAnsi" w:cstheme="minorHAnsi"/>
           </w:rPr>
-          <w:t>.NET Core - L'essentiel du framework de développement</w:t>
+          <w:t>JavaScript - Allez plus loin avec la Programmation Orientée Objet</w:t>
         </w:r>
       </w:hyperlink>
       <w:r>
@@ -32681,7 +32761,7 @@
             <w:rStyle w:val="Lienhypertexte"/>
             <w:rFonts w:asciiTheme="minorHAnsi" w:hAnsiTheme="minorHAnsi" w:cstheme="minorHAnsi"/>
           </w:rPr>
-          <w:t>Design Patterns - Concevoir des applications robustes</w:t>
+          <w:t>Python 3 - Les fondamentaux du langage</w:t>
         </w:r>
       </w:hyperlink>
       <w:r>
@@ -32702,7 +32782,7 @@
             <w:rStyle w:val="Lienhypertexte"/>
             <w:rFonts w:asciiTheme="minorHAnsi" w:hAnsiTheme="minorHAnsi" w:cstheme="minorHAnsi"/>
           </w:rPr>
-          <w:t>SQL - Les fondamentaux du langage</w:t>
+          <w:t>Expressions régulières - Optimisez vos recherches de motifs textuels</w:t>
         </w:r>
       </w:hyperlink>
       <w:r>
@@ -32723,7 +32803,7 @@
             <w:rStyle w:val="Lienhypertexte"/>
             <w:rFonts w:asciiTheme="minorHAnsi" w:hAnsiTheme="minorHAnsi" w:cstheme="minorHAnsi"/>
           </w:rPr>
-          <w:t>SQL Server 2014 - Conception et réalisation d'une base de données</w:t>
+          <w:t>Windows PowerShell - Les fondamentaux du langage</w:t>
         </w:r>
       </w:hyperlink>
       <w:r>
@@ -32744,7 +32824,7 @@
             <w:rStyle w:val="Lienhypertexte"/>
             <w:rFonts w:asciiTheme="minorHAnsi" w:hAnsiTheme="minorHAnsi" w:cstheme="minorHAnsi"/>
           </w:rPr>
-          <w:t>ASP.NET MVC5 - Développez des applications Web</w:t>
+          <w:t>Gestion de tests logiciels</w:t>
         </w:r>
       </w:hyperlink>
       <w:r>
@@ -32765,7 +32845,7 @@
             <w:rStyle w:val="Lienhypertexte"/>
             <w:rFonts w:asciiTheme="minorHAnsi" w:hAnsiTheme="minorHAnsi" w:cstheme="minorHAnsi"/>
           </w:rPr>
-          <w:t>JavaScript - Apprendre les bases du langage</w:t>
+          <w:t>Réseaux informatiques - Les bases essentielles</w:t>
         </w:r>
       </w:hyperlink>
       <w:r>
@@ -32786,7 +32866,7 @@
             <w:rStyle w:val="Lienhypertexte"/>
             <w:rFonts w:asciiTheme="minorHAnsi" w:hAnsiTheme="minorHAnsi" w:cstheme="minorHAnsi"/>
           </w:rPr>
-          <w:t>JavaScript - Allez plus loin avec la Programmation Orientée Objet</w:t>
+          <w:t>Réseaux sociaux - Facebook, Twitter, LinkedIn et Viadeo</w:t>
         </w:r>
       </w:hyperlink>
       <w:r>
@@ -32807,7 +32887,7 @@
             <w:rStyle w:val="Lienhypertexte"/>
             <w:rFonts w:asciiTheme="minorHAnsi" w:hAnsiTheme="minorHAnsi" w:cstheme="minorHAnsi"/>
           </w:rPr>
-          <w:t>Python 3 - Les fondamentaux du langage</w:t>
+          <w:t>Social Media - Le webmarketing par les réseaux sociaux</w:t>
         </w:r>
       </w:hyperlink>
       <w:r>
@@ -32823,132 +32903,6 @@
         <w:br/>
       </w:r>
       <w:hyperlink r:id="rId318" w:tgtFrame="_blank" w:history="1">
-        <w:r>
-          <w:rPr>
-            <w:rStyle w:val="Lienhypertexte"/>
-            <w:rFonts w:asciiTheme="minorHAnsi" w:hAnsiTheme="minorHAnsi" w:cstheme="minorHAnsi"/>
-          </w:rPr>
-          <w:t>Expressions régulières - Optimisez vos recherches de motifs textuels</w:t>
-        </w:r>
-      </w:hyperlink>
-      <w:r>
-        <w:rPr>
-          <w:rFonts w:asciiTheme="minorHAnsi" w:hAnsiTheme="minorHAnsi" w:cstheme="minorHAnsi"/>
-        </w:rPr>
-        <w:t xml:space="preserve"> (ENI Editions)</w:t>
-      </w:r>
-      <w:r>
-        <w:rPr>
-          <w:rFonts w:asciiTheme="minorHAnsi" w:hAnsiTheme="minorHAnsi" w:cstheme="minorHAnsi"/>
-        </w:rPr>
-        <w:br/>
-      </w:r>
-      <w:hyperlink r:id="rId319" w:tgtFrame="_blank" w:history="1">
-        <w:r>
-          <w:rPr>
-            <w:rStyle w:val="Lienhypertexte"/>
-            <w:rFonts w:asciiTheme="minorHAnsi" w:hAnsiTheme="minorHAnsi" w:cstheme="minorHAnsi"/>
-          </w:rPr>
-          <w:t>Windows PowerShell - Les fondamentaux du langage</w:t>
-        </w:r>
-      </w:hyperlink>
-      <w:r>
-        <w:rPr>
-          <w:rFonts w:asciiTheme="minorHAnsi" w:hAnsiTheme="minorHAnsi" w:cstheme="minorHAnsi"/>
-        </w:rPr>
-        <w:t xml:space="preserve"> (ENI Editions)</w:t>
-      </w:r>
-      <w:r>
-        <w:rPr>
-          <w:rFonts w:asciiTheme="minorHAnsi" w:hAnsiTheme="minorHAnsi" w:cstheme="minorHAnsi"/>
-        </w:rPr>
-        <w:br/>
-      </w:r>
-      <w:hyperlink r:id="rId320" w:tgtFrame="_blank" w:history="1">
-        <w:r>
-          <w:rPr>
-            <w:rStyle w:val="Lienhypertexte"/>
-            <w:rFonts w:asciiTheme="minorHAnsi" w:hAnsiTheme="minorHAnsi" w:cstheme="minorHAnsi"/>
-          </w:rPr>
-          <w:t>Gestion de tests logiciels</w:t>
-        </w:r>
-      </w:hyperlink>
-      <w:r>
-        <w:rPr>
-          <w:rFonts w:asciiTheme="minorHAnsi" w:hAnsiTheme="minorHAnsi" w:cstheme="minorHAnsi"/>
-        </w:rPr>
-        <w:t xml:space="preserve"> (ENI Editions)</w:t>
-      </w:r>
-      <w:r>
-        <w:rPr>
-          <w:rFonts w:asciiTheme="minorHAnsi" w:hAnsiTheme="minorHAnsi" w:cstheme="minorHAnsi"/>
-        </w:rPr>
-        <w:br/>
-      </w:r>
-      <w:hyperlink r:id="rId321" w:tgtFrame="_blank" w:history="1">
-        <w:r>
-          <w:rPr>
-            <w:rStyle w:val="Lienhypertexte"/>
-            <w:rFonts w:asciiTheme="minorHAnsi" w:hAnsiTheme="minorHAnsi" w:cstheme="minorHAnsi"/>
-          </w:rPr>
-          <w:t>Réseaux informatiques - Les bases essentielles</w:t>
-        </w:r>
-      </w:hyperlink>
-      <w:r>
-        <w:rPr>
-          <w:rFonts w:asciiTheme="minorHAnsi" w:hAnsiTheme="minorHAnsi" w:cstheme="minorHAnsi"/>
-        </w:rPr>
-        <w:t xml:space="preserve"> (ENI Editions)</w:t>
-      </w:r>
-      <w:r>
-        <w:rPr>
-          <w:rFonts w:asciiTheme="minorHAnsi" w:hAnsiTheme="minorHAnsi" w:cstheme="minorHAnsi"/>
-        </w:rPr>
-        <w:br/>
-      </w:r>
-      <w:hyperlink r:id="rId322" w:tgtFrame="_blank" w:history="1">
-        <w:r>
-          <w:rPr>
-            <w:rStyle w:val="Lienhypertexte"/>
-            <w:rFonts w:asciiTheme="minorHAnsi" w:hAnsiTheme="minorHAnsi" w:cstheme="minorHAnsi"/>
-          </w:rPr>
-          <w:t>Réseaux sociaux - Facebook, Twitter, LinkedIn et Viadeo</w:t>
-        </w:r>
-      </w:hyperlink>
-      <w:r>
-        <w:rPr>
-          <w:rFonts w:asciiTheme="minorHAnsi" w:hAnsiTheme="minorHAnsi" w:cstheme="minorHAnsi"/>
-        </w:rPr>
-        <w:t xml:space="preserve"> (ENI Editions)</w:t>
-      </w:r>
-      <w:r>
-        <w:rPr>
-          <w:rFonts w:asciiTheme="minorHAnsi" w:hAnsiTheme="minorHAnsi" w:cstheme="minorHAnsi"/>
-        </w:rPr>
-        <w:br/>
-      </w:r>
-      <w:hyperlink r:id="rId323" w:tgtFrame="_blank" w:history="1">
-        <w:r>
-          <w:rPr>
-            <w:rStyle w:val="Lienhypertexte"/>
-            <w:rFonts w:asciiTheme="minorHAnsi" w:hAnsiTheme="minorHAnsi" w:cstheme="minorHAnsi"/>
-          </w:rPr>
-          <w:t>Social Media - Le webmarketing par les réseaux sociaux</w:t>
-        </w:r>
-      </w:hyperlink>
-      <w:r>
-        <w:rPr>
-          <w:rFonts w:asciiTheme="minorHAnsi" w:hAnsiTheme="minorHAnsi" w:cstheme="minorHAnsi"/>
-        </w:rPr>
-        <w:t xml:space="preserve"> (ENI Editions)</w:t>
-      </w:r>
-      <w:r>
-        <w:rPr>
-          <w:rFonts w:asciiTheme="minorHAnsi" w:hAnsiTheme="minorHAnsi" w:cstheme="minorHAnsi"/>
-        </w:rPr>
-        <w:br/>
-      </w:r>
-      <w:hyperlink r:id="rId324" w:tgtFrame="_blank" w:history="1">
         <w:r>
           <w:rPr>
             <w:rStyle w:val="Lienhypertexte"/>
@@ -32987,20 +32941,159 @@
           <w:rFonts w:asciiTheme="minorHAnsi" w:hAnsiTheme="minorHAnsi" w:cstheme="minorHAnsi"/>
         </w:rPr>
       </w:pPr>
+      <w:hyperlink r:id="rId319" w:tgtFrame="_blank" w:history="1">
+        <w:r>
+          <w:rPr>
+            <w:rStyle w:val="Lienhypertexte"/>
+            <w:rFonts w:asciiTheme="minorHAnsi" w:hAnsiTheme="minorHAnsi" w:cstheme="minorHAnsi"/>
+          </w:rPr>
+          <w:t>Tennis</w:t>
+        </w:r>
+      </w:hyperlink>
+      <w:r>
+        <w:rPr>
+          <w:rFonts w:asciiTheme="minorHAnsi" w:hAnsiTheme="minorHAnsi" w:cstheme="minorHAnsi"/>
+        </w:rPr>
+        <w:t xml:space="preserve"> (Nathan 1986)</w:t>
+      </w:r>
+      <w:r>
+        <w:rPr>
+          <w:rFonts w:asciiTheme="minorHAnsi" w:hAnsiTheme="minorHAnsi" w:cstheme="minorHAnsi"/>
+        </w:rPr>
+        <w:br/>
+      </w:r>
+      <w:hyperlink r:id="rId320" w:tgtFrame="_blank" w:history="1">
+        <w:r>
+          <w:rPr>
+            <w:rStyle w:val="Lienhypertexte"/>
+            <w:rFonts w:asciiTheme="minorHAnsi" w:hAnsiTheme="minorHAnsi" w:cstheme="minorHAnsi"/>
+          </w:rPr>
+          <w:t>Eat to win</w:t>
+        </w:r>
+      </w:hyperlink>
+      <w:r>
+        <w:rPr>
+          <w:rFonts w:asciiTheme="minorHAnsi" w:hAnsiTheme="minorHAnsi" w:cstheme="minorHAnsi"/>
+        </w:rPr>
+        <w:t xml:space="preserve"> (Robert Haas - Scribner 1985)</w:t>
+      </w:r>
+      <w:r>
+        <w:rPr>
+          <w:rFonts w:asciiTheme="minorHAnsi" w:hAnsiTheme="minorHAnsi" w:cstheme="minorHAnsi"/>
+        </w:rPr>
+        <w:br/>
+      </w:r>
+      <w:hyperlink r:id="rId321" w:tgtFrame="_blank" w:history="1">
+        <w:r>
+          <w:rPr>
+            <w:rStyle w:val="Lienhypertexte"/>
+            <w:rFonts w:asciiTheme="minorHAnsi" w:hAnsiTheme="minorHAnsi" w:cstheme="minorHAnsi"/>
+          </w:rPr>
+          <w:t>Blood and guts</w:t>
+        </w:r>
+      </w:hyperlink>
+      <w:r>
+        <w:rPr>
+          <w:rFonts w:asciiTheme="minorHAnsi" w:hAnsiTheme="minorHAnsi" w:cstheme="minorHAnsi"/>
+        </w:rPr>
+        <w:t xml:space="preserve"> (Dorian Yates - 1993)</w:t>
+      </w:r>
+      <w:r>
+        <w:rPr>
+          <w:rFonts w:asciiTheme="minorHAnsi" w:hAnsiTheme="minorHAnsi" w:cstheme="minorHAnsi"/>
+        </w:rPr>
+        <w:br/>
+      </w:r>
+      <w:hyperlink r:id="rId322" w:tgtFrame="_blank" w:history="1">
+        <w:r>
+          <w:rPr>
+            <w:rStyle w:val="Lienhypertexte"/>
+            <w:rFonts w:asciiTheme="minorHAnsi" w:hAnsiTheme="minorHAnsi" w:cstheme="minorHAnsi"/>
+          </w:rPr>
+          <w:t>The Wisdom of Mike Mentzer: The Art, Science and Philosophy of a Bodybuilder</w:t>
+        </w:r>
+      </w:hyperlink>
+      <w:r>
+        <w:rPr>
+          <w:rFonts w:asciiTheme="minorHAnsi" w:hAnsiTheme="minorHAnsi" w:cstheme="minorHAnsi"/>
+        </w:rPr>
+        <w:t xml:space="preserve"> (2005)</w:t>
+      </w:r>
+      <w:r>
+        <w:rPr>
+          <w:rFonts w:asciiTheme="minorHAnsi" w:hAnsiTheme="minorHAnsi" w:cstheme="minorHAnsi"/>
+        </w:rPr>
+        <w:br/>
+      </w:r>
+      <w:hyperlink r:id="rId323" w:tgtFrame="_blank" w:history="1">
+        <w:r>
+          <w:rPr>
+            <w:rStyle w:val="Lienhypertexte"/>
+            <w:rFonts w:asciiTheme="minorHAnsi" w:hAnsiTheme="minorHAnsi" w:cstheme="minorHAnsi"/>
+          </w:rPr>
+          <w:t>Cours de biologie cellulaire</w:t>
+        </w:r>
+      </w:hyperlink>
+      <w:r>
+        <w:rPr>
+          <w:rFonts w:asciiTheme="minorHAnsi" w:hAnsiTheme="minorHAnsi" w:cstheme="minorHAnsi"/>
+        </w:rPr>
+        <w:t xml:space="preserve"> (Pierre Cau, Raymond Seïte - Ellipses 2009)</w:t>
+      </w:r>
+      <w:r>
+        <w:rPr>
+          <w:rFonts w:asciiTheme="minorHAnsi" w:hAnsiTheme="minorHAnsi" w:cstheme="minorHAnsi"/>
+        </w:rPr>
+        <w:br/>
+      </w:r>
+      <w:hyperlink r:id="rId324" w:tgtFrame="_blank" w:history="1">
+        <w:r>
+          <w:rPr>
+            <w:rStyle w:val="Lienhypertexte"/>
+            <w:rFonts w:asciiTheme="minorHAnsi" w:hAnsiTheme="minorHAnsi" w:cstheme="minorHAnsi"/>
+          </w:rPr>
+          <w:t>Histologie</w:t>
+        </w:r>
+      </w:hyperlink>
+      <w:r>
+        <w:rPr>
+          <w:rFonts w:asciiTheme="minorHAnsi" w:hAnsiTheme="minorHAnsi" w:cstheme="minorHAnsi"/>
+        </w:rPr>
+        <w:t xml:space="preserve"> (</w:t>
+      </w:r>
+      <w:r>
+        <w:rPr>
+          <w:rStyle w:val="a-size-small"/>
+          <w:rFonts w:asciiTheme="minorHAnsi" w:hAnsiTheme="minorHAnsi" w:cstheme="minorHAnsi"/>
+        </w:rPr>
+        <w:t>Jacques Poirier, Jean-Louis Ribadeau Dumas</w:t>
+      </w:r>
+      <w:r>
+        <w:rPr>
+          <w:rFonts w:asciiTheme="minorHAnsi" w:hAnsiTheme="minorHAnsi" w:cstheme="minorHAnsi"/>
+        </w:rPr>
+        <w:t xml:space="preserve"> - Masson Abrégé 1988)</w:t>
+      </w:r>
+      <w:r>
+        <w:rPr>
+          <w:rFonts w:asciiTheme="minorHAnsi" w:hAnsiTheme="minorHAnsi" w:cstheme="minorHAnsi"/>
+        </w:rPr>
+        <w:br/>
+      </w:r>
       <w:hyperlink r:id="rId325" w:tgtFrame="_blank" w:history="1">
         <w:r>
           <w:rPr>
             <w:rStyle w:val="Lienhypertexte"/>
             <w:rFonts w:asciiTheme="minorHAnsi" w:hAnsiTheme="minorHAnsi" w:cstheme="minorHAnsi"/>
           </w:rPr>
-          <w:t>Tennis</w:t>
-        </w:r>
-      </w:hyperlink>
-      <w:r>
-        <w:rPr>
-          <w:rFonts w:asciiTheme="minorHAnsi" w:hAnsiTheme="minorHAnsi" w:cstheme="minorHAnsi"/>
-        </w:rPr>
-        <w:t xml:space="preserve"> (Nathan 1986)</w:t>
+          <w:t>What is life</w:t>
+        </w:r>
+      </w:hyperlink>
+      <w:r>
+        <w:rPr>
+          <w:rFonts w:asciiTheme="minorHAnsi" w:hAnsiTheme="minorHAnsi" w:cstheme="minorHAnsi"/>
+        </w:rPr>
+        <w:t xml:space="preserve"> (Erwin Schrödinger - Cambridge University Press 1992)</w:t>
       </w:r>
       <w:r>
         <w:rPr>
@@ -33014,14 +33107,14 @@
             <w:rStyle w:val="Lienhypertexte"/>
             <w:rFonts w:asciiTheme="minorHAnsi" w:hAnsiTheme="minorHAnsi" w:cstheme="minorHAnsi"/>
           </w:rPr>
-          <w:t>Eat to win</w:t>
-        </w:r>
-      </w:hyperlink>
-      <w:r>
-        <w:rPr>
-          <w:rFonts w:asciiTheme="minorHAnsi" w:hAnsiTheme="minorHAnsi" w:cstheme="minorHAnsi"/>
-        </w:rPr>
-        <w:t xml:space="preserve"> (Robert Haas - Scribner 1985)</w:t>
+          <w:t>Relativity</w:t>
+        </w:r>
+      </w:hyperlink>
+      <w:r>
+        <w:rPr>
+          <w:rFonts w:asciiTheme="minorHAnsi" w:hAnsiTheme="minorHAnsi" w:cstheme="minorHAnsi"/>
+        </w:rPr>
+        <w:t xml:space="preserve"> (Albert Einstein - Digireads 1990)</w:t>
       </w:r>
       <w:r>
         <w:rPr>
@@ -33035,14 +33128,14 @@
             <w:rStyle w:val="Lienhypertexte"/>
             <w:rFonts w:asciiTheme="minorHAnsi" w:hAnsiTheme="minorHAnsi" w:cstheme="minorHAnsi"/>
           </w:rPr>
-          <w:t>Blood and guts</w:t>
-        </w:r>
-      </w:hyperlink>
-      <w:r>
-        <w:rPr>
-          <w:rFonts w:asciiTheme="minorHAnsi" w:hAnsiTheme="minorHAnsi" w:cstheme="minorHAnsi"/>
-        </w:rPr>
-        <w:t xml:space="preserve"> (Dorian Yates - 1993)</w:t>
+          <w:t>Light and Matter</w:t>
+        </w:r>
+      </w:hyperlink>
+      <w:r>
+        <w:rPr>
+          <w:rFonts w:asciiTheme="minorHAnsi" w:hAnsiTheme="minorHAnsi" w:cstheme="minorHAnsi"/>
+        </w:rPr>
+        <w:t xml:space="preserve"> (Richard Feynman - Princeton University Press - Seuil 1985)</w:t>
       </w:r>
       <w:r>
         <w:rPr>
@@ -33056,14 +33149,14 @@
             <w:rStyle w:val="Lienhypertexte"/>
             <w:rFonts w:asciiTheme="minorHAnsi" w:hAnsiTheme="minorHAnsi" w:cstheme="minorHAnsi"/>
           </w:rPr>
-          <w:t>The Wisdom of Mike Mentzer: The Art, Science and Philosophy of a Bodybuilder</w:t>
-        </w:r>
-      </w:hyperlink>
-      <w:r>
-        <w:rPr>
-          <w:rFonts w:asciiTheme="minorHAnsi" w:hAnsiTheme="minorHAnsi" w:cstheme="minorHAnsi"/>
-        </w:rPr>
-        <w:t xml:space="preserve"> (2005)</w:t>
+          <w:t>Neuromarketing</w:t>
+        </w:r>
+      </w:hyperlink>
+      <w:r>
+        <w:rPr>
+          <w:rFonts w:asciiTheme="minorHAnsi" w:hAnsiTheme="minorHAnsi" w:cstheme="minorHAnsi"/>
+        </w:rPr>
+        <w:t xml:space="preserve"> (Patrick Renvoisé, Christophe Morin - SalesBrain Publishing 2005)</w:t>
       </w:r>
       <w:r>
         <w:rPr>
@@ -33077,14 +33170,14 @@
             <w:rStyle w:val="Lienhypertexte"/>
             <w:rFonts w:asciiTheme="minorHAnsi" w:hAnsiTheme="minorHAnsi" w:cstheme="minorHAnsi"/>
           </w:rPr>
-          <w:t>Cours de biologie cellulaire</w:t>
-        </w:r>
-      </w:hyperlink>
-      <w:r>
-        <w:rPr>
-          <w:rFonts w:asciiTheme="minorHAnsi" w:hAnsiTheme="minorHAnsi" w:cstheme="minorHAnsi"/>
-        </w:rPr>
-        <w:t xml:space="preserve"> (Pierre Cau, Raymond Seïte - Ellipses 2009)</w:t>
+          <w:t>The Mental Game of Poker</w:t>
+        </w:r>
+      </w:hyperlink>
+      <w:r>
+        <w:rPr>
+          <w:rFonts w:asciiTheme="minorHAnsi" w:hAnsiTheme="minorHAnsi" w:cstheme="minorHAnsi"/>
+        </w:rPr>
+        <w:t xml:space="preserve"> (Jared Tendler - 2011)</w:t>
       </w:r>
       <w:r>
         <w:rPr>
@@ -33098,27 +33191,14 @@
             <w:rStyle w:val="Lienhypertexte"/>
             <w:rFonts w:asciiTheme="minorHAnsi" w:hAnsiTheme="minorHAnsi" w:cstheme="minorHAnsi"/>
           </w:rPr>
-          <w:t>Histologie</w:t>
-        </w:r>
-      </w:hyperlink>
-      <w:r>
-        <w:rPr>
-          <w:rFonts w:asciiTheme="minorHAnsi" w:hAnsiTheme="minorHAnsi" w:cstheme="minorHAnsi"/>
-        </w:rPr>
-        <w:t xml:space="preserve"> (</w:t>
-      </w:r>
-      <w:r>
-        <w:rPr>
-          <w:rStyle w:val="a-size-small"/>
-          <w:rFonts w:asciiTheme="minorHAnsi" w:hAnsiTheme="minorHAnsi" w:cstheme="minorHAnsi"/>
-        </w:rPr>
-        <w:t>Jacques Poirier, Jean-Louis Ribadeau Dumas</w:t>
-      </w:r>
-      <w:r>
-        <w:rPr>
-          <w:rFonts w:asciiTheme="minorHAnsi" w:hAnsiTheme="minorHAnsi" w:cstheme="minorHAnsi"/>
-        </w:rPr>
-        <w:t xml:space="preserve"> - Masson Abrégé 1988)</w:t>
+          <w:t>Les bases de l'harmonie</w:t>
+        </w:r>
+      </w:hyperlink>
+      <w:r>
+        <w:rPr>
+          <w:rFonts w:asciiTheme="minorHAnsi" w:hAnsiTheme="minorHAnsi" w:cstheme="minorHAnsi"/>
+        </w:rPr>
+        <w:t xml:space="preserve"> (Philippe Ganter - Dareios IDMusic 2007)</w:t>
       </w:r>
       <w:r>
         <w:rPr>
@@ -33127,132 +33207,6 @@
         <w:br/>
       </w:r>
       <w:hyperlink r:id="rId331" w:tgtFrame="_blank" w:history="1">
-        <w:r>
-          <w:rPr>
-            <w:rStyle w:val="Lienhypertexte"/>
-            <w:rFonts w:asciiTheme="minorHAnsi" w:hAnsiTheme="minorHAnsi" w:cstheme="minorHAnsi"/>
-          </w:rPr>
-          <w:t>What is life</w:t>
-        </w:r>
-      </w:hyperlink>
-      <w:r>
-        <w:rPr>
-          <w:rFonts w:asciiTheme="minorHAnsi" w:hAnsiTheme="minorHAnsi" w:cstheme="minorHAnsi"/>
-        </w:rPr>
-        <w:t xml:space="preserve"> (Erwin Schrödinger - Cambridge University Press 1992)</w:t>
-      </w:r>
-      <w:r>
-        <w:rPr>
-          <w:rFonts w:asciiTheme="minorHAnsi" w:hAnsiTheme="minorHAnsi" w:cstheme="minorHAnsi"/>
-        </w:rPr>
-        <w:br/>
-      </w:r>
-      <w:hyperlink r:id="rId332" w:tgtFrame="_blank" w:history="1">
-        <w:r>
-          <w:rPr>
-            <w:rStyle w:val="Lienhypertexte"/>
-            <w:rFonts w:asciiTheme="minorHAnsi" w:hAnsiTheme="minorHAnsi" w:cstheme="minorHAnsi"/>
-          </w:rPr>
-          <w:t>Relativity</w:t>
-        </w:r>
-      </w:hyperlink>
-      <w:r>
-        <w:rPr>
-          <w:rFonts w:asciiTheme="minorHAnsi" w:hAnsiTheme="minorHAnsi" w:cstheme="minorHAnsi"/>
-        </w:rPr>
-        <w:t xml:space="preserve"> (Albert Einstein - Digireads 1990)</w:t>
-      </w:r>
-      <w:r>
-        <w:rPr>
-          <w:rFonts w:asciiTheme="minorHAnsi" w:hAnsiTheme="minorHAnsi" w:cstheme="minorHAnsi"/>
-        </w:rPr>
-        <w:br/>
-      </w:r>
-      <w:hyperlink r:id="rId333" w:tgtFrame="_blank" w:history="1">
-        <w:r>
-          <w:rPr>
-            <w:rStyle w:val="Lienhypertexte"/>
-            <w:rFonts w:asciiTheme="minorHAnsi" w:hAnsiTheme="minorHAnsi" w:cstheme="minorHAnsi"/>
-          </w:rPr>
-          <w:t>Light and Matter</w:t>
-        </w:r>
-      </w:hyperlink>
-      <w:r>
-        <w:rPr>
-          <w:rFonts w:asciiTheme="minorHAnsi" w:hAnsiTheme="minorHAnsi" w:cstheme="minorHAnsi"/>
-        </w:rPr>
-        <w:t xml:space="preserve"> (Richard Feynman - Princeton University Press - Seuil 1985)</w:t>
-      </w:r>
-      <w:r>
-        <w:rPr>
-          <w:rFonts w:asciiTheme="minorHAnsi" w:hAnsiTheme="minorHAnsi" w:cstheme="minorHAnsi"/>
-        </w:rPr>
-        <w:br/>
-      </w:r>
-      <w:hyperlink r:id="rId334" w:tgtFrame="_blank" w:history="1">
-        <w:r>
-          <w:rPr>
-            <w:rStyle w:val="Lienhypertexte"/>
-            <w:rFonts w:asciiTheme="minorHAnsi" w:hAnsiTheme="minorHAnsi" w:cstheme="minorHAnsi"/>
-          </w:rPr>
-          <w:t>Neuromarketing</w:t>
-        </w:r>
-      </w:hyperlink>
-      <w:r>
-        <w:rPr>
-          <w:rFonts w:asciiTheme="minorHAnsi" w:hAnsiTheme="minorHAnsi" w:cstheme="minorHAnsi"/>
-        </w:rPr>
-        <w:t xml:space="preserve"> (Patrick Renvoisé, Christophe Morin - SalesBrain Publishing 2005)</w:t>
-      </w:r>
-      <w:r>
-        <w:rPr>
-          <w:rFonts w:asciiTheme="minorHAnsi" w:hAnsiTheme="minorHAnsi" w:cstheme="minorHAnsi"/>
-        </w:rPr>
-        <w:br/>
-      </w:r>
-      <w:hyperlink r:id="rId335" w:tgtFrame="_blank" w:history="1">
-        <w:r>
-          <w:rPr>
-            <w:rStyle w:val="Lienhypertexte"/>
-            <w:rFonts w:asciiTheme="minorHAnsi" w:hAnsiTheme="minorHAnsi" w:cstheme="minorHAnsi"/>
-          </w:rPr>
-          <w:t>The Mental Game of Poker</w:t>
-        </w:r>
-      </w:hyperlink>
-      <w:r>
-        <w:rPr>
-          <w:rFonts w:asciiTheme="minorHAnsi" w:hAnsiTheme="minorHAnsi" w:cstheme="minorHAnsi"/>
-        </w:rPr>
-        <w:t xml:space="preserve"> (Jared Tendler - 2011)</w:t>
-      </w:r>
-      <w:r>
-        <w:rPr>
-          <w:rFonts w:asciiTheme="minorHAnsi" w:hAnsiTheme="minorHAnsi" w:cstheme="minorHAnsi"/>
-        </w:rPr>
-        <w:br/>
-      </w:r>
-      <w:hyperlink r:id="rId336" w:tgtFrame="_blank" w:history="1">
-        <w:r>
-          <w:rPr>
-            <w:rStyle w:val="Lienhypertexte"/>
-            <w:rFonts w:asciiTheme="minorHAnsi" w:hAnsiTheme="minorHAnsi" w:cstheme="minorHAnsi"/>
-          </w:rPr>
-          <w:t>Les bases de l'harmonie</w:t>
-        </w:r>
-      </w:hyperlink>
-      <w:r>
-        <w:rPr>
-          <w:rFonts w:asciiTheme="minorHAnsi" w:hAnsiTheme="minorHAnsi" w:cstheme="minorHAnsi"/>
-        </w:rPr>
-        <w:t xml:space="preserve"> (Philippe Ganter - Dareios IDMusic 2007)</w:t>
-      </w:r>
-      <w:r>
-        <w:rPr>
-          <w:rFonts w:asciiTheme="minorHAnsi" w:hAnsiTheme="minorHAnsi" w:cstheme="minorHAnsi"/>
-        </w:rPr>
-        <w:br/>
-      </w:r>
-      <w:hyperlink r:id="rId337" w:tgtFrame="_blank" w:history="1">
         <w:r>
           <w:rPr>
             <w:rStyle w:val="Lienhypertexte"/>
@@ -33286,7 +33240,7 @@
 </file>
 
 <file path=word/endnotes.xml><?xml version="1.0" encoding="utf-8"?>
-<w:endnotes xmlns:wpc="http://schemas.microsoft.com/office/word/2010/wordprocessingCanvas" xmlns:cx="http://schemas.microsoft.com/office/drawing/2014/chartex" xmlns:cx1="http://schemas.microsoft.com/office/drawing/2015/9/8/chartex" xmlns:cx2="http://schemas.microsoft.com/office/drawing/2015/10/21/chartex" xmlns:cx3="http://schemas.microsoft.com/office/drawing/2016/5/9/chartex" xmlns:cx4="http://schemas.microsoft.com/office/drawing/2016/5/10/chartex" xmlns:cx5="http://schemas.microsoft.com/office/drawing/2016/5/11/chartex" xmlns:cx6="http://schemas.microsoft.com/office/drawing/2016/5/12/chartex" xmlns:cx7="http://schemas.microsoft.com/office/drawing/2016/5/13/chartex" xmlns:cx8="http://schemas.microsoft.com/office/drawing/2016/5/14/chartex" xmlns:mc="http://schemas.openxmlformats.org/markup-compatibility/2006" xmlns:aink="http://schemas.microsoft.com/office/drawing/2016/ink" xmlns:am3d="http://schemas.microsoft.com/office/drawing/2017/model3d" xmlns:o="urn:schemas-microsoft-com:office:office" xmlns:oel="http://schemas.microsoft.com/office/2019/extlst" xmlns:r="http://schemas.openxmlformats.org/officeDocument/2006/relationships" xmlns:m="http://schemas.openxmlformats.org/officeDocument/2006/math" xmlns:v="urn:schemas-microsoft-com:vml" xmlns:wp14="http://schemas.microsoft.com/office/word/2010/wordprocessingDrawing" xmlns:wp="http://schemas.openxmlformats.org/drawingml/2006/wordprocessingDrawing" xmlns:w10="urn:schemas-microsoft-com:office:word" xmlns:w="http://schemas.openxmlformats.org/wordprocessingml/2006/main" xmlns:w14="http://schemas.microsoft.com/office/word/2010/wordml" xmlns:w15="http://schemas.microsoft.com/office/word/2012/wordml" xmlns:w16cex="http://schemas.microsoft.com/office/word/2018/wordml/cex" xmlns:w16cid="http://schemas.microsoft.com/office/word/2016/wordml/cid" xmlns:w16="http://schemas.microsoft.com/office/word/2018/wordml" xmlns:w16du="http://schemas.microsoft.com/office/word/2023/wordml/word16du" xmlns:w16sdtdh="http://schemas.microsoft.com/office/word/2020/wordml/sdtdatahash" xmlns:w16se="http://schemas.microsoft.com/office/word/2015/wordml/symex" xmlns:wpg="http://schemas.microsoft.com/office/word/2010/wordprocessingGroup" xmlns:wpi="http://schemas.microsoft.com/office/word/2010/wordprocessingInk" xmlns:wne="http://schemas.microsoft.com/office/word/2006/wordml" xmlns:wps="http://schemas.microsoft.com/office/word/2010/wordprocessingShape" mc:Ignorable="w14 w15 w16se w16cid w16 w16cex w16sdtdh w16du wp14">
+<w:endnotes xmlns:wpc="http://schemas.microsoft.com/office/word/2010/wordprocessingCanvas" xmlns:cx="http://schemas.microsoft.com/office/drawing/2014/chartex" xmlns:cx1="http://schemas.microsoft.com/office/drawing/2015/9/8/chartex" xmlns:cx2="http://schemas.microsoft.com/office/drawing/2015/10/21/chartex" xmlns:cx3="http://schemas.microsoft.com/office/drawing/2016/5/9/chartex" xmlns:cx4="http://schemas.microsoft.com/office/drawing/2016/5/10/chartex" xmlns:cx5="http://schemas.microsoft.com/office/drawing/2016/5/11/chartex" xmlns:cx6="http://schemas.microsoft.com/office/drawing/2016/5/12/chartex" xmlns:cx7="http://schemas.microsoft.com/office/drawing/2016/5/13/chartex" xmlns:cx8="http://schemas.microsoft.com/office/drawing/2016/5/14/chartex" xmlns:mc="http://schemas.openxmlformats.org/markup-compatibility/2006" xmlns:aink="http://schemas.microsoft.com/office/drawing/2016/ink" xmlns:am3d="http://schemas.microsoft.com/office/drawing/2017/model3d" xmlns:o="urn:schemas-microsoft-com:office:office" xmlns:oel="http://schemas.microsoft.com/office/2019/extlst" xmlns:r="http://schemas.openxmlformats.org/officeDocument/2006/relationships" xmlns:m="http://schemas.openxmlformats.org/officeDocument/2006/math" xmlns:v="urn:schemas-microsoft-com:vml" xmlns:wp14="http://schemas.microsoft.com/office/word/2010/wordprocessingDrawing" xmlns:wp="http://schemas.openxmlformats.org/drawingml/2006/wordprocessingDrawing" xmlns:w10="urn:schemas-microsoft-com:office:word" xmlns:w="http://schemas.openxmlformats.org/wordprocessingml/2006/main" xmlns:w14="http://schemas.microsoft.com/office/word/2010/wordml" xmlns:w15="http://schemas.microsoft.com/office/word/2012/wordml" xmlns:w16cex="http://schemas.microsoft.com/office/word/2018/wordml/cex" xmlns:w16cid="http://schemas.microsoft.com/office/word/2016/wordml/cid" xmlns:w16="http://schemas.microsoft.com/office/word/2018/wordml" xmlns:w16du="http://schemas.microsoft.com/office/word/2023/wordml/word16du" xmlns:w16sdtdh="http://schemas.microsoft.com/office/word/2020/wordml/sdtdatahash" xmlns:w16sdtfl="http://schemas.microsoft.com/office/word/2024/wordml/sdtformatlock" xmlns:w16se="http://schemas.microsoft.com/office/word/2015/wordml/symex" xmlns:wpg="http://schemas.microsoft.com/office/word/2010/wordprocessingGroup" xmlns:wpi="http://schemas.microsoft.com/office/word/2010/wordprocessingInk" xmlns:wne="http://schemas.microsoft.com/office/word/2006/wordml" xmlns:wps="http://schemas.microsoft.com/office/word/2010/wordprocessingShape" mc:Ignorable="w14 w15 w16se w16cid w16 w16cex w16sdtdh w16sdtfl w16du wp14">
   <w:endnote w:type="separator" w:id="-1">
     <w:p>
       <w:pPr>
@@ -33311,7 +33265,7 @@
 </file>
 
 <file path=word/footer1.xml><?xml version="1.0" encoding="utf-8"?>
-<w:ftr xmlns:wpc="http://schemas.microsoft.com/office/word/2010/wordprocessingCanvas" xmlns:cx="http://schemas.microsoft.com/office/drawing/2014/chartex" xmlns:cx1="http://schemas.microsoft.com/office/drawing/2015/9/8/chartex" xmlns:cx2="http://schemas.microsoft.com/office/drawing/2015/10/21/chartex" xmlns:cx3="http://schemas.microsoft.com/office/drawing/2016/5/9/chartex" xmlns:cx4="http://schemas.microsoft.com/office/drawing/2016/5/10/chartex" xmlns:cx5="http://schemas.microsoft.com/office/drawing/2016/5/11/chartex" xmlns:cx6="http://schemas.microsoft.com/office/drawing/2016/5/12/chartex" xmlns:cx7="http://schemas.microsoft.com/office/drawing/2016/5/13/chartex" xmlns:cx8="http://schemas.microsoft.com/office/drawing/2016/5/14/chartex" xmlns:mc="http://schemas.openxmlformats.org/markup-compatibility/2006" xmlns:aink="http://schemas.microsoft.com/office/drawing/2016/ink" xmlns:am3d="http://schemas.microsoft.com/office/drawing/2017/model3d" xmlns:o="urn:schemas-microsoft-com:office:office" xmlns:oel="http://schemas.microsoft.com/office/2019/extlst" xmlns:r="http://schemas.openxmlformats.org/officeDocument/2006/relationships" xmlns:m="http://schemas.openxmlformats.org/officeDocument/2006/math" xmlns:v="urn:schemas-microsoft-com:vml" xmlns:wp14="http://schemas.microsoft.com/office/word/2010/wordprocessingDrawing" xmlns:wp="http://schemas.openxmlformats.org/drawingml/2006/wordprocessingDrawing" xmlns:w10="urn:schemas-microsoft-com:office:word" xmlns:w="http://schemas.openxmlformats.org/wordprocessingml/2006/main" xmlns:w14="http://schemas.microsoft.com/office/word/2010/wordml" xmlns:w15="http://schemas.microsoft.com/office/word/2012/wordml" xmlns:w16cex="http://schemas.microsoft.com/office/word/2018/wordml/cex" xmlns:w16cid="http://schemas.microsoft.com/office/word/2016/wordml/cid" xmlns:w16="http://schemas.microsoft.com/office/word/2018/wordml" xmlns:w16du="http://schemas.microsoft.com/office/word/2023/wordml/word16du" xmlns:w16sdtdh="http://schemas.microsoft.com/office/word/2020/wordml/sdtdatahash" xmlns:w16se="http://schemas.microsoft.com/office/word/2015/wordml/symex" xmlns:wpg="http://schemas.microsoft.com/office/word/2010/wordprocessingGroup" xmlns:wpi="http://schemas.microsoft.com/office/word/2010/wordprocessingInk" xmlns:wne="http://schemas.microsoft.com/office/word/2006/wordml" xmlns:wps="http://schemas.microsoft.com/office/word/2010/wordprocessingShape" mc:Ignorable="w14 w15 w16se w16cid w16 w16cex w16sdtdh w16du wp14">
+<w:ftr xmlns:wpc="http://schemas.microsoft.com/office/word/2010/wordprocessingCanvas" xmlns:cx="http://schemas.microsoft.com/office/drawing/2014/chartex" xmlns:cx1="http://schemas.microsoft.com/office/drawing/2015/9/8/chartex" xmlns:cx2="http://schemas.microsoft.com/office/drawing/2015/10/21/chartex" xmlns:cx3="http://schemas.microsoft.com/office/drawing/2016/5/9/chartex" xmlns:cx4="http://schemas.microsoft.com/office/drawing/2016/5/10/chartex" xmlns:cx5="http://schemas.microsoft.com/office/drawing/2016/5/11/chartex" xmlns:cx6="http://schemas.microsoft.com/office/drawing/2016/5/12/chartex" xmlns:cx7="http://schemas.microsoft.com/office/drawing/2016/5/13/chartex" xmlns:cx8="http://schemas.microsoft.com/office/drawing/2016/5/14/chartex" xmlns:mc="http://schemas.openxmlformats.org/markup-compatibility/2006" xmlns:aink="http://schemas.microsoft.com/office/drawing/2016/ink" xmlns:am3d="http://schemas.microsoft.com/office/drawing/2017/model3d" xmlns:o="urn:schemas-microsoft-com:office:office" xmlns:oel="http://schemas.microsoft.com/office/2019/extlst" xmlns:r="http://schemas.openxmlformats.org/officeDocument/2006/relationships" xmlns:m="http://schemas.openxmlformats.org/officeDocument/2006/math" xmlns:v="urn:schemas-microsoft-com:vml" xmlns:wp14="http://schemas.microsoft.com/office/word/2010/wordprocessingDrawing" xmlns:wp="http://schemas.openxmlformats.org/drawingml/2006/wordprocessingDrawing" xmlns:w10="urn:schemas-microsoft-com:office:word" xmlns:w="http://schemas.openxmlformats.org/wordprocessingml/2006/main" xmlns:w14="http://schemas.microsoft.com/office/word/2010/wordml" xmlns:w15="http://schemas.microsoft.com/office/word/2012/wordml" xmlns:w16cex="http://schemas.microsoft.com/office/word/2018/wordml/cex" xmlns:w16cid="http://schemas.microsoft.com/office/word/2016/wordml/cid" xmlns:w16="http://schemas.microsoft.com/office/word/2018/wordml" xmlns:w16du="http://schemas.microsoft.com/office/word/2023/wordml/word16du" xmlns:w16sdtdh="http://schemas.microsoft.com/office/word/2020/wordml/sdtdatahash" xmlns:w16sdtfl="http://schemas.microsoft.com/office/word/2024/wordml/sdtformatlock" xmlns:w16se="http://schemas.microsoft.com/office/word/2015/wordml/symex" xmlns:wpg="http://schemas.microsoft.com/office/word/2010/wordprocessingGroup" xmlns:wpi="http://schemas.microsoft.com/office/word/2010/wordprocessingInk" xmlns:wne="http://schemas.microsoft.com/office/word/2006/wordml" xmlns:wps="http://schemas.microsoft.com/office/word/2010/wordprocessingShape" mc:Ignorable="w14 w15 w16se w16cid w16 w16cex w16sdtdh w16sdtfl w16du wp14">
   <w:p>
     <w:pPr>
       <w:pStyle w:val="Pieddepage"/>
@@ -33442,7 +33396,7 @@
 </file>
 
 <file path=word/footer2.xml><?xml version="1.0" encoding="utf-8"?>
-<w:ftr xmlns:wpc="http://schemas.microsoft.com/office/word/2010/wordprocessingCanvas" xmlns:cx="http://schemas.microsoft.com/office/drawing/2014/chartex" xmlns:cx1="http://schemas.microsoft.com/office/drawing/2015/9/8/chartex" xmlns:cx2="http://schemas.microsoft.com/office/drawing/2015/10/21/chartex" xmlns:cx3="http://schemas.microsoft.com/office/drawing/2016/5/9/chartex" xmlns:cx4="http://schemas.microsoft.com/office/drawing/2016/5/10/chartex" xmlns:cx5="http://schemas.microsoft.com/office/drawing/2016/5/11/chartex" xmlns:cx6="http://schemas.microsoft.com/office/drawing/2016/5/12/chartex" xmlns:cx7="http://schemas.microsoft.com/office/drawing/2016/5/13/chartex" xmlns:cx8="http://schemas.microsoft.com/office/drawing/2016/5/14/chartex" xmlns:mc="http://schemas.openxmlformats.org/markup-compatibility/2006" xmlns:aink="http://schemas.microsoft.com/office/drawing/2016/ink" xmlns:am3d="http://schemas.microsoft.com/office/drawing/2017/model3d" xmlns:o="urn:schemas-microsoft-com:office:office" xmlns:oel="http://schemas.microsoft.com/office/2019/extlst" xmlns:r="http://schemas.openxmlformats.org/officeDocument/2006/relationships" xmlns:m="http://schemas.openxmlformats.org/officeDocument/2006/math" xmlns:v="urn:schemas-microsoft-com:vml" xmlns:wp14="http://schemas.microsoft.com/office/word/2010/wordprocessingDrawing" xmlns:wp="http://schemas.openxmlformats.org/drawingml/2006/wordprocessingDrawing" xmlns:w10="urn:schemas-microsoft-com:office:word" xmlns:w="http://schemas.openxmlformats.org/wordprocessingml/2006/main" xmlns:w14="http://schemas.microsoft.com/office/word/2010/wordml" xmlns:w15="http://schemas.microsoft.com/office/word/2012/wordml" xmlns:w16cex="http://schemas.microsoft.com/office/word/2018/wordml/cex" xmlns:w16cid="http://schemas.microsoft.com/office/word/2016/wordml/cid" xmlns:w16="http://schemas.microsoft.com/office/word/2018/wordml" xmlns:w16du="http://schemas.microsoft.com/office/word/2023/wordml/word16du" xmlns:w16sdtdh="http://schemas.microsoft.com/office/word/2020/wordml/sdtdatahash" xmlns:w16se="http://schemas.microsoft.com/office/word/2015/wordml/symex" xmlns:wpg="http://schemas.microsoft.com/office/word/2010/wordprocessingGroup" xmlns:wpi="http://schemas.microsoft.com/office/word/2010/wordprocessingInk" xmlns:wne="http://schemas.microsoft.com/office/word/2006/wordml" xmlns:wps="http://schemas.microsoft.com/office/word/2010/wordprocessingShape" mc:Ignorable="w14 w15 w16se w16cid w16 w16cex w16sdtdh w16du wp14">
+<w:ftr xmlns:wpc="http://schemas.microsoft.com/office/word/2010/wordprocessingCanvas" xmlns:cx="http://schemas.microsoft.com/office/drawing/2014/chartex" xmlns:cx1="http://schemas.microsoft.com/office/drawing/2015/9/8/chartex" xmlns:cx2="http://schemas.microsoft.com/office/drawing/2015/10/21/chartex" xmlns:cx3="http://schemas.microsoft.com/office/drawing/2016/5/9/chartex" xmlns:cx4="http://schemas.microsoft.com/office/drawing/2016/5/10/chartex" xmlns:cx5="http://schemas.microsoft.com/office/drawing/2016/5/11/chartex" xmlns:cx6="http://schemas.microsoft.com/office/drawing/2016/5/12/chartex" xmlns:cx7="http://schemas.microsoft.com/office/drawing/2016/5/13/chartex" xmlns:cx8="http://schemas.microsoft.com/office/drawing/2016/5/14/chartex" xmlns:mc="http://schemas.openxmlformats.org/markup-compatibility/2006" xmlns:aink="http://schemas.microsoft.com/office/drawing/2016/ink" xmlns:am3d="http://schemas.microsoft.com/office/drawing/2017/model3d" xmlns:o="urn:schemas-microsoft-com:office:office" xmlns:oel="http://schemas.microsoft.com/office/2019/extlst" xmlns:r="http://schemas.openxmlformats.org/officeDocument/2006/relationships" xmlns:m="http://schemas.openxmlformats.org/officeDocument/2006/math" xmlns:v="urn:schemas-microsoft-com:vml" xmlns:wp14="http://schemas.microsoft.com/office/word/2010/wordprocessingDrawing" xmlns:wp="http://schemas.openxmlformats.org/drawingml/2006/wordprocessingDrawing" xmlns:w10="urn:schemas-microsoft-com:office:word" xmlns:w="http://schemas.openxmlformats.org/wordprocessingml/2006/main" xmlns:w14="http://schemas.microsoft.com/office/word/2010/wordml" xmlns:w15="http://schemas.microsoft.com/office/word/2012/wordml" xmlns:w16cex="http://schemas.microsoft.com/office/word/2018/wordml/cex" xmlns:w16cid="http://schemas.microsoft.com/office/word/2016/wordml/cid" xmlns:w16="http://schemas.microsoft.com/office/word/2018/wordml" xmlns:w16du="http://schemas.microsoft.com/office/word/2023/wordml/word16du" xmlns:w16sdtdh="http://schemas.microsoft.com/office/word/2020/wordml/sdtdatahash" xmlns:w16sdtfl="http://schemas.microsoft.com/office/word/2024/wordml/sdtformatlock" xmlns:w16se="http://schemas.microsoft.com/office/word/2015/wordml/symex" xmlns:wpg="http://schemas.microsoft.com/office/word/2010/wordprocessingGroup" xmlns:wpi="http://schemas.microsoft.com/office/word/2010/wordprocessingInk" xmlns:wne="http://schemas.microsoft.com/office/word/2006/wordml" xmlns:wps="http://schemas.microsoft.com/office/word/2010/wordprocessingShape" mc:Ignorable="w14 w15 w16se w16cid w16 w16cex w16sdtdh w16sdtfl w16du wp14">
   <w:p>
     <w:pPr>
       <w:pStyle w:val="Pieddepage"/>
@@ -33573,7 +33527,7 @@
 </file>
 
 <file path=word/footer3.xml><?xml version="1.0" encoding="utf-8"?>
-<w:ftr xmlns:wpc="http://schemas.microsoft.com/office/word/2010/wordprocessingCanvas" xmlns:cx="http://schemas.microsoft.com/office/drawing/2014/chartex" xmlns:cx1="http://schemas.microsoft.com/office/drawing/2015/9/8/chartex" xmlns:cx2="http://schemas.microsoft.com/office/drawing/2015/10/21/chartex" xmlns:cx3="http://schemas.microsoft.com/office/drawing/2016/5/9/chartex" xmlns:cx4="http://schemas.microsoft.com/office/drawing/2016/5/10/chartex" xmlns:cx5="http://schemas.microsoft.com/office/drawing/2016/5/11/chartex" xmlns:cx6="http://schemas.microsoft.com/office/drawing/2016/5/12/chartex" xmlns:cx7="http://schemas.microsoft.com/office/drawing/2016/5/13/chartex" xmlns:cx8="http://schemas.microsoft.com/office/drawing/2016/5/14/chartex" xmlns:mc="http://schemas.openxmlformats.org/markup-compatibility/2006" xmlns:aink="http://schemas.microsoft.com/office/drawing/2016/ink" xmlns:am3d="http://schemas.microsoft.com/office/drawing/2017/model3d" xmlns:o="urn:schemas-microsoft-com:office:office" xmlns:oel="http://schemas.microsoft.com/office/2019/extlst" xmlns:r="http://schemas.openxmlformats.org/officeDocument/2006/relationships" xmlns:m="http://schemas.openxmlformats.org/officeDocument/2006/math" xmlns:v="urn:schemas-microsoft-com:vml" xmlns:wp14="http://schemas.microsoft.com/office/word/2010/wordprocessingDrawing" xmlns:wp="http://schemas.openxmlformats.org/drawingml/2006/wordprocessingDrawing" xmlns:w10="urn:schemas-microsoft-com:office:word" xmlns:w="http://schemas.openxmlformats.org/wordprocessingml/2006/main" xmlns:w14="http://schemas.microsoft.com/office/word/2010/wordml" xmlns:w15="http://schemas.microsoft.com/office/word/2012/wordml" xmlns:w16cex="http://schemas.microsoft.com/office/word/2018/wordml/cex" xmlns:w16cid="http://schemas.microsoft.com/office/word/2016/wordml/cid" xmlns:w16="http://schemas.microsoft.com/office/word/2018/wordml" xmlns:w16du="http://schemas.microsoft.com/office/word/2023/wordml/word16du" xmlns:w16sdtdh="http://schemas.microsoft.com/office/word/2020/wordml/sdtdatahash" xmlns:w16se="http://schemas.microsoft.com/office/word/2015/wordml/symex" xmlns:wpg="http://schemas.microsoft.com/office/word/2010/wordprocessingGroup" xmlns:wpi="http://schemas.microsoft.com/office/word/2010/wordprocessingInk" xmlns:wne="http://schemas.microsoft.com/office/word/2006/wordml" xmlns:wps="http://schemas.microsoft.com/office/word/2010/wordprocessingShape" mc:Ignorable="w14 w15 w16se w16cid w16 w16cex w16sdtdh w16du wp14">
+<w:ftr xmlns:wpc="http://schemas.microsoft.com/office/word/2010/wordprocessingCanvas" xmlns:cx="http://schemas.microsoft.com/office/drawing/2014/chartex" xmlns:cx1="http://schemas.microsoft.com/office/drawing/2015/9/8/chartex" xmlns:cx2="http://schemas.microsoft.com/office/drawing/2015/10/21/chartex" xmlns:cx3="http://schemas.microsoft.com/office/drawing/2016/5/9/chartex" xmlns:cx4="http://schemas.microsoft.com/office/drawing/2016/5/10/chartex" xmlns:cx5="http://schemas.microsoft.com/office/drawing/2016/5/11/chartex" xmlns:cx6="http://schemas.microsoft.com/office/drawing/2016/5/12/chartex" xmlns:cx7="http://schemas.microsoft.com/office/drawing/2016/5/13/chartex" xmlns:cx8="http://schemas.microsoft.com/office/drawing/2016/5/14/chartex" xmlns:mc="http://schemas.openxmlformats.org/markup-compatibility/2006" xmlns:aink="http://schemas.microsoft.com/office/drawing/2016/ink" xmlns:am3d="http://schemas.microsoft.com/office/drawing/2017/model3d" xmlns:o="urn:schemas-microsoft-com:office:office" xmlns:oel="http://schemas.microsoft.com/office/2019/extlst" xmlns:r="http://schemas.openxmlformats.org/officeDocument/2006/relationships" xmlns:m="http://schemas.openxmlformats.org/officeDocument/2006/math" xmlns:v="urn:schemas-microsoft-com:vml" xmlns:wp14="http://schemas.microsoft.com/office/word/2010/wordprocessingDrawing" xmlns:wp="http://schemas.openxmlformats.org/drawingml/2006/wordprocessingDrawing" xmlns:w10="urn:schemas-microsoft-com:office:word" xmlns:w="http://schemas.openxmlformats.org/wordprocessingml/2006/main" xmlns:w14="http://schemas.microsoft.com/office/word/2010/wordml" xmlns:w15="http://schemas.microsoft.com/office/word/2012/wordml" xmlns:w16cex="http://schemas.microsoft.com/office/word/2018/wordml/cex" xmlns:w16cid="http://schemas.microsoft.com/office/word/2016/wordml/cid" xmlns:w16="http://schemas.microsoft.com/office/word/2018/wordml" xmlns:w16du="http://schemas.microsoft.com/office/word/2023/wordml/word16du" xmlns:w16sdtdh="http://schemas.microsoft.com/office/word/2020/wordml/sdtdatahash" xmlns:w16sdtfl="http://schemas.microsoft.com/office/word/2024/wordml/sdtformatlock" xmlns:w16se="http://schemas.microsoft.com/office/word/2015/wordml/symex" xmlns:wpg="http://schemas.microsoft.com/office/word/2010/wordprocessingGroup" xmlns:wpi="http://schemas.microsoft.com/office/word/2010/wordprocessingInk" xmlns:wne="http://schemas.microsoft.com/office/word/2006/wordml" xmlns:wps="http://schemas.microsoft.com/office/word/2010/wordprocessingShape" mc:Ignorable="w14 w15 w16se w16cid w16 w16cex w16sdtdh w16sdtfl w16du wp14">
   <w:p>
     <w:pPr>
       <w:pStyle w:val="Pieddepage"/>
@@ -33704,7 +33658,7 @@
 </file>
 
 <file path=word/footer4.xml><?xml version="1.0" encoding="utf-8"?>
-<w:ftr xmlns:wpc="http://schemas.microsoft.com/office/word/2010/wordprocessingCanvas" xmlns:cx="http://schemas.microsoft.com/office/drawing/2014/chartex" xmlns:cx1="http://schemas.microsoft.com/office/drawing/2015/9/8/chartex" xmlns:cx2="http://schemas.microsoft.com/office/drawing/2015/10/21/chartex" xmlns:cx3="http://schemas.microsoft.com/office/drawing/2016/5/9/chartex" xmlns:cx4="http://schemas.microsoft.com/office/drawing/2016/5/10/chartex" xmlns:cx5="http://schemas.microsoft.com/office/drawing/2016/5/11/chartex" xmlns:cx6="http://schemas.microsoft.com/office/drawing/2016/5/12/chartex" xmlns:cx7="http://schemas.microsoft.com/office/drawing/2016/5/13/chartex" xmlns:cx8="http://schemas.microsoft.com/office/drawing/2016/5/14/chartex" xmlns:mc="http://schemas.openxmlformats.org/markup-compatibility/2006" xmlns:aink="http://schemas.microsoft.com/office/drawing/2016/ink" xmlns:am3d="http://schemas.microsoft.com/office/drawing/2017/model3d" xmlns:o="urn:schemas-microsoft-com:office:office" xmlns:oel="http://schemas.microsoft.com/office/2019/extlst" xmlns:r="http://schemas.openxmlformats.org/officeDocument/2006/relationships" xmlns:m="http://schemas.openxmlformats.org/officeDocument/2006/math" xmlns:v="urn:schemas-microsoft-com:vml" xmlns:wp14="http://schemas.microsoft.com/office/word/2010/wordprocessingDrawing" xmlns:wp="http://schemas.openxmlformats.org/drawingml/2006/wordprocessingDrawing" xmlns:w10="urn:schemas-microsoft-com:office:word" xmlns:w="http://schemas.openxmlformats.org/wordprocessingml/2006/main" xmlns:w14="http://schemas.microsoft.com/office/word/2010/wordml" xmlns:w15="http://schemas.microsoft.com/office/word/2012/wordml" xmlns:w16cex="http://schemas.microsoft.com/office/word/2018/wordml/cex" xmlns:w16cid="http://schemas.microsoft.com/office/word/2016/wordml/cid" xmlns:w16="http://schemas.microsoft.com/office/word/2018/wordml" xmlns:w16du="http://schemas.microsoft.com/office/word/2023/wordml/word16du" xmlns:w16sdtdh="http://schemas.microsoft.com/office/word/2020/wordml/sdtdatahash" xmlns:w16se="http://schemas.microsoft.com/office/word/2015/wordml/symex" xmlns:wpg="http://schemas.microsoft.com/office/word/2010/wordprocessingGroup" xmlns:wpi="http://schemas.microsoft.com/office/word/2010/wordprocessingInk" xmlns:wne="http://schemas.microsoft.com/office/word/2006/wordml" xmlns:wps="http://schemas.microsoft.com/office/word/2010/wordprocessingShape" mc:Ignorable="w14 w15 w16se w16cid w16 w16cex w16sdtdh w16du wp14">
+<w:ftr xmlns:wpc="http://schemas.microsoft.com/office/word/2010/wordprocessingCanvas" xmlns:cx="http://schemas.microsoft.com/office/drawing/2014/chartex" xmlns:cx1="http://schemas.microsoft.com/office/drawing/2015/9/8/chartex" xmlns:cx2="http://schemas.microsoft.com/office/drawing/2015/10/21/chartex" xmlns:cx3="http://schemas.microsoft.com/office/drawing/2016/5/9/chartex" xmlns:cx4="http://schemas.microsoft.com/office/drawing/2016/5/10/chartex" xmlns:cx5="http://schemas.microsoft.com/office/drawing/2016/5/11/chartex" xmlns:cx6="http://schemas.microsoft.com/office/drawing/2016/5/12/chartex" xmlns:cx7="http://schemas.microsoft.com/office/drawing/2016/5/13/chartex" xmlns:cx8="http://schemas.microsoft.com/office/drawing/2016/5/14/chartex" xmlns:mc="http://schemas.openxmlformats.org/markup-compatibility/2006" xmlns:aink="http://schemas.microsoft.com/office/drawing/2016/ink" xmlns:am3d="http://schemas.microsoft.com/office/drawing/2017/model3d" xmlns:o="urn:schemas-microsoft-com:office:office" xmlns:oel="http://schemas.microsoft.com/office/2019/extlst" xmlns:r="http://schemas.openxmlformats.org/officeDocument/2006/relationships" xmlns:m="http://schemas.openxmlformats.org/officeDocument/2006/math" xmlns:v="urn:schemas-microsoft-com:vml" xmlns:wp14="http://schemas.microsoft.com/office/word/2010/wordprocessingDrawing" xmlns:wp="http://schemas.openxmlformats.org/drawingml/2006/wordprocessingDrawing" xmlns:w10="urn:schemas-microsoft-com:office:word" xmlns:w="http://schemas.openxmlformats.org/wordprocessingml/2006/main" xmlns:w14="http://schemas.microsoft.com/office/word/2010/wordml" xmlns:w15="http://schemas.microsoft.com/office/word/2012/wordml" xmlns:w16cex="http://schemas.microsoft.com/office/word/2018/wordml/cex" xmlns:w16cid="http://schemas.microsoft.com/office/word/2016/wordml/cid" xmlns:w16="http://schemas.microsoft.com/office/word/2018/wordml" xmlns:w16du="http://schemas.microsoft.com/office/word/2023/wordml/word16du" xmlns:w16sdtdh="http://schemas.microsoft.com/office/word/2020/wordml/sdtdatahash" xmlns:w16sdtfl="http://schemas.microsoft.com/office/word/2024/wordml/sdtformatlock" xmlns:w16se="http://schemas.microsoft.com/office/word/2015/wordml/symex" xmlns:wpg="http://schemas.microsoft.com/office/word/2010/wordprocessingGroup" xmlns:wpi="http://schemas.microsoft.com/office/word/2010/wordprocessingInk" xmlns:wne="http://schemas.microsoft.com/office/word/2006/wordml" xmlns:wps="http://schemas.microsoft.com/office/word/2010/wordprocessingShape" mc:Ignorable="w14 w15 w16se w16cid w16 w16cex w16sdtdh w16sdtfl w16du wp14">
   <w:p>
     <w:pPr>
       <w:pStyle w:val="Pieddepage"/>
@@ -33843,7 +33797,7 @@
 </file>
 
 <file path=word/footnotes.xml><?xml version="1.0" encoding="utf-8"?>
-<w:footnotes xmlns:wpc="http://schemas.microsoft.com/office/word/2010/wordprocessingCanvas" xmlns:cx="http://schemas.microsoft.com/office/drawing/2014/chartex" xmlns:cx1="http://schemas.microsoft.com/office/drawing/2015/9/8/chartex" xmlns:cx2="http://schemas.microsoft.com/office/drawing/2015/10/21/chartex" xmlns:cx3="http://schemas.microsoft.com/office/drawing/2016/5/9/chartex" xmlns:cx4="http://schemas.microsoft.com/office/drawing/2016/5/10/chartex" xmlns:cx5="http://schemas.microsoft.com/office/drawing/2016/5/11/chartex" xmlns:cx6="http://schemas.microsoft.com/office/drawing/2016/5/12/chartex" xmlns:cx7="http://schemas.microsoft.com/office/drawing/2016/5/13/chartex" xmlns:cx8="http://schemas.microsoft.com/office/drawing/2016/5/14/chartex" xmlns:mc="http://schemas.openxmlformats.org/markup-compatibility/2006" xmlns:aink="http://schemas.microsoft.com/office/drawing/2016/ink" xmlns:am3d="http://schemas.microsoft.com/office/drawing/2017/model3d" xmlns:o="urn:schemas-microsoft-com:office:office" xmlns:oel="http://schemas.microsoft.com/office/2019/extlst" xmlns:r="http://schemas.openxmlformats.org/officeDocument/2006/relationships" xmlns:m="http://schemas.openxmlformats.org/officeDocument/2006/math" xmlns:v="urn:schemas-microsoft-com:vml" xmlns:wp14="http://schemas.microsoft.com/office/word/2010/wordprocessingDrawing" xmlns:wp="http://schemas.openxmlformats.org/drawingml/2006/wordprocessingDrawing" xmlns:w10="urn:schemas-microsoft-com:office:word" xmlns:w="http://schemas.openxmlformats.org/wordprocessingml/2006/main" xmlns:w14="http://schemas.microsoft.com/office/word/2010/wordml" xmlns:w15="http://schemas.microsoft.com/office/word/2012/wordml" xmlns:w16cex="http://schemas.microsoft.com/office/word/2018/wordml/cex" xmlns:w16cid="http://schemas.microsoft.com/office/word/2016/wordml/cid" xmlns:w16="http://schemas.microsoft.com/office/word/2018/wordml" xmlns:w16du="http://schemas.microsoft.com/office/word/2023/wordml/word16du" xmlns:w16sdtdh="http://schemas.microsoft.com/office/word/2020/wordml/sdtdatahash" xmlns:w16se="http://schemas.microsoft.com/office/word/2015/wordml/symex" xmlns:wpg="http://schemas.microsoft.com/office/word/2010/wordprocessingGroup" xmlns:wpi="http://schemas.microsoft.com/office/word/2010/wordprocessingInk" xmlns:wne="http://schemas.microsoft.com/office/word/2006/wordml" xmlns:wps="http://schemas.microsoft.com/office/word/2010/wordprocessingShape" mc:Ignorable="w14 w15 w16se w16cid w16 w16cex w16sdtdh w16du wp14">
+<w:footnotes xmlns:wpc="http://schemas.microsoft.com/office/word/2010/wordprocessingCanvas" xmlns:cx="http://schemas.microsoft.com/office/drawing/2014/chartex" xmlns:cx1="http://schemas.microsoft.com/office/drawing/2015/9/8/chartex" xmlns:cx2="http://schemas.microsoft.com/office/drawing/2015/10/21/chartex" xmlns:cx3="http://schemas.microsoft.com/office/drawing/2016/5/9/chartex" xmlns:cx4="http://schemas.microsoft.com/office/drawing/2016/5/10/chartex" xmlns:cx5="http://schemas.microsoft.com/office/drawing/2016/5/11/chartex" xmlns:cx6="http://schemas.microsoft.com/office/drawing/2016/5/12/chartex" xmlns:cx7="http://schemas.microsoft.com/office/drawing/2016/5/13/chartex" xmlns:cx8="http://schemas.microsoft.com/office/drawing/2016/5/14/chartex" xmlns:mc="http://schemas.openxmlformats.org/markup-compatibility/2006" xmlns:aink="http://schemas.microsoft.com/office/drawing/2016/ink" xmlns:am3d="http://schemas.microsoft.com/office/drawing/2017/model3d" xmlns:o="urn:schemas-microsoft-com:office:office" xmlns:oel="http://schemas.microsoft.com/office/2019/extlst" xmlns:r="http://schemas.openxmlformats.org/officeDocument/2006/relationships" xmlns:m="http://schemas.openxmlformats.org/officeDocument/2006/math" xmlns:v="urn:schemas-microsoft-com:vml" xmlns:wp14="http://schemas.microsoft.com/office/word/2010/wordprocessingDrawing" xmlns:wp="http://schemas.openxmlformats.org/drawingml/2006/wordprocessingDrawing" xmlns:w10="urn:schemas-microsoft-com:office:word" xmlns:w="http://schemas.openxmlformats.org/wordprocessingml/2006/main" xmlns:w14="http://schemas.microsoft.com/office/word/2010/wordml" xmlns:w15="http://schemas.microsoft.com/office/word/2012/wordml" xmlns:w16cex="http://schemas.microsoft.com/office/word/2018/wordml/cex" xmlns:w16cid="http://schemas.microsoft.com/office/word/2016/wordml/cid" xmlns:w16="http://schemas.microsoft.com/office/word/2018/wordml" xmlns:w16du="http://schemas.microsoft.com/office/word/2023/wordml/word16du" xmlns:w16sdtdh="http://schemas.microsoft.com/office/word/2020/wordml/sdtdatahash" xmlns:w16sdtfl="http://schemas.microsoft.com/office/word/2024/wordml/sdtformatlock" xmlns:w16se="http://schemas.microsoft.com/office/word/2015/wordml/symex" xmlns:wpg="http://schemas.microsoft.com/office/word/2010/wordprocessingGroup" xmlns:wpi="http://schemas.microsoft.com/office/word/2010/wordprocessingInk" xmlns:wne="http://schemas.microsoft.com/office/word/2006/wordml" xmlns:wps="http://schemas.microsoft.com/office/word/2010/wordprocessingShape" mc:Ignorable="w14 w15 w16se w16cid w16 w16cex w16sdtdh w16sdtfl w16du wp14">
   <w:footnote w:type="separator" w:id="-1">
     <w:p>
       <w:pPr>
@@ -33871,8 +33825,157 @@
 </file>
 
 <file path=word/numbering.xml><?xml version="1.0" encoding="utf-8"?>
-<w:numbering xmlns:wpc="http://schemas.microsoft.com/office/word/2010/wordprocessingCanvas" xmlns:cx="http://schemas.microsoft.com/office/drawing/2014/chartex" xmlns:cx1="http://schemas.microsoft.com/office/drawing/2015/9/8/chartex" xmlns:cx2="http://schemas.microsoft.com/office/drawing/2015/10/21/chartex" xmlns:cx3="http://schemas.microsoft.com/office/drawing/2016/5/9/chartex" xmlns:cx4="http://schemas.microsoft.com/office/drawing/2016/5/10/chartex" xmlns:cx5="http://schemas.microsoft.com/office/drawing/2016/5/11/chartex" xmlns:cx6="http://schemas.microsoft.com/office/drawing/2016/5/12/chartex" xmlns:cx7="http://schemas.microsoft.com/office/drawing/2016/5/13/chartex" xmlns:cx8="http://schemas.microsoft.com/office/drawing/2016/5/14/chartex" xmlns:mc="http://schemas.openxmlformats.org/markup-compatibility/2006" xmlns:aink="http://schemas.microsoft.com/office/drawing/2016/ink" xmlns:am3d="http://schemas.microsoft.com/office/drawing/2017/model3d" xmlns:o="urn:schemas-microsoft-com:office:office" xmlns:oel="http://schemas.microsoft.com/office/2019/extlst" xmlns:r="http://schemas.openxmlformats.org/officeDocument/2006/relationships" xmlns:m="http://schemas.openxmlformats.org/officeDocument/2006/math" xmlns:v="urn:schemas-microsoft-com:vml" xmlns:wp14="http://schemas.microsoft.com/office/word/2010/wordprocessingDrawing" xmlns:wp="http://schemas.openxmlformats.org/drawingml/2006/wordprocessingDrawing" xmlns:w10="urn:schemas-microsoft-com:office:word" xmlns:w="http://schemas.openxmlformats.org/wordprocessingml/2006/main" xmlns:w14="http://schemas.microsoft.com/office/word/2010/wordml" xmlns:w15="http://schemas.microsoft.com/office/word/2012/wordml" xmlns:w16cex="http://schemas.microsoft.com/office/word/2018/wordml/cex" xmlns:w16cid="http://schemas.microsoft.com/office/word/2016/wordml/cid" xmlns:w16="http://schemas.microsoft.com/office/word/2018/wordml" xmlns:w16du="http://schemas.microsoft.com/office/word/2023/wordml/word16du" xmlns:w16sdtdh="http://schemas.microsoft.com/office/word/2020/wordml/sdtdatahash" xmlns:w16se="http://schemas.microsoft.com/office/word/2015/wordml/symex" xmlns:wpg="http://schemas.microsoft.com/office/word/2010/wordprocessingGroup" xmlns:wpi="http://schemas.microsoft.com/office/word/2010/wordprocessingInk" xmlns:wne="http://schemas.microsoft.com/office/word/2006/wordml" xmlns:wps="http://schemas.microsoft.com/office/word/2010/wordprocessingShape" mc:Ignorable="w14 w15 w16se w16cid w16 w16cex w16sdtdh w16du wp14">
+<w:numbering xmlns:wpc="http://schemas.microsoft.com/office/word/2010/wordprocessingCanvas" xmlns:cx="http://schemas.microsoft.com/office/drawing/2014/chartex" xmlns:cx1="http://schemas.microsoft.com/office/drawing/2015/9/8/chartex" xmlns:cx2="http://schemas.microsoft.com/office/drawing/2015/10/21/chartex" xmlns:cx3="http://schemas.microsoft.com/office/drawing/2016/5/9/chartex" xmlns:cx4="http://schemas.microsoft.com/office/drawing/2016/5/10/chartex" xmlns:cx5="http://schemas.microsoft.com/office/drawing/2016/5/11/chartex" xmlns:cx6="http://schemas.microsoft.com/office/drawing/2016/5/12/chartex" xmlns:cx7="http://schemas.microsoft.com/office/drawing/2016/5/13/chartex" xmlns:cx8="http://schemas.microsoft.com/office/drawing/2016/5/14/chartex" xmlns:mc="http://schemas.openxmlformats.org/markup-compatibility/2006" xmlns:aink="http://schemas.microsoft.com/office/drawing/2016/ink" xmlns:am3d="http://schemas.microsoft.com/office/drawing/2017/model3d" xmlns:o="urn:schemas-microsoft-com:office:office" xmlns:oel="http://schemas.microsoft.com/office/2019/extlst" xmlns:r="http://schemas.openxmlformats.org/officeDocument/2006/relationships" xmlns:m="http://schemas.openxmlformats.org/officeDocument/2006/math" xmlns:v="urn:schemas-microsoft-com:vml" xmlns:wp14="http://schemas.microsoft.com/office/word/2010/wordprocessingDrawing" xmlns:wp="http://schemas.openxmlformats.org/drawingml/2006/wordprocessingDrawing" xmlns:w10="urn:schemas-microsoft-com:office:word" xmlns:w="http://schemas.openxmlformats.org/wordprocessingml/2006/main" xmlns:w14="http://schemas.microsoft.com/office/word/2010/wordml" xmlns:w15="http://schemas.microsoft.com/office/word/2012/wordml" xmlns:w16cex="http://schemas.microsoft.com/office/word/2018/wordml/cex" xmlns:w16cid="http://schemas.microsoft.com/office/word/2016/wordml/cid" xmlns:w16="http://schemas.microsoft.com/office/word/2018/wordml" xmlns:w16du="http://schemas.microsoft.com/office/word/2023/wordml/word16du" xmlns:w16sdtdh="http://schemas.microsoft.com/office/word/2020/wordml/sdtdatahash" xmlns:w16sdtfl="http://schemas.microsoft.com/office/word/2024/wordml/sdtformatlock" xmlns:w16se="http://schemas.microsoft.com/office/word/2015/wordml/symex" xmlns:wpg="http://schemas.microsoft.com/office/word/2010/wordprocessingGroup" xmlns:wpi="http://schemas.microsoft.com/office/word/2010/wordprocessingInk" xmlns:wne="http://schemas.microsoft.com/office/word/2006/wordml" xmlns:wps="http://schemas.microsoft.com/office/word/2010/wordprocessingShape" mc:Ignorable="w14 w15 w16se w16cid w16 w16cex w16sdtdh w16sdtfl w16du wp14">
   <w:abstractNum w:abstractNumId="0" w15:restartNumberingAfterBreak="0">
+    <w:nsid w:val="01C23130"/>
+    <w:multiLevelType w:val="multilevel"/>
+    <w:tmpl w:val="6E201CAC"/>
+    <w:lvl w:ilvl="0">
+      <w:start w:val="1"/>
+      <w:numFmt w:val="bullet"/>
+      <w:lvlText w:val=""/>
+      <w:lvlJc w:val="left"/>
+      <w:pPr>
+        <w:tabs>
+          <w:tab w:val="num" w:pos="720"/>
+        </w:tabs>
+        <w:ind w:left="720" w:hanging="360"/>
+      </w:pPr>
+      <w:rPr>
+        <w:rFonts w:ascii="Symbol" w:hAnsi="Symbol" w:hint="default"/>
+        <w:sz w:val="20"/>
+      </w:rPr>
+    </w:lvl>
+    <w:lvl w:ilvl="1" w:tentative="1">
+      <w:start w:val="1"/>
+      <w:numFmt w:val="bullet"/>
+      <w:lvlText w:val="o"/>
+      <w:lvlJc w:val="left"/>
+      <w:pPr>
+        <w:tabs>
+          <w:tab w:val="num" w:pos="1440"/>
+        </w:tabs>
+        <w:ind w:left="1440" w:hanging="360"/>
+      </w:pPr>
+      <w:rPr>
+        <w:rFonts w:ascii="Courier New" w:hAnsi="Courier New" w:hint="default"/>
+        <w:sz w:val="20"/>
+      </w:rPr>
+    </w:lvl>
+    <w:lvl w:ilvl="2" w:tentative="1">
+      <w:start w:val="1"/>
+      <w:numFmt w:val="bullet"/>
+      <w:lvlText w:val=""/>
+      <w:lvlJc w:val="left"/>
+      <w:pPr>
+        <w:tabs>
+          <w:tab w:val="num" w:pos="2160"/>
+        </w:tabs>
+        <w:ind w:left="2160" w:hanging="360"/>
+      </w:pPr>
+      <w:rPr>
+        <w:rFonts w:ascii="Wingdings" w:hAnsi="Wingdings" w:hint="default"/>
+        <w:sz w:val="20"/>
+      </w:rPr>
+    </w:lvl>
+    <w:lvl w:ilvl="3" w:tentative="1">
+      <w:start w:val="1"/>
+      <w:numFmt w:val="bullet"/>
+      <w:lvlText w:val=""/>
+      <w:lvlJc w:val="left"/>
+      <w:pPr>
+        <w:tabs>
+          <w:tab w:val="num" w:pos="2880"/>
+        </w:tabs>
+        <w:ind w:left="2880" w:hanging="360"/>
+      </w:pPr>
+      <w:rPr>
+        <w:rFonts w:ascii="Wingdings" w:hAnsi="Wingdings" w:hint="default"/>
+        <w:sz w:val="20"/>
+      </w:rPr>
+    </w:lvl>
+    <w:lvl w:ilvl="4" w:tentative="1">
+      <w:start w:val="1"/>
+      <w:numFmt w:val="bullet"/>
+      <w:lvlText w:val=""/>
+      <w:lvlJc w:val="left"/>
+      <w:pPr>
+        <w:tabs>
+          <w:tab w:val="num" w:pos="3600"/>
+        </w:tabs>
+        <w:ind w:left="3600" w:hanging="360"/>
+      </w:pPr>
+      <w:rPr>
+        <w:rFonts w:ascii="Wingdings" w:hAnsi="Wingdings" w:hint="default"/>
+        <w:sz w:val="20"/>
+      </w:rPr>
+    </w:lvl>
+    <w:lvl w:ilvl="5" w:tentative="1">
+      <w:start w:val="1"/>
+      <w:numFmt w:val="bullet"/>
+      <w:lvlText w:val=""/>
+      <w:lvlJc w:val="left"/>
+      <w:pPr>
+        <w:tabs>
+          <w:tab w:val="num" w:pos="4320"/>
+        </w:tabs>
+        <w:ind w:left="4320" w:hanging="360"/>
+      </w:pPr>
+      <w:rPr>
+        <w:rFonts w:ascii="Wingdings" w:hAnsi="Wingdings" w:hint="default"/>
+        <w:sz w:val="20"/>
+      </w:rPr>
+    </w:lvl>
+    <w:lvl w:ilvl="6" w:tentative="1">
+      <w:start w:val="1"/>
+      <w:numFmt w:val="bullet"/>
+      <w:lvlText w:val=""/>
+      <w:lvlJc w:val="left"/>
+      <w:pPr>
+        <w:tabs>
+          <w:tab w:val="num" w:pos="5040"/>
+        </w:tabs>
+        <w:ind w:left="5040" w:hanging="360"/>
+      </w:pPr>
+      <w:rPr>
+        <w:rFonts w:ascii="Wingdings" w:hAnsi="Wingdings" w:hint="default"/>
+        <w:sz w:val="20"/>
+      </w:rPr>
+    </w:lvl>
+    <w:lvl w:ilvl="7" w:tentative="1">
+      <w:start w:val="1"/>
+      <w:numFmt w:val="bullet"/>
+      <w:lvlText w:val=""/>
+      <w:lvlJc w:val="left"/>
+      <w:pPr>
+        <w:tabs>
+          <w:tab w:val="num" w:pos="5760"/>
+        </w:tabs>
+        <w:ind w:left="5760" w:hanging="360"/>
+      </w:pPr>
+      <w:rPr>
+        <w:rFonts w:ascii="Wingdings" w:hAnsi="Wingdings" w:hint="default"/>
+        <w:sz w:val="20"/>
+      </w:rPr>
+    </w:lvl>
+    <w:lvl w:ilvl="8" w:tentative="1">
+      <w:start w:val="1"/>
+      <w:numFmt w:val="bullet"/>
+      <w:lvlText w:val=""/>
+      <w:lvlJc w:val="left"/>
+      <w:pPr>
+        <w:tabs>
+          <w:tab w:val="num" w:pos="6480"/>
+        </w:tabs>
+        <w:ind w:left="6480" w:hanging="360"/>
+      </w:pPr>
+      <w:rPr>
+        <w:rFonts w:ascii="Wingdings" w:hAnsi="Wingdings" w:hint="default"/>
+        <w:sz w:val="20"/>
+      </w:rPr>
+    </w:lvl>
+  </w:abstractNum>
+  <w:abstractNum w:abstractNumId="1" w15:restartNumberingAfterBreak="0">
     <w:nsid w:val="02CB4E93"/>
     <w:multiLevelType w:val="multilevel"/>
     <w:tmpl w:val="40960C34"/>
@@ -33976,7 +34079,603 @@
       </w:rPr>
     </w:lvl>
   </w:abstractNum>
-  <w:abstractNum w:abstractNumId="1" w15:restartNumberingAfterBreak="0">
+  <w:abstractNum w:abstractNumId="2" w15:restartNumberingAfterBreak="0">
+    <w:nsid w:val="0B9753D8"/>
+    <w:multiLevelType w:val="multilevel"/>
+    <w:tmpl w:val="BA4C95A6"/>
+    <w:lvl w:ilvl="0">
+      <w:start w:val="1"/>
+      <w:numFmt w:val="bullet"/>
+      <w:lvlText w:val=""/>
+      <w:lvlJc w:val="left"/>
+      <w:pPr>
+        <w:tabs>
+          <w:tab w:val="num" w:pos="720"/>
+        </w:tabs>
+        <w:ind w:left="720" w:hanging="360"/>
+      </w:pPr>
+      <w:rPr>
+        <w:rFonts w:ascii="Symbol" w:hAnsi="Symbol" w:hint="default"/>
+        <w:sz w:val="20"/>
+      </w:rPr>
+    </w:lvl>
+    <w:lvl w:ilvl="1" w:tentative="1">
+      <w:start w:val="1"/>
+      <w:numFmt w:val="bullet"/>
+      <w:lvlText w:val="o"/>
+      <w:lvlJc w:val="left"/>
+      <w:pPr>
+        <w:tabs>
+          <w:tab w:val="num" w:pos="1440"/>
+        </w:tabs>
+        <w:ind w:left="1440" w:hanging="360"/>
+      </w:pPr>
+      <w:rPr>
+        <w:rFonts w:ascii="Courier New" w:hAnsi="Courier New" w:hint="default"/>
+        <w:sz w:val="20"/>
+      </w:rPr>
+    </w:lvl>
+    <w:lvl w:ilvl="2" w:tentative="1">
+      <w:start w:val="1"/>
+      <w:numFmt w:val="bullet"/>
+      <w:lvlText w:val=""/>
+      <w:lvlJc w:val="left"/>
+      <w:pPr>
+        <w:tabs>
+          <w:tab w:val="num" w:pos="2160"/>
+        </w:tabs>
+        <w:ind w:left="2160" w:hanging="360"/>
+      </w:pPr>
+      <w:rPr>
+        <w:rFonts w:ascii="Wingdings" w:hAnsi="Wingdings" w:hint="default"/>
+        <w:sz w:val="20"/>
+      </w:rPr>
+    </w:lvl>
+    <w:lvl w:ilvl="3" w:tentative="1">
+      <w:start w:val="1"/>
+      <w:numFmt w:val="bullet"/>
+      <w:lvlText w:val=""/>
+      <w:lvlJc w:val="left"/>
+      <w:pPr>
+        <w:tabs>
+          <w:tab w:val="num" w:pos="2880"/>
+        </w:tabs>
+        <w:ind w:left="2880" w:hanging="360"/>
+      </w:pPr>
+      <w:rPr>
+        <w:rFonts w:ascii="Wingdings" w:hAnsi="Wingdings" w:hint="default"/>
+        <w:sz w:val="20"/>
+      </w:rPr>
+    </w:lvl>
+    <w:lvl w:ilvl="4" w:tentative="1">
+      <w:start w:val="1"/>
+      <w:numFmt w:val="bullet"/>
+      <w:lvlText w:val=""/>
+      <w:lvlJc w:val="left"/>
+      <w:pPr>
+        <w:tabs>
+          <w:tab w:val="num" w:pos="3600"/>
+        </w:tabs>
+        <w:ind w:left="3600" w:hanging="360"/>
+      </w:pPr>
+      <w:rPr>
+        <w:rFonts w:ascii="Wingdings" w:hAnsi="Wingdings" w:hint="default"/>
+        <w:sz w:val="20"/>
+      </w:rPr>
+    </w:lvl>
+    <w:lvl w:ilvl="5" w:tentative="1">
+      <w:start w:val="1"/>
+      <w:numFmt w:val="bullet"/>
+      <w:lvlText w:val=""/>
+      <w:lvlJc w:val="left"/>
+      <w:pPr>
+        <w:tabs>
+          <w:tab w:val="num" w:pos="4320"/>
+        </w:tabs>
+        <w:ind w:left="4320" w:hanging="360"/>
+      </w:pPr>
+      <w:rPr>
+        <w:rFonts w:ascii="Wingdings" w:hAnsi="Wingdings" w:hint="default"/>
+        <w:sz w:val="20"/>
+      </w:rPr>
+    </w:lvl>
+    <w:lvl w:ilvl="6" w:tentative="1">
+      <w:start w:val="1"/>
+      <w:numFmt w:val="bullet"/>
+      <w:lvlText w:val=""/>
+      <w:lvlJc w:val="left"/>
+      <w:pPr>
+        <w:tabs>
+          <w:tab w:val="num" w:pos="5040"/>
+        </w:tabs>
+        <w:ind w:left="5040" w:hanging="360"/>
+      </w:pPr>
+      <w:rPr>
+        <w:rFonts w:ascii="Wingdings" w:hAnsi="Wingdings" w:hint="default"/>
+        <w:sz w:val="20"/>
+      </w:rPr>
+    </w:lvl>
+    <w:lvl w:ilvl="7" w:tentative="1">
+      <w:start w:val="1"/>
+      <w:numFmt w:val="bullet"/>
+      <w:lvlText w:val=""/>
+      <w:lvlJc w:val="left"/>
+      <w:pPr>
+        <w:tabs>
+          <w:tab w:val="num" w:pos="5760"/>
+        </w:tabs>
+        <w:ind w:left="5760" w:hanging="360"/>
+      </w:pPr>
+      <w:rPr>
+        <w:rFonts w:ascii="Wingdings" w:hAnsi="Wingdings" w:hint="default"/>
+        <w:sz w:val="20"/>
+      </w:rPr>
+    </w:lvl>
+    <w:lvl w:ilvl="8" w:tentative="1">
+      <w:start w:val="1"/>
+      <w:numFmt w:val="bullet"/>
+      <w:lvlText w:val=""/>
+      <w:lvlJc w:val="left"/>
+      <w:pPr>
+        <w:tabs>
+          <w:tab w:val="num" w:pos="6480"/>
+        </w:tabs>
+        <w:ind w:left="6480" w:hanging="360"/>
+      </w:pPr>
+      <w:rPr>
+        <w:rFonts w:ascii="Wingdings" w:hAnsi="Wingdings" w:hint="default"/>
+        <w:sz w:val="20"/>
+      </w:rPr>
+    </w:lvl>
+  </w:abstractNum>
+  <w:abstractNum w:abstractNumId="3" w15:restartNumberingAfterBreak="0">
+    <w:nsid w:val="0F043268"/>
+    <w:multiLevelType w:val="multilevel"/>
+    <w:tmpl w:val="E8243784"/>
+    <w:lvl w:ilvl="0">
+      <w:start w:val="1"/>
+      <w:numFmt w:val="bullet"/>
+      <w:lvlText w:val=""/>
+      <w:lvlJc w:val="left"/>
+      <w:pPr>
+        <w:tabs>
+          <w:tab w:val="num" w:pos="720"/>
+        </w:tabs>
+        <w:ind w:left="720" w:hanging="360"/>
+      </w:pPr>
+      <w:rPr>
+        <w:rFonts w:ascii="Symbol" w:hAnsi="Symbol" w:hint="default"/>
+        <w:sz w:val="20"/>
+      </w:rPr>
+    </w:lvl>
+    <w:lvl w:ilvl="1" w:tentative="1">
+      <w:start w:val="1"/>
+      <w:numFmt w:val="bullet"/>
+      <w:lvlText w:val="o"/>
+      <w:lvlJc w:val="left"/>
+      <w:pPr>
+        <w:tabs>
+          <w:tab w:val="num" w:pos="1440"/>
+        </w:tabs>
+        <w:ind w:left="1440" w:hanging="360"/>
+      </w:pPr>
+      <w:rPr>
+        <w:rFonts w:ascii="Courier New" w:hAnsi="Courier New" w:hint="default"/>
+        <w:sz w:val="20"/>
+      </w:rPr>
+    </w:lvl>
+    <w:lvl w:ilvl="2" w:tentative="1">
+      <w:start w:val="1"/>
+      <w:numFmt w:val="bullet"/>
+      <w:lvlText w:val=""/>
+      <w:lvlJc w:val="left"/>
+      <w:pPr>
+        <w:tabs>
+          <w:tab w:val="num" w:pos="2160"/>
+        </w:tabs>
+        <w:ind w:left="2160" w:hanging="360"/>
+      </w:pPr>
+      <w:rPr>
+        <w:rFonts w:ascii="Wingdings" w:hAnsi="Wingdings" w:hint="default"/>
+        <w:sz w:val="20"/>
+      </w:rPr>
+    </w:lvl>
+    <w:lvl w:ilvl="3" w:tentative="1">
+      <w:start w:val="1"/>
+      <w:numFmt w:val="bullet"/>
+      <w:lvlText w:val=""/>
+      <w:lvlJc w:val="left"/>
+      <w:pPr>
+        <w:tabs>
+          <w:tab w:val="num" w:pos="2880"/>
+        </w:tabs>
+        <w:ind w:left="2880" w:hanging="360"/>
+      </w:pPr>
+      <w:rPr>
+        <w:rFonts w:ascii="Wingdings" w:hAnsi="Wingdings" w:hint="default"/>
+        <w:sz w:val="20"/>
+      </w:rPr>
+    </w:lvl>
+    <w:lvl w:ilvl="4" w:tentative="1">
+      <w:start w:val="1"/>
+      <w:numFmt w:val="bullet"/>
+      <w:lvlText w:val=""/>
+      <w:lvlJc w:val="left"/>
+      <w:pPr>
+        <w:tabs>
+          <w:tab w:val="num" w:pos="3600"/>
+        </w:tabs>
+        <w:ind w:left="3600" w:hanging="360"/>
+      </w:pPr>
+      <w:rPr>
+        <w:rFonts w:ascii="Wingdings" w:hAnsi="Wingdings" w:hint="default"/>
+        <w:sz w:val="20"/>
+      </w:rPr>
+    </w:lvl>
+    <w:lvl w:ilvl="5" w:tentative="1">
+      <w:start w:val="1"/>
+      <w:numFmt w:val="bullet"/>
+      <w:lvlText w:val=""/>
+      <w:lvlJc w:val="left"/>
+      <w:pPr>
+        <w:tabs>
+          <w:tab w:val="num" w:pos="4320"/>
+        </w:tabs>
+        <w:ind w:left="4320" w:hanging="360"/>
+      </w:pPr>
+      <w:rPr>
+        <w:rFonts w:ascii="Wingdings" w:hAnsi="Wingdings" w:hint="default"/>
+        <w:sz w:val="20"/>
+      </w:rPr>
+    </w:lvl>
+    <w:lvl w:ilvl="6" w:tentative="1">
+      <w:start w:val="1"/>
+      <w:numFmt w:val="bullet"/>
+      <w:lvlText w:val=""/>
+      <w:lvlJc w:val="left"/>
+      <w:pPr>
+        <w:tabs>
+          <w:tab w:val="num" w:pos="5040"/>
+        </w:tabs>
+        <w:ind w:left="5040" w:hanging="360"/>
+      </w:pPr>
+      <w:rPr>
+        <w:rFonts w:ascii="Wingdings" w:hAnsi="Wingdings" w:hint="default"/>
+        <w:sz w:val="20"/>
+      </w:rPr>
+    </w:lvl>
+    <w:lvl w:ilvl="7" w:tentative="1">
+      <w:start w:val="1"/>
+      <w:numFmt w:val="bullet"/>
+      <w:lvlText w:val=""/>
+      <w:lvlJc w:val="left"/>
+      <w:pPr>
+        <w:tabs>
+          <w:tab w:val="num" w:pos="5760"/>
+        </w:tabs>
+        <w:ind w:left="5760" w:hanging="360"/>
+      </w:pPr>
+      <w:rPr>
+        <w:rFonts w:ascii="Wingdings" w:hAnsi="Wingdings" w:hint="default"/>
+        <w:sz w:val="20"/>
+      </w:rPr>
+    </w:lvl>
+    <w:lvl w:ilvl="8" w:tentative="1">
+      <w:start w:val="1"/>
+      <w:numFmt w:val="bullet"/>
+      <w:lvlText w:val=""/>
+      <w:lvlJc w:val="left"/>
+      <w:pPr>
+        <w:tabs>
+          <w:tab w:val="num" w:pos="6480"/>
+        </w:tabs>
+        <w:ind w:left="6480" w:hanging="360"/>
+      </w:pPr>
+      <w:rPr>
+        <w:rFonts w:ascii="Wingdings" w:hAnsi="Wingdings" w:hint="default"/>
+        <w:sz w:val="20"/>
+      </w:rPr>
+    </w:lvl>
+  </w:abstractNum>
+  <w:abstractNum w:abstractNumId="4" w15:restartNumberingAfterBreak="0">
+    <w:nsid w:val="102A5193"/>
+    <w:multiLevelType w:val="multilevel"/>
+    <w:tmpl w:val="705CD2AC"/>
+    <w:lvl w:ilvl="0">
+      <w:start w:val="1"/>
+      <w:numFmt w:val="bullet"/>
+      <w:lvlText w:val=""/>
+      <w:lvlJc w:val="left"/>
+      <w:pPr>
+        <w:tabs>
+          <w:tab w:val="num" w:pos="720"/>
+        </w:tabs>
+        <w:ind w:left="720" w:hanging="360"/>
+      </w:pPr>
+      <w:rPr>
+        <w:rFonts w:ascii="Symbol" w:hAnsi="Symbol" w:hint="default"/>
+        <w:sz w:val="20"/>
+      </w:rPr>
+    </w:lvl>
+    <w:lvl w:ilvl="1" w:tentative="1">
+      <w:start w:val="1"/>
+      <w:numFmt w:val="bullet"/>
+      <w:lvlText w:val="o"/>
+      <w:lvlJc w:val="left"/>
+      <w:pPr>
+        <w:tabs>
+          <w:tab w:val="num" w:pos="1440"/>
+        </w:tabs>
+        <w:ind w:left="1440" w:hanging="360"/>
+      </w:pPr>
+      <w:rPr>
+        <w:rFonts w:ascii="Courier New" w:hAnsi="Courier New" w:hint="default"/>
+        <w:sz w:val="20"/>
+      </w:rPr>
+    </w:lvl>
+    <w:lvl w:ilvl="2" w:tentative="1">
+      <w:start w:val="1"/>
+      <w:numFmt w:val="bullet"/>
+      <w:lvlText w:val=""/>
+      <w:lvlJc w:val="left"/>
+      <w:pPr>
+        <w:tabs>
+          <w:tab w:val="num" w:pos="2160"/>
+        </w:tabs>
+        <w:ind w:left="2160" w:hanging="360"/>
+      </w:pPr>
+      <w:rPr>
+        <w:rFonts w:ascii="Wingdings" w:hAnsi="Wingdings" w:hint="default"/>
+        <w:sz w:val="20"/>
+      </w:rPr>
+    </w:lvl>
+    <w:lvl w:ilvl="3" w:tentative="1">
+      <w:start w:val="1"/>
+      <w:numFmt w:val="bullet"/>
+      <w:lvlText w:val=""/>
+      <w:lvlJc w:val="left"/>
+      <w:pPr>
+        <w:tabs>
+          <w:tab w:val="num" w:pos="2880"/>
+        </w:tabs>
+        <w:ind w:left="2880" w:hanging="360"/>
+      </w:pPr>
+      <w:rPr>
+        <w:rFonts w:ascii="Wingdings" w:hAnsi="Wingdings" w:hint="default"/>
+        <w:sz w:val="20"/>
+      </w:rPr>
+    </w:lvl>
+    <w:lvl w:ilvl="4" w:tentative="1">
+      <w:start w:val="1"/>
+      <w:numFmt w:val="bullet"/>
+      <w:lvlText w:val=""/>
+      <w:lvlJc w:val="left"/>
+      <w:pPr>
+        <w:tabs>
+          <w:tab w:val="num" w:pos="3600"/>
+        </w:tabs>
+        <w:ind w:left="3600" w:hanging="360"/>
+      </w:pPr>
+      <w:rPr>
+        <w:rFonts w:ascii="Wingdings" w:hAnsi="Wingdings" w:hint="default"/>
+        <w:sz w:val="20"/>
+      </w:rPr>
+    </w:lvl>
+    <w:lvl w:ilvl="5" w:tentative="1">
+      <w:start w:val="1"/>
+      <w:numFmt w:val="bullet"/>
+      <w:lvlText w:val=""/>
+      <w:lvlJc w:val="left"/>
+      <w:pPr>
+        <w:tabs>
+          <w:tab w:val="num" w:pos="4320"/>
+        </w:tabs>
+        <w:ind w:left="4320" w:hanging="360"/>
+      </w:pPr>
+      <w:rPr>
+        <w:rFonts w:ascii="Wingdings" w:hAnsi="Wingdings" w:hint="default"/>
+        <w:sz w:val="20"/>
+      </w:rPr>
+    </w:lvl>
+    <w:lvl w:ilvl="6" w:tentative="1">
+      <w:start w:val="1"/>
+      <w:numFmt w:val="bullet"/>
+      <w:lvlText w:val=""/>
+      <w:lvlJc w:val="left"/>
+      <w:pPr>
+        <w:tabs>
+          <w:tab w:val="num" w:pos="5040"/>
+        </w:tabs>
+        <w:ind w:left="5040" w:hanging="360"/>
+      </w:pPr>
+      <w:rPr>
+        <w:rFonts w:ascii="Wingdings" w:hAnsi="Wingdings" w:hint="default"/>
+        <w:sz w:val="20"/>
+      </w:rPr>
+    </w:lvl>
+    <w:lvl w:ilvl="7" w:tentative="1">
+      <w:start w:val="1"/>
+      <w:numFmt w:val="bullet"/>
+      <w:lvlText w:val=""/>
+      <w:lvlJc w:val="left"/>
+      <w:pPr>
+        <w:tabs>
+          <w:tab w:val="num" w:pos="5760"/>
+        </w:tabs>
+        <w:ind w:left="5760" w:hanging="360"/>
+      </w:pPr>
+      <w:rPr>
+        <w:rFonts w:ascii="Wingdings" w:hAnsi="Wingdings" w:hint="default"/>
+        <w:sz w:val="20"/>
+      </w:rPr>
+    </w:lvl>
+    <w:lvl w:ilvl="8" w:tentative="1">
+      <w:start w:val="1"/>
+      <w:numFmt w:val="bullet"/>
+      <w:lvlText w:val=""/>
+      <w:lvlJc w:val="left"/>
+      <w:pPr>
+        <w:tabs>
+          <w:tab w:val="num" w:pos="6480"/>
+        </w:tabs>
+        <w:ind w:left="6480" w:hanging="360"/>
+      </w:pPr>
+      <w:rPr>
+        <w:rFonts w:ascii="Wingdings" w:hAnsi="Wingdings" w:hint="default"/>
+        <w:sz w:val="20"/>
+      </w:rPr>
+    </w:lvl>
+  </w:abstractNum>
+  <w:abstractNum w:abstractNumId="5" w15:restartNumberingAfterBreak="0">
+    <w:nsid w:val="11F50579"/>
+    <w:multiLevelType w:val="multilevel"/>
+    <w:tmpl w:val="439C16F6"/>
+    <w:lvl w:ilvl="0">
+      <w:start w:val="1"/>
+      <w:numFmt w:val="bullet"/>
+      <w:lvlText w:val=""/>
+      <w:lvlJc w:val="left"/>
+      <w:pPr>
+        <w:tabs>
+          <w:tab w:val="num" w:pos="720"/>
+        </w:tabs>
+        <w:ind w:left="720" w:hanging="360"/>
+      </w:pPr>
+      <w:rPr>
+        <w:rFonts w:ascii="Symbol" w:hAnsi="Symbol" w:hint="default"/>
+        <w:sz w:val="20"/>
+      </w:rPr>
+    </w:lvl>
+    <w:lvl w:ilvl="1" w:tentative="1">
+      <w:start w:val="1"/>
+      <w:numFmt w:val="bullet"/>
+      <w:lvlText w:val="o"/>
+      <w:lvlJc w:val="left"/>
+      <w:pPr>
+        <w:tabs>
+          <w:tab w:val="num" w:pos="1440"/>
+        </w:tabs>
+        <w:ind w:left="1440" w:hanging="360"/>
+      </w:pPr>
+      <w:rPr>
+        <w:rFonts w:ascii="Courier New" w:hAnsi="Courier New" w:hint="default"/>
+        <w:sz w:val="20"/>
+      </w:rPr>
+    </w:lvl>
+    <w:lvl w:ilvl="2" w:tentative="1">
+      <w:start w:val="1"/>
+      <w:numFmt w:val="bullet"/>
+      <w:lvlText w:val=""/>
+      <w:lvlJc w:val="left"/>
+      <w:pPr>
+        <w:tabs>
+          <w:tab w:val="num" w:pos="2160"/>
+        </w:tabs>
+        <w:ind w:left="2160" w:hanging="360"/>
+      </w:pPr>
+      <w:rPr>
+        <w:rFonts w:ascii="Wingdings" w:hAnsi="Wingdings" w:hint="default"/>
+        <w:sz w:val="20"/>
+      </w:rPr>
+    </w:lvl>
+    <w:lvl w:ilvl="3" w:tentative="1">
+      <w:start w:val="1"/>
+      <w:numFmt w:val="bullet"/>
+      <w:lvlText w:val=""/>
+      <w:lvlJc w:val="left"/>
+      <w:pPr>
+        <w:tabs>
+          <w:tab w:val="num" w:pos="2880"/>
+        </w:tabs>
+        <w:ind w:left="2880" w:hanging="360"/>
+      </w:pPr>
+      <w:rPr>
+        <w:rFonts w:ascii="Wingdings" w:hAnsi="Wingdings" w:hint="default"/>
+        <w:sz w:val="20"/>
+      </w:rPr>
+    </w:lvl>
+    <w:lvl w:ilvl="4" w:tentative="1">
+      <w:start w:val="1"/>
+      <w:numFmt w:val="bullet"/>
+      <w:lvlText w:val=""/>
+      <w:lvlJc w:val="left"/>
+      <w:pPr>
+        <w:tabs>
+          <w:tab w:val="num" w:pos="3600"/>
+        </w:tabs>
+        <w:ind w:left="3600" w:hanging="360"/>
+      </w:pPr>
+      <w:rPr>
+        <w:rFonts w:ascii="Wingdings" w:hAnsi="Wingdings" w:hint="default"/>
+        <w:sz w:val="20"/>
+      </w:rPr>
+    </w:lvl>
+    <w:lvl w:ilvl="5" w:tentative="1">
+      <w:start w:val="1"/>
+      <w:numFmt w:val="bullet"/>
+      <w:lvlText w:val=""/>
+      <w:lvlJc w:val="left"/>
+      <w:pPr>
+        <w:tabs>
+          <w:tab w:val="num" w:pos="4320"/>
+        </w:tabs>
+        <w:ind w:left="4320" w:hanging="360"/>
+      </w:pPr>
+      <w:rPr>
+        <w:rFonts w:ascii="Wingdings" w:hAnsi="Wingdings" w:hint="default"/>
+        <w:sz w:val="20"/>
+      </w:rPr>
+    </w:lvl>
+    <w:lvl w:ilvl="6" w:tentative="1">
+      <w:start w:val="1"/>
+      <w:numFmt w:val="bullet"/>
+      <w:lvlText w:val=""/>
+      <w:lvlJc w:val="left"/>
+      <w:pPr>
+        <w:tabs>
+          <w:tab w:val="num" w:pos="5040"/>
+        </w:tabs>
+        <w:ind w:left="5040" w:hanging="360"/>
+      </w:pPr>
+      <w:rPr>
+        <w:rFonts w:ascii="Wingdings" w:hAnsi="Wingdings" w:hint="default"/>
+        <w:sz w:val="20"/>
+      </w:rPr>
+    </w:lvl>
+    <w:lvl w:ilvl="7" w:tentative="1">
+      <w:start w:val="1"/>
+      <w:numFmt w:val="bullet"/>
+      <w:lvlText w:val=""/>
+      <w:lvlJc w:val="left"/>
+      <w:pPr>
+        <w:tabs>
+          <w:tab w:val="num" w:pos="5760"/>
+        </w:tabs>
+        <w:ind w:left="5760" w:hanging="360"/>
+      </w:pPr>
+      <w:rPr>
+        <w:rFonts w:ascii="Wingdings" w:hAnsi="Wingdings" w:hint="default"/>
+        <w:sz w:val="20"/>
+      </w:rPr>
+    </w:lvl>
+    <w:lvl w:ilvl="8" w:tentative="1">
+      <w:start w:val="1"/>
+      <w:numFmt w:val="bullet"/>
+      <w:lvlText w:val=""/>
+      <w:lvlJc w:val="left"/>
+      <w:pPr>
+        <w:tabs>
+          <w:tab w:val="num" w:pos="6480"/>
+        </w:tabs>
+        <w:ind w:left="6480" w:hanging="360"/>
+      </w:pPr>
+      <w:rPr>
+        <w:rFonts w:ascii="Wingdings" w:hAnsi="Wingdings" w:hint="default"/>
+        <w:sz w:val="20"/>
+      </w:rPr>
+    </w:lvl>
+  </w:abstractNum>
+  <w:abstractNum w:abstractNumId="6" w15:restartNumberingAfterBreak="0">
     <w:nsid w:val="148B5B82"/>
     <w:multiLevelType w:val="multilevel"/>
     <w:tmpl w:val="CA98DFD8"/>
@@ -34080,7 +34779,1461 @@
       </w:rPr>
     </w:lvl>
   </w:abstractNum>
-  <w:abstractNum w:abstractNumId="2" w15:restartNumberingAfterBreak="0">
+  <w:abstractNum w:abstractNumId="7" w15:restartNumberingAfterBreak="0">
+    <w:nsid w:val="1F72094B"/>
+    <w:multiLevelType w:val="multilevel"/>
+    <w:tmpl w:val="58CABC1C"/>
+    <w:lvl w:ilvl="0">
+      <w:start w:val="1"/>
+      <w:numFmt w:val="bullet"/>
+      <w:lvlText w:val=""/>
+      <w:lvlJc w:val="left"/>
+      <w:pPr>
+        <w:tabs>
+          <w:tab w:val="num" w:pos="720"/>
+        </w:tabs>
+        <w:ind w:left="720" w:hanging="360"/>
+      </w:pPr>
+      <w:rPr>
+        <w:rFonts w:ascii="Symbol" w:hAnsi="Symbol" w:hint="default"/>
+        <w:sz w:val="20"/>
+      </w:rPr>
+    </w:lvl>
+    <w:lvl w:ilvl="1" w:tentative="1">
+      <w:start w:val="1"/>
+      <w:numFmt w:val="bullet"/>
+      <w:lvlText w:val="o"/>
+      <w:lvlJc w:val="left"/>
+      <w:pPr>
+        <w:tabs>
+          <w:tab w:val="num" w:pos="1440"/>
+        </w:tabs>
+        <w:ind w:left="1440" w:hanging="360"/>
+      </w:pPr>
+      <w:rPr>
+        <w:rFonts w:ascii="Courier New" w:hAnsi="Courier New" w:hint="default"/>
+        <w:sz w:val="20"/>
+      </w:rPr>
+    </w:lvl>
+    <w:lvl w:ilvl="2" w:tentative="1">
+      <w:start w:val="1"/>
+      <w:numFmt w:val="bullet"/>
+      <w:lvlText w:val=""/>
+      <w:lvlJc w:val="left"/>
+      <w:pPr>
+        <w:tabs>
+          <w:tab w:val="num" w:pos="2160"/>
+        </w:tabs>
+        <w:ind w:left="2160" w:hanging="360"/>
+      </w:pPr>
+      <w:rPr>
+        <w:rFonts w:ascii="Wingdings" w:hAnsi="Wingdings" w:hint="default"/>
+        <w:sz w:val="20"/>
+      </w:rPr>
+    </w:lvl>
+    <w:lvl w:ilvl="3" w:tentative="1">
+      <w:start w:val="1"/>
+      <w:numFmt w:val="bullet"/>
+      <w:lvlText w:val=""/>
+      <w:lvlJc w:val="left"/>
+      <w:pPr>
+        <w:tabs>
+          <w:tab w:val="num" w:pos="2880"/>
+        </w:tabs>
+        <w:ind w:left="2880" w:hanging="360"/>
+      </w:pPr>
+      <w:rPr>
+        <w:rFonts w:ascii="Wingdings" w:hAnsi="Wingdings" w:hint="default"/>
+        <w:sz w:val="20"/>
+      </w:rPr>
+    </w:lvl>
+    <w:lvl w:ilvl="4" w:tentative="1">
+      <w:start w:val="1"/>
+      <w:numFmt w:val="bullet"/>
+      <w:lvlText w:val=""/>
+      <w:lvlJc w:val="left"/>
+      <w:pPr>
+        <w:tabs>
+          <w:tab w:val="num" w:pos="3600"/>
+        </w:tabs>
+        <w:ind w:left="3600" w:hanging="360"/>
+      </w:pPr>
+      <w:rPr>
+        <w:rFonts w:ascii="Wingdings" w:hAnsi="Wingdings" w:hint="default"/>
+        <w:sz w:val="20"/>
+      </w:rPr>
+    </w:lvl>
+    <w:lvl w:ilvl="5" w:tentative="1">
+      <w:start w:val="1"/>
+      <w:numFmt w:val="bullet"/>
+      <w:lvlText w:val=""/>
+      <w:lvlJc w:val="left"/>
+      <w:pPr>
+        <w:tabs>
+          <w:tab w:val="num" w:pos="4320"/>
+        </w:tabs>
+        <w:ind w:left="4320" w:hanging="360"/>
+      </w:pPr>
+      <w:rPr>
+        <w:rFonts w:ascii="Wingdings" w:hAnsi="Wingdings" w:hint="default"/>
+        <w:sz w:val="20"/>
+      </w:rPr>
+    </w:lvl>
+    <w:lvl w:ilvl="6" w:tentative="1">
+      <w:start w:val="1"/>
+      <w:numFmt w:val="bullet"/>
+      <w:lvlText w:val=""/>
+      <w:lvlJc w:val="left"/>
+      <w:pPr>
+        <w:tabs>
+          <w:tab w:val="num" w:pos="5040"/>
+        </w:tabs>
+        <w:ind w:left="5040" w:hanging="360"/>
+      </w:pPr>
+      <w:rPr>
+        <w:rFonts w:ascii="Wingdings" w:hAnsi="Wingdings" w:hint="default"/>
+        <w:sz w:val="20"/>
+      </w:rPr>
+    </w:lvl>
+    <w:lvl w:ilvl="7" w:tentative="1">
+      <w:start w:val="1"/>
+      <w:numFmt w:val="bullet"/>
+      <w:lvlText w:val=""/>
+      <w:lvlJc w:val="left"/>
+      <w:pPr>
+        <w:tabs>
+          <w:tab w:val="num" w:pos="5760"/>
+        </w:tabs>
+        <w:ind w:left="5760" w:hanging="360"/>
+      </w:pPr>
+      <w:rPr>
+        <w:rFonts w:ascii="Wingdings" w:hAnsi="Wingdings" w:hint="default"/>
+        <w:sz w:val="20"/>
+      </w:rPr>
+    </w:lvl>
+    <w:lvl w:ilvl="8" w:tentative="1">
+      <w:start w:val="1"/>
+      <w:numFmt w:val="bullet"/>
+      <w:lvlText w:val=""/>
+      <w:lvlJc w:val="left"/>
+      <w:pPr>
+        <w:tabs>
+          <w:tab w:val="num" w:pos="6480"/>
+        </w:tabs>
+        <w:ind w:left="6480" w:hanging="360"/>
+      </w:pPr>
+      <w:rPr>
+        <w:rFonts w:ascii="Wingdings" w:hAnsi="Wingdings" w:hint="default"/>
+        <w:sz w:val="20"/>
+      </w:rPr>
+    </w:lvl>
+  </w:abstractNum>
+  <w:abstractNum w:abstractNumId="8" w15:restartNumberingAfterBreak="0">
+    <w:nsid w:val="26960FE8"/>
+    <w:multiLevelType w:val="multilevel"/>
+    <w:tmpl w:val="B9208ED8"/>
+    <w:lvl w:ilvl="0">
+      <w:start w:val="1"/>
+      <w:numFmt w:val="bullet"/>
+      <w:lvlText w:val=""/>
+      <w:lvlJc w:val="left"/>
+      <w:pPr>
+        <w:tabs>
+          <w:tab w:val="num" w:pos="720"/>
+        </w:tabs>
+        <w:ind w:left="720" w:hanging="360"/>
+      </w:pPr>
+      <w:rPr>
+        <w:rFonts w:ascii="Symbol" w:hAnsi="Symbol" w:hint="default"/>
+        <w:sz w:val="20"/>
+      </w:rPr>
+    </w:lvl>
+    <w:lvl w:ilvl="1" w:tentative="1">
+      <w:start w:val="1"/>
+      <w:numFmt w:val="bullet"/>
+      <w:lvlText w:val="o"/>
+      <w:lvlJc w:val="left"/>
+      <w:pPr>
+        <w:tabs>
+          <w:tab w:val="num" w:pos="1440"/>
+        </w:tabs>
+        <w:ind w:left="1440" w:hanging="360"/>
+      </w:pPr>
+      <w:rPr>
+        <w:rFonts w:ascii="Courier New" w:hAnsi="Courier New" w:hint="default"/>
+        <w:sz w:val="20"/>
+      </w:rPr>
+    </w:lvl>
+    <w:lvl w:ilvl="2" w:tentative="1">
+      <w:start w:val="1"/>
+      <w:numFmt w:val="bullet"/>
+      <w:lvlText w:val=""/>
+      <w:lvlJc w:val="left"/>
+      <w:pPr>
+        <w:tabs>
+          <w:tab w:val="num" w:pos="2160"/>
+        </w:tabs>
+        <w:ind w:left="2160" w:hanging="360"/>
+      </w:pPr>
+      <w:rPr>
+        <w:rFonts w:ascii="Wingdings" w:hAnsi="Wingdings" w:hint="default"/>
+        <w:sz w:val="20"/>
+      </w:rPr>
+    </w:lvl>
+    <w:lvl w:ilvl="3" w:tentative="1">
+      <w:start w:val="1"/>
+      <w:numFmt w:val="bullet"/>
+      <w:lvlText w:val=""/>
+      <w:lvlJc w:val="left"/>
+      <w:pPr>
+        <w:tabs>
+          <w:tab w:val="num" w:pos="2880"/>
+        </w:tabs>
+        <w:ind w:left="2880" w:hanging="360"/>
+      </w:pPr>
+      <w:rPr>
+        <w:rFonts w:ascii="Wingdings" w:hAnsi="Wingdings" w:hint="default"/>
+        <w:sz w:val="20"/>
+      </w:rPr>
+    </w:lvl>
+    <w:lvl w:ilvl="4" w:tentative="1">
+      <w:start w:val="1"/>
+      <w:numFmt w:val="bullet"/>
+      <w:lvlText w:val=""/>
+      <w:lvlJc w:val="left"/>
+      <w:pPr>
+        <w:tabs>
+          <w:tab w:val="num" w:pos="3600"/>
+        </w:tabs>
+        <w:ind w:left="3600" w:hanging="360"/>
+      </w:pPr>
+      <w:rPr>
+        <w:rFonts w:ascii="Wingdings" w:hAnsi="Wingdings" w:hint="default"/>
+        <w:sz w:val="20"/>
+      </w:rPr>
+    </w:lvl>
+    <w:lvl w:ilvl="5" w:tentative="1">
+      <w:start w:val="1"/>
+      <w:numFmt w:val="bullet"/>
+      <w:lvlText w:val=""/>
+      <w:lvlJc w:val="left"/>
+      <w:pPr>
+        <w:tabs>
+          <w:tab w:val="num" w:pos="4320"/>
+        </w:tabs>
+        <w:ind w:left="4320" w:hanging="360"/>
+      </w:pPr>
+      <w:rPr>
+        <w:rFonts w:ascii="Wingdings" w:hAnsi="Wingdings" w:hint="default"/>
+        <w:sz w:val="20"/>
+      </w:rPr>
+    </w:lvl>
+    <w:lvl w:ilvl="6" w:tentative="1">
+      <w:start w:val="1"/>
+      <w:numFmt w:val="bullet"/>
+      <w:lvlText w:val=""/>
+      <w:lvlJc w:val="left"/>
+      <w:pPr>
+        <w:tabs>
+          <w:tab w:val="num" w:pos="5040"/>
+        </w:tabs>
+        <w:ind w:left="5040" w:hanging="360"/>
+      </w:pPr>
+      <w:rPr>
+        <w:rFonts w:ascii="Wingdings" w:hAnsi="Wingdings" w:hint="default"/>
+        <w:sz w:val="20"/>
+      </w:rPr>
+    </w:lvl>
+    <w:lvl w:ilvl="7" w:tentative="1">
+      <w:start w:val="1"/>
+      <w:numFmt w:val="bullet"/>
+      <w:lvlText w:val=""/>
+      <w:lvlJc w:val="left"/>
+      <w:pPr>
+        <w:tabs>
+          <w:tab w:val="num" w:pos="5760"/>
+        </w:tabs>
+        <w:ind w:left="5760" w:hanging="360"/>
+      </w:pPr>
+      <w:rPr>
+        <w:rFonts w:ascii="Wingdings" w:hAnsi="Wingdings" w:hint="default"/>
+        <w:sz w:val="20"/>
+      </w:rPr>
+    </w:lvl>
+    <w:lvl w:ilvl="8" w:tentative="1">
+      <w:start w:val="1"/>
+      <w:numFmt w:val="bullet"/>
+      <w:lvlText w:val=""/>
+      <w:lvlJc w:val="left"/>
+      <w:pPr>
+        <w:tabs>
+          <w:tab w:val="num" w:pos="6480"/>
+        </w:tabs>
+        <w:ind w:left="6480" w:hanging="360"/>
+      </w:pPr>
+      <w:rPr>
+        <w:rFonts w:ascii="Wingdings" w:hAnsi="Wingdings" w:hint="default"/>
+        <w:sz w:val="20"/>
+      </w:rPr>
+    </w:lvl>
+  </w:abstractNum>
+  <w:abstractNum w:abstractNumId="9" w15:restartNumberingAfterBreak="0">
+    <w:nsid w:val="29653015"/>
+    <w:multiLevelType w:val="multilevel"/>
+    <w:tmpl w:val="AA700946"/>
+    <w:lvl w:ilvl="0">
+      <w:start w:val="1"/>
+      <w:numFmt w:val="bullet"/>
+      <w:lvlText w:val=""/>
+      <w:lvlJc w:val="left"/>
+      <w:pPr>
+        <w:tabs>
+          <w:tab w:val="num" w:pos="720"/>
+        </w:tabs>
+        <w:ind w:left="720" w:hanging="360"/>
+      </w:pPr>
+      <w:rPr>
+        <w:rFonts w:ascii="Symbol" w:hAnsi="Symbol" w:hint="default"/>
+        <w:sz w:val="20"/>
+      </w:rPr>
+    </w:lvl>
+    <w:lvl w:ilvl="1" w:tentative="1">
+      <w:start w:val="1"/>
+      <w:numFmt w:val="bullet"/>
+      <w:lvlText w:val="o"/>
+      <w:lvlJc w:val="left"/>
+      <w:pPr>
+        <w:tabs>
+          <w:tab w:val="num" w:pos="1440"/>
+        </w:tabs>
+        <w:ind w:left="1440" w:hanging="360"/>
+      </w:pPr>
+      <w:rPr>
+        <w:rFonts w:ascii="Courier New" w:hAnsi="Courier New" w:hint="default"/>
+        <w:sz w:val="20"/>
+      </w:rPr>
+    </w:lvl>
+    <w:lvl w:ilvl="2" w:tentative="1">
+      <w:start w:val="1"/>
+      <w:numFmt w:val="bullet"/>
+      <w:lvlText w:val=""/>
+      <w:lvlJc w:val="left"/>
+      <w:pPr>
+        <w:tabs>
+          <w:tab w:val="num" w:pos="2160"/>
+        </w:tabs>
+        <w:ind w:left="2160" w:hanging="360"/>
+      </w:pPr>
+      <w:rPr>
+        <w:rFonts w:ascii="Wingdings" w:hAnsi="Wingdings" w:hint="default"/>
+        <w:sz w:val="20"/>
+      </w:rPr>
+    </w:lvl>
+    <w:lvl w:ilvl="3" w:tentative="1">
+      <w:start w:val="1"/>
+      <w:numFmt w:val="bullet"/>
+      <w:lvlText w:val=""/>
+      <w:lvlJc w:val="left"/>
+      <w:pPr>
+        <w:tabs>
+          <w:tab w:val="num" w:pos="2880"/>
+        </w:tabs>
+        <w:ind w:left="2880" w:hanging="360"/>
+      </w:pPr>
+      <w:rPr>
+        <w:rFonts w:ascii="Wingdings" w:hAnsi="Wingdings" w:hint="default"/>
+        <w:sz w:val="20"/>
+      </w:rPr>
+    </w:lvl>
+    <w:lvl w:ilvl="4" w:tentative="1">
+      <w:start w:val="1"/>
+      <w:numFmt w:val="bullet"/>
+      <w:lvlText w:val=""/>
+      <w:lvlJc w:val="left"/>
+      <w:pPr>
+        <w:tabs>
+          <w:tab w:val="num" w:pos="3600"/>
+        </w:tabs>
+        <w:ind w:left="3600" w:hanging="360"/>
+      </w:pPr>
+      <w:rPr>
+        <w:rFonts w:ascii="Wingdings" w:hAnsi="Wingdings" w:hint="default"/>
+        <w:sz w:val="20"/>
+      </w:rPr>
+    </w:lvl>
+    <w:lvl w:ilvl="5" w:tentative="1">
+      <w:start w:val="1"/>
+      <w:numFmt w:val="bullet"/>
+      <w:lvlText w:val=""/>
+      <w:lvlJc w:val="left"/>
+      <w:pPr>
+        <w:tabs>
+          <w:tab w:val="num" w:pos="4320"/>
+        </w:tabs>
+        <w:ind w:left="4320" w:hanging="360"/>
+      </w:pPr>
+      <w:rPr>
+        <w:rFonts w:ascii="Wingdings" w:hAnsi="Wingdings" w:hint="default"/>
+        <w:sz w:val="20"/>
+      </w:rPr>
+    </w:lvl>
+    <w:lvl w:ilvl="6" w:tentative="1">
+      <w:start w:val="1"/>
+      <w:numFmt w:val="bullet"/>
+      <w:lvlText w:val=""/>
+      <w:lvlJc w:val="left"/>
+      <w:pPr>
+        <w:tabs>
+          <w:tab w:val="num" w:pos="5040"/>
+        </w:tabs>
+        <w:ind w:left="5040" w:hanging="360"/>
+      </w:pPr>
+      <w:rPr>
+        <w:rFonts w:ascii="Wingdings" w:hAnsi="Wingdings" w:hint="default"/>
+        <w:sz w:val="20"/>
+      </w:rPr>
+    </w:lvl>
+    <w:lvl w:ilvl="7" w:tentative="1">
+      <w:start w:val="1"/>
+      <w:numFmt w:val="bullet"/>
+      <w:lvlText w:val=""/>
+      <w:lvlJc w:val="left"/>
+      <w:pPr>
+        <w:tabs>
+          <w:tab w:val="num" w:pos="5760"/>
+        </w:tabs>
+        <w:ind w:left="5760" w:hanging="360"/>
+      </w:pPr>
+      <w:rPr>
+        <w:rFonts w:ascii="Wingdings" w:hAnsi="Wingdings" w:hint="default"/>
+        <w:sz w:val="20"/>
+      </w:rPr>
+    </w:lvl>
+    <w:lvl w:ilvl="8" w:tentative="1">
+      <w:start w:val="1"/>
+      <w:numFmt w:val="bullet"/>
+      <w:lvlText w:val=""/>
+      <w:lvlJc w:val="left"/>
+      <w:pPr>
+        <w:tabs>
+          <w:tab w:val="num" w:pos="6480"/>
+        </w:tabs>
+        <w:ind w:left="6480" w:hanging="360"/>
+      </w:pPr>
+      <w:rPr>
+        <w:rFonts w:ascii="Wingdings" w:hAnsi="Wingdings" w:hint="default"/>
+        <w:sz w:val="20"/>
+      </w:rPr>
+    </w:lvl>
+  </w:abstractNum>
+  <w:abstractNum w:abstractNumId="10" w15:restartNumberingAfterBreak="0">
+    <w:nsid w:val="29DE68CF"/>
+    <w:multiLevelType w:val="multilevel"/>
+    <w:tmpl w:val="3788AB02"/>
+    <w:lvl w:ilvl="0">
+      <w:start w:val="1"/>
+      <w:numFmt w:val="bullet"/>
+      <w:lvlText w:val=""/>
+      <w:lvlJc w:val="left"/>
+      <w:pPr>
+        <w:tabs>
+          <w:tab w:val="num" w:pos="720"/>
+        </w:tabs>
+        <w:ind w:left="720" w:hanging="360"/>
+      </w:pPr>
+      <w:rPr>
+        <w:rFonts w:ascii="Symbol" w:hAnsi="Symbol" w:hint="default"/>
+        <w:sz w:val="20"/>
+      </w:rPr>
+    </w:lvl>
+    <w:lvl w:ilvl="1" w:tentative="1">
+      <w:start w:val="1"/>
+      <w:numFmt w:val="bullet"/>
+      <w:lvlText w:val="o"/>
+      <w:lvlJc w:val="left"/>
+      <w:pPr>
+        <w:tabs>
+          <w:tab w:val="num" w:pos="1440"/>
+        </w:tabs>
+        <w:ind w:left="1440" w:hanging="360"/>
+      </w:pPr>
+      <w:rPr>
+        <w:rFonts w:ascii="Courier New" w:hAnsi="Courier New" w:hint="default"/>
+        <w:sz w:val="20"/>
+      </w:rPr>
+    </w:lvl>
+    <w:lvl w:ilvl="2" w:tentative="1">
+      <w:start w:val="1"/>
+      <w:numFmt w:val="bullet"/>
+      <w:lvlText w:val=""/>
+      <w:lvlJc w:val="left"/>
+      <w:pPr>
+        <w:tabs>
+          <w:tab w:val="num" w:pos="2160"/>
+        </w:tabs>
+        <w:ind w:left="2160" w:hanging="360"/>
+      </w:pPr>
+      <w:rPr>
+        <w:rFonts w:ascii="Wingdings" w:hAnsi="Wingdings" w:hint="default"/>
+        <w:sz w:val="20"/>
+      </w:rPr>
+    </w:lvl>
+    <w:lvl w:ilvl="3" w:tentative="1">
+      <w:start w:val="1"/>
+      <w:numFmt w:val="bullet"/>
+      <w:lvlText w:val=""/>
+      <w:lvlJc w:val="left"/>
+      <w:pPr>
+        <w:tabs>
+          <w:tab w:val="num" w:pos="2880"/>
+        </w:tabs>
+        <w:ind w:left="2880" w:hanging="360"/>
+      </w:pPr>
+      <w:rPr>
+        <w:rFonts w:ascii="Wingdings" w:hAnsi="Wingdings" w:hint="default"/>
+        <w:sz w:val="20"/>
+      </w:rPr>
+    </w:lvl>
+    <w:lvl w:ilvl="4" w:tentative="1">
+      <w:start w:val="1"/>
+      <w:numFmt w:val="bullet"/>
+      <w:lvlText w:val=""/>
+      <w:lvlJc w:val="left"/>
+      <w:pPr>
+        <w:tabs>
+          <w:tab w:val="num" w:pos="3600"/>
+        </w:tabs>
+        <w:ind w:left="3600" w:hanging="360"/>
+      </w:pPr>
+      <w:rPr>
+        <w:rFonts w:ascii="Wingdings" w:hAnsi="Wingdings" w:hint="default"/>
+        <w:sz w:val="20"/>
+      </w:rPr>
+    </w:lvl>
+    <w:lvl w:ilvl="5" w:tentative="1">
+      <w:start w:val="1"/>
+      <w:numFmt w:val="bullet"/>
+      <w:lvlText w:val=""/>
+      <w:lvlJc w:val="left"/>
+      <w:pPr>
+        <w:tabs>
+          <w:tab w:val="num" w:pos="4320"/>
+        </w:tabs>
+        <w:ind w:left="4320" w:hanging="360"/>
+      </w:pPr>
+      <w:rPr>
+        <w:rFonts w:ascii="Wingdings" w:hAnsi="Wingdings" w:hint="default"/>
+        <w:sz w:val="20"/>
+      </w:rPr>
+    </w:lvl>
+    <w:lvl w:ilvl="6" w:tentative="1">
+      <w:start w:val="1"/>
+      <w:numFmt w:val="bullet"/>
+      <w:lvlText w:val=""/>
+      <w:lvlJc w:val="left"/>
+      <w:pPr>
+        <w:tabs>
+          <w:tab w:val="num" w:pos="5040"/>
+        </w:tabs>
+        <w:ind w:left="5040" w:hanging="360"/>
+      </w:pPr>
+      <w:rPr>
+        <w:rFonts w:ascii="Wingdings" w:hAnsi="Wingdings" w:hint="default"/>
+        <w:sz w:val="20"/>
+      </w:rPr>
+    </w:lvl>
+    <w:lvl w:ilvl="7" w:tentative="1">
+      <w:start w:val="1"/>
+      <w:numFmt w:val="bullet"/>
+      <w:lvlText w:val=""/>
+      <w:lvlJc w:val="left"/>
+      <w:pPr>
+        <w:tabs>
+          <w:tab w:val="num" w:pos="5760"/>
+        </w:tabs>
+        <w:ind w:left="5760" w:hanging="360"/>
+      </w:pPr>
+      <w:rPr>
+        <w:rFonts w:ascii="Wingdings" w:hAnsi="Wingdings" w:hint="default"/>
+        <w:sz w:val="20"/>
+      </w:rPr>
+    </w:lvl>
+    <w:lvl w:ilvl="8" w:tentative="1">
+      <w:start w:val="1"/>
+      <w:numFmt w:val="bullet"/>
+      <w:lvlText w:val=""/>
+      <w:lvlJc w:val="left"/>
+      <w:pPr>
+        <w:tabs>
+          <w:tab w:val="num" w:pos="6480"/>
+        </w:tabs>
+        <w:ind w:left="6480" w:hanging="360"/>
+      </w:pPr>
+      <w:rPr>
+        <w:rFonts w:ascii="Wingdings" w:hAnsi="Wingdings" w:hint="default"/>
+        <w:sz w:val="20"/>
+      </w:rPr>
+    </w:lvl>
+  </w:abstractNum>
+  <w:abstractNum w:abstractNumId="11" w15:restartNumberingAfterBreak="0">
+    <w:nsid w:val="2D194BB4"/>
+    <w:multiLevelType w:val="multilevel"/>
+    <w:tmpl w:val="024A30E0"/>
+    <w:lvl w:ilvl="0">
+      <w:start w:val="1"/>
+      <w:numFmt w:val="bullet"/>
+      <w:lvlText w:val=""/>
+      <w:lvlJc w:val="left"/>
+      <w:pPr>
+        <w:tabs>
+          <w:tab w:val="num" w:pos="720"/>
+        </w:tabs>
+        <w:ind w:left="720" w:hanging="360"/>
+      </w:pPr>
+      <w:rPr>
+        <w:rFonts w:ascii="Symbol" w:hAnsi="Symbol" w:hint="default"/>
+        <w:sz w:val="20"/>
+      </w:rPr>
+    </w:lvl>
+    <w:lvl w:ilvl="1" w:tentative="1">
+      <w:start w:val="1"/>
+      <w:numFmt w:val="bullet"/>
+      <w:lvlText w:val="o"/>
+      <w:lvlJc w:val="left"/>
+      <w:pPr>
+        <w:tabs>
+          <w:tab w:val="num" w:pos="1440"/>
+        </w:tabs>
+        <w:ind w:left="1440" w:hanging="360"/>
+      </w:pPr>
+      <w:rPr>
+        <w:rFonts w:ascii="Courier New" w:hAnsi="Courier New" w:hint="default"/>
+        <w:sz w:val="20"/>
+      </w:rPr>
+    </w:lvl>
+    <w:lvl w:ilvl="2" w:tentative="1">
+      <w:start w:val="1"/>
+      <w:numFmt w:val="bullet"/>
+      <w:lvlText w:val=""/>
+      <w:lvlJc w:val="left"/>
+      <w:pPr>
+        <w:tabs>
+          <w:tab w:val="num" w:pos="2160"/>
+        </w:tabs>
+        <w:ind w:left="2160" w:hanging="360"/>
+      </w:pPr>
+      <w:rPr>
+        <w:rFonts w:ascii="Wingdings" w:hAnsi="Wingdings" w:hint="default"/>
+        <w:sz w:val="20"/>
+      </w:rPr>
+    </w:lvl>
+    <w:lvl w:ilvl="3" w:tentative="1">
+      <w:start w:val="1"/>
+      <w:numFmt w:val="bullet"/>
+      <w:lvlText w:val=""/>
+      <w:lvlJc w:val="left"/>
+      <w:pPr>
+        <w:tabs>
+          <w:tab w:val="num" w:pos="2880"/>
+        </w:tabs>
+        <w:ind w:left="2880" w:hanging="360"/>
+      </w:pPr>
+      <w:rPr>
+        <w:rFonts w:ascii="Wingdings" w:hAnsi="Wingdings" w:hint="default"/>
+        <w:sz w:val="20"/>
+      </w:rPr>
+    </w:lvl>
+    <w:lvl w:ilvl="4" w:tentative="1">
+      <w:start w:val="1"/>
+      <w:numFmt w:val="bullet"/>
+      <w:lvlText w:val=""/>
+      <w:lvlJc w:val="left"/>
+      <w:pPr>
+        <w:tabs>
+          <w:tab w:val="num" w:pos="3600"/>
+        </w:tabs>
+        <w:ind w:left="3600" w:hanging="360"/>
+      </w:pPr>
+      <w:rPr>
+        <w:rFonts w:ascii="Wingdings" w:hAnsi="Wingdings" w:hint="default"/>
+        <w:sz w:val="20"/>
+      </w:rPr>
+    </w:lvl>
+    <w:lvl w:ilvl="5" w:tentative="1">
+      <w:start w:val="1"/>
+      <w:numFmt w:val="bullet"/>
+      <w:lvlText w:val=""/>
+      <w:lvlJc w:val="left"/>
+      <w:pPr>
+        <w:tabs>
+          <w:tab w:val="num" w:pos="4320"/>
+        </w:tabs>
+        <w:ind w:left="4320" w:hanging="360"/>
+      </w:pPr>
+      <w:rPr>
+        <w:rFonts w:ascii="Wingdings" w:hAnsi="Wingdings" w:hint="default"/>
+        <w:sz w:val="20"/>
+      </w:rPr>
+    </w:lvl>
+    <w:lvl w:ilvl="6" w:tentative="1">
+      <w:start w:val="1"/>
+      <w:numFmt w:val="bullet"/>
+      <w:lvlText w:val=""/>
+      <w:lvlJc w:val="left"/>
+      <w:pPr>
+        <w:tabs>
+          <w:tab w:val="num" w:pos="5040"/>
+        </w:tabs>
+        <w:ind w:left="5040" w:hanging="360"/>
+      </w:pPr>
+      <w:rPr>
+        <w:rFonts w:ascii="Wingdings" w:hAnsi="Wingdings" w:hint="default"/>
+        <w:sz w:val="20"/>
+      </w:rPr>
+    </w:lvl>
+    <w:lvl w:ilvl="7" w:tentative="1">
+      <w:start w:val="1"/>
+      <w:numFmt w:val="bullet"/>
+      <w:lvlText w:val=""/>
+      <w:lvlJc w:val="left"/>
+      <w:pPr>
+        <w:tabs>
+          <w:tab w:val="num" w:pos="5760"/>
+        </w:tabs>
+        <w:ind w:left="5760" w:hanging="360"/>
+      </w:pPr>
+      <w:rPr>
+        <w:rFonts w:ascii="Wingdings" w:hAnsi="Wingdings" w:hint="default"/>
+        <w:sz w:val="20"/>
+      </w:rPr>
+    </w:lvl>
+    <w:lvl w:ilvl="8" w:tentative="1">
+      <w:start w:val="1"/>
+      <w:numFmt w:val="bullet"/>
+      <w:lvlText w:val=""/>
+      <w:lvlJc w:val="left"/>
+      <w:pPr>
+        <w:tabs>
+          <w:tab w:val="num" w:pos="6480"/>
+        </w:tabs>
+        <w:ind w:left="6480" w:hanging="360"/>
+      </w:pPr>
+      <w:rPr>
+        <w:rFonts w:ascii="Wingdings" w:hAnsi="Wingdings" w:hint="default"/>
+        <w:sz w:val="20"/>
+      </w:rPr>
+    </w:lvl>
+  </w:abstractNum>
+  <w:abstractNum w:abstractNumId="12" w15:restartNumberingAfterBreak="0">
+    <w:nsid w:val="2DE4341D"/>
+    <w:multiLevelType w:val="hybridMultilevel"/>
+    <w:tmpl w:val="D1FEBEEA"/>
+    <w:lvl w:ilvl="0" w:tplc="040C0001">
+      <w:start w:val="1"/>
+      <w:numFmt w:val="bullet"/>
+      <w:lvlText w:val=""/>
+      <w:lvlJc w:val="left"/>
+      <w:pPr>
+        <w:ind w:left="720" w:hanging="360"/>
+      </w:pPr>
+      <w:rPr>
+        <w:rFonts w:ascii="Symbol" w:hAnsi="Symbol" w:hint="default"/>
+      </w:rPr>
+    </w:lvl>
+    <w:lvl w:ilvl="1" w:tplc="040C0003" w:tentative="1">
+      <w:start w:val="1"/>
+      <w:numFmt w:val="bullet"/>
+      <w:lvlText w:val="o"/>
+      <w:lvlJc w:val="left"/>
+      <w:pPr>
+        <w:ind w:left="1440" w:hanging="360"/>
+      </w:pPr>
+      <w:rPr>
+        <w:rFonts w:ascii="Courier New" w:hAnsi="Courier New" w:cs="Courier New" w:hint="default"/>
+      </w:rPr>
+    </w:lvl>
+    <w:lvl w:ilvl="2" w:tplc="040C0005" w:tentative="1">
+      <w:start w:val="1"/>
+      <w:numFmt w:val="bullet"/>
+      <w:lvlText w:val=""/>
+      <w:lvlJc w:val="left"/>
+      <w:pPr>
+        <w:ind w:left="2160" w:hanging="360"/>
+      </w:pPr>
+      <w:rPr>
+        <w:rFonts w:ascii="Wingdings" w:hAnsi="Wingdings" w:hint="default"/>
+      </w:rPr>
+    </w:lvl>
+    <w:lvl w:ilvl="3" w:tplc="040C0001" w:tentative="1">
+      <w:start w:val="1"/>
+      <w:numFmt w:val="bullet"/>
+      <w:lvlText w:val=""/>
+      <w:lvlJc w:val="left"/>
+      <w:pPr>
+        <w:ind w:left="2880" w:hanging="360"/>
+      </w:pPr>
+      <w:rPr>
+        <w:rFonts w:ascii="Symbol" w:hAnsi="Symbol" w:hint="default"/>
+      </w:rPr>
+    </w:lvl>
+    <w:lvl w:ilvl="4" w:tplc="040C0003" w:tentative="1">
+      <w:start w:val="1"/>
+      <w:numFmt w:val="bullet"/>
+      <w:lvlText w:val="o"/>
+      <w:lvlJc w:val="left"/>
+      <w:pPr>
+        <w:ind w:left="3600" w:hanging="360"/>
+      </w:pPr>
+      <w:rPr>
+        <w:rFonts w:ascii="Courier New" w:hAnsi="Courier New" w:cs="Courier New" w:hint="default"/>
+      </w:rPr>
+    </w:lvl>
+    <w:lvl w:ilvl="5" w:tplc="040C0005" w:tentative="1">
+      <w:start w:val="1"/>
+      <w:numFmt w:val="bullet"/>
+      <w:lvlText w:val=""/>
+      <w:lvlJc w:val="left"/>
+      <w:pPr>
+        <w:ind w:left="4320" w:hanging="360"/>
+      </w:pPr>
+      <w:rPr>
+        <w:rFonts w:ascii="Wingdings" w:hAnsi="Wingdings" w:hint="default"/>
+      </w:rPr>
+    </w:lvl>
+    <w:lvl w:ilvl="6" w:tplc="040C0001" w:tentative="1">
+      <w:start w:val="1"/>
+      <w:numFmt w:val="bullet"/>
+      <w:lvlText w:val=""/>
+      <w:lvlJc w:val="left"/>
+      <w:pPr>
+        <w:ind w:left="5040" w:hanging="360"/>
+      </w:pPr>
+      <w:rPr>
+        <w:rFonts w:ascii="Symbol" w:hAnsi="Symbol" w:hint="default"/>
+      </w:rPr>
+    </w:lvl>
+    <w:lvl w:ilvl="7" w:tplc="040C0003" w:tentative="1">
+      <w:start w:val="1"/>
+      <w:numFmt w:val="bullet"/>
+      <w:lvlText w:val="o"/>
+      <w:lvlJc w:val="left"/>
+      <w:pPr>
+        <w:ind w:left="5760" w:hanging="360"/>
+      </w:pPr>
+      <w:rPr>
+        <w:rFonts w:ascii="Courier New" w:hAnsi="Courier New" w:cs="Courier New" w:hint="default"/>
+      </w:rPr>
+    </w:lvl>
+    <w:lvl w:ilvl="8" w:tplc="040C0005" w:tentative="1">
+      <w:start w:val="1"/>
+      <w:numFmt w:val="bullet"/>
+      <w:lvlText w:val=""/>
+      <w:lvlJc w:val="left"/>
+      <w:pPr>
+        <w:ind w:left="6480" w:hanging="360"/>
+      </w:pPr>
+      <w:rPr>
+        <w:rFonts w:ascii="Wingdings" w:hAnsi="Wingdings" w:hint="default"/>
+      </w:rPr>
+    </w:lvl>
+  </w:abstractNum>
+  <w:abstractNum w:abstractNumId="13" w15:restartNumberingAfterBreak="0">
+    <w:nsid w:val="35B474CA"/>
+    <w:multiLevelType w:val="multilevel"/>
+    <w:tmpl w:val="51BCEB1A"/>
+    <w:lvl w:ilvl="0">
+      <w:start w:val="1"/>
+      <w:numFmt w:val="bullet"/>
+      <w:lvlText w:val=""/>
+      <w:lvlJc w:val="left"/>
+      <w:pPr>
+        <w:tabs>
+          <w:tab w:val="num" w:pos="720"/>
+        </w:tabs>
+        <w:ind w:left="720" w:hanging="360"/>
+      </w:pPr>
+      <w:rPr>
+        <w:rFonts w:ascii="Symbol" w:hAnsi="Symbol" w:hint="default"/>
+        <w:sz w:val="20"/>
+      </w:rPr>
+    </w:lvl>
+    <w:lvl w:ilvl="1" w:tentative="1">
+      <w:start w:val="1"/>
+      <w:numFmt w:val="bullet"/>
+      <w:lvlText w:val="o"/>
+      <w:lvlJc w:val="left"/>
+      <w:pPr>
+        <w:tabs>
+          <w:tab w:val="num" w:pos="1440"/>
+        </w:tabs>
+        <w:ind w:left="1440" w:hanging="360"/>
+      </w:pPr>
+      <w:rPr>
+        <w:rFonts w:ascii="Courier New" w:hAnsi="Courier New" w:hint="default"/>
+        <w:sz w:val="20"/>
+      </w:rPr>
+    </w:lvl>
+    <w:lvl w:ilvl="2" w:tentative="1">
+      <w:start w:val="1"/>
+      <w:numFmt w:val="bullet"/>
+      <w:lvlText w:val=""/>
+      <w:lvlJc w:val="left"/>
+      <w:pPr>
+        <w:tabs>
+          <w:tab w:val="num" w:pos="2160"/>
+        </w:tabs>
+        <w:ind w:left="2160" w:hanging="360"/>
+      </w:pPr>
+      <w:rPr>
+        <w:rFonts w:ascii="Wingdings" w:hAnsi="Wingdings" w:hint="default"/>
+        <w:sz w:val="20"/>
+      </w:rPr>
+    </w:lvl>
+    <w:lvl w:ilvl="3" w:tentative="1">
+      <w:start w:val="1"/>
+      <w:numFmt w:val="bullet"/>
+      <w:lvlText w:val=""/>
+      <w:lvlJc w:val="left"/>
+      <w:pPr>
+        <w:tabs>
+          <w:tab w:val="num" w:pos="2880"/>
+        </w:tabs>
+        <w:ind w:left="2880" w:hanging="360"/>
+      </w:pPr>
+      <w:rPr>
+        <w:rFonts w:ascii="Wingdings" w:hAnsi="Wingdings" w:hint="default"/>
+        <w:sz w:val="20"/>
+      </w:rPr>
+    </w:lvl>
+    <w:lvl w:ilvl="4" w:tentative="1">
+      <w:start w:val="1"/>
+      <w:numFmt w:val="bullet"/>
+      <w:lvlText w:val=""/>
+      <w:lvlJc w:val="left"/>
+      <w:pPr>
+        <w:tabs>
+          <w:tab w:val="num" w:pos="3600"/>
+        </w:tabs>
+        <w:ind w:left="3600" w:hanging="360"/>
+      </w:pPr>
+      <w:rPr>
+        <w:rFonts w:ascii="Wingdings" w:hAnsi="Wingdings" w:hint="default"/>
+        <w:sz w:val="20"/>
+      </w:rPr>
+    </w:lvl>
+    <w:lvl w:ilvl="5" w:tentative="1">
+      <w:start w:val="1"/>
+      <w:numFmt w:val="bullet"/>
+      <w:lvlText w:val=""/>
+      <w:lvlJc w:val="left"/>
+      <w:pPr>
+        <w:tabs>
+          <w:tab w:val="num" w:pos="4320"/>
+        </w:tabs>
+        <w:ind w:left="4320" w:hanging="360"/>
+      </w:pPr>
+      <w:rPr>
+        <w:rFonts w:ascii="Wingdings" w:hAnsi="Wingdings" w:hint="default"/>
+        <w:sz w:val="20"/>
+      </w:rPr>
+    </w:lvl>
+    <w:lvl w:ilvl="6" w:tentative="1">
+      <w:start w:val="1"/>
+      <w:numFmt w:val="bullet"/>
+      <w:lvlText w:val=""/>
+      <w:lvlJc w:val="left"/>
+      <w:pPr>
+        <w:tabs>
+          <w:tab w:val="num" w:pos="5040"/>
+        </w:tabs>
+        <w:ind w:left="5040" w:hanging="360"/>
+      </w:pPr>
+      <w:rPr>
+        <w:rFonts w:ascii="Wingdings" w:hAnsi="Wingdings" w:hint="default"/>
+        <w:sz w:val="20"/>
+      </w:rPr>
+    </w:lvl>
+    <w:lvl w:ilvl="7" w:tentative="1">
+      <w:start w:val="1"/>
+      <w:numFmt w:val="bullet"/>
+      <w:lvlText w:val=""/>
+      <w:lvlJc w:val="left"/>
+      <w:pPr>
+        <w:tabs>
+          <w:tab w:val="num" w:pos="5760"/>
+        </w:tabs>
+        <w:ind w:left="5760" w:hanging="360"/>
+      </w:pPr>
+      <w:rPr>
+        <w:rFonts w:ascii="Wingdings" w:hAnsi="Wingdings" w:hint="default"/>
+        <w:sz w:val="20"/>
+      </w:rPr>
+    </w:lvl>
+    <w:lvl w:ilvl="8" w:tentative="1">
+      <w:start w:val="1"/>
+      <w:numFmt w:val="bullet"/>
+      <w:lvlText w:val=""/>
+      <w:lvlJc w:val="left"/>
+      <w:pPr>
+        <w:tabs>
+          <w:tab w:val="num" w:pos="6480"/>
+        </w:tabs>
+        <w:ind w:left="6480" w:hanging="360"/>
+      </w:pPr>
+      <w:rPr>
+        <w:rFonts w:ascii="Wingdings" w:hAnsi="Wingdings" w:hint="default"/>
+        <w:sz w:val="20"/>
+      </w:rPr>
+    </w:lvl>
+  </w:abstractNum>
+  <w:abstractNum w:abstractNumId="14" w15:restartNumberingAfterBreak="0">
+    <w:nsid w:val="388E7094"/>
+    <w:multiLevelType w:val="multilevel"/>
+    <w:tmpl w:val="6F0A30D0"/>
+    <w:lvl w:ilvl="0">
+      <w:start w:val="1"/>
+      <w:numFmt w:val="bullet"/>
+      <w:lvlText w:val=""/>
+      <w:lvlJc w:val="left"/>
+      <w:pPr>
+        <w:tabs>
+          <w:tab w:val="num" w:pos="720"/>
+        </w:tabs>
+        <w:ind w:left="720" w:hanging="360"/>
+      </w:pPr>
+      <w:rPr>
+        <w:rFonts w:ascii="Symbol" w:hAnsi="Symbol" w:hint="default"/>
+        <w:sz w:val="20"/>
+      </w:rPr>
+    </w:lvl>
+    <w:lvl w:ilvl="1" w:tentative="1">
+      <w:start w:val="1"/>
+      <w:numFmt w:val="bullet"/>
+      <w:lvlText w:val="o"/>
+      <w:lvlJc w:val="left"/>
+      <w:pPr>
+        <w:tabs>
+          <w:tab w:val="num" w:pos="1440"/>
+        </w:tabs>
+        <w:ind w:left="1440" w:hanging="360"/>
+      </w:pPr>
+      <w:rPr>
+        <w:rFonts w:ascii="Courier New" w:hAnsi="Courier New" w:hint="default"/>
+        <w:sz w:val="20"/>
+      </w:rPr>
+    </w:lvl>
+    <w:lvl w:ilvl="2" w:tentative="1">
+      <w:start w:val="1"/>
+      <w:numFmt w:val="bullet"/>
+      <w:lvlText w:val=""/>
+      <w:lvlJc w:val="left"/>
+      <w:pPr>
+        <w:tabs>
+          <w:tab w:val="num" w:pos="2160"/>
+        </w:tabs>
+        <w:ind w:left="2160" w:hanging="360"/>
+      </w:pPr>
+      <w:rPr>
+        <w:rFonts w:ascii="Wingdings" w:hAnsi="Wingdings" w:hint="default"/>
+        <w:sz w:val="20"/>
+      </w:rPr>
+    </w:lvl>
+    <w:lvl w:ilvl="3" w:tentative="1">
+      <w:start w:val="1"/>
+      <w:numFmt w:val="bullet"/>
+      <w:lvlText w:val=""/>
+      <w:lvlJc w:val="left"/>
+      <w:pPr>
+        <w:tabs>
+          <w:tab w:val="num" w:pos="2880"/>
+        </w:tabs>
+        <w:ind w:left="2880" w:hanging="360"/>
+      </w:pPr>
+      <w:rPr>
+        <w:rFonts w:ascii="Wingdings" w:hAnsi="Wingdings" w:hint="default"/>
+        <w:sz w:val="20"/>
+      </w:rPr>
+    </w:lvl>
+    <w:lvl w:ilvl="4" w:tentative="1">
+      <w:start w:val="1"/>
+      <w:numFmt w:val="bullet"/>
+      <w:lvlText w:val=""/>
+      <w:lvlJc w:val="left"/>
+      <w:pPr>
+        <w:tabs>
+          <w:tab w:val="num" w:pos="3600"/>
+        </w:tabs>
+        <w:ind w:left="3600" w:hanging="360"/>
+      </w:pPr>
+      <w:rPr>
+        <w:rFonts w:ascii="Wingdings" w:hAnsi="Wingdings" w:hint="default"/>
+        <w:sz w:val="20"/>
+      </w:rPr>
+    </w:lvl>
+    <w:lvl w:ilvl="5" w:tentative="1">
+      <w:start w:val="1"/>
+      <w:numFmt w:val="bullet"/>
+      <w:lvlText w:val=""/>
+      <w:lvlJc w:val="left"/>
+      <w:pPr>
+        <w:tabs>
+          <w:tab w:val="num" w:pos="4320"/>
+        </w:tabs>
+        <w:ind w:left="4320" w:hanging="360"/>
+      </w:pPr>
+      <w:rPr>
+        <w:rFonts w:ascii="Wingdings" w:hAnsi="Wingdings" w:hint="default"/>
+        <w:sz w:val="20"/>
+      </w:rPr>
+    </w:lvl>
+    <w:lvl w:ilvl="6" w:tentative="1">
+      <w:start w:val="1"/>
+      <w:numFmt w:val="bullet"/>
+      <w:lvlText w:val=""/>
+      <w:lvlJc w:val="left"/>
+      <w:pPr>
+        <w:tabs>
+          <w:tab w:val="num" w:pos="5040"/>
+        </w:tabs>
+        <w:ind w:left="5040" w:hanging="360"/>
+      </w:pPr>
+      <w:rPr>
+        <w:rFonts w:ascii="Wingdings" w:hAnsi="Wingdings" w:hint="default"/>
+        <w:sz w:val="20"/>
+      </w:rPr>
+    </w:lvl>
+    <w:lvl w:ilvl="7" w:tentative="1">
+      <w:start w:val="1"/>
+      <w:numFmt w:val="bullet"/>
+      <w:lvlText w:val=""/>
+      <w:lvlJc w:val="left"/>
+      <w:pPr>
+        <w:tabs>
+          <w:tab w:val="num" w:pos="5760"/>
+        </w:tabs>
+        <w:ind w:left="5760" w:hanging="360"/>
+      </w:pPr>
+      <w:rPr>
+        <w:rFonts w:ascii="Wingdings" w:hAnsi="Wingdings" w:hint="default"/>
+        <w:sz w:val="20"/>
+      </w:rPr>
+    </w:lvl>
+    <w:lvl w:ilvl="8" w:tentative="1">
+      <w:start w:val="1"/>
+      <w:numFmt w:val="bullet"/>
+      <w:lvlText w:val=""/>
+      <w:lvlJc w:val="left"/>
+      <w:pPr>
+        <w:tabs>
+          <w:tab w:val="num" w:pos="6480"/>
+        </w:tabs>
+        <w:ind w:left="6480" w:hanging="360"/>
+      </w:pPr>
+      <w:rPr>
+        <w:rFonts w:ascii="Wingdings" w:hAnsi="Wingdings" w:hint="default"/>
+        <w:sz w:val="20"/>
+      </w:rPr>
+    </w:lvl>
+  </w:abstractNum>
+  <w:abstractNum w:abstractNumId="15" w15:restartNumberingAfterBreak="0">
+    <w:nsid w:val="38C47CD6"/>
+    <w:multiLevelType w:val="multilevel"/>
+    <w:tmpl w:val="D9AC23C8"/>
+    <w:lvl w:ilvl="0">
+      <w:start w:val="1"/>
+      <w:numFmt w:val="bullet"/>
+      <w:lvlText w:val=""/>
+      <w:lvlJc w:val="left"/>
+      <w:pPr>
+        <w:tabs>
+          <w:tab w:val="num" w:pos="720"/>
+        </w:tabs>
+        <w:ind w:left="720" w:hanging="360"/>
+      </w:pPr>
+      <w:rPr>
+        <w:rFonts w:ascii="Symbol" w:hAnsi="Symbol" w:hint="default"/>
+        <w:sz w:val="20"/>
+      </w:rPr>
+    </w:lvl>
+    <w:lvl w:ilvl="1" w:tentative="1">
+      <w:start w:val="1"/>
+      <w:numFmt w:val="bullet"/>
+      <w:lvlText w:val="o"/>
+      <w:lvlJc w:val="left"/>
+      <w:pPr>
+        <w:tabs>
+          <w:tab w:val="num" w:pos="1440"/>
+        </w:tabs>
+        <w:ind w:left="1440" w:hanging="360"/>
+      </w:pPr>
+      <w:rPr>
+        <w:rFonts w:ascii="Courier New" w:hAnsi="Courier New" w:hint="default"/>
+        <w:sz w:val="20"/>
+      </w:rPr>
+    </w:lvl>
+    <w:lvl w:ilvl="2" w:tentative="1">
+      <w:start w:val="1"/>
+      <w:numFmt w:val="bullet"/>
+      <w:lvlText w:val=""/>
+      <w:lvlJc w:val="left"/>
+      <w:pPr>
+        <w:tabs>
+          <w:tab w:val="num" w:pos="2160"/>
+        </w:tabs>
+        <w:ind w:left="2160" w:hanging="360"/>
+      </w:pPr>
+      <w:rPr>
+        <w:rFonts w:ascii="Wingdings" w:hAnsi="Wingdings" w:hint="default"/>
+        <w:sz w:val="20"/>
+      </w:rPr>
+    </w:lvl>
+    <w:lvl w:ilvl="3" w:tentative="1">
+      <w:start w:val="1"/>
+      <w:numFmt w:val="bullet"/>
+      <w:lvlText w:val=""/>
+      <w:lvlJc w:val="left"/>
+      <w:pPr>
+        <w:tabs>
+          <w:tab w:val="num" w:pos="2880"/>
+        </w:tabs>
+        <w:ind w:left="2880" w:hanging="360"/>
+      </w:pPr>
+      <w:rPr>
+        <w:rFonts w:ascii="Wingdings" w:hAnsi="Wingdings" w:hint="default"/>
+        <w:sz w:val="20"/>
+      </w:rPr>
+    </w:lvl>
+    <w:lvl w:ilvl="4" w:tentative="1">
+      <w:start w:val="1"/>
+      <w:numFmt w:val="bullet"/>
+      <w:lvlText w:val=""/>
+      <w:lvlJc w:val="left"/>
+      <w:pPr>
+        <w:tabs>
+          <w:tab w:val="num" w:pos="3600"/>
+        </w:tabs>
+        <w:ind w:left="3600" w:hanging="360"/>
+      </w:pPr>
+      <w:rPr>
+        <w:rFonts w:ascii="Wingdings" w:hAnsi="Wingdings" w:hint="default"/>
+        <w:sz w:val="20"/>
+      </w:rPr>
+    </w:lvl>
+    <w:lvl w:ilvl="5" w:tentative="1">
+      <w:start w:val="1"/>
+      <w:numFmt w:val="bullet"/>
+      <w:lvlText w:val=""/>
+      <w:lvlJc w:val="left"/>
+      <w:pPr>
+        <w:tabs>
+          <w:tab w:val="num" w:pos="4320"/>
+        </w:tabs>
+        <w:ind w:left="4320" w:hanging="360"/>
+      </w:pPr>
+      <w:rPr>
+        <w:rFonts w:ascii="Wingdings" w:hAnsi="Wingdings" w:hint="default"/>
+        <w:sz w:val="20"/>
+      </w:rPr>
+    </w:lvl>
+    <w:lvl w:ilvl="6" w:tentative="1">
+      <w:start w:val="1"/>
+      <w:numFmt w:val="bullet"/>
+      <w:lvlText w:val=""/>
+      <w:lvlJc w:val="left"/>
+      <w:pPr>
+        <w:tabs>
+          <w:tab w:val="num" w:pos="5040"/>
+        </w:tabs>
+        <w:ind w:left="5040" w:hanging="360"/>
+      </w:pPr>
+      <w:rPr>
+        <w:rFonts w:ascii="Wingdings" w:hAnsi="Wingdings" w:hint="default"/>
+        <w:sz w:val="20"/>
+      </w:rPr>
+    </w:lvl>
+    <w:lvl w:ilvl="7" w:tentative="1">
+      <w:start w:val="1"/>
+      <w:numFmt w:val="bullet"/>
+      <w:lvlText w:val=""/>
+      <w:lvlJc w:val="left"/>
+      <w:pPr>
+        <w:tabs>
+          <w:tab w:val="num" w:pos="5760"/>
+        </w:tabs>
+        <w:ind w:left="5760" w:hanging="360"/>
+      </w:pPr>
+      <w:rPr>
+        <w:rFonts w:ascii="Wingdings" w:hAnsi="Wingdings" w:hint="default"/>
+        <w:sz w:val="20"/>
+      </w:rPr>
+    </w:lvl>
+    <w:lvl w:ilvl="8" w:tentative="1">
+      <w:start w:val="1"/>
+      <w:numFmt w:val="bullet"/>
+      <w:lvlText w:val=""/>
+      <w:lvlJc w:val="left"/>
+      <w:pPr>
+        <w:tabs>
+          <w:tab w:val="num" w:pos="6480"/>
+        </w:tabs>
+        <w:ind w:left="6480" w:hanging="360"/>
+      </w:pPr>
+      <w:rPr>
+        <w:rFonts w:ascii="Wingdings" w:hAnsi="Wingdings" w:hint="default"/>
+        <w:sz w:val="20"/>
+      </w:rPr>
+    </w:lvl>
+  </w:abstractNum>
+  <w:abstractNum w:abstractNumId="16" w15:restartNumberingAfterBreak="0">
+    <w:nsid w:val="39315149"/>
+    <w:multiLevelType w:val="multilevel"/>
+    <w:tmpl w:val="2DD4A9AC"/>
+    <w:lvl w:ilvl="0">
+      <w:start w:val="1"/>
+      <w:numFmt w:val="bullet"/>
+      <w:lvlText w:val=""/>
+      <w:lvlJc w:val="left"/>
+      <w:pPr>
+        <w:tabs>
+          <w:tab w:val="num" w:pos="720"/>
+        </w:tabs>
+        <w:ind w:left="720" w:hanging="360"/>
+      </w:pPr>
+      <w:rPr>
+        <w:rFonts w:ascii="Symbol" w:hAnsi="Symbol" w:hint="default"/>
+        <w:sz w:val="20"/>
+      </w:rPr>
+    </w:lvl>
+    <w:lvl w:ilvl="1" w:tentative="1">
+      <w:start w:val="1"/>
+      <w:numFmt w:val="bullet"/>
+      <w:lvlText w:val="o"/>
+      <w:lvlJc w:val="left"/>
+      <w:pPr>
+        <w:tabs>
+          <w:tab w:val="num" w:pos="1440"/>
+        </w:tabs>
+        <w:ind w:left="1440" w:hanging="360"/>
+      </w:pPr>
+      <w:rPr>
+        <w:rFonts w:ascii="Courier New" w:hAnsi="Courier New" w:hint="default"/>
+        <w:sz w:val="20"/>
+      </w:rPr>
+    </w:lvl>
+    <w:lvl w:ilvl="2" w:tentative="1">
+      <w:start w:val="1"/>
+      <w:numFmt w:val="bullet"/>
+      <w:lvlText w:val=""/>
+      <w:lvlJc w:val="left"/>
+      <w:pPr>
+        <w:tabs>
+          <w:tab w:val="num" w:pos="2160"/>
+        </w:tabs>
+        <w:ind w:left="2160" w:hanging="360"/>
+      </w:pPr>
+      <w:rPr>
+        <w:rFonts w:ascii="Wingdings" w:hAnsi="Wingdings" w:hint="default"/>
+        <w:sz w:val="20"/>
+      </w:rPr>
+    </w:lvl>
+    <w:lvl w:ilvl="3" w:tentative="1">
+      <w:start w:val="1"/>
+      <w:numFmt w:val="bullet"/>
+      <w:lvlText w:val=""/>
+      <w:lvlJc w:val="left"/>
+      <w:pPr>
+        <w:tabs>
+          <w:tab w:val="num" w:pos="2880"/>
+        </w:tabs>
+        <w:ind w:left="2880" w:hanging="360"/>
+      </w:pPr>
+      <w:rPr>
+        <w:rFonts w:ascii="Wingdings" w:hAnsi="Wingdings" w:hint="default"/>
+        <w:sz w:val="20"/>
+      </w:rPr>
+    </w:lvl>
+    <w:lvl w:ilvl="4" w:tentative="1">
+      <w:start w:val="1"/>
+      <w:numFmt w:val="bullet"/>
+      <w:lvlText w:val=""/>
+      <w:lvlJc w:val="left"/>
+      <w:pPr>
+        <w:tabs>
+          <w:tab w:val="num" w:pos="3600"/>
+        </w:tabs>
+        <w:ind w:left="3600" w:hanging="360"/>
+      </w:pPr>
+      <w:rPr>
+        <w:rFonts w:ascii="Wingdings" w:hAnsi="Wingdings" w:hint="default"/>
+        <w:sz w:val="20"/>
+      </w:rPr>
+    </w:lvl>
+    <w:lvl w:ilvl="5" w:tentative="1">
+      <w:start w:val="1"/>
+      <w:numFmt w:val="bullet"/>
+      <w:lvlText w:val=""/>
+      <w:lvlJc w:val="left"/>
+      <w:pPr>
+        <w:tabs>
+          <w:tab w:val="num" w:pos="4320"/>
+        </w:tabs>
+        <w:ind w:left="4320" w:hanging="360"/>
+      </w:pPr>
+      <w:rPr>
+        <w:rFonts w:ascii="Wingdings" w:hAnsi="Wingdings" w:hint="default"/>
+        <w:sz w:val="20"/>
+      </w:rPr>
+    </w:lvl>
+    <w:lvl w:ilvl="6" w:tentative="1">
+      <w:start w:val="1"/>
+      <w:numFmt w:val="bullet"/>
+      <w:lvlText w:val=""/>
+      <w:lvlJc w:val="left"/>
+      <w:pPr>
+        <w:tabs>
+          <w:tab w:val="num" w:pos="5040"/>
+        </w:tabs>
+        <w:ind w:left="5040" w:hanging="360"/>
+      </w:pPr>
+      <w:rPr>
+        <w:rFonts w:ascii="Wingdings" w:hAnsi="Wingdings" w:hint="default"/>
+        <w:sz w:val="20"/>
+      </w:rPr>
+    </w:lvl>
+    <w:lvl w:ilvl="7" w:tentative="1">
+      <w:start w:val="1"/>
+      <w:numFmt w:val="bullet"/>
+      <w:lvlText w:val=""/>
+      <w:lvlJc w:val="left"/>
+      <w:pPr>
+        <w:tabs>
+          <w:tab w:val="num" w:pos="5760"/>
+        </w:tabs>
+        <w:ind w:left="5760" w:hanging="360"/>
+      </w:pPr>
+      <w:rPr>
+        <w:rFonts w:ascii="Wingdings" w:hAnsi="Wingdings" w:hint="default"/>
+        <w:sz w:val="20"/>
+      </w:rPr>
+    </w:lvl>
+    <w:lvl w:ilvl="8" w:tentative="1">
+      <w:start w:val="1"/>
+      <w:numFmt w:val="bullet"/>
+      <w:lvlText w:val=""/>
+      <w:lvlJc w:val="left"/>
+      <w:pPr>
+        <w:tabs>
+          <w:tab w:val="num" w:pos="6480"/>
+        </w:tabs>
+        <w:ind w:left="6480" w:hanging="360"/>
+      </w:pPr>
+      <w:rPr>
+        <w:rFonts w:ascii="Wingdings" w:hAnsi="Wingdings" w:hint="default"/>
+        <w:sz w:val="20"/>
+      </w:rPr>
+    </w:lvl>
+  </w:abstractNum>
+  <w:abstractNum w:abstractNumId="17" w15:restartNumberingAfterBreak="0">
     <w:nsid w:val="398A22FF"/>
     <w:multiLevelType w:val="multilevel"/>
     <w:tmpl w:val="9C1C50A0"/>
@@ -34184,7 +36337,156 @@
       </w:rPr>
     </w:lvl>
   </w:abstractNum>
-  <w:abstractNum w:abstractNumId="3" w15:restartNumberingAfterBreak="0">
+  <w:abstractNum w:abstractNumId="18" w15:restartNumberingAfterBreak="0">
+    <w:nsid w:val="4284104B"/>
+    <w:multiLevelType w:val="multilevel"/>
+    <w:tmpl w:val="A0381A94"/>
+    <w:lvl w:ilvl="0">
+      <w:start w:val="1"/>
+      <w:numFmt w:val="bullet"/>
+      <w:lvlText w:val=""/>
+      <w:lvlJc w:val="left"/>
+      <w:pPr>
+        <w:tabs>
+          <w:tab w:val="num" w:pos="720"/>
+        </w:tabs>
+        <w:ind w:left="720" w:hanging="360"/>
+      </w:pPr>
+      <w:rPr>
+        <w:rFonts w:ascii="Symbol" w:hAnsi="Symbol" w:hint="default"/>
+        <w:sz w:val="20"/>
+      </w:rPr>
+    </w:lvl>
+    <w:lvl w:ilvl="1" w:tentative="1">
+      <w:start w:val="1"/>
+      <w:numFmt w:val="bullet"/>
+      <w:lvlText w:val="o"/>
+      <w:lvlJc w:val="left"/>
+      <w:pPr>
+        <w:tabs>
+          <w:tab w:val="num" w:pos="1440"/>
+        </w:tabs>
+        <w:ind w:left="1440" w:hanging="360"/>
+      </w:pPr>
+      <w:rPr>
+        <w:rFonts w:ascii="Courier New" w:hAnsi="Courier New" w:hint="default"/>
+        <w:sz w:val="20"/>
+      </w:rPr>
+    </w:lvl>
+    <w:lvl w:ilvl="2" w:tentative="1">
+      <w:start w:val="1"/>
+      <w:numFmt w:val="bullet"/>
+      <w:lvlText w:val=""/>
+      <w:lvlJc w:val="left"/>
+      <w:pPr>
+        <w:tabs>
+          <w:tab w:val="num" w:pos="2160"/>
+        </w:tabs>
+        <w:ind w:left="2160" w:hanging="360"/>
+      </w:pPr>
+      <w:rPr>
+        <w:rFonts w:ascii="Wingdings" w:hAnsi="Wingdings" w:hint="default"/>
+        <w:sz w:val="20"/>
+      </w:rPr>
+    </w:lvl>
+    <w:lvl w:ilvl="3" w:tentative="1">
+      <w:start w:val="1"/>
+      <w:numFmt w:val="bullet"/>
+      <w:lvlText w:val=""/>
+      <w:lvlJc w:val="left"/>
+      <w:pPr>
+        <w:tabs>
+          <w:tab w:val="num" w:pos="2880"/>
+        </w:tabs>
+        <w:ind w:left="2880" w:hanging="360"/>
+      </w:pPr>
+      <w:rPr>
+        <w:rFonts w:ascii="Wingdings" w:hAnsi="Wingdings" w:hint="default"/>
+        <w:sz w:val="20"/>
+      </w:rPr>
+    </w:lvl>
+    <w:lvl w:ilvl="4" w:tentative="1">
+      <w:start w:val="1"/>
+      <w:numFmt w:val="bullet"/>
+      <w:lvlText w:val=""/>
+      <w:lvlJc w:val="left"/>
+      <w:pPr>
+        <w:tabs>
+          <w:tab w:val="num" w:pos="3600"/>
+        </w:tabs>
+        <w:ind w:left="3600" w:hanging="360"/>
+      </w:pPr>
+      <w:rPr>
+        <w:rFonts w:ascii="Wingdings" w:hAnsi="Wingdings" w:hint="default"/>
+        <w:sz w:val="20"/>
+      </w:rPr>
+    </w:lvl>
+    <w:lvl w:ilvl="5" w:tentative="1">
+      <w:start w:val="1"/>
+      <w:numFmt w:val="bullet"/>
+      <w:lvlText w:val=""/>
+      <w:lvlJc w:val="left"/>
+      <w:pPr>
+        <w:tabs>
+          <w:tab w:val="num" w:pos="4320"/>
+        </w:tabs>
+        <w:ind w:left="4320" w:hanging="360"/>
+      </w:pPr>
+      <w:rPr>
+        <w:rFonts w:ascii="Wingdings" w:hAnsi="Wingdings" w:hint="default"/>
+        <w:sz w:val="20"/>
+      </w:rPr>
+    </w:lvl>
+    <w:lvl w:ilvl="6" w:tentative="1">
+      <w:start w:val="1"/>
+      <w:numFmt w:val="bullet"/>
+      <w:lvlText w:val=""/>
+      <w:lvlJc w:val="left"/>
+      <w:pPr>
+        <w:tabs>
+          <w:tab w:val="num" w:pos="5040"/>
+        </w:tabs>
+        <w:ind w:left="5040" w:hanging="360"/>
+      </w:pPr>
+      <w:rPr>
+        <w:rFonts w:ascii="Wingdings" w:hAnsi="Wingdings" w:hint="default"/>
+        <w:sz w:val="20"/>
+      </w:rPr>
+    </w:lvl>
+    <w:lvl w:ilvl="7" w:tentative="1">
+      <w:start w:val="1"/>
+      <w:numFmt w:val="bullet"/>
+      <w:lvlText w:val=""/>
+      <w:lvlJc w:val="left"/>
+      <w:pPr>
+        <w:tabs>
+          <w:tab w:val="num" w:pos="5760"/>
+        </w:tabs>
+        <w:ind w:left="5760" w:hanging="360"/>
+      </w:pPr>
+      <w:rPr>
+        <w:rFonts w:ascii="Wingdings" w:hAnsi="Wingdings" w:hint="default"/>
+        <w:sz w:val="20"/>
+      </w:rPr>
+    </w:lvl>
+    <w:lvl w:ilvl="8" w:tentative="1">
+      <w:start w:val="1"/>
+      <w:numFmt w:val="bullet"/>
+      <w:lvlText w:val=""/>
+      <w:lvlJc w:val="left"/>
+      <w:pPr>
+        <w:tabs>
+          <w:tab w:val="num" w:pos="6480"/>
+        </w:tabs>
+        <w:ind w:left="6480" w:hanging="360"/>
+      </w:pPr>
+      <w:rPr>
+        <w:rFonts w:ascii="Wingdings" w:hAnsi="Wingdings" w:hint="default"/>
+        <w:sz w:val="20"/>
+      </w:rPr>
+    </w:lvl>
+  </w:abstractNum>
+  <w:abstractNum w:abstractNumId="19" w15:restartNumberingAfterBreak="0">
     <w:nsid w:val="43166C61"/>
     <w:multiLevelType w:val="multilevel"/>
     <w:tmpl w:val="2E48FA6A"/>
@@ -34288,7 +36590,120 @@
       </w:rPr>
     </w:lvl>
   </w:abstractNum>
-  <w:abstractNum w:abstractNumId="4" w15:restartNumberingAfterBreak="0">
+  <w:abstractNum w:abstractNumId="20" w15:restartNumberingAfterBreak="0">
+    <w:nsid w:val="456E59E3"/>
+    <w:multiLevelType w:val="hybridMultilevel"/>
+    <w:tmpl w:val="5BDC6508"/>
+    <w:lvl w:ilvl="0" w:tplc="040C0005">
+      <w:start w:val="1"/>
+      <w:numFmt w:val="bullet"/>
+      <w:lvlText w:val=""/>
+      <w:lvlJc w:val="left"/>
+      <w:pPr>
+        <w:ind w:left="360" w:hanging="360"/>
+      </w:pPr>
+      <w:rPr>
+        <w:rFonts w:ascii="Wingdings" w:hAnsi="Wingdings" w:hint="default"/>
+      </w:rPr>
+    </w:lvl>
+    <w:lvl w:ilvl="1" w:tplc="040C0003" w:tentative="1">
+      <w:start w:val="1"/>
+      <w:numFmt w:val="bullet"/>
+      <w:lvlText w:val="o"/>
+      <w:lvlJc w:val="left"/>
+      <w:pPr>
+        <w:ind w:left="1080" w:hanging="360"/>
+      </w:pPr>
+      <w:rPr>
+        <w:rFonts w:ascii="Courier New" w:hAnsi="Courier New" w:cs="Courier New" w:hint="default"/>
+      </w:rPr>
+    </w:lvl>
+    <w:lvl w:ilvl="2" w:tplc="040C0005" w:tentative="1">
+      <w:start w:val="1"/>
+      <w:numFmt w:val="bullet"/>
+      <w:lvlText w:val=""/>
+      <w:lvlJc w:val="left"/>
+      <w:pPr>
+        <w:ind w:left="1800" w:hanging="360"/>
+      </w:pPr>
+      <w:rPr>
+        <w:rFonts w:ascii="Wingdings" w:hAnsi="Wingdings" w:hint="default"/>
+      </w:rPr>
+    </w:lvl>
+    <w:lvl w:ilvl="3" w:tplc="040C0001" w:tentative="1">
+      <w:start w:val="1"/>
+      <w:numFmt w:val="bullet"/>
+      <w:lvlText w:val=""/>
+      <w:lvlJc w:val="left"/>
+      <w:pPr>
+        <w:ind w:left="2520" w:hanging="360"/>
+      </w:pPr>
+      <w:rPr>
+        <w:rFonts w:ascii="Symbol" w:hAnsi="Symbol" w:hint="default"/>
+      </w:rPr>
+    </w:lvl>
+    <w:lvl w:ilvl="4" w:tplc="040C0003" w:tentative="1">
+      <w:start w:val="1"/>
+      <w:numFmt w:val="bullet"/>
+      <w:lvlText w:val="o"/>
+      <w:lvlJc w:val="left"/>
+      <w:pPr>
+        <w:ind w:left="3240" w:hanging="360"/>
+      </w:pPr>
+      <w:rPr>
+        <w:rFonts w:ascii="Courier New" w:hAnsi="Courier New" w:cs="Courier New" w:hint="default"/>
+      </w:rPr>
+    </w:lvl>
+    <w:lvl w:ilvl="5" w:tplc="040C0005" w:tentative="1">
+      <w:start w:val="1"/>
+      <w:numFmt w:val="bullet"/>
+      <w:lvlText w:val=""/>
+      <w:lvlJc w:val="left"/>
+      <w:pPr>
+        <w:ind w:left="3960" w:hanging="360"/>
+      </w:pPr>
+      <w:rPr>
+        <w:rFonts w:ascii="Wingdings" w:hAnsi="Wingdings" w:hint="default"/>
+      </w:rPr>
+    </w:lvl>
+    <w:lvl w:ilvl="6" w:tplc="040C0001" w:tentative="1">
+      <w:start w:val="1"/>
+      <w:numFmt w:val="bullet"/>
+      <w:lvlText w:val=""/>
+      <w:lvlJc w:val="left"/>
+      <w:pPr>
+        <w:ind w:left="4680" w:hanging="360"/>
+      </w:pPr>
+      <w:rPr>
+        <w:rFonts w:ascii="Symbol" w:hAnsi="Symbol" w:hint="default"/>
+      </w:rPr>
+    </w:lvl>
+    <w:lvl w:ilvl="7" w:tplc="040C0003" w:tentative="1">
+      <w:start w:val="1"/>
+      <w:numFmt w:val="bullet"/>
+      <w:lvlText w:val="o"/>
+      <w:lvlJc w:val="left"/>
+      <w:pPr>
+        <w:ind w:left="5400" w:hanging="360"/>
+      </w:pPr>
+      <w:rPr>
+        <w:rFonts w:ascii="Courier New" w:hAnsi="Courier New" w:cs="Courier New" w:hint="default"/>
+      </w:rPr>
+    </w:lvl>
+    <w:lvl w:ilvl="8" w:tplc="040C0005" w:tentative="1">
+      <w:start w:val="1"/>
+      <w:numFmt w:val="bullet"/>
+      <w:lvlText w:val=""/>
+      <w:lvlJc w:val="left"/>
+      <w:pPr>
+        <w:ind w:left="6120" w:hanging="360"/>
+      </w:pPr>
+      <w:rPr>
+        <w:rFonts w:ascii="Wingdings" w:hAnsi="Wingdings" w:hint="default"/>
+      </w:rPr>
+    </w:lvl>
+  </w:abstractNum>
+  <w:abstractNum w:abstractNumId="21" w15:restartNumberingAfterBreak="0">
     <w:nsid w:val="46BA02F2"/>
     <w:multiLevelType w:val="multilevel"/>
     <w:tmpl w:val="74C65C76"/>
@@ -34393,7 +36808,7 @@
       </w:rPr>
     </w:lvl>
   </w:abstractNum>
-  <w:abstractNum w:abstractNumId="5" w15:restartNumberingAfterBreak="0">
+  <w:abstractNum w:abstractNumId="22" w15:restartNumberingAfterBreak="0">
     <w:nsid w:val="49492B4A"/>
     <w:multiLevelType w:val="multilevel"/>
     <w:tmpl w:val="0538972A"/>
@@ -34497,7 +36912,752 @@
       </w:rPr>
     </w:lvl>
   </w:abstractNum>
-  <w:abstractNum w:abstractNumId="6" w15:restartNumberingAfterBreak="0">
+  <w:abstractNum w:abstractNumId="23" w15:restartNumberingAfterBreak="0">
+    <w:nsid w:val="4D7A17E3"/>
+    <w:multiLevelType w:val="multilevel"/>
+    <w:tmpl w:val="177EA86A"/>
+    <w:lvl w:ilvl="0">
+      <w:start w:val="1"/>
+      <w:numFmt w:val="bullet"/>
+      <w:lvlText w:val=""/>
+      <w:lvlJc w:val="left"/>
+      <w:pPr>
+        <w:tabs>
+          <w:tab w:val="num" w:pos="720"/>
+        </w:tabs>
+        <w:ind w:left="720" w:hanging="360"/>
+      </w:pPr>
+      <w:rPr>
+        <w:rFonts w:ascii="Symbol" w:hAnsi="Symbol" w:hint="default"/>
+        <w:sz w:val="20"/>
+      </w:rPr>
+    </w:lvl>
+    <w:lvl w:ilvl="1" w:tentative="1">
+      <w:start w:val="1"/>
+      <w:numFmt w:val="bullet"/>
+      <w:lvlText w:val="o"/>
+      <w:lvlJc w:val="left"/>
+      <w:pPr>
+        <w:tabs>
+          <w:tab w:val="num" w:pos="1440"/>
+        </w:tabs>
+        <w:ind w:left="1440" w:hanging="360"/>
+      </w:pPr>
+      <w:rPr>
+        <w:rFonts w:ascii="Courier New" w:hAnsi="Courier New" w:hint="default"/>
+        <w:sz w:val="20"/>
+      </w:rPr>
+    </w:lvl>
+    <w:lvl w:ilvl="2" w:tentative="1">
+      <w:start w:val="1"/>
+      <w:numFmt w:val="bullet"/>
+      <w:lvlText w:val=""/>
+      <w:lvlJc w:val="left"/>
+      <w:pPr>
+        <w:tabs>
+          <w:tab w:val="num" w:pos="2160"/>
+        </w:tabs>
+        <w:ind w:left="2160" w:hanging="360"/>
+      </w:pPr>
+      <w:rPr>
+        <w:rFonts w:ascii="Wingdings" w:hAnsi="Wingdings" w:hint="default"/>
+        <w:sz w:val="20"/>
+      </w:rPr>
+    </w:lvl>
+    <w:lvl w:ilvl="3" w:tentative="1">
+      <w:start w:val="1"/>
+      <w:numFmt w:val="bullet"/>
+      <w:lvlText w:val=""/>
+      <w:lvlJc w:val="left"/>
+      <w:pPr>
+        <w:tabs>
+          <w:tab w:val="num" w:pos="2880"/>
+        </w:tabs>
+        <w:ind w:left="2880" w:hanging="360"/>
+      </w:pPr>
+      <w:rPr>
+        <w:rFonts w:ascii="Wingdings" w:hAnsi="Wingdings" w:hint="default"/>
+        <w:sz w:val="20"/>
+      </w:rPr>
+    </w:lvl>
+    <w:lvl w:ilvl="4" w:tentative="1">
+      <w:start w:val="1"/>
+      <w:numFmt w:val="bullet"/>
+      <w:lvlText w:val=""/>
+      <w:lvlJc w:val="left"/>
+      <w:pPr>
+        <w:tabs>
+          <w:tab w:val="num" w:pos="3600"/>
+        </w:tabs>
+        <w:ind w:left="3600" w:hanging="360"/>
+      </w:pPr>
+      <w:rPr>
+        <w:rFonts w:ascii="Wingdings" w:hAnsi="Wingdings" w:hint="default"/>
+        <w:sz w:val="20"/>
+      </w:rPr>
+    </w:lvl>
+    <w:lvl w:ilvl="5" w:tentative="1">
+      <w:start w:val="1"/>
+      <w:numFmt w:val="bullet"/>
+      <w:lvlText w:val=""/>
+      <w:lvlJc w:val="left"/>
+      <w:pPr>
+        <w:tabs>
+          <w:tab w:val="num" w:pos="4320"/>
+        </w:tabs>
+        <w:ind w:left="4320" w:hanging="360"/>
+      </w:pPr>
+      <w:rPr>
+        <w:rFonts w:ascii="Wingdings" w:hAnsi="Wingdings" w:hint="default"/>
+        <w:sz w:val="20"/>
+      </w:rPr>
+    </w:lvl>
+    <w:lvl w:ilvl="6" w:tentative="1">
+      <w:start w:val="1"/>
+      <w:numFmt w:val="bullet"/>
+      <w:lvlText w:val=""/>
+      <w:lvlJc w:val="left"/>
+      <w:pPr>
+        <w:tabs>
+          <w:tab w:val="num" w:pos="5040"/>
+        </w:tabs>
+        <w:ind w:left="5040" w:hanging="360"/>
+      </w:pPr>
+      <w:rPr>
+        <w:rFonts w:ascii="Wingdings" w:hAnsi="Wingdings" w:hint="default"/>
+        <w:sz w:val="20"/>
+      </w:rPr>
+    </w:lvl>
+    <w:lvl w:ilvl="7" w:tentative="1">
+      <w:start w:val="1"/>
+      <w:numFmt w:val="bullet"/>
+      <w:lvlText w:val=""/>
+      <w:lvlJc w:val="left"/>
+      <w:pPr>
+        <w:tabs>
+          <w:tab w:val="num" w:pos="5760"/>
+        </w:tabs>
+        <w:ind w:left="5760" w:hanging="360"/>
+      </w:pPr>
+      <w:rPr>
+        <w:rFonts w:ascii="Wingdings" w:hAnsi="Wingdings" w:hint="default"/>
+        <w:sz w:val="20"/>
+      </w:rPr>
+    </w:lvl>
+    <w:lvl w:ilvl="8" w:tentative="1">
+      <w:start w:val="1"/>
+      <w:numFmt w:val="bullet"/>
+      <w:lvlText w:val=""/>
+      <w:lvlJc w:val="left"/>
+      <w:pPr>
+        <w:tabs>
+          <w:tab w:val="num" w:pos="6480"/>
+        </w:tabs>
+        <w:ind w:left="6480" w:hanging="360"/>
+      </w:pPr>
+      <w:rPr>
+        <w:rFonts w:ascii="Wingdings" w:hAnsi="Wingdings" w:hint="default"/>
+        <w:sz w:val="20"/>
+      </w:rPr>
+    </w:lvl>
+  </w:abstractNum>
+  <w:abstractNum w:abstractNumId="24" w15:restartNumberingAfterBreak="0">
+    <w:nsid w:val="50F74C6B"/>
+    <w:multiLevelType w:val="multilevel"/>
+    <w:tmpl w:val="EB1C1006"/>
+    <w:lvl w:ilvl="0">
+      <w:start w:val="1"/>
+      <w:numFmt w:val="bullet"/>
+      <w:lvlText w:val=""/>
+      <w:lvlJc w:val="left"/>
+      <w:pPr>
+        <w:tabs>
+          <w:tab w:val="num" w:pos="720"/>
+        </w:tabs>
+        <w:ind w:left="720" w:hanging="360"/>
+      </w:pPr>
+      <w:rPr>
+        <w:rFonts w:ascii="Symbol" w:hAnsi="Symbol" w:hint="default"/>
+        <w:sz w:val="20"/>
+      </w:rPr>
+    </w:lvl>
+    <w:lvl w:ilvl="1" w:tentative="1">
+      <w:start w:val="1"/>
+      <w:numFmt w:val="bullet"/>
+      <w:lvlText w:val="o"/>
+      <w:lvlJc w:val="left"/>
+      <w:pPr>
+        <w:tabs>
+          <w:tab w:val="num" w:pos="1440"/>
+        </w:tabs>
+        <w:ind w:left="1440" w:hanging="360"/>
+      </w:pPr>
+      <w:rPr>
+        <w:rFonts w:ascii="Courier New" w:hAnsi="Courier New" w:hint="default"/>
+        <w:sz w:val="20"/>
+      </w:rPr>
+    </w:lvl>
+    <w:lvl w:ilvl="2" w:tentative="1">
+      <w:start w:val="1"/>
+      <w:numFmt w:val="bullet"/>
+      <w:lvlText w:val=""/>
+      <w:lvlJc w:val="left"/>
+      <w:pPr>
+        <w:tabs>
+          <w:tab w:val="num" w:pos="2160"/>
+        </w:tabs>
+        <w:ind w:left="2160" w:hanging="360"/>
+      </w:pPr>
+      <w:rPr>
+        <w:rFonts w:ascii="Wingdings" w:hAnsi="Wingdings" w:hint="default"/>
+        <w:sz w:val="20"/>
+      </w:rPr>
+    </w:lvl>
+    <w:lvl w:ilvl="3" w:tentative="1">
+      <w:start w:val="1"/>
+      <w:numFmt w:val="bullet"/>
+      <w:lvlText w:val=""/>
+      <w:lvlJc w:val="left"/>
+      <w:pPr>
+        <w:tabs>
+          <w:tab w:val="num" w:pos="2880"/>
+        </w:tabs>
+        <w:ind w:left="2880" w:hanging="360"/>
+      </w:pPr>
+      <w:rPr>
+        <w:rFonts w:ascii="Wingdings" w:hAnsi="Wingdings" w:hint="default"/>
+        <w:sz w:val="20"/>
+      </w:rPr>
+    </w:lvl>
+    <w:lvl w:ilvl="4" w:tentative="1">
+      <w:start w:val="1"/>
+      <w:numFmt w:val="bullet"/>
+      <w:lvlText w:val=""/>
+      <w:lvlJc w:val="left"/>
+      <w:pPr>
+        <w:tabs>
+          <w:tab w:val="num" w:pos="3600"/>
+        </w:tabs>
+        <w:ind w:left="3600" w:hanging="360"/>
+      </w:pPr>
+      <w:rPr>
+        <w:rFonts w:ascii="Wingdings" w:hAnsi="Wingdings" w:hint="default"/>
+        <w:sz w:val="20"/>
+      </w:rPr>
+    </w:lvl>
+    <w:lvl w:ilvl="5" w:tentative="1">
+      <w:start w:val="1"/>
+      <w:numFmt w:val="bullet"/>
+      <w:lvlText w:val=""/>
+      <w:lvlJc w:val="left"/>
+      <w:pPr>
+        <w:tabs>
+          <w:tab w:val="num" w:pos="4320"/>
+        </w:tabs>
+        <w:ind w:left="4320" w:hanging="360"/>
+      </w:pPr>
+      <w:rPr>
+        <w:rFonts w:ascii="Wingdings" w:hAnsi="Wingdings" w:hint="default"/>
+        <w:sz w:val="20"/>
+      </w:rPr>
+    </w:lvl>
+    <w:lvl w:ilvl="6" w:tentative="1">
+      <w:start w:val="1"/>
+      <w:numFmt w:val="bullet"/>
+      <w:lvlText w:val=""/>
+      <w:lvlJc w:val="left"/>
+      <w:pPr>
+        <w:tabs>
+          <w:tab w:val="num" w:pos="5040"/>
+        </w:tabs>
+        <w:ind w:left="5040" w:hanging="360"/>
+      </w:pPr>
+      <w:rPr>
+        <w:rFonts w:ascii="Wingdings" w:hAnsi="Wingdings" w:hint="default"/>
+        <w:sz w:val="20"/>
+      </w:rPr>
+    </w:lvl>
+    <w:lvl w:ilvl="7" w:tentative="1">
+      <w:start w:val="1"/>
+      <w:numFmt w:val="bullet"/>
+      <w:lvlText w:val=""/>
+      <w:lvlJc w:val="left"/>
+      <w:pPr>
+        <w:tabs>
+          <w:tab w:val="num" w:pos="5760"/>
+        </w:tabs>
+        <w:ind w:left="5760" w:hanging="360"/>
+      </w:pPr>
+      <w:rPr>
+        <w:rFonts w:ascii="Wingdings" w:hAnsi="Wingdings" w:hint="default"/>
+        <w:sz w:val="20"/>
+      </w:rPr>
+    </w:lvl>
+    <w:lvl w:ilvl="8" w:tentative="1">
+      <w:start w:val="1"/>
+      <w:numFmt w:val="bullet"/>
+      <w:lvlText w:val=""/>
+      <w:lvlJc w:val="left"/>
+      <w:pPr>
+        <w:tabs>
+          <w:tab w:val="num" w:pos="6480"/>
+        </w:tabs>
+        <w:ind w:left="6480" w:hanging="360"/>
+      </w:pPr>
+      <w:rPr>
+        <w:rFonts w:ascii="Wingdings" w:hAnsi="Wingdings" w:hint="default"/>
+        <w:sz w:val="20"/>
+      </w:rPr>
+    </w:lvl>
+  </w:abstractNum>
+  <w:abstractNum w:abstractNumId="25" w15:restartNumberingAfterBreak="0">
+    <w:nsid w:val="5BA80C89"/>
+    <w:multiLevelType w:val="multilevel"/>
+    <w:tmpl w:val="14C881E6"/>
+    <w:lvl w:ilvl="0">
+      <w:start w:val="1"/>
+      <w:numFmt w:val="bullet"/>
+      <w:lvlText w:val=""/>
+      <w:lvlJc w:val="left"/>
+      <w:pPr>
+        <w:tabs>
+          <w:tab w:val="num" w:pos="720"/>
+        </w:tabs>
+        <w:ind w:left="720" w:hanging="360"/>
+      </w:pPr>
+      <w:rPr>
+        <w:rFonts w:ascii="Symbol" w:hAnsi="Symbol" w:hint="default"/>
+        <w:sz w:val="20"/>
+      </w:rPr>
+    </w:lvl>
+    <w:lvl w:ilvl="1" w:tentative="1">
+      <w:start w:val="1"/>
+      <w:numFmt w:val="bullet"/>
+      <w:lvlText w:val="o"/>
+      <w:lvlJc w:val="left"/>
+      <w:pPr>
+        <w:tabs>
+          <w:tab w:val="num" w:pos="1440"/>
+        </w:tabs>
+        <w:ind w:left="1440" w:hanging="360"/>
+      </w:pPr>
+      <w:rPr>
+        <w:rFonts w:ascii="Courier New" w:hAnsi="Courier New" w:hint="default"/>
+        <w:sz w:val="20"/>
+      </w:rPr>
+    </w:lvl>
+    <w:lvl w:ilvl="2" w:tentative="1">
+      <w:start w:val="1"/>
+      <w:numFmt w:val="bullet"/>
+      <w:lvlText w:val=""/>
+      <w:lvlJc w:val="left"/>
+      <w:pPr>
+        <w:tabs>
+          <w:tab w:val="num" w:pos="2160"/>
+        </w:tabs>
+        <w:ind w:left="2160" w:hanging="360"/>
+      </w:pPr>
+      <w:rPr>
+        <w:rFonts w:ascii="Wingdings" w:hAnsi="Wingdings" w:hint="default"/>
+        <w:sz w:val="20"/>
+      </w:rPr>
+    </w:lvl>
+    <w:lvl w:ilvl="3" w:tentative="1">
+      <w:start w:val="1"/>
+      <w:numFmt w:val="bullet"/>
+      <w:lvlText w:val=""/>
+      <w:lvlJc w:val="left"/>
+      <w:pPr>
+        <w:tabs>
+          <w:tab w:val="num" w:pos="2880"/>
+        </w:tabs>
+        <w:ind w:left="2880" w:hanging="360"/>
+      </w:pPr>
+      <w:rPr>
+        <w:rFonts w:ascii="Wingdings" w:hAnsi="Wingdings" w:hint="default"/>
+        <w:sz w:val="20"/>
+      </w:rPr>
+    </w:lvl>
+    <w:lvl w:ilvl="4" w:tentative="1">
+      <w:start w:val="1"/>
+      <w:numFmt w:val="bullet"/>
+      <w:lvlText w:val=""/>
+      <w:lvlJc w:val="left"/>
+      <w:pPr>
+        <w:tabs>
+          <w:tab w:val="num" w:pos="3600"/>
+        </w:tabs>
+        <w:ind w:left="3600" w:hanging="360"/>
+      </w:pPr>
+      <w:rPr>
+        <w:rFonts w:ascii="Wingdings" w:hAnsi="Wingdings" w:hint="default"/>
+        <w:sz w:val="20"/>
+      </w:rPr>
+    </w:lvl>
+    <w:lvl w:ilvl="5" w:tentative="1">
+      <w:start w:val="1"/>
+      <w:numFmt w:val="bullet"/>
+      <w:lvlText w:val=""/>
+      <w:lvlJc w:val="left"/>
+      <w:pPr>
+        <w:tabs>
+          <w:tab w:val="num" w:pos="4320"/>
+        </w:tabs>
+        <w:ind w:left="4320" w:hanging="360"/>
+      </w:pPr>
+      <w:rPr>
+        <w:rFonts w:ascii="Wingdings" w:hAnsi="Wingdings" w:hint="default"/>
+        <w:sz w:val="20"/>
+      </w:rPr>
+    </w:lvl>
+    <w:lvl w:ilvl="6" w:tentative="1">
+      <w:start w:val="1"/>
+      <w:numFmt w:val="bullet"/>
+      <w:lvlText w:val=""/>
+      <w:lvlJc w:val="left"/>
+      <w:pPr>
+        <w:tabs>
+          <w:tab w:val="num" w:pos="5040"/>
+        </w:tabs>
+        <w:ind w:left="5040" w:hanging="360"/>
+      </w:pPr>
+      <w:rPr>
+        <w:rFonts w:ascii="Wingdings" w:hAnsi="Wingdings" w:hint="default"/>
+        <w:sz w:val="20"/>
+      </w:rPr>
+    </w:lvl>
+    <w:lvl w:ilvl="7" w:tentative="1">
+      <w:start w:val="1"/>
+      <w:numFmt w:val="bullet"/>
+      <w:lvlText w:val=""/>
+      <w:lvlJc w:val="left"/>
+      <w:pPr>
+        <w:tabs>
+          <w:tab w:val="num" w:pos="5760"/>
+        </w:tabs>
+        <w:ind w:left="5760" w:hanging="360"/>
+      </w:pPr>
+      <w:rPr>
+        <w:rFonts w:ascii="Wingdings" w:hAnsi="Wingdings" w:hint="default"/>
+        <w:sz w:val="20"/>
+      </w:rPr>
+    </w:lvl>
+    <w:lvl w:ilvl="8" w:tentative="1">
+      <w:start w:val="1"/>
+      <w:numFmt w:val="bullet"/>
+      <w:lvlText w:val=""/>
+      <w:lvlJc w:val="left"/>
+      <w:pPr>
+        <w:tabs>
+          <w:tab w:val="num" w:pos="6480"/>
+        </w:tabs>
+        <w:ind w:left="6480" w:hanging="360"/>
+      </w:pPr>
+      <w:rPr>
+        <w:rFonts w:ascii="Wingdings" w:hAnsi="Wingdings" w:hint="default"/>
+        <w:sz w:val="20"/>
+      </w:rPr>
+    </w:lvl>
+  </w:abstractNum>
+  <w:abstractNum w:abstractNumId="26" w15:restartNumberingAfterBreak="0">
+    <w:nsid w:val="60BC5870"/>
+    <w:multiLevelType w:val="multilevel"/>
+    <w:tmpl w:val="239A4BA4"/>
+    <w:lvl w:ilvl="0">
+      <w:start w:val="1"/>
+      <w:numFmt w:val="bullet"/>
+      <w:lvlText w:val=""/>
+      <w:lvlJc w:val="left"/>
+      <w:pPr>
+        <w:tabs>
+          <w:tab w:val="num" w:pos="720"/>
+        </w:tabs>
+        <w:ind w:left="720" w:hanging="360"/>
+      </w:pPr>
+      <w:rPr>
+        <w:rFonts w:ascii="Symbol" w:hAnsi="Symbol" w:hint="default"/>
+        <w:sz w:val="20"/>
+      </w:rPr>
+    </w:lvl>
+    <w:lvl w:ilvl="1" w:tentative="1">
+      <w:start w:val="1"/>
+      <w:numFmt w:val="bullet"/>
+      <w:lvlText w:val="o"/>
+      <w:lvlJc w:val="left"/>
+      <w:pPr>
+        <w:tabs>
+          <w:tab w:val="num" w:pos="1440"/>
+        </w:tabs>
+        <w:ind w:left="1440" w:hanging="360"/>
+      </w:pPr>
+      <w:rPr>
+        <w:rFonts w:ascii="Courier New" w:hAnsi="Courier New" w:hint="default"/>
+        <w:sz w:val="20"/>
+      </w:rPr>
+    </w:lvl>
+    <w:lvl w:ilvl="2" w:tentative="1">
+      <w:start w:val="1"/>
+      <w:numFmt w:val="bullet"/>
+      <w:lvlText w:val=""/>
+      <w:lvlJc w:val="left"/>
+      <w:pPr>
+        <w:tabs>
+          <w:tab w:val="num" w:pos="2160"/>
+        </w:tabs>
+        <w:ind w:left="2160" w:hanging="360"/>
+      </w:pPr>
+      <w:rPr>
+        <w:rFonts w:ascii="Wingdings" w:hAnsi="Wingdings" w:hint="default"/>
+        <w:sz w:val="20"/>
+      </w:rPr>
+    </w:lvl>
+    <w:lvl w:ilvl="3" w:tentative="1">
+      <w:start w:val="1"/>
+      <w:numFmt w:val="bullet"/>
+      <w:lvlText w:val=""/>
+      <w:lvlJc w:val="left"/>
+      <w:pPr>
+        <w:tabs>
+          <w:tab w:val="num" w:pos="2880"/>
+        </w:tabs>
+        <w:ind w:left="2880" w:hanging="360"/>
+      </w:pPr>
+      <w:rPr>
+        <w:rFonts w:ascii="Wingdings" w:hAnsi="Wingdings" w:hint="default"/>
+        <w:sz w:val="20"/>
+      </w:rPr>
+    </w:lvl>
+    <w:lvl w:ilvl="4" w:tentative="1">
+      <w:start w:val="1"/>
+      <w:numFmt w:val="bullet"/>
+      <w:lvlText w:val=""/>
+      <w:lvlJc w:val="left"/>
+      <w:pPr>
+        <w:tabs>
+          <w:tab w:val="num" w:pos="3600"/>
+        </w:tabs>
+        <w:ind w:left="3600" w:hanging="360"/>
+      </w:pPr>
+      <w:rPr>
+        <w:rFonts w:ascii="Wingdings" w:hAnsi="Wingdings" w:hint="default"/>
+        <w:sz w:val="20"/>
+      </w:rPr>
+    </w:lvl>
+    <w:lvl w:ilvl="5" w:tentative="1">
+      <w:start w:val="1"/>
+      <w:numFmt w:val="bullet"/>
+      <w:lvlText w:val=""/>
+      <w:lvlJc w:val="left"/>
+      <w:pPr>
+        <w:tabs>
+          <w:tab w:val="num" w:pos="4320"/>
+        </w:tabs>
+        <w:ind w:left="4320" w:hanging="360"/>
+      </w:pPr>
+      <w:rPr>
+        <w:rFonts w:ascii="Wingdings" w:hAnsi="Wingdings" w:hint="default"/>
+        <w:sz w:val="20"/>
+      </w:rPr>
+    </w:lvl>
+    <w:lvl w:ilvl="6" w:tentative="1">
+      <w:start w:val="1"/>
+      <w:numFmt w:val="bullet"/>
+      <w:lvlText w:val=""/>
+      <w:lvlJc w:val="left"/>
+      <w:pPr>
+        <w:tabs>
+          <w:tab w:val="num" w:pos="5040"/>
+        </w:tabs>
+        <w:ind w:left="5040" w:hanging="360"/>
+      </w:pPr>
+      <w:rPr>
+        <w:rFonts w:ascii="Wingdings" w:hAnsi="Wingdings" w:hint="default"/>
+        <w:sz w:val="20"/>
+      </w:rPr>
+    </w:lvl>
+    <w:lvl w:ilvl="7" w:tentative="1">
+      <w:start w:val="1"/>
+      <w:numFmt w:val="bullet"/>
+      <w:lvlText w:val=""/>
+      <w:lvlJc w:val="left"/>
+      <w:pPr>
+        <w:tabs>
+          <w:tab w:val="num" w:pos="5760"/>
+        </w:tabs>
+        <w:ind w:left="5760" w:hanging="360"/>
+      </w:pPr>
+      <w:rPr>
+        <w:rFonts w:ascii="Wingdings" w:hAnsi="Wingdings" w:hint="default"/>
+        <w:sz w:val="20"/>
+      </w:rPr>
+    </w:lvl>
+    <w:lvl w:ilvl="8" w:tentative="1">
+      <w:start w:val="1"/>
+      <w:numFmt w:val="bullet"/>
+      <w:lvlText w:val=""/>
+      <w:lvlJc w:val="left"/>
+      <w:pPr>
+        <w:tabs>
+          <w:tab w:val="num" w:pos="6480"/>
+        </w:tabs>
+        <w:ind w:left="6480" w:hanging="360"/>
+      </w:pPr>
+      <w:rPr>
+        <w:rFonts w:ascii="Wingdings" w:hAnsi="Wingdings" w:hint="default"/>
+        <w:sz w:val="20"/>
+      </w:rPr>
+    </w:lvl>
+  </w:abstractNum>
+  <w:abstractNum w:abstractNumId="27" w15:restartNumberingAfterBreak="0">
+    <w:nsid w:val="61A962B8"/>
+    <w:multiLevelType w:val="multilevel"/>
+    <w:tmpl w:val="0256D946"/>
+    <w:lvl w:ilvl="0">
+      <w:start w:val="1"/>
+      <w:numFmt w:val="bullet"/>
+      <w:lvlText w:val=""/>
+      <w:lvlJc w:val="left"/>
+      <w:pPr>
+        <w:tabs>
+          <w:tab w:val="num" w:pos="720"/>
+        </w:tabs>
+        <w:ind w:left="720" w:hanging="360"/>
+      </w:pPr>
+      <w:rPr>
+        <w:rFonts w:ascii="Symbol" w:hAnsi="Symbol" w:hint="default"/>
+        <w:sz w:val="20"/>
+      </w:rPr>
+    </w:lvl>
+    <w:lvl w:ilvl="1" w:tentative="1">
+      <w:start w:val="1"/>
+      <w:numFmt w:val="bullet"/>
+      <w:lvlText w:val="o"/>
+      <w:lvlJc w:val="left"/>
+      <w:pPr>
+        <w:tabs>
+          <w:tab w:val="num" w:pos="1440"/>
+        </w:tabs>
+        <w:ind w:left="1440" w:hanging="360"/>
+      </w:pPr>
+      <w:rPr>
+        <w:rFonts w:ascii="Courier New" w:hAnsi="Courier New" w:hint="default"/>
+        <w:sz w:val="20"/>
+      </w:rPr>
+    </w:lvl>
+    <w:lvl w:ilvl="2" w:tentative="1">
+      <w:start w:val="1"/>
+      <w:numFmt w:val="bullet"/>
+      <w:lvlText w:val=""/>
+      <w:lvlJc w:val="left"/>
+      <w:pPr>
+        <w:tabs>
+          <w:tab w:val="num" w:pos="2160"/>
+        </w:tabs>
+        <w:ind w:left="2160" w:hanging="360"/>
+      </w:pPr>
+      <w:rPr>
+        <w:rFonts w:ascii="Wingdings" w:hAnsi="Wingdings" w:hint="default"/>
+        <w:sz w:val="20"/>
+      </w:rPr>
+    </w:lvl>
+    <w:lvl w:ilvl="3" w:tentative="1">
+      <w:start w:val="1"/>
+      <w:numFmt w:val="bullet"/>
+      <w:lvlText w:val=""/>
+      <w:lvlJc w:val="left"/>
+      <w:pPr>
+        <w:tabs>
+          <w:tab w:val="num" w:pos="2880"/>
+        </w:tabs>
+        <w:ind w:left="2880" w:hanging="360"/>
+      </w:pPr>
+      <w:rPr>
+        <w:rFonts w:ascii="Wingdings" w:hAnsi="Wingdings" w:hint="default"/>
+        <w:sz w:val="20"/>
+      </w:rPr>
+    </w:lvl>
+    <w:lvl w:ilvl="4" w:tentative="1">
+      <w:start w:val="1"/>
+      <w:numFmt w:val="bullet"/>
+      <w:lvlText w:val=""/>
+      <w:lvlJc w:val="left"/>
+      <w:pPr>
+        <w:tabs>
+          <w:tab w:val="num" w:pos="3600"/>
+        </w:tabs>
+        <w:ind w:left="3600" w:hanging="360"/>
+      </w:pPr>
+      <w:rPr>
+        <w:rFonts w:ascii="Wingdings" w:hAnsi="Wingdings" w:hint="default"/>
+        <w:sz w:val="20"/>
+      </w:rPr>
+    </w:lvl>
+    <w:lvl w:ilvl="5" w:tentative="1">
+      <w:start w:val="1"/>
+      <w:numFmt w:val="bullet"/>
+      <w:lvlText w:val=""/>
+      <w:lvlJc w:val="left"/>
+      <w:pPr>
+        <w:tabs>
+          <w:tab w:val="num" w:pos="4320"/>
+        </w:tabs>
+        <w:ind w:left="4320" w:hanging="360"/>
+      </w:pPr>
+      <w:rPr>
+        <w:rFonts w:ascii="Wingdings" w:hAnsi="Wingdings" w:hint="default"/>
+        <w:sz w:val="20"/>
+      </w:rPr>
+    </w:lvl>
+    <w:lvl w:ilvl="6" w:tentative="1">
+      <w:start w:val="1"/>
+      <w:numFmt w:val="bullet"/>
+      <w:lvlText w:val=""/>
+      <w:lvlJc w:val="left"/>
+      <w:pPr>
+        <w:tabs>
+          <w:tab w:val="num" w:pos="5040"/>
+        </w:tabs>
+        <w:ind w:left="5040" w:hanging="360"/>
+      </w:pPr>
+      <w:rPr>
+        <w:rFonts w:ascii="Wingdings" w:hAnsi="Wingdings" w:hint="default"/>
+        <w:sz w:val="20"/>
+      </w:rPr>
+    </w:lvl>
+    <w:lvl w:ilvl="7" w:tentative="1">
+      <w:start w:val="1"/>
+      <w:numFmt w:val="bullet"/>
+      <w:lvlText w:val=""/>
+      <w:lvlJc w:val="left"/>
+      <w:pPr>
+        <w:tabs>
+          <w:tab w:val="num" w:pos="5760"/>
+        </w:tabs>
+        <w:ind w:left="5760" w:hanging="360"/>
+      </w:pPr>
+      <w:rPr>
+        <w:rFonts w:ascii="Wingdings" w:hAnsi="Wingdings" w:hint="default"/>
+        <w:sz w:val="20"/>
+      </w:rPr>
+    </w:lvl>
+    <w:lvl w:ilvl="8" w:tentative="1">
+      <w:start w:val="1"/>
+      <w:numFmt w:val="bullet"/>
+      <w:lvlText w:val=""/>
+      <w:lvlJc w:val="left"/>
+      <w:pPr>
+        <w:tabs>
+          <w:tab w:val="num" w:pos="6480"/>
+        </w:tabs>
+        <w:ind w:left="6480" w:hanging="360"/>
+      </w:pPr>
+      <w:rPr>
+        <w:rFonts w:ascii="Wingdings" w:hAnsi="Wingdings" w:hint="default"/>
+        <w:sz w:val="20"/>
+      </w:rPr>
+    </w:lvl>
+  </w:abstractNum>
+  <w:abstractNum w:abstractNumId="28" w15:restartNumberingAfterBreak="0">
     <w:nsid w:val="61EC7977"/>
     <w:multiLevelType w:val="multilevel"/>
     <w:tmpl w:val="506CC290"/>
@@ -34601,32 +37761,1314 @@
       </w:rPr>
     </w:lvl>
   </w:abstractNum>
+  <w:abstractNum w:abstractNumId="29" w15:restartNumberingAfterBreak="0">
+    <w:nsid w:val="65A246B2"/>
+    <w:multiLevelType w:val="multilevel"/>
+    <w:tmpl w:val="C6960F02"/>
+    <w:lvl w:ilvl="0">
+      <w:start w:val="1"/>
+      <w:numFmt w:val="bullet"/>
+      <w:lvlText w:val=""/>
+      <w:lvlJc w:val="left"/>
+      <w:pPr>
+        <w:tabs>
+          <w:tab w:val="num" w:pos="720"/>
+        </w:tabs>
+        <w:ind w:left="720" w:hanging="360"/>
+      </w:pPr>
+      <w:rPr>
+        <w:rFonts w:ascii="Symbol" w:hAnsi="Symbol" w:hint="default"/>
+        <w:sz w:val="20"/>
+      </w:rPr>
+    </w:lvl>
+    <w:lvl w:ilvl="1" w:tentative="1">
+      <w:start w:val="1"/>
+      <w:numFmt w:val="bullet"/>
+      <w:lvlText w:val="o"/>
+      <w:lvlJc w:val="left"/>
+      <w:pPr>
+        <w:tabs>
+          <w:tab w:val="num" w:pos="1440"/>
+        </w:tabs>
+        <w:ind w:left="1440" w:hanging="360"/>
+      </w:pPr>
+      <w:rPr>
+        <w:rFonts w:ascii="Courier New" w:hAnsi="Courier New" w:hint="default"/>
+        <w:sz w:val="20"/>
+      </w:rPr>
+    </w:lvl>
+    <w:lvl w:ilvl="2" w:tentative="1">
+      <w:start w:val="1"/>
+      <w:numFmt w:val="bullet"/>
+      <w:lvlText w:val=""/>
+      <w:lvlJc w:val="left"/>
+      <w:pPr>
+        <w:tabs>
+          <w:tab w:val="num" w:pos="2160"/>
+        </w:tabs>
+        <w:ind w:left="2160" w:hanging="360"/>
+      </w:pPr>
+      <w:rPr>
+        <w:rFonts w:ascii="Wingdings" w:hAnsi="Wingdings" w:hint="default"/>
+        <w:sz w:val="20"/>
+      </w:rPr>
+    </w:lvl>
+    <w:lvl w:ilvl="3" w:tentative="1">
+      <w:start w:val="1"/>
+      <w:numFmt w:val="bullet"/>
+      <w:lvlText w:val=""/>
+      <w:lvlJc w:val="left"/>
+      <w:pPr>
+        <w:tabs>
+          <w:tab w:val="num" w:pos="2880"/>
+        </w:tabs>
+        <w:ind w:left="2880" w:hanging="360"/>
+      </w:pPr>
+      <w:rPr>
+        <w:rFonts w:ascii="Wingdings" w:hAnsi="Wingdings" w:hint="default"/>
+        <w:sz w:val="20"/>
+      </w:rPr>
+    </w:lvl>
+    <w:lvl w:ilvl="4" w:tentative="1">
+      <w:start w:val="1"/>
+      <w:numFmt w:val="bullet"/>
+      <w:lvlText w:val=""/>
+      <w:lvlJc w:val="left"/>
+      <w:pPr>
+        <w:tabs>
+          <w:tab w:val="num" w:pos="3600"/>
+        </w:tabs>
+        <w:ind w:left="3600" w:hanging="360"/>
+      </w:pPr>
+      <w:rPr>
+        <w:rFonts w:ascii="Wingdings" w:hAnsi="Wingdings" w:hint="default"/>
+        <w:sz w:val="20"/>
+      </w:rPr>
+    </w:lvl>
+    <w:lvl w:ilvl="5" w:tentative="1">
+      <w:start w:val="1"/>
+      <w:numFmt w:val="bullet"/>
+      <w:lvlText w:val=""/>
+      <w:lvlJc w:val="left"/>
+      <w:pPr>
+        <w:tabs>
+          <w:tab w:val="num" w:pos="4320"/>
+        </w:tabs>
+        <w:ind w:left="4320" w:hanging="360"/>
+      </w:pPr>
+      <w:rPr>
+        <w:rFonts w:ascii="Wingdings" w:hAnsi="Wingdings" w:hint="default"/>
+        <w:sz w:val="20"/>
+      </w:rPr>
+    </w:lvl>
+    <w:lvl w:ilvl="6" w:tentative="1">
+      <w:start w:val="1"/>
+      <w:numFmt w:val="bullet"/>
+      <w:lvlText w:val=""/>
+      <w:lvlJc w:val="left"/>
+      <w:pPr>
+        <w:tabs>
+          <w:tab w:val="num" w:pos="5040"/>
+        </w:tabs>
+        <w:ind w:left="5040" w:hanging="360"/>
+      </w:pPr>
+      <w:rPr>
+        <w:rFonts w:ascii="Wingdings" w:hAnsi="Wingdings" w:hint="default"/>
+        <w:sz w:val="20"/>
+      </w:rPr>
+    </w:lvl>
+    <w:lvl w:ilvl="7" w:tentative="1">
+      <w:start w:val="1"/>
+      <w:numFmt w:val="bullet"/>
+      <w:lvlText w:val=""/>
+      <w:lvlJc w:val="left"/>
+      <w:pPr>
+        <w:tabs>
+          <w:tab w:val="num" w:pos="5760"/>
+        </w:tabs>
+        <w:ind w:left="5760" w:hanging="360"/>
+      </w:pPr>
+      <w:rPr>
+        <w:rFonts w:ascii="Wingdings" w:hAnsi="Wingdings" w:hint="default"/>
+        <w:sz w:val="20"/>
+      </w:rPr>
+    </w:lvl>
+    <w:lvl w:ilvl="8" w:tentative="1">
+      <w:start w:val="1"/>
+      <w:numFmt w:val="bullet"/>
+      <w:lvlText w:val=""/>
+      <w:lvlJc w:val="left"/>
+      <w:pPr>
+        <w:tabs>
+          <w:tab w:val="num" w:pos="6480"/>
+        </w:tabs>
+        <w:ind w:left="6480" w:hanging="360"/>
+      </w:pPr>
+      <w:rPr>
+        <w:rFonts w:ascii="Wingdings" w:hAnsi="Wingdings" w:hint="default"/>
+        <w:sz w:val="20"/>
+      </w:rPr>
+    </w:lvl>
+  </w:abstractNum>
+  <w:abstractNum w:abstractNumId="30" w15:restartNumberingAfterBreak="0">
+    <w:nsid w:val="6B4C0F7E"/>
+    <w:multiLevelType w:val="multilevel"/>
+    <w:tmpl w:val="2CB8E056"/>
+    <w:lvl w:ilvl="0">
+      <w:start w:val="1"/>
+      <w:numFmt w:val="bullet"/>
+      <w:lvlText w:val=""/>
+      <w:lvlJc w:val="left"/>
+      <w:pPr>
+        <w:tabs>
+          <w:tab w:val="num" w:pos="720"/>
+        </w:tabs>
+        <w:ind w:left="720" w:hanging="360"/>
+      </w:pPr>
+      <w:rPr>
+        <w:rFonts w:ascii="Symbol" w:hAnsi="Symbol" w:hint="default"/>
+        <w:sz w:val="20"/>
+      </w:rPr>
+    </w:lvl>
+    <w:lvl w:ilvl="1" w:tentative="1">
+      <w:start w:val="1"/>
+      <w:numFmt w:val="bullet"/>
+      <w:lvlText w:val="o"/>
+      <w:lvlJc w:val="left"/>
+      <w:pPr>
+        <w:tabs>
+          <w:tab w:val="num" w:pos="1440"/>
+        </w:tabs>
+        <w:ind w:left="1440" w:hanging="360"/>
+      </w:pPr>
+      <w:rPr>
+        <w:rFonts w:ascii="Courier New" w:hAnsi="Courier New" w:hint="default"/>
+        <w:sz w:val="20"/>
+      </w:rPr>
+    </w:lvl>
+    <w:lvl w:ilvl="2" w:tentative="1">
+      <w:start w:val="1"/>
+      <w:numFmt w:val="bullet"/>
+      <w:lvlText w:val=""/>
+      <w:lvlJc w:val="left"/>
+      <w:pPr>
+        <w:tabs>
+          <w:tab w:val="num" w:pos="2160"/>
+        </w:tabs>
+        <w:ind w:left="2160" w:hanging="360"/>
+      </w:pPr>
+      <w:rPr>
+        <w:rFonts w:ascii="Wingdings" w:hAnsi="Wingdings" w:hint="default"/>
+        <w:sz w:val="20"/>
+      </w:rPr>
+    </w:lvl>
+    <w:lvl w:ilvl="3" w:tentative="1">
+      <w:start w:val="1"/>
+      <w:numFmt w:val="bullet"/>
+      <w:lvlText w:val=""/>
+      <w:lvlJc w:val="left"/>
+      <w:pPr>
+        <w:tabs>
+          <w:tab w:val="num" w:pos="2880"/>
+        </w:tabs>
+        <w:ind w:left="2880" w:hanging="360"/>
+      </w:pPr>
+      <w:rPr>
+        <w:rFonts w:ascii="Wingdings" w:hAnsi="Wingdings" w:hint="default"/>
+        <w:sz w:val="20"/>
+      </w:rPr>
+    </w:lvl>
+    <w:lvl w:ilvl="4" w:tentative="1">
+      <w:start w:val="1"/>
+      <w:numFmt w:val="bullet"/>
+      <w:lvlText w:val=""/>
+      <w:lvlJc w:val="left"/>
+      <w:pPr>
+        <w:tabs>
+          <w:tab w:val="num" w:pos="3600"/>
+        </w:tabs>
+        <w:ind w:left="3600" w:hanging="360"/>
+      </w:pPr>
+      <w:rPr>
+        <w:rFonts w:ascii="Wingdings" w:hAnsi="Wingdings" w:hint="default"/>
+        <w:sz w:val="20"/>
+      </w:rPr>
+    </w:lvl>
+    <w:lvl w:ilvl="5" w:tentative="1">
+      <w:start w:val="1"/>
+      <w:numFmt w:val="bullet"/>
+      <w:lvlText w:val=""/>
+      <w:lvlJc w:val="left"/>
+      <w:pPr>
+        <w:tabs>
+          <w:tab w:val="num" w:pos="4320"/>
+        </w:tabs>
+        <w:ind w:left="4320" w:hanging="360"/>
+      </w:pPr>
+      <w:rPr>
+        <w:rFonts w:ascii="Wingdings" w:hAnsi="Wingdings" w:hint="default"/>
+        <w:sz w:val="20"/>
+      </w:rPr>
+    </w:lvl>
+    <w:lvl w:ilvl="6" w:tentative="1">
+      <w:start w:val="1"/>
+      <w:numFmt w:val="bullet"/>
+      <w:lvlText w:val=""/>
+      <w:lvlJc w:val="left"/>
+      <w:pPr>
+        <w:tabs>
+          <w:tab w:val="num" w:pos="5040"/>
+        </w:tabs>
+        <w:ind w:left="5040" w:hanging="360"/>
+      </w:pPr>
+      <w:rPr>
+        <w:rFonts w:ascii="Wingdings" w:hAnsi="Wingdings" w:hint="default"/>
+        <w:sz w:val="20"/>
+      </w:rPr>
+    </w:lvl>
+    <w:lvl w:ilvl="7" w:tentative="1">
+      <w:start w:val="1"/>
+      <w:numFmt w:val="bullet"/>
+      <w:lvlText w:val=""/>
+      <w:lvlJc w:val="left"/>
+      <w:pPr>
+        <w:tabs>
+          <w:tab w:val="num" w:pos="5760"/>
+        </w:tabs>
+        <w:ind w:left="5760" w:hanging="360"/>
+      </w:pPr>
+      <w:rPr>
+        <w:rFonts w:ascii="Wingdings" w:hAnsi="Wingdings" w:hint="default"/>
+        <w:sz w:val="20"/>
+      </w:rPr>
+    </w:lvl>
+    <w:lvl w:ilvl="8" w:tentative="1">
+      <w:start w:val="1"/>
+      <w:numFmt w:val="bullet"/>
+      <w:lvlText w:val=""/>
+      <w:lvlJc w:val="left"/>
+      <w:pPr>
+        <w:tabs>
+          <w:tab w:val="num" w:pos="6480"/>
+        </w:tabs>
+        <w:ind w:left="6480" w:hanging="360"/>
+      </w:pPr>
+      <w:rPr>
+        <w:rFonts w:ascii="Wingdings" w:hAnsi="Wingdings" w:hint="default"/>
+        <w:sz w:val="20"/>
+      </w:rPr>
+    </w:lvl>
+  </w:abstractNum>
+  <w:abstractNum w:abstractNumId="31" w15:restartNumberingAfterBreak="0">
+    <w:nsid w:val="6B671516"/>
+    <w:multiLevelType w:val="multilevel"/>
+    <w:tmpl w:val="5F1C2E26"/>
+    <w:lvl w:ilvl="0">
+      <w:start w:val="1"/>
+      <w:numFmt w:val="bullet"/>
+      <w:lvlText w:val=""/>
+      <w:lvlJc w:val="left"/>
+      <w:pPr>
+        <w:tabs>
+          <w:tab w:val="num" w:pos="720"/>
+        </w:tabs>
+        <w:ind w:left="720" w:hanging="360"/>
+      </w:pPr>
+      <w:rPr>
+        <w:rFonts w:ascii="Symbol" w:hAnsi="Symbol" w:hint="default"/>
+        <w:sz w:val="20"/>
+      </w:rPr>
+    </w:lvl>
+    <w:lvl w:ilvl="1" w:tentative="1">
+      <w:start w:val="1"/>
+      <w:numFmt w:val="bullet"/>
+      <w:lvlText w:val="o"/>
+      <w:lvlJc w:val="left"/>
+      <w:pPr>
+        <w:tabs>
+          <w:tab w:val="num" w:pos="1440"/>
+        </w:tabs>
+        <w:ind w:left="1440" w:hanging="360"/>
+      </w:pPr>
+      <w:rPr>
+        <w:rFonts w:ascii="Courier New" w:hAnsi="Courier New" w:hint="default"/>
+        <w:sz w:val="20"/>
+      </w:rPr>
+    </w:lvl>
+    <w:lvl w:ilvl="2" w:tentative="1">
+      <w:start w:val="1"/>
+      <w:numFmt w:val="bullet"/>
+      <w:lvlText w:val=""/>
+      <w:lvlJc w:val="left"/>
+      <w:pPr>
+        <w:tabs>
+          <w:tab w:val="num" w:pos="2160"/>
+        </w:tabs>
+        <w:ind w:left="2160" w:hanging="360"/>
+      </w:pPr>
+      <w:rPr>
+        <w:rFonts w:ascii="Wingdings" w:hAnsi="Wingdings" w:hint="default"/>
+        <w:sz w:val="20"/>
+      </w:rPr>
+    </w:lvl>
+    <w:lvl w:ilvl="3" w:tentative="1">
+      <w:start w:val="1"/>
+      <w:numFmt w:val="bullet"/>
+      <w:lvlText w:val=""/>
+      <w:lvlJc w:val="left"/>
+      <w:pPr>
+        <w:tabs>
+          <w:tab w:val="num" w:pos="2880"/>
+        </w:tabs>
+        <w:ind w:left="2880" w:hanging="360"/>
+      </w:pPr>
+      <w:rPr>
+        <w:rFonts w:ascii="Wingdings" w:hAnsi="Wingdings" w:hint="default"/>
+        <w:sz w:val="20"/>
+      </w:rPr>
+    </w:lvl>
+    <w:lvl w:ilvl="4" w:tentative="1">
+      <w:start w:val="1"/>
+      <w:numFmt w:val="bullet"/>
+      <w:lvlText w:val=""/>
+      <w:lvlJc w:val="left"/>
+      <w:pPr>
+        <w:tabs>
+          <w:tab w:val="num" w:pos="3600"/>
+        </w:tabs>
+        <w:ind w:left="3600" w:hanging="360"/>
+      </w:pPr>
+      <w:rPr>
+        <w:rFonts w:ascii="Wingdings" w:hAnsi="Wingdings" w:hint="default"/>
+        <w:sz w:val="20"/>
+      </w:rPr>
+    </w:lvl>
+    <w:lvl w:ilvl="5" w:tentative="1">
+      <w:start w:val="1"/>
+      <w:numFmt w:val="bullet"/>
+      <w:lvlText w:val=""/>
+      <w:lvlJc w:val="left"/>
+      <w:pPr>
+        <w:tabs>
+          <w:tab w:val="num" w:pos="4320"/>
+        </w:tabs>
+        <w:ind w:left="4320" w:hanging="360"/>
+      </w:pPr>
+      <w:rPr>
+        <w:rFonts w:ascii="Wingdings" w:hAnsi="Wingdings" w:hint="default"/>
+        <w:sz w:val="20"/>
+      </w:rPr>
+    </w:lvl>
+    <w:lvl w:ilvl="6" w:tentative="1">
+      <w:start w:val="1"/>
+      <w:numFmt w:val="bullet"/>
+      <w:lvlText w:val=""/>
+      <w:lvlJc w:val="left"/>
+      <w:pPr>
+        <w:tabs>
+          <w:tab w:val="num" w:pos="5040"/>
+        </w:tabs>
+        <w:ind w:left="5040" w:hanging="360"/>
+      </w:pPr>
+      <w:rPr>
+        <w:rFonts w:ascii="Wingdings" w:hAnsi="Wingdings" w:hint="default"/>
+        <w:sz w:val="20"/>
+      </w:rPr>
+    </w:lvl>
+    <w:lvl w:ilvl="7" w:tentative="1">
+      <w:start w:val="1"/>
+      <w:numFmt w:val="bullet"/>
+      <w:lvlText w:val=""/>
+      <w:lvlJc w:val="left"/>
+      <w:pPr>
+        <w:tabs>
+          <w:tab w:val="num" w:pos="5760"/>
+        </w:tabs>
+        <w:ind w:left="5760" w:hanging="360"/>
+      </w:pPr>
+      <w:rPr>
+        <w:rFonts w:ascii="Wingdings" w:hAnsi="Wingdings" w:hint="default"/>
+        <w:sz w:val="20"/>
+      </w:rPr>
+    </w:lvl>
+    <w:lvl w:ilvl="8" w:tentative="1">
+      <w:start w:val="1"/>
+      <w:numFmt w:val="bullet"/>
+      <w:lvlText w:val=""/>
+      <w:lvlJc w:val="left"/>
+      <w:pPr>
+        <w:tabs>
+          <w:tab w:val="num" w:pos="6480"/>
+        </w:tabs>
+        <w:ind w:left="6480" w:hanging="360"/>
+      </w:pPr>
+      <w:rPr>
+        <w:rFonts w:ascii="Wingdings" w:hAnsi="Wingdings" w:hint="default"/>
+        <w:sz w:val="20"/>
+      </w:rPr>
+    </w:lvl>
+  </w:abstractNum>
+  <w:abstractNum w:abstractNumId="32" w15:restartNumberingAfterBreak="0">
+    <w:nsid w:val="6B9B594E"/>
+    <w:multiLevelType w:val="multilevel"/>
+    <w:tmpl w:val="8C423572"/>
+    <w:lvl w:ilvl="0">
+      <w:start w:val="1"/>
+      <w:numFmt w:val="bullet"/>
+      <w:lvlText w:val=""/>
+      <w:lvlJc w:val="left"/>
+      <w:pPr>
+        <w:tabs>
+          <w:tab w:val="num" w:pos="720"/>
+        </w:tabs>
+        <w:ind w:left="720" w:hanging="360"/>
+      </w:pPr>
+      <w:rPr>
+        <w:rFonts w:ascii="Symbol" w:hAnsi="Symbol" w:hint="default"/>
+        <w:sz w:val="20"/>
+      </w:rPr>
+    </w:lvl>
+    <w:lvl w:ilvl="1" w:tentative="1">
+      <w:start w:val="1"/>
+      <w:numFmt w:val="bullet"/>
+      <w:lvlText w:val="o"/>
+      <w:lvlJc w:val="left"/>
+      <w:pPr>
+        <w:tabs>
+          <w:tab w:val="num" w:pos="1440"/>
+        </w:tabs>
+        <w:ind w:left="1440" w:hanging="360"/>
+      </w:pPr>
+      <w:rPr>
+        <w:rFonts w:ascii="Courier New" w:hAnsi="Courier New" w:hint="default"/>
+        <w:sz w:val="20"/>
+      </w:rPr>
+    </w:lvl>
+    <w:lvl w:ilvl="2" w:tentative="1">
+      <w:start w:val="1"/>
+      <w:numFmt w:val="bullet"/>
+      <w:lvlText w:val=""/>
+      <w:lvlJc w:val="left"/>
+      <w:pPr>
+        <w:tabs>
+          <w:tab w:val="num" w:pos="2160"/>
+        </w:tabs>
+        <w:ind w:left="2160" w:hanging="360"/>
+      </w:pPr>
+      <w:rPr>
+        <w:rFonts w:ascii="Wingdings" w:hAnsi="Wingdings" w:hint="default"/>
+        <w:sz w:val="20"/>
+      </w:rPr>
+    </w:lvl>
+    <w:lvl w:ilvl="3" w:tentative="1">
+      <w:start w:val="1"/>
+      <w:numFmt w:val="bullet"/>
+      <w:lvlText w:val=""/>
+      <w:lvlJc w:val="left"/>
+      <w:pPr>
+        <w:tabs>
+          <w:tab w:val="num" w:pos="2880"/>
+        </w:tabs>
+        <w:ind w:left="2880" w:hanging="360"/>
+      </w:pPr>
+      <w:rPr>
+        <w:rFonts w:ascii="Wingdings" w:hAnsi="Wingdings" w:hint="default"/>
+        <w:sz w:val="20"/>
+      </w:rPr>
+    </w:lvl>
+    <w:lvl w:ilvl="4" w:tentative="1">
+      <w:start w:val="1"/>
+      <w:numFmt w:val="bullet"/>
+      <w:lvlText w:val=""/>
+      <w:lvlJc w:val="left"/>
+      <w:pPr>
+        <w:tabs>
+          <w:tab w:val="num" w:pos="3600"/>
+        </w:tabs>
+        <w:ind w:left="3600" w:hanging="360"/>
+      </w:pPr>
+      <w:rPr>
+        <w:rFonts w:ascii="Wingdings" w:hAnsi="Wingdings" w:hint="default"/>
+        <w:sz w:val="20"/>
+      </w:rPr>
+    </w:lvl>
+    <w:lvl w:ilvl="5" w:tentative="1">
+      <w:start w:val="1"/>
+      <w:numFmt w:val="bullet"/>
+      <w:lvlText w:val=""/>
+      <w:lvlJc w:val="left"/>
+      <w:pPr>
+        <w:tabs>
+          <w:tab w:val="num" w:pos="4320"/>
+        </w:tabs>
+        <w:ind w:left="4320" w:hanging="360"/>
+      </w:pPr>
+      <w:rPr>
+        <w:rFonts w:ascii="Wingdings" w:hAnsi="Wingdings" w:hint="default"/>
+        <w:sz w:val="20"/>
+      </w:rPr>
+    </w:lvl>
+    <w:lvl w:ilvl="6" w:tentative="1">
+      <w:start w:val="1"/>
+      <w:numFmt w:val="bullet"/>
+      <w:lvlText w:val=""/>
+      <w:lvlJc w:val="left"/>
+      <w:pPr>
+        <w:tabs>
+          <w:tab w:val="num" w:pos="5040"/>
+        </w:tabs>
+        <w:ind w:left="5040" w:hanging="360"/>
+      </w:pPr>
+      <w:rPr>
+        <w:rFonts w:ascii="Wingdings" w:hAnsi="Wingdings" w:hint="default"/>
+        <w:sz w:val="20"/>
+      </w:rPr>
+    </w:lvl>
+    <w:lvl w:ilvl="7" w:tentative="1">
+      <w:start w:val="1"/>
+      <w:numFmt w:val="bullet"/>
+      <w:lvlText w:val=""/>
+      <w:lvlJc w:val="left"/>
+      <w:pPr>
+        <w:tabs>
+          <w:tab w:val="num" w:pos="5760"/>
+        </w:tabs>
+        <w:ind w:left="5760" w:hanging="360"/>
+      </w:pPr>
+      <w:rPr>
+        <w:rFonts w:ascii="Wingdings" w:hAnsi="Wingdings" w:hint="default"/>
+        <w:sz w:val="20"/>
+      </w:rPr>
+    </w:lvl>
+    <w:lvl w:ilvl="8" w:tentative="1">
+      <w:start w:val="1"/>
+      <w:numFmt w:val="bullet"/>
+      <w:lvlText w:val=""/>
+      <w:lvlJc w:val="left"/>
+      <w:pPr>
+        <w:tabs>
+          <w:tab w:val="num" w:pos="6480"/>
+        </w:tabs>
+        <w:ind w:left="6480" w:hanging="360"/>
+      </w:pPr>
+      <w:rPr>
+        <w:rFonts w:ascii="Wingdings" w:hAnsi="Wingdings" w:hint="default"/>
+        <w:sz w:val="20"/>
+      </w:rPr>
+    </w:lvl>
+  </w:abstractNum>
+  <w:abstractNum w:abstractNumId="33" w15:restartNumberingAfterBreak="0">
+    <w:nsid w:val="75ED5357"/>
+    <w:multiLevelType w:val="multilevel"/>
+    <w:tmpl w:val="0D7EEB9E"/>
+    <w:lvl w:ilvl="0">
+      <w:start w:val="1"/>
+      <w:numFmt w:val="bullet"/>
+      <w:lvlText w:val=""/>
+      <w:lvlJc w:val="left"/>
+      <w:pPr>
+        <w:tabs>
+          <w:tab w:val="num" w:pos="720"/>
+        </w:tabs>
+        <w:ind w:left="720" w:hanging="360"/>
+      </w:pPr>
+      <w:rPr>
+        <w:rFonts w:ascii="Symbol" w:hAnsi="Symbol" w:hint="default"/>
+        <w:sz w:val="20"/>
+      </w:rPr>
+    </w:lvl>
+    <w:lvl w:ilvl="1" w:tentative="1">
+      <w:start w:val="1"/>
+      <w:numFmt w:val="bullet"/>
+      <w:lvlText w:val="o"/>
+      <w:lvlJc w:val="left"/>
+      <w:pPr>
+        <w:tabs>
+          <w:tab w:val="num" w:pos="1440"/>
+        </w:tabs>
+        <w:ind w:left="1440" w:hanging="360"/>
+      </w:pPr>
+      <w:rPr>
+        <w:rFonts w:ascii="Courier New" w:hAnsi="Courier New" w:hint="default"/>
+        <w:sz w:val="20"/>
+      </w:rPr>
+    </w:lvl>
+    <w:lvl w:ilvl="2" w:tentative="1">
+      <w:start w:val="1"/>
+      <w:numFmt w:val="bullet"/>
+      <w:lvlText w:val=""/>
+      <w:lvlJc w:val="left"/>
+      <w:pPr>
+        <w:tabs>
+          <w:tab w:val="num" w:pos="2160"/>
+        </w:tabs>
+        <w:ind w:left="2160" w:hanging="360"/>
+      </w:pPr>
+      <w:rPr>
+        <w:rFonts w:ascii="Wingdings" w:hAnsi="Wingdings" w:hint="default"/>
+        <w:sz w:val="20"/>
+      </w:rPr>
+    </w:lvl>
+    <w:lvl w:ilvl="3" w:tentative="1">
+      <w:start w:val="1"/>
+      <w:numFmt w:val="bullet"/>
+      <w:lvlText w:val=""/>
+      <w:lvlJc w:val="left"/>
+      <w:pPr>
+        <w:tabs>
+          <w:tab w:val="num" w:pos="2880"/>
+        </w:tabs>
+        <w:ind w:left="2880" w:hanging="360"/>
+      </w:pPr>
+      <w:rPr>
+        <w:rFonts w:ascii="Wingdings" w:hAnsi="Wingdings" w:hint="default"/>
+        <w:sz w:val="20"/>
+      </w:rPr>
+    </w:lvl>
+    <w:lvl w:ilvl="4" w:tentative="1">
+      <w:start w:val="1"/>
+      <w:numFmt w:val="bullet"/>
+      <w:lvlText w:val=""/>
+      <w:lvlJc w:val="left"/>
+      <w:pPr>
+        <w:tabs>
+          <w:tab w:val="num" w:pos="3600"/>
+        </w:tabs>
+        <w:ind w:left="3600" w:hanging="360"/>
+      </w:pPr>
+      <w:rPr>
+        <w:rFonts w:ascii="Wingdings" w:hAnsi="Wingdings" w:hint="default"/>
+        <w:sz w:val="20"/>
+      </w:rPr>
+    </w:lvl>
+    <w:lvl w:ilvl="5" w:tentative="1">
+      <w:start w:val="1"/>
+      <w:numFmt w:val="bullet"/>
+      <w:lvlText w:val=""/>
+      <w:lvlJc w:val="left"/>
+      <w:pPr>
+        <w:tabs>
+          <w:tab w:val="num" w:pos="4320"/>
+        </w:tabs>
+        <w:ind w:left="4320" w:hanging="360"/>
+      </w:pPr>
+      <w:rPr>
+        <w:rFonts w:ascii="Wingdings" w:hAnsi="Wingdings" w:hint="default"/>
+        <w:sz w:val="20"/>
+      </w:rPr>
+    </w:lvl>
+    <w:lvl w:ilvl="6" w:tentative="1">
+      <w:start w:val="1"/>
+      <w:numFmt w:val="bullet"/>
+      <w:lvlText w:val=""/>
+      <w:lvlJc w:val="left"/>
+      <w:pPr>
+        <w:tabs>
+          <w:tab w:val="num" w:pos="5040"/>
+        </w:tabs>
+        <w:ind w:left="5040" w:hanging="360"/>
+      </w:pPr>
+      <w:rPr>
+        <w:rFonts w:ascii="Wingdings" w:hAnsi="Wingdings" w:hint="default"/>
+        <w:sz w:val="20"/>
+      </w:rPr>
+    </w:lvl>
+    <w:lvl w:ilvl="7" w:tentative="1">
+      <w:start w:val="1"/>
+      <w:numFmt w:val="bullet"/>
+      <w:lvlText w:val=""/>
+      <w:lvlJc w:val="left"/>
+      <w:pPr>
+        <w:tabs>
+          <w:tab w:val="num" w:pos="5760"/>
+        </w:tabs>
+        <w:ind w:left="5760" w:hanging="360"/>
+      </w:pPr>
+      <w:rPr>
+        <w:rFonts w:ascii="Wingdings" w:hAnsi="Wingdings" w:hint="default"/>
+        <w:sz w:val="20"/>
+      </w:rPr>
+    </w:lvl>
+    <w:lvl w:ilvl="8" w:tentative="1">
+      <w:start w:val="1"/>
+      <w:numFmt w:val="bullet"/>
+      <w:lvlText w:val=""/>
+      <w:lvlJc w:val="left"/>
+      <w:pPr>
+        <w:tabs>
+          <w:tab w:val="num" w:pos="6480"/>
+        </w:tabs>
+        <w:ind w:left="6480" w:hanging="360"/>
+      </w:pPr>
+      <w:rPr>
+        <w:rFonts w:ascii="Wingdings" w:hAnsi="Wingdings" w:hint="default"/>
+        <w:sz w:val="20"/>
+      </w:rPr>
+    </w:lvl>
+  </w:abstractNum>
+  <w:abstractNum w:abstractNumId="34" w15:restartNumberingAfterBreak="0">
+    <w:nsid w:val="78484567"/>
+    <w:multiLevelType w:val="multilevel"/>
+    <w:tmpl w:val="9B00C97C"/>
+    <w:lvl w:ilvl="0">
+      <w:start w:val="1"/>
+      <w:numFmt w:val="bullet"/>
+      <w:lvlText w:val=""/>
+      <w:lvlJc w:val="left"/>
+      <w:pPr>
+        <w:tabs>
+          <w:tab w:val="num" w:pos="720"/>
+        </w:tabs>
+        <w:ind w:left="720" w:hanging="360"/>
+      </w:pPr>
+      <w:rPr>
+        <w:rFonts w:ascii="Symbol" w:hAnsi="Symbol" w:hint="default"/>
+        <w:sz w:val="20"/>
+      </w:rPr>
+    </w:lvl>
+    <w:lvl w:ilvl="1" w:tentative="1">
+      <w:start w:val="1"/>
+      <w:numFmt w:val="bullet"/>
+      <w:lvlText w:val="o"/>
+      <w:lvlJc w:val="left"/>
+      <w:pPr>
+        <w:tabs>
+          <w:tab w:val="num" w:pos="1440"/>
+        </w:tabs>
+        <w:ind w:left="1440" w:hanging="360"/>
+      </w:pPr>
+      <w:rPr>
+        <w:rFonts w:ascii="Courier New" w:hAnsi="Courier New" w:hint="default"/>
+        <w:sz w:val="20"/>
+      </w:rPr>
+    </w:lvl>
+    <w:lvl w:ilvl="2" w:tentative="1">
+      <w:start w:val="1"/>
+      <w:numFmt w:val="bullet"/>
+      <w:lvlText w:val=""/>
+      <w:lvlJc w:val="left"/>
+      <w:pPr>
+        <w:tabs>
+          <w:tab w:val="num" w:pos="2160"/>
+        </w:tabs>
+        <w:ind w:left="2160" w:hanging="360"/>
+      </w:pPr>
+      <w:rPr>
+        <w:rFonts w:ascii="Wingdings" w:hAnsi="Wingdings" w:hint="default"/>
+        <w:sz w:val="20"/>
+      </w:rPr>
+    </w:lvl>
+    <w:lvl w:ilvl="3" w:tentative="1">
+      <w:start w:val="1"/>
+      <w:numFmt w:val="bullet"/>
+      <w:lvlText w:val=""/>
+      <w:lvlJc w:val="left"/>
+      <w:pPr>
+        <w:tabs>
+          <w:tab w:val="num" w:pos="2880"/>
+        </w:tabs>
+        <w:ind w:left="2880" w:hanging="360"/>
+      </w:pPr>
+      <w:rPr>
+        <w:rFonts w:ascii="Wingdings" w:hAnsi="Wingdings" w:hint="default"/>
+        <w:sz w:val="20"/>
+      </w:rPr>
+    </w:lvl>
+    <w:lvl w:ilvl="4" w:tentative="1">
+      <w:start w:val="1"/>
+      <w:numFmt w:val="bullet"/>
+      <w:lvlText w:val=""/>
+      <w:lvlJc w:val="left"/>
+      <w:pPr>
+        <w:tabs>
+          <w:tab w:val="num" w:pos="3600"/>
+        </w:tabs>
+        <w:ind w:left="3600" w:hanging="360"/>
+      </w:pPr>
+      <w:rPr>
+        <w:rFonts w:ascii="Wingdings" w:hAnsi="Wingdings" w:hint="default"/>
+        <w:sz w:val="20"/>
+      </w:rPr>
+    </w:lvl>
+    <w:lvl w:ilvl="5" w:tentative="1">
+      <w:start w:val="1"/>
+      <w:numFmt w:val="bullet"/>
+      <w:lvlText w:val=""/>
+      <w:lvlJc w:val="left"/>
+      <w:pPr>
+        <w:tabs>
+          <w:tab w:val="num" w:pos="4320"/>
+        </w:tabs>
+        <w:ind w:left="4320" w:hanging="360"/>
+      </w:pPr>
+      <w:rPr>
+        <w:rFonts w:ascii="Wingdings" w:hAnsi="Wingdings" w:hint="default"/>
+        <w:sz w:val="20"/>
+      </w:rPr>
+    </w:lvl>
+    <w:lvl w:ilvl="6" w:tentative="1">
+      <w:start w:val="1"/>
+      <w:numFmt w:val="bullet"/>
+      <w:lvlText w:val=""/>
+      <w:lvlJc w:val="left"/>
+      <w:pPr>
+        <w:tabs>
+          <w:tab w:val="num" w:pos="5040"/>
+        </w:tabs>
+        <w:ind w:left="5040" w:hanging="360"/>
+      </w:pPr>
+      <w:rPr>
+        <w:rFonts w:ascii="Wingdings" w:hAnsi="Wingdings" w:hint="default"/>
+        <w:sz w:val="20"/>
+      </w:rPr>
+    </w:lvl>
+    <w:lvl w:ilvl="7" w:tentative="1">
+      <w:start w:val="1"/>
+      <w:numFmt w:val="bullet"/>
+      <w:lvlText w:val=""/>
+      <w:lvlJc w:val="left"/>
+      <w:pPr>
+        <w:tabs>
+          <w:tab w:val="num" w:pos="5760"/>
+        </w:tabs>
+        <w:ind w:left="5760" w:hanging="360"/>
+      </w:pPr>
+      <w:rPr>
+        <w:rFonts w:ascii="Wingdings" w:hAnsi="Wingdings" w:hint="default"/>
+        <w:sz w:val="20"/>
+      </w:rPr>
+    </w:lvl>
+    <w:lvl w:ilvl="8" w:tentative="1">
+      <w:start w:val="1"/>
+      <w:numFmt w:val="bullet"/>
+      <w:lvlText w:val=""/>
+      <w:lvlJc w:val="left"/>
+      <w:pPr>
+        <w:tabs>
+          <w:tab w:val="num" w:pos="6480"/>
+        </w:tabs>
+        <w:ind w:left="6480" w:hanging="360"/>
+      </w:pPr>
+      <w:rPr>
+        <w:rFonts w:ascii="Wingdings" w:hAnsi="Wingdings" w:hint="default"/>
+        <w:sz w:val="20"/>
+      </w:rPr>
+    </w:lvl>
+  </w:abstractNum>
+  <w:abstractNum w:abstractNumId="35" w15:restartNumberingAfterBreak="0">
+    <w:nsid w:val="7CBE4EED"/>
+    <w:multiLevelType w:val="multilevel"/>
+    <w:tmpl w:val="6082C096"/>
+    <w:lvl w:ilvl="0">
+      <w:start w:val="1"/>
+      <w:numFmt w:val="bullet"/>
+      <w:lvlText w:val=""/>
+      <w:lvlJc w:val="left"/>
+      <w:pPr>
+        <w:tabs>
+          <w:tab w:val="num" w:pos="720"/>
+        </w:tabs>
+        <w:ind w:left="720" w:hanging="360"/>
+      </w:pPr>
+      <w:rPr>
+        <w:rFonts w:ascii="Symbol" w:hAnsi="Symbol" w:hint="default"/>
+        <w:sz w:val="20"/>
+      </w:rPr>
+    </w:lvl>
+    <w:lvl w:ilvl="1" w:tentative="1">
+      <w:start w:val="1"/>
+      <w:numFmt w:val="bullet"/>
+      <w:lvlText w:val="o"/>
+      <w:lvlJc w:val="left"/>
+      <w:pPr>
+        <w:tabs>
+          <w:tab w:val="num" w:pos="1440"/>
+        </w:tabs>
+        <w:ind w:left="1440" w:hanging="360"/>
+      </w:pPr>
+      <w:rPr>
+        <w:rFonts w:ascii="Courier New" w:hAnsi="Courier New" w:hint="default"/>
+        <w:sz w:val="20"/>
+      </w:rPr>
+    </w:lvl>
+    <w:lvl w:ilvl="2" w:tentative="1">
+      <w:start w:val="1"/>
+      <w:numFmt w:val="bullet"/>
+      <w:lvlText w:val=""/>
+      <w:lvlJc w:val="left"/>
+      <w:pPr>
+        <w:tabs>
+          <w:tab w:val="num" w:pos="2160"/>
+        </w:tabs>
+        <w:ind w:left="2160" w:hanging="360"/>
+      </w:pPr>
+      <w:rPr>
+        <w:rFonts w:ascii="Wingdings" w:hAnsi="Wingdings" w:hint="default"/>
+        <w:sz w:val="20"/>
+      </w:rPr>
+    </w:lvl>
+    <w:lvl w:ilvl="3" w:tentative="1">
+      <w:start w:val="1"/>
+      <w:numFmt w:val="bullet"/>
+      <w:lvlText w:val=""/>
+      <w:lvlJc w:val="left"/>
+      <w:pPr>
+        <w:tabs>
+          <w:tab w:val="num" w:pos="2880"/>
+        </w:tabs>
+        <w:ind w:left="2880" w:hanging="360"/>
+      </w:pPr>
+      <w:rPr>
+        <w:rFonts w:ascii="Wingdings" w:hAnsi="Wingdings" w:hint="default"/>
+        <w:sz w:val="20"/>
+      </w:rPr>
+    </w:lvl>
+    <w:lvl w:ilvl="4" w:tentative="1">
+      <w:start w:val="1"/>
+      <w:numFmt w:val="bullet"/>
+      <w:lvlText w:val=""/>
+      <w:lvlJc w:val="left"/>
+      <w:pPr>
+        <w:tabs>
+          <w:tab w:val="num" w:pos="3600"/>
+        </w:tabs>
+        <w:ind w:left="3600" w:hanging="360"/>
+      </w:pPr>
+      <w:rPr>
+        <w:rFonts w:ascii="Wingdings" w:hAnsi="Wingdings" w:hint="default"/>
+        <w:sz w:val="20"/>
+      </w:rPr>
+    </w:lvl>
+    <w:lvl w:ilvl="5" w:tentative="1">
+      <w:start w:val="1"/>
+      <w:numFmt w:val="bullet"/>
+      <w:lvlText w:val=""/>
+      <w:lvlJc w:val="left"/>
+      <w:pPr>
+        <w:tabs>
+          <w:tab w:val="num" w:pos="4320"/>
+        </w:tabs>
+        <w:ind w:left="4320" w:hanging="360"/>
+      </w:pPr>
+      <w:rPr>
+        <w:rFonts w:ascii="Wingdings" w:hAnsi="Wingdings" w:hint="default"/>
+        <w:sz w:val="20"/>
+      </w:rPr>
+    </w:lvl>
+    <w:lvl w:ilvl="6" w:tentative="1">
+      <w:start w:val="1"/>
+      <w:numFmt w:val="bullet"/>
+      <w:lvlText w:val=""/>
+      <w:lvlJc w:val="left"/>
+      <w:pPr>
+        <w:tabs>
+          <w:tab w:val="num" w:pos="5040"/>
+        </w:tabs>
+        <w:ind w:left="5040" w:hanging="360"/>
+      </w:pPr>
+      <w:rPr>
+        <w:rFonts w:ascii="Wingdings" w:hAnsi="Wingdings" w:hint="default"/>
+        <w:sz w:val="20"/>
+      </w:rPr>
+    </w:lvl>
+    <w:lvl w:ilvl="7" w:tentative="1">
+      <w:start w:val="1"/>
+      <w:numFmt w:val="bullet"/>
+      <w:lvlText w:val=""/>
+      <w:lvlJc w:val="left"/>
+      <w:pPr>
+        <w:tabs>
+          <w:tab w:val="num" w:pos="5760"/>
+        </w:tabs>
+        <w:ind w:left="5760" w:hanging="360"/>
+      </w:pPr>
+      <w:rPr>
+        <w:rFonts w:ascii="Wingdings" w:hAnsi="Wingdings" w:hint="default"/>
+        <w:sz w:val="20"/>
+      </w:rPr>
+    </w:lvl>
+    <w:lvl w:ilvl="8" w:tentative="1">
+      <w:start w:val="1"/>
+      <w:numFmt w:val="bullet"/>
+      <w:lvlText w:val=""/>
+      <w:lvlJc w:val="left"/>
+      <w:pPr>
+        <w:tabs>
+          <w:tab w:val="num" w:pos="6480"/>
+        </w:tabs>
+        <w:ind w:left="6480" w:hanging="360"/>
+      </w:pPr>
+      <w:rPr>
+        <w:rFonts w:ascii="Wingdings" w:hAnsi="Wingdings" w:hint="default"/>
+        <w:sz w:val="20"/>
+      </w:rPr>
+    </w:lvl>
+  </w:abstractNum>
+  <w:abstractNum w:abstractNumId="36" w15:restartNumberingAfterBreak="0">
+    <w:nsid w:val="7EB2419E"/>
+    <w:multiLevelType w:val="multilevel"/>
+    <w:tmpl w:val="3984CBFA"/>
+    <w:lvl w:ilvl="0">
+      <w:start w:val="1"/>
+      <w:numFmt w:val="bullet"/>
+      <w:lvlText w:val=""/>
+      <w:lvlJc w:val="left"/>
+      <w:pPr>
+        <w:tabs>
+          <w:tab w:val="num" w:pos="720"/>
+        </w:tabs>
+        <w:ind w:left="720" w:hanging="360"/>
+      </w:pPr>
+      <w:rPr>
+        <w:rFonts w:ascii="Symbol" w:hAnsi="Symbol" w:hint="default"/>
+        <w:sz w:val="20"/>
+      </w:rPr>
+    </w:lvl>
+    <w:lvl w:ilvl="1" w:tentative="1">
+      <w:start w:val="1"/>
+      <w:numFmt w:val="bullet"/>
+      <w:lvlText w:val="o"/>
+      <w:lvlJc w:val="left"/>
+      <w:pPr>
+        <w:tabs>
+          <w:tab w:val="num" w:pos="1440"/>
+        </w:tabs>
+        <w:ind w:left="1440" w:hanging="360"/>
+      </w:pPr>
+      <w:rPr>
+        <w:rFonts w:ascii="Courier New" w:hAnsi="Courier New" w:hint="default"/>
+        <w:sz w:val="20"/>
+      </w:rPr>
+    </w:lvl>
+    <w:lvl w:ilvl="2" w:tentative="1">
+      <w:start w:val="1"/>
+      <w:numFmt w:val="bullet"/>
+      <w:lvlText w:val=""/>
+      <w:lvlJc w:val="left"/>
+      <w:pPr>
+        <w:tabs>
+          <w:tab w:val="num" w:pos="2160"/>
+        </w:tabs>
+        <w:ind w:left="2160" w:hanging="360"/>
+      </w:pPr>
+      <w:rPr>
+        <w:rFonts w:ascii="Wingdings" w:hAnsi="Wingdings" w:hint="default"/>
+        <w:sz w:val="20"/>
+      </w:rPr>
+    </w:lvl>
+    <w:lvl w:ilvl="3" w:tentative="1">
+      <w:start w:val="1"/>
+      <w:numFmt w:val="bullet"/>
+      <w:lvlText w:val=""/>
+      <w:lvlJc w:val="left"/>
+      <w:pPr>
+        <w:tabs>
+          <w:tab w:val="num" w:pos="2880"/>
+        </w:tabs>
+        <w:ind w:left="2880" w:hanging="360"/>
+      </w:pPr>
+      <w:rPr>
+        <w:rFonts w:ascii="Wingdings" w:hAnsi="Wingdings" w:hint="default"/>
+        <w:sz w:val="20"/>
+      </w:rPr>
+    </w:lvl>
+    <w:lvl w:ilvl="4" w:tentative="1">
+      <w:start w:val="1"/>
+      <w:numFmt w:val="bullet"/>
+      <w:lvlText w:val=""/>
+      <w:lvlJc w:val="left"/>
+      <w:pPr>
+        <w:tabs>
+          <w:tab w:val="num" w:pos="3600"/>
+        </w:tabs>
+        <w:ind w:left="3600" w:hanging="360"/>
+      </w:pPr>
+      <w:rPr>
+        <w:rFonts w:ascii="Wingdings" w:hAnsi="Wingdings" w:hint="default"/>
+        <w:sz w:val="20"/>
+      </w:rPr>
+    </w:lvl>
+    <w:lvl w:ilvl="5" w:tentative="1">
+      <w:start w:val="1"/>
+      <w:numFmt w:val="bullet"/>
+      <w:lvlText w:val=""/>
+      <w:lvlJc w:val="left"/>
+      <w:pPr>
+        <w:tabs>
+          <w:tab w:val="num" w:pos="4320"/>
+        </w:tabs>
+        <w:ind w:left="4320" w:hanging="360"/>
+      </w:pPr>
+      <w:rPr>
+        <w:rFonts w:ascii="Wingdings" w:hAnsi="Wingdings" w:hint="default"/>
+        <w:sz w:val="20"/>
+      </w:rPr>
+    </w:lvl>
+    <w:lvl w:ilvl="6" w:tentative="1">
+      <w:start w:val="1"/>
+      <w:numFmt w:val="bullet"/>
+      <w:lvlText w:val=""/>
+      <w:lvlJc w:val="left"/>
+      <w:pPr>
+        <w:tabs>
+          <w:tab w:val="num" w:pos="5040"/>
+        </w:tabs>
+        <w:ind w:left="5040" w:hanging="360"/>
+      </w:pPr>
+      <w:rPr>
+        <w:rFonts w:ascii="Wingdings" w:hAnsi="Wingdings" w:hint="default"/>
+        <w:sz w:val="20"/>
+      </w:rPr>
+    </w:lvl>
+    <w:lvl w:ilvl="7" w:tentative="1">
+      <w:start w:val="1"/>
+      <w:numFmt w:val="bullet"/>
+      <w:lvlText w:val=""/>
+      <w:lvlJc w:val="left"/>
+      <w:pPr>
+        <w:tabs>
+          <w:tab w:val="num" w:pos="5760"/>
+        </w:tabs>
+        <w:ind w:left="5760" w:hanging="360"/>
+      </w:pPr>
+      <w:rPr>
+        <w:rFonts w:ascii="Wingdings" w:hAnsi="Wingdings" w:hint="default"/>
+        <w:sz w:val="20"/>
+      </w:rPr>
+    </w:lvl>
+    <w:lvl w:ilvl="8" w:tentative="1">
+      <w:start w:val="1"/>
+      <w:numFmt w:val="bullet"/>
+      <w:lvlText w:val=""/>
+      <w:lvlJc w:val="left"/>
+      <w:pPr>
+        <w:tabs>
+          <w:tab w:val="num" w:pos="6480"/>
+        </w:tabs>
+        <w:ind w:left="6480" w:hanging="360"/>
+      </w:pPr>
+      <w:rPr>
+        <w:rFonts w:ascii="Wingdings" w:hAnsi="Wingdings" w:hint="default"/>
+        <w:sz w:val="20"/>
+      </w:rPr>
+    </w:lvl>
+  </w:abstractNum>
   <w:num w:numId="1" w16cid:durableId="2132047958">
+    <w:abstractNumId w:val="21"/>
+  </w:num>
+  <w:num w:numId="2" w16cid:durableId="48655166">
+    <w:abstractNumId w:val="6"/>
+  </w:num>
+  <w:num w:numId="3" w16cid:durableId="2097901870">
+    <w:abstractNumId w:val="28"/>
+  </w:num>
+  <w:num w:numId="4" w16cid:durableId="885876718">
+    <w:abstractNumId w:val="1"/>
+  </w:num>
+  <w:num w:numId="5" w16cid:durableId="2031636037">
+    <w:abstractNumId w:val="19"/>
+  </w:num>
+  <w:num w:numId="6" w16cid:durableId="1001544965">
+    <w:abstractNumId w:val="17"/>
+  </w:num>
+  <w:num w:numId="7" w16cid:durableId="751777256">
+    <w:abstractNumId w:val="22"/>
+  </w:num>
+  <w:num w:numId="8" w16cid:durableId="11148425">
+    <w:abstractNumId w:val="13"/>
+  </w:num>
+  <w:num w:numId="9" w16cid:durableId="1285043740">
+    <w:abstractNumId w:val="33"/>
+  </w:num>
+  <w:num w:numId="10" w16cid:durableId="1758284761">
+    <w:abstractNumId w:val="35"/>
+  </w:num>
+  <w:num w:numId="11" w16cid:durableId="623780414">
+    <w:abstractNumId w:val="3"/>
+  </w:num>
+  <w:num w:numId="12" w16cid:durableId="517086563">
+    <w:abstractNumId w:val="24"/>
+  </w:num>
+  <w:num w:numId="13" w16cid:durableId="12925297">
+    <w:abstractNumId w:val="7"/>
+  </w:num>
+  <w:num w:numId="14" w16cid:durableId="2017152104">
+    <w:abstractNumId w:val="30"/>
+  </w:num>
+  <w:num w:numId="15" w16cid:durableId="24526286">
+    <w:abstractNumId w:val="29"/>
+  </w:num>
+  <w:num w:numId="16" w16cid:durableId="36052622">
+    <w:abstractNumId w:val="14"/>
+  </w:num>
+  <w:num w:numId="17" w16cid:durableId="1564752000">
+    <w:abstractNumId w:val="25"/>
+  </w:num>
+  <w:num w:numId="18" w16cid:durableId="2138716707">
+    <w:abstractNumId w:val="15"/>
+  </w:num>
+  <w:num w:numId="19" w16cid:durableId="1135872316">
     <w:abstractNumId w:val="4"/>
   </w:num>
-  <w:num w:numId="2" w16cid:durableId="48655166">
-    <w:abstractNumId w:val="1"/>
+  <w:num w:numId="20" w16cid:durableId="259217013">
+    <w:abstractNumId w:val="34"/>
   </w:num>
-  <w:num w:numId="3" w16cid:durableId="2097901870">
-    <w:abstractNumId w:val="6"/>
+  <w:num w:numId="21" w16cid:durableId="205796964">
+    <w:abstractNumId w:val="5"/>
   </w:num>
-  <w:num w:numId="4" w16cid:durableId="885876718">
+  <w:num w:numId="22" w16cid:durableId="1747653053">
+    <w:abstractNumId w:val="27"/>
+  </w:num>
+  <w:num w:numId="23" w16cid:durableId="2103531154">
+    <w:abstractNumId w:val="18"/>
+  </w:num>
+  <w:num w:numId="24" w16cid:durableId="1899854947">
+    <w:abstractNumId w:val="32"/>
+  </w:num>
+  <w:num w:numId="25" w16cid:durableId="1643344714">
+    <w:abstractNumId w:val="16"/>
+  </w:num>
+  <w:num w:numId="26" w16cid:durableId="883832536">
+    <w:abstractNumId w:val="11"/>
+  </w:num>
+  <w:num w:numId="27" w16cid:durableId="1105689785">
+    <w:abstractNumId w:val="23"/>
+  </w:num>
+  <w:num w:numId="28" w16cid:durableId="514685092">
+    <w:abstractNumId w:val="9"/>
+  </w:num>
+  <w:num w:numId="29" w16cid:durableId="1989283844">
+    <w:abstractNumId w:val="36"/>
+  </w:num>
+  <w:num w:numId="30" w16cid:durableId="1927300591">
+    <w:abstractNumId w:val="10"/>
+  </w:num>
+  <w:num w:numId="31" w16cid:durableId="894582421">
     <w:abstractNumId w:val="0"/>
   </w:num>
-  <w:num w:numId="5" w16cid:durableId="2031636037">
-    <w:abstractNumId w:val="3"/>
-  </w:num>
-  <w:num w:numId="6" w16cid:durableId="1001544965">
+  <w:num w:numId="32" w16cid:durableId="1064177033">
     <w:abstractNumId w:val="2"/>
   </w:num>
-  <w:num w:numId="7" w16cid:durableId="751777256">
-    <w:abstractNumId w:val="5"/>
+  <w:num w:numId="33" w16cid:durableId="1753045669">
+    <w:abstractNumId w:val="31"/>
+  </w:num>
+  <w:num w:numId="34" w16cid:durableId="1321620144">
+    <w:abstractNumId w:val="8"/>
+  </w:num>
+  <w:num w:numId="35" w16cid:durableId="497309227">
+    <w:abstractNumId w:val="26"/>
+  </w:num>
+  <w:num w:numId="36" w16cid:durableId="42102759">
+    <w:abstractNumId w:val="12"/>
+  </w:num>
+  <w:num w:numId="37" w16cid:durableId="315914139">
+    <w:abstractNumId w:val="20"/>
   </w:num>
 </w:numbering>
 </file>
 
 <file path=word/styles.xml><?xml version="1.0" encoding="utf-8"?>
-<w:styles xmlns:mc="http://schemas.openxmlformats.org/markup-compatibility/2006" xmlns:r="http://schemas.openxmlformats.org/officeDocument/2006/relationships" xmlns:w="http://schemas.openxmlformats.org/wordprocessingml/2006/main" xmlns:w14="http://schemas.microsoft.com/office/word/2010/wordml" xmlns:w15="http://schemas.microsoft.com/office/word/2012/wordml" xmlns:w16cex="http://schemas.microsoft.com/office/word/2018/wordml/cex" xmlns:w16cid="http://schemas.microsoft.com/office/word/2016/wordml/cid" xmlns:w16="http://schemas.microsoft.com/office/word/2018/wordml" xmlns:w16du="http://schemas.microsoft.com/office/word/2023/wordml/word16du" xmlns:w16sdtdh="http://schemas.microsoft.com/office/word/2020/wordml/sdtdatahash" xmlns:w16se="http://schemas.microsoft.com/office/word/2015/wordml/symex" mc:Ignorable="w14 w15 w16se w16cid w16 w16cex w16sdtdh w16du">
+<w:styles xmlns:mc="http://schemas.openxmlformats.org/markup-compatibility/2006" xmlns:r="http://schemas.openxmlformats.org/officeDocument/2006/relationships" xmlns:w="http://schemas.openxmlformats.org/wordprocessingml/2006/main" xmlns:w14="http://schemas.microsoft.com/office/word/2010/wordml" xmlns:w15="http://schemas.microsoft.com/office/word/2012/wordml" xmlns:w16cex="http://schemas.microsoft.com/office/word/2018/wordml/cex" xmlns:w16cid="http://schemas.microsoft.com/office/word/2016/wordml/cid" xmlns:w16="http://schemas.microsoft.com/office/word/2018/wordml" xmlns:w16du="http://schemas.microsoft.com/office/word/2023/wordml/word16du" xmlns:w16sdtdh="http://schemas.microsoft.com/office/word/2020/wordml/sdtdatahash" xmlns:w16sdtfl="http://schemas.microsoft.com/office/word/2024/wordml/sdtformatlock" xmlns:w16se="http://schemas.microsoft.com/office/word/2015/wordml/symex" mc:Ignorable="w14 w15 w16se w16cid w16 w16cex w16sdtdh w16sdtfl w16du">
   <w:docDefaults>
     <w:rPrDefault>
       <w:rPr>
@@ -35255,6 +39697,8 @@
   </w:style>
   <w:style w:type="character" w:styleId="Accentuation">
     <w:name w:val="Emphasis"/>
+    <w:uiPriority w:val="20"/>
+    <w:qFormat/>
     <w:rPr>
       <w:i w:val="0"/>
       <w:iCs w:val="0"/>
@@ -35819,6 +40263,30 @@
     <w:basedOn w:val="Policepardfaut"/>
     <w:rsid w:val="0038489A"/>
   </w:style>
+  <w:style w:type="character" w:styleId="lev">
+    <w:name w:val="Strong"/>
+    <w:basedOn w:val="Policepardfaut"/>
+    <w:uiPriority w:val="22"/>
+    <w:qFormat/>
+    <w:rsid w:val="00A45C32"/>
+    <w:rPr>
+      <w:b/>
+      <w:bCs/>
+    </w:rPr>
+  </w:style>
+  <w:style w:type="character" w:styleId="CodeHTML">
+    <w:name w:val="HTML Code"/>
+    <w:basedOn w:val="Policepardfaut"/>
+    <w:uiPriority w:val="99"/>
+    <w:semiHidden/>
+    <w:unhideWhenUsed/>
+    <w:rsid w:val="00A45C32"/>
+    <w:rPr>
+      <w:rFonts w:ascii="Courier New" w:eastAsia="Times New Roman" w:hAnsi="Courier New" w:cs="Courier New"/>
+      <w:sz w:val="20"/>
+      <w:szCs w:val="20"/>
+    </w:rPr>
+  </w:style>
 </w:styles>
 </file>
 

--- a/Source/ManufacturingSoftwareGuidelines.docx
+++ b/Source/ManufacturingSoftwareGuidelines.docx
@@ -9371,6 +9371,12 @@
             <w:rFonts w:asciiTheme="minorHAnsi" w:hAnsiTheme="minorHAnsi" w:cstheme="minorHAnsi"/>
             <w:noProof/>
           </w:rPr>
+        </w:r>
+        <w:r>
+          <w:rPr>
+            <w:rFonts w:asciiTheme="minorHAnsi" w:hAnsiTheme="minorHAnsi" w:cstheme="minorHAnsi"/>
+            <w:noProof/>
+          </w:rPr>
           <w:fldChar w:fldCharType="separate"/>
         </w:r>
         <w:r>
@@ -9438,6 +9444,12 @@
             <w:rFonts w:asciiTheme="minorHAnsi" w:hAnsiTheme="minorHAnsi" w:cstheme="minorHAnsi"/>
             <w:noProof/>
           </w:rPr>
+        </w:r>
+        <w:r>
+          <w:rPr>
+            <w:rFonts w:asciiTheme="minorHAnsi" w:hAnsiTheme="minorHAnsi" w:cstheme="minorHAnsi"/>
+            <w:noProof/>
+          </w:rPr>
           <w:fldChar w:fldCharType="separate"/>
         </w:r>
         <w:r>
@@ -9505,6 +9517,12 @@
             <w:rFonts w:asciiTheme="minorHAnsi" w:hAnsiTheme="minorHAnsi" w:cstheme="minorHAnsi"/>
             <w:noProof/>
           </w:rPr>
+        </w:r>
+        <w:r>
+          <w:rPr>
+            <w:rFonts w:asciiTheme="minorHAnsi" w:hAnsiTheme="minorHAnsi" w:cstheme="minorHAnsi"/>
+            <w:noProof/>
+          </w:rPr>
           <w:fldChar w:fldCharType="separate"/>
         </w:r>
         <w:r>
@@ -9572,6 +9590,12 @@
             <w:rFonts w:asciiTheme="minorHAnsi" w:hAnsiTheme="minorHAnsi" w:cstheme="minorHAnsi"/>
             <w:noProof/>
           </w:rPr>
+        </w:r>
+        <w:r>
+          <w:rPr>
+            <w:rFonts w:asciiTheme="minorHAnsi" w:hAnsiTheme="minorHAnsi" w:cstheme="minorHAnsi"/>
+            <w:noProof/>
+          </w:rPr>
           <w:fldChar w:fldCharType="separate"/>
         </w:r>
         <w:r>
@@ -9639,6 +9663,12 @@
             <w:rFonts w:asciiTheme="minorHAnsi" w:hAnsiTheme="minorHAnsi" w:cstheme="minorHAnsi"/>
             <w:noProof/>
           </w:rPr>
+        </w:r>
+        <w:r>
+          <w:rPr>
+            <w:rFonts w:asciiTheme="minorHAnsi" w:hAnsiTheme="minorHAnsi" w:cstheme="minorHAnsi"/>
+            <w:noProof/>
+          </w:rPr>
           <w:fldChar w:fldCharType="separate"/>
         </w:r>
         <w:r>
@@ -9706,6 +9736,12 @@
             <w:rFonts w:asciiTheme="minorHAnsi" w:hAnsiTheme="minorHAnsi" w:cstheme="minorHAnsi"/>
             <w:noProof/>
           </w:rPr>
+        </w:r>
+        <w:r>
+          <w:rPr>
+            <w:rFonts w:asciiTheme="minorHAnsi" w:hAnsiTheme="minorHAnsi" w:cstheme="minorHAnsi"/>
+            <w:noProof/>
+          </w:rPr>
           <w:fldChar w:fldCharType="separate"/>
         </w:r>
         <w:r>
@@ -9773,6 +9809,12 @@
             <w:rFonts w:asciiTheme="minorHAnsi" w:hAnsiTheme="minorHAnsi" w:cstheme="minorHAnsi"/>
             <w:noProof/>
           </w:rPr>
+        </w:r>
+        <w:r>
+          <w:rPr>
+            <w:rFonts w:asciiTheme="minorHAnsi" w:hAnsiTheme="minorHAnsi" w:cstheme="minorHAnsi"/>
+            <w:noProof/>
+          </w:rPr>
           <w:fldChar w:fldCharType="separate"/>
         </w:r>
         <w:r>
@@ -9840,6 +9882,12 @@
             <w:rFonts w:asciiTheme="minorHAnsi" w:hAnsiTheme="minorHAnsi" w:cstheme="minorHAnsi"/>
             <w:noProof/>
           </w:rPr>
+        </w:r>
+        <w:r>
+          <w:rPr>
+            <w:rFonts w:asciiTheme="minorHAnsi" w:hAnsiTheme="minorHAnsi" w:cstheme="minorHAnsi"/>
+            <w:noProof/>
+          </w:rPr>
           <w:fldChar w:fldCharType="separate"/>
         </w:r>
         <w:r>
@@ -9907,6 +9955,12 @@
             <w:rFonts w:asciiTheme="minorHAnsi" w:hAnsiTheme="minorHAnsi" w:cstheme="minorHAnsi"/>
             <w:noProof/>
           </w:rPr>
+        </w:r>
+        <w:r>
+          <w:rPr>
+            <w:rFonts w:asciiTheme="minorHAnsi" w:hAnsiTheme="minorHAnsi" w:cstheme="minorHAnsi"/>
+            <w:noProof/>
+          </w:rPr>
           <w:fldChar w:fldCharType="separate"/>
         </w:r>
         <w:r>
@@ -9974,6 +10028,12 @@
             <w:rFonts w:asciiTheme="minorHAnsi" w:hAnsiTheme="minorHAnsi" w:cstheme="minorHAnsi"/>
             <w:noProof/>
           </w:rPr>
+        </w:r>
+        <w:r>
+          <w:rPr>
+            <w:rFonts w:asciiTheme="minorHAnsi" w:hAnsiTheme="minorHAnsi" w:cstheme="minorHAnsi"/>
+            <w:noProof/>
+          </w:rPr>
           <w:fldChar w:fldCharType="separate"/>
         </w:r>
         <w:r>
@@ -10035,6 +10095,12 @@
             <w:noProof/>
           </w:rPr>
           <w:instrText xml:space="preserve"> PAGEREF _Toc106470641 \h </w:instrText>
+        </w:r>
+        <w:r>
+          <w:rPr>
+            <w:rFonts w:asciiTheme="minorHAnsi" w:hAnsiTheme="minorHAnsi" w:cstheme="minorHAnsi"/>
+            <w:noProof/>
+          </w:rPr>
         </w:r>
         <w:r>
           <w:rPr>
@@ -31874,14 +31940,14 @@
             <w:rStyle w:val="Lienhypertexte"/>
             <w:rFonts w:asciiTheme="minorHAnsi" w:hAnsiTheme="minorHAnsi" w:cstheme="minorHAnsi"/>
           </w:rPr>
-          <w:t>Dive into Design Patterns</w:t>
-        </w:r>
-      </w:hyperlink>
-      <w:r>
-        <w:rPr>
-          <w:rFonts w:asciiTheme="minorHAnsi" w:hAnsiTheme="minorHAnsi" w:cstheme="minorHAnsi"/>
-        </w:rPr>
-        <w:t xml:space="preserve"> (Alexander Shvets 2021)</w:t>
+          <w:t>Design Patterns pour C#</w:t>
+        </w:r>
+      </w:hyperlink>
+      <w:r>
+        <w:rPr>
+          <w:rFonts w:asciiTheme="minorHAnsi" w:hAnsiTheme="minorHAnsi" w:cstheme="minorHAnsi"/>
+        </w:rPr>
+        <w:t xml:space="preserve"> (Laurent Debrauwer - ENI Editions 2011)</w:t>
       </w:r>
       <w:r>
         <w:rPr>
@@ -31895,14 +31961,14 @@
             <w:rStyle w:val="Lienhypertexte"/>
             <w:rFonts w:asciiTheme="minorHAnsi" w:hAnsiTheme="minorHAnsi" w:cstheme="minorHAnsi"/>
           </w:rPr>
-          <w:t>Design Patterns pour C#</w:t>
-        </w:r>
-      </w:hyperlink>
-      <w:r>
-        <w:rPr>
-          <w:rFonts w:asciiTheme="minorHAnsi" w:hAnsiTheme="minorHAnsi" w:cstheme="minorHAnsi"/>
-        </w:rPr>
-        <w:t xml:space="preserve"> (Laurent Debrauwer - ENI Editions 2011)</w:t>
+          <w:t>Agile principles, patterns and practices in C#</w:t>
+        </w:r>
+      </w:hyperlink>
+      <w:r>
+        <w:rPr>
+          <w:rFonts w:asciiTheme="minorHAnsi" w:hAnsiTheme="minorHAnsi" w:cstheme="minorHAnsi"/>
+        </w:rPr>
+        <w:t xml:space="preserve"> (R. C. &amp; M. Martin - Prentice Hall 2006)</w:t>
       </w:r>
       <w:r>
         <w:rPr>
@@ -31916,14 +31982,14 @@
             <w:rStyle w:val="Lienhypertexte"/>
             <w:rFonts w:asciiTheme="minorHAnsi" w:hAnsiTheme="minorHAnsi" w:cstheme="minorHAnsi"/>
           </w:rPr>
-          <w:t>Agile principles, patterns and practices in C#</w:t>
-        </w:r>
-      </w:hyperlink>
-      <w:r>
-        <w:rPr>
-          <w:rFonts w:asciiTheme="minorHAnsi" w:hAnsiTheme="minorHAnsi" w:cstheme="minorHAnsi"/>
-        </w:rPr>
-        <w:t xml:space="preserve"> (R. C. &amp; M. Martin - Prentice Hall 2006)</w:t>
+          <w:t>Patterns, Principles, and Practices of Domain-Driven Design</w:t>
+        </w:r>
+      </w:hyperlink>
+      <w:r>
+        <w:rPr>
+          <w:rFonts w:asciiTheme="minorHAnsi" w:hAnsiTheme="minorHAnsi" w:cstheme="minorHAnsi"/>
+        </w:rPr>
+        <w:t xml:space="preserve"> (Millett, Tune - Wrox 2015)</w:t>
       </w:r>
       <w:r>
         <w:rPr>
@@ -31931,20 +31997,33 @@
         </w:rPr>
         <w:br/>
       </w:r>
-      <w:hyperlink r:id="rId276" w:tgtFrame="_blank" w:history="1">
-        <w:r>
-          <w:rPr>
-            <w:rStyle w:val="Lienhypertexte"/>
-            <w:rFonts w:asciiTheme="minorHAnsi" w:hAnsiTheme="minorHAnsi" w:cstheme="minorHAnsi"/>
-          </w:rPr>
-          <w:t>Patterns, Principles, and Practices of Domain-Driven Design</w:t>
-        </w:r>
-      </w:hyperlink>
-      <w:r>
-        <w:rPr>
-          <w:rFonts w:asciiTheme="minorHAnsi" w:hAnsiTheme="minorHAnsi" w:cstheme="minorHAnsi"/>
-        </w:rPr>
-        <w:t xml:space="preserve"> (Millett, Tune - Wrox 2015)</w:t>
+      <w:hyperlink r:id="rId276" w:history="1">
+        <w:r>
+          <w:rPr>
+            <w:rStyle w:val="Lienhypertexte"/>
+            <w:rFonts w:asciiTheme="minorHAnsi" w:hAnsiTheme="minorHAnsi" w:cstheme="minorHAnsi"/>
+          </w:rPr>
+          <w:t>Domain-Driven Design Distilled</w:t>
+        </w:r>
+      </w:hyperlink>
+      <w:r>
+        <w:rPr>
+          <w:rFonts w:asciiTheme="minorHAnsi" w:hAnsiTheme="minorHAnsi" w:cstheme="minorHAnsi"/>
+        </w:rPr>
+        <w:t xml:space="preserve"> (Vaughn Vernon - </w:t>
+      </w:r>
+      <w:r>
+        <w:rPr>
+          <w:rStyle w:val="a-list-item"/>
+          <w:rFonts w:asciiTheme="minorHAnsi" w:hAnsiTheme="minorHAnsi" w:cstheme="minorHAnsi"/>
+        </w:rPr>
+        <w:t>Addison Wesley</w:t>
+      </w:r>
+      <w:r>
+        <w:rPr>
+          <w:rFonts w:asciiTheme="minorHAnsi" w:hAnsiTheme="minorHAnsi" w:cstheme="minorHAnsi"/>
+        </w:rPr>
+        <w:t xml:space="preserve"> 2016)</w:t>
       </w:r>
       <w:r>
         <w:rPr>
@@ -31952,33 +32031,168 @@
         </w:rPr>
         <w:br/>
       </w:r>
-      <w:hyperlink r:id="rId277" w:history="1">
-        <w:r>
-          <w:rPr>
-            <w:rStyle w:val="Lienhypertexte"/>
-            <w:rFonts w:asciiTheme="minorHAnsi" w:hAnsiTheme="minorHAnsi" w:cstheme="minorHAnsi"/>
-          </w:rPr>
-          <w:t>Domain-Driven Design Distilled</w:t>
-        </w:r>
-      </w:hyperlink>
-      <w:r>
-        <w:rPr>
-          <w:rFonts w:asciiTheme="minorHAnsi" w:hAnsiTheme="minorHAnsi" w:cstheme="minorHAnsi"/>
-        </w:rPr>
-        <w:t xml:space="preserve"> (Vaughn Vernon - </w:t>
-      </w:r>
+      <w:hyperlink r:id="rId277" w:tgtFrame="_blank" w:history="1">
+        <w:r>
+          <w:rPr>
+            <w:rStyle w:val="Lienhypertexte"/>
+            <w:rFonts w:asciiTheme="minorHAnsi" w:hAnsiTheme="minorHAnsi" w:cstheme="minorHAnsi"/>
+          </w:rPr>
+          <w:t>Méthode orientée-objet intégrale MACAO</w:t>
+        </w:r>
+      </w:hyperlink>
+      <w:r>
+        <w:rPr>
+          <w:rFonts w:asciiTheme="minorHAnsi" w:hAnsiTheme="minorHAnsi" w:cstheme="minorHAnsi"/>
+        </w:rPr>
+        <w:t xml:space="preserve"> (Jean-Bernard Crampes - Ellipses 2003)</w:t>
+      </w:r>
+      <w:r>
+        <w:rPr>
+          <w:rFonts w:asciiTheme="minorHAnsi" w:hAnsiTheme="minorHAnsi" w:cstheme="minorHAnsi"/>
+        </w:rPr>
+        <w:br/>
+      </w:r>
+      <w:hyperlink r:id="rId278" w:tgtFrame="_blank" w:history="1">
+        <w:r>
+          <w:rPr>
+            <w:rStyle w:val="Lienhypertexte"/>
+            <w:rFonts w:asciiTheme="minorHAnsi" w:hAnsiTheme="minorHAnsi" w:cstheme="minorHAnsi"/>
+          </w:rPr>
+          <w:t>Beginning Software Engineering</w:t>
+        </w:r>
+      </w:hyperlink>
+      <w:r>
+        <w:rPr>
+          <w:rFonts w:asciiTheme="minorHAnsi" w:hAnsiTheme="minorHAnsi" w:cstheme="minorHAnsi"/>
+        </w:rPr>
+        <w:t xml:space="preserve"> (Rod Stephens - Wrox 2015)</w:t>
+      </w:r>
+      <w:r>
+        <w:rPr>
+          <w:rFonts w:asciiTheme="minorHAnsi" w:hAnsiTheme="minorHAnsi" w:cstheme="minorHAnsi"/>
+        </w:rPr>
+        <w:br/>
+      </w:r>
+      <w:hyperlink r:id="rId279" w:tgtFrame="_blank" w:history="1">
+        <w:r>
+          <w:rPr>
+            <w:rStyle w:val="Lienhypertexte"/>
+            <w:rFonts w:asciiTheme="minorHAnsi" w:hAnsiTheme="minorHAnsi" w:cstheme="minorHAnsi"/>
+          </w:rPr>
+          <w:t>Kanban</w:t>
+        </w:r>
+      </w:hyperlink>
+      <w:r>
+        <w:rPr>
+          <w:rFonts w:asciiTheme="minorHAnsi" w:hAnsiTheme="minorHAnsi" w:cstheme="minorHAnsi"/>
+        </w:rPr>
+        <w:t xml:space="preserve"> (David J. Anderson - Blue Hole Press 2010)</w:t>
+      </w:r>
+      <w:r>
+        <w:rPr>
+          <w:rFonts w:asciiTheme="minorHAnsi" w:hAnsiTheme="minorHAnsi" w:cstheme="minorHAnsi"/>
+        </w:rPr>
+        <w:br/>
+      </w:r>
+      <w:hyperlink r:id="rId280" w:tgtFrame="_blank" w:history="1">
+        <w:r>
+          <w:rPr>
+            <w:rStyle w:val="Lienhypertexte"/>
+            <w:rFonts w:asciiTheme="minorHAnsi" w:hAnsiTheme="minorHAnsi" w:cstheme="minorHAnsi"/>
+          </w:rPr>
+          <w:t>Extreme Programming</w:t>
+        </w:r>
+      </w:hyperlink>
+      <w:r>
+        <w:rPr>
+          <w:rFonts w:asciiTheme="minorHAnsi" w:hAnsiTheme="minorHAnsi" w:cstheme="minorHAnsi"/>
+        </w:rPr>
+        <w:t xml:space="preserve"> (Chromatic - O'Reilly 2005)</w:t>
+      </w:r>
+      <w:r>
+        <w:rPr>
+          <w:rFonts w:asciiTheme="minorHAnsi" w:hAnsiTheme="minorHAnsi" w:cstheme="minorHAnsi"/>
+        </w:rPr>
+        <w:br/>
+      </w:r>
+      <w:hyperlink r:id="rId281" w:tgtFrame="_blank" w:history="1">
+        <w:r>
+          <w:rPr>
+            <w:rStyle w:val="Lienhypertexte"/>
+            <w:rFonts w:asciiTheme="minorHAnsi" w:hAnsiTheme="minorHAnsi" w:cstheme="minorHAnsi"/>
+          </w:rPr>
+          <w:t>Software Craftsmanship</w:t>
+        </w:r>
+      </w:hyperlink>
+      <w:r>
+        <w:rPr>
+          <w:rFonts w:asciiTheme="minorHAnsi" w:hAnsiTheme="minorHAnsi" w:cstheme="minorHAnsi"/>
+        </w:rPr>
+        <w:t xml:space="preserve"> (Sallah Kokaina - ENI Editions 2019)</w:t>
+      </w:r>
+      <w:r>
+        <w:rPr>
+          <w:rFonts w:asciiTheme="minorHAnsi" w:hAnsiTheme="minorHAnsi" w:cstheme="minorHAnsi"/>
+        </w:rPr>
+        <w:br/>
+      </w:r>
+      <w:hyperlink r:id="rId282" w:tgtFrame="_blank" w:history="1">
+        <w:r>
+          <w:rPr>
+            <w:rStyle w:val="Lienhypertexte"/>
+            <w:rFonts w:asciiTheme="minorHAnsi" w:hAnsiTheme="minorHAnsi" w:cstheme="minorHAnsi"/>
+          </w:rPr>
+          <w:t>Code Leader</w:t>
+        </w:r>
+      </w:hyperlink>
+      <w:r>
+        <w:rPr>
+          <w:rFonts w:asciiTheme="minorHAnsi" w:hAnsiTheme="minorHAnsi" w:cstheme="minorHAnsi"/>
+        </w:rPr>
+        <w:t xml:space="preserve"> (Patrick Cauldwell - Wrox 2008)</w:t>
+      </w:r>
+      <w:r>
+        <w:rPr>
+          <w:rFonts w:asciiTheme="minorHAnsi" w:hAnsiTheme="minorHAnsi" w:cstheme="minorHAnsi"/>
+        </w:rPr>
+        <w:br/>
+      </w:r>
+      <w:hyperlink r:id="rId283" w:tgtFrame="_blank" w:history="1">
+        <w:r>
+          <w:rPr>
+            <w:rStyle w:val="Lienhypertexte"/>
+            <w:rFonts w:asciiTheme="minorHAnsi" w:hAnsiTheme="minorHAnsi" w:cstheme="minorHAnsi"/>
+          </w:rPr>
+          <w:t>Code complete</w:t>
+        </w:r>
+      </w:hyperlink>
+      <w:r>
+        <w:rPr>
+          <w:rFonts w:asciiTheme="minorHAnsi" w:hAnsiTheme="minorHAnsi" w:cstheme="minorHAnsi"/>
+        </w:rPr>
+        <w:t xml:space="preserve"> (Steve McConnell - Microsoft Press 2004)</w:t>
+      </w:r>
+      <w:r>
+        <w:rPr>
+          <w:rFonts w:asciiTheme="minorHAnsi" w:hAnsiTheme="minorHAnsi" w:cstheme="minorHAnsi"/>
+        </w:rPr>
+        <w:br/>
+      </w:r>
+      <w:hyperlink r:id="rId284" w:tgtFrame="_blank" w:history="1">
+        <w:r>
+          <w:rPr>
+            <w:rStyle w:val="Lienhypertexte"/>
+            <w:rFonts w:asciiTheme="minorHAnsi" w:hAnsiTheme="minorHAnsi" w:cstheme="minorHAnsi"/>
+          </w:rPr>
+          <w:t>Tout sur les systèmes d'information</w:t>
+        </w:r>
+      </w:hyperlink>
       <w:r>
         <w:rPr>
           <w:rStyle w:val="a-list-item"/>
           <w:rFonts w:asciiTheme="minorHAnsi" w:hAnsiTheme="minorHAnsi" w:cstheme="minorHAnsi"/>
         </w:rPr>
-        <w:t>Addison Wesley</w:t>
-      </w:r>
-      <w:r>
-        <w:rPr>
-          <w:rFonts w:asciiTheme="minorHAnsi" w:hAnsiTheme="minorHAnsi" w:cstheme="minorHAnsi"/>
-        </w:rPr>
-        <w:t xml:space="preserve"> 2016)</w:t>
+        <w:t xml:space="preserve"> (Jean-François Pillou, Pascal Caillerez - Dunod 2019)</w:t>
       </w:r>
       <w:r>
         <w:rPr>
@@ -31986,20 +32200,20 @@
         </w:rPr>
         <w:br/>
       </w:r>
-      <w:hyperlink r:id="rId278" w:tgtFrame="_blank" w:history="1">
-        <w:r>
-          <w:rPr>
-            <w:rStyle w:val="Lienhypertexte"/>
-            <w:rFonts w:asciiTheme="minorHAnsi" w:hAnsiTheme="minorHAnsi" w:cstheme="minorHAnsi"/>
-          </w:rPr>
-          <w:t>Méthode orientée-objet intégrale MACAO</w:t>
-        </w:r>
-      </w:hyperlink>
-      <w:r>
-        <w:rPr>
-          <w:rFonts w:asciiTheme="minorHAnsi" w:hAnsiTheme="minorHAnsi" w:cstheme="minorHAnsi"/>
-        </w:rPr>
-        <w:t xml:space="preserve"> (Jean-Bernard Crampes - Ellipses 2003)</w:t>
+      <w:hyperlink r:id="rId285" w:tgtFrame="_blank" w:history="1">
+        <w:r>
+          <w:rPr>
+            <w:rStyle w:val="Lienhypertexte"/>
+            <w:rFonts w:asciiTheme="minorHAnsi" w:hAnsiTheme="minorHAnsi" w:cstheme="minorHAnsi"/>
+          </w:rPr>
+          <w:t>UX design et ergonomie des interfaces</w:t>
+        </w:r>
+      </w:hyperlink>
+      <w:r>
+        <w:rPr>
+          <w:rFonts w:asciiTheme="minorHAnsi" w:hAnsiTheme="minorHAnsi" w:cstheme="minorHAnsi"/>
+        </w:rPr>
+        <w:t xml:space="preserve"> (Jean-François Nogier - Dunod 2020)</w:t>
       </w:r>
       <w:r>
         <w:rPr>
@@ -32007,218 +32221,7 @@
         </w:rPr>
         <w:br/>
       </w:r>
-      <w:hyperlink r:id="rId279" w:tgtFrame="_blank" w:history="1">
-        <w:r>
-          <w:rPr>
-            <w:rStyle w:val="Lienhypertexte"/>
-            <w:rFonts w:asciiTheme="minorHAnsi" w:hAnsiTheme="minorHAnsi" w:cstheme="minorHAnsi"/>
-          </w:rPr>
-          <w:t>Beginning Software Engineering</w:t>
-        </w:r>
-      </w:hyperlink>
-      <w:r>
-        <w:rPr>
-          <w:rFonts w:asciiTheme="minorHAnsi" w:hAnsiTheme="minorHAnsi" w:cstheme="minorHAnsi"/>
-        </w:rPr>
-        <w:t xml:space="preserve"> (Rod Stephens - Wrox 2015)</w:t>
-      </w:r>
-      <w:r>
-        <w:rPr>
-          <w:rFonts w:asciiTheme="minorHAnsi" w:hAnsiTheme="minorHAnsi" w:cstheme="minorHAnsi"/>
-        </w:rPr>
-        <w:br/>
-      </w:r>
-      <w:hyperlink r:id="rId280" w:tgtFrame="_blank" w:history="1">
-        <w:r>
-          <w:rPr>
-            <w:rStyle w:val="Lienhypertexte"/>
-            <w:rFonts w:asciiTheme="minorHAnsi" w:hAnsiTheme="minorHAnsi" w:cstheme="minorHAnsi"/>
-          </w:rPr>
-          <w:t>Kanban</w:t>
-        </w:r>
-      </w:hyperlink>
-      <w:r>
-        <w:rPr>
-          <w:rFonts w:asciiTheme="minorHAnsi" w:hAnsiTheme="minorHAnsi" w:cstheme="minorHAnsi"/>
-        </w:rPr>
-        <w:t xml:space="preserve"> (David J. Anderson - Blue Hole Press 2010)</w:t>
-      </w:r>
-      <w:r>
-        <w:rPr>
-          <w:rFonts w:asciiTheme="minorHAnsi" w:hAnsiTheme="minorHAnsi" w:cstheme="minorHAnsi"/>
-        </w:rPr>
-        <w:br/>
-      </w:r>
-      <w:hyperlink r:id="rId281" w:tgtFrame="_blank" w:history="1">
-        <w:r>
-          <w:rPr>
-            <w:rStyle w:val="Lienhypertexte"/>
-            <w:rFonts w:asciiTheme="minorHAnsi" w:hAnsiTheme="minorHAnsi" w:cstheme="minorHAnsi"/>
-          </w:rPr>
-          <w:t>Extreme Programming</w:t>
-        </w:r>
-      </w:hyperlink>
-      <w:r>
-        <w:rPr>
-          <w:rFonts w:asciiTheme="minorHAnsi" w:hAnsiTheme="minorHAnsi" w:cstheme="minorHAnsi"/>
-        </w:rPr>
-        <w:t xml:space="preserve"> (Chromatic - O'Reilly 2005)</w:t>
-      </w:r>
-      <w:r>
-        <w:rPr>
-          <w:rFonts w:asciiTheme="minorHAnsi" w:hAnsiTheme="minorHAnsi" w:cstheme="minorHAnsi"/>
-        </w:rPr>
-        <w:br/>
-      </w:r>
-      <w:hyperlink r:id="rId282" w:tgtFrame="_blank" w:history="1">
-        <w:r>
-          <w:rPr>
-            <w:rStyle w:val="Lienhypertexte"/>
-            <w:rFonts w:asciiTheme="minorHAnsi" w:hAnsiTheme="minorHAnsi" w:cstheme="minorHAnsi"/>
-          </w:rPr>
-          <w:t>Practices of an Agile Developer</w:t>
-        </w:r>
-      </w:hyperlink>
-      <w:r>
-        <w:rPr>
-          <w:rFonts w:asciiTheme="minorHAnsi" w:hAnsiTheme="minorHAnsi" w:cstheme="minorHAnsi"/>
-        </w:rPr>
-        <w:t xml:space="preserve"> (Subramaniam &amp; Hunt - Pragmatic Bookshelf 2006)</w:t>
-      </w:r>
-      <w:r>
-        <w:rPr>
-          <w:rFonts w:asciiTheme="minorHAnsi" w:hAnsiTheme="minorHAnsi" w:cstheme="minorHAnsi"/>
-        </w:rPr>
-        <w:br/>
-      </w:r>
-      <w:hyperlink r:id="rId283" w:tgtFrame="_blank" w:history="1">
-        <w:r>
-          <w:rPr>
-            <w:rStyle w:val="Lienhypertexte"/>
-            <w:rFonts w:asciiTheme="minorHAnsi" w:hAnsiTheme="minorHAnsi" w:cstheme="minorHAnsi"/>
-          </w:rPr>
-          <w:t>The Pragmatic Programmer</w:t>
-        </w:r>
-      </w:hyperlink>
-      <w:r>
-        <w:rPr>
-          <w:rFonts w:asciiTheme="minorHAnsi" w:hAnsiTheme="minorHAnsi" w:cstheme="minorHAnsi"/>
-        </w:rPr>
-        <w:t xml:space="preserve"> (David Thomas, Andrew Hunt - Addison Wesley 2019)</w:t>
-      </w:r>
-      <w:r>
-        <w:rPr>
-          <w:rFonts w:asciiTheme="minorHAnsi" w:hAnsiTheme="minorHAnsi" w:cstheme="minorHAnsi"/>
-        </w:rPr>
-        <w:br/>
-      </w:r>
-      <w:hyperlink r:id="rId284" w:tgtFrame="_blank" w:history="1">
-        <w:r>
-          <w:rPr>
-            <w:rStyle w:val="Lienhypertexte"/>
-            <w:rFonts w:asciiTheme="minorHAnsi" w:hAnsiTheme="minorHAnsi" w:cstheme="minorHAnsi"/>
-          </w:rPr>
-          <w:t>Software Craftsmanship</w:t>
-        </w:r>
-      </w:hyperlink>
-      <w:r>
-        <w:rPr>
-          <w:rFonts w:asciiTheme="minorHAnsi" w:hAnsiTheme="minorHAnsi" w:cstheme="minorHAnsi"/>
-        </w:rPr>
-        <w:t xml:space="preserve"> (Sallah Kokaina - ENI Editions 2019)</w:t>
-      </w:r>
-      <w:r>
-        <w:rPr>
-          <w:rFonts w:asciiTheme="minorHAnsi" w:hAnsiTheme="minorHAnsi" w:cstheme="minorHAnsi"/>
-        </w:rPr>
-        <w:br/>
-      </w:r>
-      <w:hyperlink r:id="rId285" w:tgtFrame="_blank" w:history="1">
-        <w:r>
-          <w:rPr>
-            <w:rStyle w:val="Lienhypertexte"/>
-            <w:rFonts w:asciiTheme="minorHAnsi" w:hAnsiTheme="minorHAnsi" w:cstheme="minorHAnsi"/>
-          </w:rPr>
-          <w:t>Code Leader</w:t>
-        </w:r>
-      </w:hyperlink>
-      <w:r>
-        <w:rPr>
-          <w:rFonts w:asciiTheme="minorHAnsi" w:hAnsiTheme="minorHAnsi" w:cstheme="minorHAnsi"/>
-        </w:rPr>
-        <w:t xml:space="preserve"> (Patrick Cauldwell - Wrox 2008)</w:t>
-      </w:r>
-      <w:r>
-        <w:rPr>
-          <w:rFonts w:asciiTheme="minorHAnsi" w:hAnsiTheme="minorHAnsi" w:cstheme="minorHAnsi"/>
-        </w:rPr>
-        <w:br/>
-      </w:r>
       <w:hyperlink r:id="rId286" w:tgtFrame="_blank" w:history="1">
-        <w:r>
-          <w:rPr>
-            <w:rStyle w:val="Lienhypertexte"/>
-            <w:rFonts w:asciiTheme="minorHAnsi" w:hAnsiTheme="minorHAnsi" w:cstheme="minorHAnsi"/>
-          </w:rPr>
-          <w:t>Code complete</w:t>
-        </w:r>
-      </w:hyperlink>
-      <w:r>
-        <w:rPr>
-          <w:rFonts w:asciiTheme="minorHAnsi" w:hAnsiTheme="minorHAnsi" w:cstheme="minorHAnsi"/>
-        </w:rPr>
-        <w:t xml:space="preserve"> (Steve McConnell - Microsoft Press 2004)</w:t>
-      </w:r>
-      <w:r>
-        <w:rPr>
-          <w:rFonts w:asciiTheme="minorHAnsi" w:hAnsiTheme="minorHAnsi" w:cstheme="minorHAnsi"/>
-        </w:rPr>
-        <w:br/>
-      </w:r>
-      <w:hyperlink r:id="rId287" w:tgtFrame="_blank" w:history="1">
-        <w:r>
-          <w:rPr>
-            <w:rStyle w:val="Lienhypertexte"/>
-            <w:rFonts w:asciiTheme="minorHAnsi" w:hAnsiTheme="minorHAnsi" w:cstheme="minorHAnsi"/>
-          </w:rPr>
-          <w:t>Tout sur les systèmes d'information</w:t>
-        </w:r>
-      </w:hyperlink>
-      <w:r>
-        <w:rPr>
-          <w:rStyle w:val="a-list-item"/>
-          <w:rFonts w:asciiTheme="minorHAnsi" w:hAnsiTheme="minorHAnsi" w:cstheme="minorHAnsi"/>
-        </w:rPr>
-        <w:t xml:space="preserve"> (Jean-François Pillou, Pascal Caillerez - Dunod 2019)</w:t>
-      </w:r>
-      <w:r>
-        <w:rPr>
-          <w:rFonts w:asciiTheme="minorHAnsi" w:hAnsiTheme="minorHAnsi" w:cstheme="minorHAnsi"/>
-        </w:rPr>
-        <w:br/>
-      </w:r>
-      <w:hyperlink r:id="rId288" w:tgtFrame="_blank" w:history="1">
-        <w:r>
-          <w:rPr>
-            <w:rStyle w:val="Lienhypertexte"/>
-            <w:rFonts w:asciiTheme="minorHAnsi" w:hAnsiTheme="minorHAnsi" w:cstheme="minorHAnsi"/>
-          </w:rPr>
-          <w:t>UX design et ergonomie des interfaces</w:t>
-        </w:r>
-      </w:hyperlink>
-      <w:r>
-        <w:rPr>
-          <w:rFonts w:asciiTheme="minorHAnsi" w:hAnsiTheme="minorHAnsi" w:cstheme="minorHAnsi"/>
-        </w:rPr>
-        <w:t xml:space="preserve"> (Jean-François Nogier - Dunod 2020)</w:t>
-      </w:r>
-      <w:r>
-        <w:rPr>
-          <w:rFonts w:asciiTheme="minorHAnsi" w:hAnsiTheme="minorHAnsi" w:cstheme="minorHAnsi"/>
-        </w:rPr>
-        <w:br/>
-      </w:r>
-      <w:hyperlink r:id="rId289" w:tgtFrame="_blank" w:history="1">
         <w:r>
           <w:rPr>
             <w:rStyle w:val="Lienhypertexte"/>
@@ -32257,20 +32260,83 @@
           <w:rFonts w:asciiTheme="minorHAnsi" w:hAnsiTheme="minorHAnsi" w:cstheme="minorHAnsi"/>
         </w:rPr>
       </w:pPr>
+      <w:hyperlink r:id="rId287" w:tgtFrame="_blank" w:history="1">
+        <w:r>
+          <w:rPr>
+            <w:rStyle w:val="Lienhypertexte"/>
+            <w:rFonts w:asciiTheme="minorHAnsi" w:hAnsiTheme="minorHAnsi" w:cstheme="minorHAnsi"/>
+          </w:rPr>
+          <w:t>Online Web Tutorials</w:t>
+        </w:r>
+      </w:hyperlink>
+      <w:r>
+        <w:rPr>
+          <w:rFonts w:asciiTheme="minorHAnsi" w:hAnsiTheme="minorHAnsi" w:cstheme="minorHAnsi"/>
+        </w:rPr>
+        <w:t xml:space="preserve"> (W3Schools)</w:t>
+      </w:r>
+      <w:r>
+        <w:rPr>
+          <w:rFonts w:asciiTheme="minorHAnsi" w:hAnsiTheme="minorHAnsi" w:cstheme="minorHAnsi"/>
+        </w:rPr>
+        <w:br/>
+      </w:r>
+      <w:hyperlink r:id="rId288" w:tgtFrame="_blank" w:history="1">
+        <w:r>
+          <w:rPr>
+            <w:rStyle w:val="Lienhypertexte"/>
+            <w:rFonts w:asciiTheme="minorHAnsi" w:hAnsiTheme="minorHAnsi" w:cstheme="minorHAnsi"/>
+          </w:rPr>
+          <w:t>Free Online Tutorials and Courses</w:t>
+        </w:r>
+      </w:hyperlink>
+      <w:r>
+        <w:rPr>
+          <w:rFonts w:asciiTheme="minorHAnsi" w:hAnsiTheme="minorHAnsi" w:cstheme="minorHAnsi"/>
+        </w:rPr>
+        <w:t xml:space="preserve"> (TutorialsPoint)</w:t>
+      </w:r>
+      <w:r>
+        <w:rPr>
+          <w:rFonts w:asciiTheme="minorHAnsi" w:hAnsiTheme="minorHAnsi" w:cstheme="minorHAnsi"/>
+        </w:rPr>
+        <w:br/>
+      </w:r>
+      <w:hyperlink r:id="rId289" w:tgtFrame="_blank" w:history="1">
+        <w:r>
+          <w:rPr>
+            <w:rStyle w:val="Lienhypertexte"/>
+            <w:rFonts w:asciiTheme="minorHAnsi" w:hAnsiTheme="minorHAnsi" w:cstheme="minorHAnsi"/>
+          </w:rPr>
+          <w:t>Learn Web Technologies</w:t>
+        </w:r>
+      </w:hyperlink>
+      <w:r>
+        <w:rPr>
+          <w:rFonts w:asciiTheme="minorHAnsi" w:hAnsiTheme="minorHAnsi" w:cstheme="minorHAnsi"/>
+        </w:rPr>
+        <w:t xml:space="preserve"> (TutorialsTeacher)</w:t>
+      </w:r>
+      <w:r>
+        <w:rPr>
+          <w:rFonts w:asciiTheme="minorHAnsi" w:hAnsiTheme="minorHAnsi" w:cstheme="minorHAnsi"/>
+        </w:rPr>
+        <w:br/>
+      </w:r>
       <w:hyperlink r:id="rId290" w:tgtFrame="_blank" w:history="1">
         <w:r>
           <w:rPr>
             <w:rStyle w:val="Lienhypertexte"/>
             <w:rFonts w:asciiTheme="minorHAnsi" w:hAnsiTheme="minorHAnsi" w:cstheme="minorHAnsi"/>
           </w:rPr>
-          <w:t>Online Web Tutorials</w:t>
-        </w:r>
-      </w:hyperlink>
-      <w:r>
-        <w:rPr>
-          <w:rFonts w:asciiTheme="minorHAnsi" w:hAnsiTheme="minorHAnsi" w:cstheme="minorHAnsi"/>
-        </w:rPr>
-        <w:t xml:space="preserve"> (W3Schools)</w:t>
+          <w:t>Free Training Tutorials</w:t>
+        </w:r>
+      </w:hyperlink>
+      <w:r>
+        <w:rPr>
+          <w:rFonts w:asciiTheme="minorHAnsi" w:hAnsiTheme="minorHAnsi" w:cstheme="minorHAnsi"/>
+        </w:rPr>
+        <w:t xml:space="preserve"> (Guru99)</w:t>
       </w:r>
       <w:r>
         <w:rPr>
@@ -32284,14 +32350,14 @@
             <w:rStyle w:val="Lienhypertexte"/>
             <w:rFonts w:asciiTheme="minorHAnsi" w:hAnsiTheme="minorHAnsi" w:cstheme="minorHAnsi"/>
           </w:rPr>
-          <w:t>Free Online Tutorials and Courses</w:t>
-        </w:r>
-      </w:hyperlink>
-      <w:r>
-        <w:rPr>
-          <w:rFonts w:asciiTheme="minorHAnsi" w:hAnsiTheme="minorHAnsi" w:cstheme="minorHAnsi"/>
-        </w:rPr>
-        <w:t xml:space="preserve"> (TutorialsPoint)</w:t>
+          <w:t>A Computer Science portal</w:t>
+        </w:r>
+      </w:hyperlink>
+      <w:r>
+        <w:rPr>
+          <w:rFonts w:asciiTheme="minorHAnsi" w:hAnsiTheme="minorHAnsi" w:cstheme="minorHAnsi"/>
+        </w:rPr>
+        <w:t xml:space="preserve"> (GeeksForGeeks)</w:t>
       </w:r>
       <w:r>
         <w:rPr>
@@ -32305,14 +32371,14 @@
             <w:rStyle w:val="Lienhypertexte"/>
             <w:rFonts w:asciiTheme="minorHAnsi" w:hAnsiTheme="minorHAnsi" w:cstheme="minorHAnsi"/>
           </w:rPr>
-          <w:t>Learn Web Technologies</w:t>
-        </w:r>
-      </w:hyperlink>
-      <w:r>
-        <w:rPr>
-          <w:rFonts w:asciiTheme="minorHAnsi" w:hAnsiTheme="minorHAnsi" w:cstheme="minorHAnsi"/>
-        </w:rPr>
-        <w:t xml:space="preserve"> (TutorialsTeacher)</w:t>
+          <w:t>Dev Tutorials</w:t>
+        </w:r>
+      </w:hyperlink>
+      <w:r>
+        <w:rPr>
+          <w:rFonts w:asciiTheme="minorHAnsi" w:hAnsiTheme="minorHAnsi" w:cstheme="minorHAnsi"/>
+        </w:rPr>
+        <w:t xml:space="preserve"> (FunctionX)</w:t>
       </w:r>
       <w:r>
         <w:rPr>
@@ -32320,20 +32386,33 @@
         </w:rPr>
         <w:br/>
       </w:r>
-      <w:hyperlink r:id="rId293" w:tgtFrame="_blank" w:history="1">
-        <w:r>
-          <w:rPr>
-            <w:rStyle w:val="Lienhypertexte"/>
-            <w:rFonts w:asciiTheme="minorHAnsi" w:hAnsiTheme="minorHAnsi" w:cstheme="minorHAnsi"/>
-          </w:rPr>
-          <w:t>Free Training Tutorials</w:t>
-        </w:r>
-      </w:hyperlink>
-      <w:r>
-        <w:rPr>
-          <w:rFonts w:asciiTheme="minorHAnsi" w:hAnsiTheme="minorHAnsi" w:cstheme="minorHAnsi"/>
-        </w:rPr>
-        <w:t xml:space="preserve"> (Guru99)</w:t>
+      <w:hyperlink r:id="rId293" w:anchor="csharp" w:tgtFrame="_blank" w:history="1">
+        <w:r>
+          <w:rPr>
+            <w:rStyle w:val="Lienhypertexte"/>
+            <w:rFonts w:asciiTheme="minorHAnsi" w:hAnsiTheme="minorHAnsi" w:cstheme="minorHAnsi"/>
+          </w:rPr>
+          <w:t>ZetCode</w:t>
+        </w:r>
+      </w:hyperlink>
+      <w:r>
+        <w:rPr>
+          <w:rFonts w:asciiTheme="minorHAnsi" w:hAnsiTheme="minorHAnsi" w:cstheme="minorHAnsi"/>
+        </w:rPr>
+        <w:t xml:space="preserve"> (</w:t>
+      </w:r>
+      <w:r>
+        <w:rPr>
+          <w:rStyle w:val="css-901oao"/>
+          <w:rFonts w:asciiTheme="minorHAnsi" w:hAnsiTheme="minorHAnsi" w:cstheme="minorHAnsi"/>
+        </w:rPr>
+        <w:t>Jan Bodnar</w:t>
+      </w:r>
+      <w:r>
+        <w:rPr>
+          <w:rFonts w:asciiTheme="minorHAnsi" w:hAnsiTheme="minorHAnsi" w:cstheme="minorHAnsi"/>
+        </w:rPr>
+        <w:t>)</w:t>
       </w:r>
       <w:r>
         <w:rPr>
@@ -32342,82 +32421,6 @@
         <w:br/>
       </w:r>
       <w:hyperlink r:id="rId294" w:tgtFrame="_blank" w:history="1">
-        <w:r>
-          <w:rPr>
-            <w:rStyle w:val="Lienhypertexte"/>
-            <w:rFonts w:asciiTheme="minorHAnsi" w:hAnsiTheme="minorHAnsi" w:cstheme="minorHAnsi"/>
-          </w:rPr>
-          <w:t>A Computer Science portal</w:t>
-        </w:r>
-      </w:hyperlink>
-      <w:r>
-        <w:rPr>
-          <w:rFonts w:asciiTheme="minorHAnsi" w:hAnsiTheme="minorHAnsi" w:cstheme="minorHAnsi"/>
-        </w:rPr>
-        <w:t xml:space="preserve"> (GeeksForGeeks)</w:t>
-      </w:r>
-      <w:r>
-        <w:rPr>
-          <w:rFonts w:asciiTheme="minorHAnsi" w:hAnsiTheme="minorHAnsi" w:cstheme="minorHAnsi"/>
-        </w:rPr>
-        <w:br/>
-      </w:r>
-      <w:hyperlink r:id="rId295" w:tgtFrame="_blank" w:history="1">
-        <w:r>
-          <w:rPr>
-            <w:rStyle w:val="Lienhypertexte"/>
-            <w:rFonts w:asciiTheme="minorHAnsi" w:hAnsiTheme="minorHAnsi" w:cstheme="minorHAnsi"/>
-          </w:rPr>
-          <w:t>Dev Tutorials</w:t>
-        </w:r>
-      </w:hyperlink>
-      <w:r>
-        <w:rPr>
-          <w:rFonts w:asciiTheme="minorHAnsi" w:hAnsiTheme="minorHAnsi" w:cstheme="minorHAnsi"/>
-        </w:rPr>
-        <w:t xml:space="preserve"> (FunctionX)</w:t>
-      </w:r>
-      <w:r>
-        <w:rPr>
-          <w:rFonts w:asciiTheme="minorHAnsi" w:hAnsiTheme="minorHAnsi" w:cstheme="minorHAnsi"/>
-        </w:rPr>
-        <w:br/>
-      </w:r>
-      <w:hyperlink r:id="rId296" w:anchor="csharp" w:tgtFrame="_blank" w:history="1">
-        <w:r>
-          <w:rPr>
-            <w:rStyle w:val="Lienhypertexte"/>
-            <w:rFonts w:asciiTheme="minorHAnsi" w:hAnsiTheme="minorHAnsi" w:cstheme="minorHAnsi"/>
-          </w:rPr>
-          <w:t>ZetCode</w:t>
-        </w:r>
-      </w:hyperlink>
-      <w:r>
-        <w:rPr>
-          <w:rFonts w:asciiTheme="minorHAnsi" w:hAnsiTheme="minorHAnsi" w:cstheme="minorHAnsi"/>
-        </w:rPr>
-        <w:t xml:space="preserve"> (</w:t>
-      </w:r>
-      <w:r>
-        <w:rPr>
-          <w:rStyle w:val="css-901oao"/>
-          <w:rFonts w:asciiTheme="minorHAnsi" w:hAnsiTheme="minorHAnsi" w:cstheme="minorHAnsi"/>
-        </w:rPr>
-        <w:t>Jan Bodnar</w:t>
-      </w:r>
-      <w:r>
-        <w:rPr>
-          <w:rFonts w:asciiTheme="minorHAnsi" w:hAnsiTheme="minorHAnsi" w:cstheme="minorHAnsi"/>
-        </w:rPr>
-        <w:t>)</w:t>
-      </w:r>
-      <w:r>
-        <w:rPr>
-          <w:rFonts w:asciiTheme="minorHAnsi" w:hAnsiTheme="minorHAnsi" w:cstheme="minorHAnsi"/>
-        </w:rPr>
-        <w:br/>
-      </w:r>
-      <w:hyperlink r:id="rId297" w:tgtFrame="_blank" w:history="1">
         <w:r>
           <w:rPr>
             <w:rStyle w:val="Lienhypertexte"/>
@@ -32482,20 +32485,83 @@
         </w:rPr>
         <w:br/>
       </w:r>
+      <w:hyperlink r:id="rId295" w:tgtFrame="_blank" w:history="1">
+        <w:r>
+          <w:rPr>
+            <w:rStyle w:val="Lienhypertexte"/>
+            <w:rFonts w:asciiTheme="minorHAnsi" w:hAnsiTheme="minorHAnsi" w:cstheme="minorHAnsi"/>
+          </w:rPr>
+          <w:t>Plongée au cœur du Framework .NET 4.5</w:t>
+        </w:r>
+      </w:hyperlink>
+      <w:r>
+        <w:rPr>
+          <w:rFonts w:asciiTheme="minorHAnsi" w:hAnsiTheme="minorHAnsi" w:cstheme="minorHAnsi"/>
+        </w:rPr>
+        <w:t xml:space="preserve"> (Microsoft TechDays 2013)</w:t>
+      </w:r>
+      <w:r>
+        <w:rPr>
+          <w:rFonts w:asciiTheme="minorHAnsi" w:hAnsiTheme="minorHAnsi" w:cstheme="minorHAnsi"/>
+        </w:rPr>
+        <w:br/>
+      </w:r>
+      <w:hyperlink r:id="rId296" w:tgtFrame="_blank" w:history="1">
+        <w:r>
+          <w:rPr>
+            <w:rStyle w:val="Lienhypertexte"/>
+            <w:rFonts w:asciiTheme="minorHAnsi" w:hAnsiTheme="minorHAnsi" w:cstheme="minorHAnsi"/>
+          </w:rPr>
+          <w:t>C# - Enigmes et puzzles</w:t>
+        </w:r>
+      </w:hyperlink>
+      <w:r>
+        <w:rPr>
+          <w:rFonts w:asciiTheme="minorHAnsi" w:hAnsiTheme="minorHAnsi" w:cstheme="minorHAnsi"/>
+        </w:rPr>
+        <w:t xml:space="preserve"> (Microsoft TechDays 2013)</w:t>
+      </w:r>
+      <w:r>
+        <w:rPr>
+          <w:rFonts w:asciiTheme="minorHAnsi" w:hAnsiTheme="minorHAnsi" w:cstheme="minorHAnsi"/>
+        </w:rPr>
+        <w:br/>
+      </w:r>
+      <w:hyperlink r:id="rId297" w:tgtFrame="_blank" w:history="1">
+        <w:r>
+          <w:rPr>
+            <w:rStyle w:val="Lienhypertexte"/>
+            <w:rFonts w:asciiTheme="minorHAnsi" w:hAnsiTheme="minorHAnsi" w:cstheme="minorHAnsi"/>
+          </w:rPr>
+          <w:t>Git - La gestion des versions de vos projets</w:t>
+        </w:r>
+      </w:hyperlink>
+      <w:r>
+        <w:rPr>
+          <w:rFonts w:asciiTheme="minorHAnsi" w:hAnsiTheme="minorHAnsi" w:cstheme="minorHAnsi"/>
+        </w:rPr>
+        <w:t xml:space="preserve"> (ENI Editions)</w:t>
+      </w:r>
+      <w:r>
+        <w:rPr>
+          <w:rFonts w:asciiTheme="minorHAnsi" w:hAnsiTheme="minorHAnsi" w:cstheme="minorHAnsi"/>
+        </w:rPr>
+        <w:br/>
+      </w:r>
       <w:hyperlink r:id="rId298" w:tgtFrame="_blank" w:history="1">
         <w:r>
           <w:rPr>
             <w:rStyle w:val="Lienhypertexte"/>
             <w:rFonts w:asciiTheme="minorHAnsi" w:hAnsiTheme="minorHAnsi" w:cstheme="minorHAnsi"/>
           </w:rPr>
-          <w:t>Plongée au cœur du Framework .NET 4.5</w:t>
-        </w:r>
-      </w:hyperlink>
-      <w:r>
-        <w:rPr>
-          <w:rFonts w:asciiTheme="minorHAnsi" w:hAnsiTheme="minorHAnsi" w:cstheme="minorHAnsi"/>
-        </w:rPr>
-        <w:t xml:space="preserve"> (Microsoft TechDays 2013)</w:t>
+          <w:t>Kanban - Améliorer et fluidifier la coordination d'un projet</w:t>
+        </w:r>
+      </w:hyperlink>
+      <w:r>
+        <w:rPr>
+          <w:rFonts w:asciiTheme="minorHAnsi" w:hAnsiTheme="minorHAnsi" w:cstheme="minorHAnsi"/>
+        </w:rPr>
+        <w:t xml:space="preserve"> (ENI Editions)</w:t>
       </w:r>
       <w:r>
         <w:rPr>
@@ -32509,14 +32575,14 @@
             <w:rStyle w:val="Lienhypertexte"/>
             <w:rFonts w:asciiTheme="minorHAnsi" w:hAnsiTheme="minorHAnsi" w:cstheme="minorHAnsi"/>
           </w:rPr>
-          <w:t>C# - Enigmes et puzzles</w:t>
-        </w:r>
-      </w:hyperlink>
-      <w:r>
-        <w:rPr>
-          <w:rFonts w:asciiTheme="minorHAnsi" w:hAnsiTheme="minorHAnsi" w:cstheme="minorHAnsi"/>
-        </w:rPr>
-        <w:t xml:space="preserve"> (Microsoft TechDays 2013)</w:t>
+          <w:t>Méthodes Agiles - Mettre de l'agilité dans la gestion de vos projets</w:t>
+        </w:r>
+      </w:hyperlink>
+      <w:r>
+        <w:rPr>
+          <w:rFonts w:asciiTheme="minorHAnsi" w:hAnsiTheme="minorHAnsi" w:cstheme="minorHAnsi"/>
+        </w:rPr>
+        <w:t xml:space="preserve"> (ENI Editions)</w:t>
       </w:r>
       <w:r>
         <w:rPr>
@@ -32530,7 +32596,7 @@
             <w:rStyle w:val="Lienhypertexte"/>
             <w:rFonts w:asciiTheme="minorHAnsi" w:hAnsiTheme="minorHAnsi" w:cstheme="minorHAnsi"/>
           </w:rPr>
-          <w:t>Git - La gestion des versions de vos projets</w:t>
+          <w:t>C# 7 et Entity Framework - Maîtrisez l'accès aux données</w:t>
         </w:r>
       </w:hyperlink>
       <w:r>
@@ -32551,7 +32617,7 @@
             <w:rStyle w:val="Lienhypertexte"/>
             <w:rFonts w:asciiTheme="minorHAnsi" w:hAnsiTheme="minorHAnsi" w:cstheme="minorHAnsi"/>
           </w:rPr>
-          <w:t>Kanban - Améliorer et fluidifier la coordination d'un projet</w:t>
+          <w:t>.NET Core - L'essentiel du framework de développement</w:t>
         </w:r>
       </w:hyperlink>
       <w:r>
@@ -32572,7 +32638,7 @@
             <w:rStyle w:val="Lienhypertexte"/>
             <w:rFonts w:asciiTheme="minorHAnsi" w:hAnsiTheme="minorHAnsi" w:cstheme="minorHAnsi"/>
           </w:rPr>
-          <w:t>Méthodes Agiles - Mettre de l'agilité dans la gestion de vos projets</w:t>
+          <w:t>Design Patterns - Concevoir des applications robustes</w:t>
         </w:r>
       </w:hyperlink>
       <w:r>
@@ -32593,7 +32659,7 @@
             <w:rStyle w:val="Lienhypertexte"/>
             <w:rFonts w:asciiTheme="minorHAnsi" w:hAnsiTheme="minorHAnsi" w:cstheme="minorHAnsi"/>
           </w:rPr>
-          <w:t>C# 7 et Entity Framework - Maîtrisez l'accès aux données</w:t>
+          <w:t>SQL - Les fondamentaux du langage</w:t>
         </w:r>
       </w:hyperlink>
       <w:r>
@@ -32614,7 +32680,7 @@
             <w:rStyle w:val="Lienhypertexte"/>
             <w:rFonts w:asciiTheme="minorHAnsi" w:hAnsiTheme="minorHAnsi" w:cstheme="minorHAnsi"/>
           </w:rPr>
-          <w:t>.NET Core - L'essentiel du framework de développement</w:t>
+          <w:t>SQL Server 2014 - Conception et réalisation d'une base de données</w:t>
         </w:r>
       </w:hyperlink>
       <w:r>
@@ -32635,7 +32701,7 @@
             <w:rStyle w:val="Lienhypertexte"/>
             <w:rFonts w:asciiTheme="minorHAnsi" w:hAnsiTheme="minorHAnsi" w:cstheme="minorHAnsi"/>
           </w:rPr>
-          <w:t>Design Patterns - Concevoir des applications robustes</w:t>
+          <w:t>ASP.NET MVC5 - Développez des applications Web</w:t>
         </w:r>
       </w:hyperlink>
       <w:r>
@@ -32656,7 +32722,7 @@
             <w:rStyle w:val="Lienhypertexte"/>
             <w:rFonts w:asciiTheme="minorHAnsi" w:hAnsiTheme="minorHAnsi" w:cstheme="minorHAnsi"/>
           </w:rPr>
-          <w:t>SQL - Les fondamentaux du langage</w:t>
+          <w:t>JavaScript - Apprendre les bases du langage</w:t>
         </w:r>
       </w:hyperlink>
       <w:r>
@@ -32677,7 +32743,7 @@
             <w:rStyle w:val="Lienhypertexte"/>
             <w:rFonts w:asciiTheme="minorHAnsi" w:hAnsiTheme="minorHAnsi" w:cstheme="minorHAnsi"/>
           </w:rPr>
-          <w:t>SQL Server 2014 - Conception et réalisation d'une base de données</w:t>
+          <w:t>JavaScript - Allez plus loin avec la Programmation Orientée Objet</w:t>
         </w:r>
       </w:hyperlink>
       <w:r>
@@ -32698,7 +32764,7 @@
             <w:rStyle w:val="Lienhypertexte"/>
             <w:rFonts w:asciiTheme="minorHAnsi" w:hAnsiTheme="minorHAnsi" w:cstheme="minorHAnsi"/>
           </w:rPr>
-          <w:t>ASP.NET MVC5 - Développez des applications Web</w:t>
+          <w:t>Python 3 - Les fondamentaux du langage</w:t>
         </w:r>
       </w:hyperlink>
       <w:r>
@@ -32719,7 +32785,7 @@
             <w:rStyle w:val="Lienhypertexte"/>
             <w:rFonts w:asciiTheme="minorHAnsi" w:hAnsiTheme="minorHAnsi" w:cstheme="minorHAnsi"/>
           </w:rPr>
-          <w:t>JavaScript - Apprendre les bases du langage</w:t>
+          <w:t>Expressions régulières - Optimisez vos recherches de motifs textuels</w:t>
         </w:r>
       </w:hyperlink>
       <w:r>
@@ -32740,7 +32806,7 @@
             <w:rStyle w:val="Lienhypertexte"/>
             <w:rFonts w:asciiTheme="minorHAnsi" w:hAnsiTheme="minorHAnsi" w:cstheme="minorHAnsi"/>
           </w:rPr>
-          <w:t>JavaScript - Allez plus loin avec la Programmation Orientée Objet</w:t>
+          <w:t>Windows PowerShell - Les fondamentaux du langage</w:t>
         </w:r>
       </w:hyperlink>
       <w:r>
@@ -32761,7 +32827,7 @@
             <w:rStyle w:val="Lienhypertexte"/>
             <w:rFonts w:asciiTheme="minorHAnsi" w:hAnsiTheme="minorHAnsi" w:cstheme="minorHAnsi"/>
           </w:rPr>
-          <w:t>Python 3 - Les fondamentaux du langage</w:t>
+          <w:t>Gestion de tests logiciels</w:t>
         </w:r>
       </w:hyperlink>
       <w:r>
@@ -32782,7 +32848,7 @@
             <w:rStyle w:val="Lienhypertexte"/>
             <w:rFonts w:asciiTheme="minorHAnsi" w:hAnsiTheme="minorHAnsi" w:cstheme="minorHAnsi"/>
           </w:rPr>
-          <w:t>Expressions régulières - Optimisez vos recherches de motifs textuels</w:t>
+          <w:t>Réseaux informatiques - Les bases essentielles</w:t>
         </w:r>
       </w:hyperlink>
       <w:r>
@@ -32803,7 +32869,7 @@
             <w:rStyle w:val="Lienhypertexte"/>
             <w:rFonts w:asciiTheme="minorHAnsi" w:hAnsiTheme="minorHAnsi" w:cstheme="minorHAnsi"/>
           </w:rPr>
-          <w:t>Windows PowerShell - Les fondamentaux du langage</w:t>
+          <w:t>Réseaux sociaux - Facebook, Twitter, LinkedIn et Viadeo</w:t>
         </w:r>
       </w:hyperlink>
       <w:r>
@@ -32824,7 +32890,7 @@
             <w:rStyle w:val="Lienhypertexte"/>
             <w:rFonts w:asciiTheme="minorHAnsi" w:hAnsiTheme="minorHAnsi" w:cstheme="minorHAnsi"/>
           </w:rPr>
-          <w:t>Gestion de tests logiciels</w:t>
+          <w:t>Social Media - Le webmarketing par les réseaux sociaux</w:t>
         </w:r>
       </w:hyperlink>
       <w:r>
@@ -32840,69 +32906,6 @@
         <w:br/>
       </w:r>
       <w:hyperlink r:id="rId315" w:tgtFrame="_blank" w:history="1">
-        <w:r>
-          <w:rPr>
-            <w:rStyle w:val="Lienhypertexte"/>
-            <w:rFonts w:asciiTheme="minorHAnsi" w:hAnsiTheme="minorHAnsi" w:cstheme="minorHAnsi"/>
-          </w:rPr>
-          <w:t>Réseaux informatiques - Les bases essentielles</w:t>
-        </w:r>
-      </w:hyperlink>
-      <w:r>
-        <w:rPr>
-          <w:rFonts w:asciiTheme="minorHAnsi" w:hAnsiTheme="minorHAnsi" w:cstheme="minorHAnsi"/>
-        </w:rPr>
-        <w:t xml:space="preserve"> (ENI Editions)</w:t>
-      </w:r>
-      <w:r>
-        <w:rPr>
-          <w:rFonts w:asciiTheme="minorHAnsi" w:hAnsiTheme="minorHAnsi" w:cstheme="minorHAnsi"/>
-        </w:rPr>
-        <w:br/>
-      </w:r>
-      <w:hyperlink r:id="rId316" w:tgtFrame="_blank" w:history="1">
-        <w:r>
-          <w:rPr>
-            <w:rStyle w:val="Lienhypertexte"/>
-            <w:rFonts w:asciiTheme="minorHAnsi" w:hAnsiTheme="minorHAnsi" w:cstheme="minorHAnsi"/>
-          </w:rPr>
-          <w:t>Réseaux sociaux - Facebook, Twitter, LinkedIn et Viadeo</w:t>
-        </w:r>
-      </w:hyperlink>
-      <w:r>
-        <w:rPr>
-          <w:rFonts w:asciiTheme="minorHAnsi" w:hAnsiTheme="minorHAnsi" w:cstheme="minorHAnsi"/>
-        </w:rPr>
-        <w:t xml:space="preserve"> (ENI Editions)</w:t>
-      </w:r>
-      <w:r>
-        <w:rPr>
-          <w:rFonts w:asciiTheme="minorHAnsi" w:hAnsiTheme="minorHAnsi" w:cstheme="minorHAnsi"/>
-        </w:rPr>
-        <w:br/>
-      </w:r>
-      <w:hyperlink r:id="rId317" w:tgtFrame="_blank" w:history="1">
-        <w:r>
-          <w:rPr>
-            <w:rStyle w:val="Lienhypertexte"/>
-            <w:rFonts w:asciiTheme="minorHAnsi" w:hAnsiTheme="minorHAnsi" w:cstheme="minorHAnsi"/>
-          </w:rPr>
-          <w:t>Social Media - Le webmarketing par les réseaux sociaux</w:t>
-        </w:r>
-      </w:hyperlink>
-      <w:r>
-        <w:rPr>
-          <w:rFonts w:asciiTheme="minorHAnsi" w:hAnsiTheme="minorHAnsi" w:cstheme="minorHAnsi"/>
-        </w:rPr>
-        <w:t xml:space="preserve"> (ENI Editions)</w:t>
-      </w:r>
-      <w:r>
-        <w:rPr>
-          <w:rFonts w:asciiTheme="minorHAnsi" w:hAnsiTheme="minorHAnsi" w:cstheme="minorHAnsi"/>
-        </w:rPr>
-        <w:br/>
-      </w:r>
-      <w:hyperlink r:id="rId318" w:tgtFrame="_blank" w:history="1">
         <w:r>
           <w:rPr>
             <w:rStyle w:val="Lienhypertexte"/>
@@ -32941,20 +32944,83 @@
           <w:rFonts w:asciiTheme="minorHAnsi" w:hAnsiTheme="minorHAnsi" w:cstheme="minorHAnsi"/>
         </w:rPr>
       </w:pPr>
+      <w:hyperlink r:id="rId316" w:tgtFrame="_blank" w:history="1">
+        <w:r>
+          <w:rPr>
+            <w:rStyle w:val="Lienhypertexte"/>
+            <w:rFonts w:asciiTheme="minorHAnsi" w:hAnsiTheme="minorHAnsi" w:cstheme="minorHAnsi"/>
+          </w:rPr>
+          <w:t>Tennis</w:t>
+        </w:r>
+      </w:hyperlink>
+      <w:r>
+        <w:rPr>
+          <w:rFonts w:asciiTheme="minorHAnsi" w:hAnsiTheme="minorHAnsi" w:cstheme="minorHAnsi"/>
+        </w:rPr>
+        <w:t xml:space="preserve"> (Nathan 1986)</w:t>
+      </w:r>
+      <w:r>
+        <w:rPr>
+          <w:rFonts w:asciiTheme="minorHAnsi" w:hAnsiTheme="minorHAnsi" w:cstheme="minorHAnsi"/>
+        </w:rPr>
+        <w:br/>
+      </w:r>
+      <w:hyperlink r:id="rId317" w:tgtFrame="_blank" w:history="1">
+        <w:r>
+          <w:rPr>
+            <w:rStyle w:val="Lienhypertexte"/>
+            <w:rFonts w:asciiTheme="minorHAnsi" w:hAnsiTheme="minorHAnsi" w:cstheme="minorHAnsi"/>
+          </w:rPr>
+          <w:t>Eat to win</w:t>
+        </w:r>
+      </w:hyperlink>
+      <w:r>
+        <w:rPr>
+          <w:rFonts w:asciiTheme="minorHAnsi" w:hAnsiTheme="minorHAnsi" w:cstheme="minorHAnsi"/>
+        </w:rPr>
+        <w:t xml:space="preserve"> (Robert Haas - Scribner 1985)</w:t>
+      </w:r>
+      <w:r>
+        <w:rPr>
+          <w:rFonts w:asciiTheme="minorHAnsi" w:hAnsiTheme="minorHAnsi" w:cstheme="minorHAnsi"/>
+        </w:rPr>
+        <w:br/>
+      </w:r>
+      <w:hyperlink r:id="rId318" w:tgtFrame="_blank" w:history="1">
+        <w:r>
+          <w:rPr>
+            <w:rStyle w:val="Lienhypertexte"/>
+            <w:rFonts w:asciiTheme="minorHAnsi" w:hAnsiTheme="minorHAnsi" w:cstheme="minorHAnsi"/>
+          </w:rPr>
+          <w:t>Blood and guts</w:t>
+        </w:r>
+      </w:hyperlink>
+      <w:r>
+        <w:rPr>
+          <w:rFonts w:asciiTheme="minorHAnsi" w:hAnsiTheme="minorHAnsi" w:cstheme="minorHAnsi"/>
+        </w:rPr>
+        <w:t xml:space="preserve"> (Dorian Yates - 1993)</w:t>
+      </w:r>
+      <w:r>
+        <w:rPr>
+          <w:rFonts w:asciiTheme="minorHAnsi" w:hAnsiTheme="minorHAnsi" w:cstheme="minorHAnsi"/>
+        </w:rPr>
+        <w:br/>
+      </w:r>
       <w:hyperlink r:id="rId319" w:tgtFrame="_blank" w:history="1">
         <w:r>
           <w:rPr>
             <w:rStyle w:val="Lienhypertexte"/>
             <w:rFonts w:asciiTheme="minorHAnsi" w:hAnsiTheme="minorHAnsi" w:cstheme="minorHAnsi"/>
           </w:rPr>
-          <w:t>Tennis</w:t>
-        </w:r>
-      </w:hyperlink>
-      <w:r>
-        <w:rPr>
-          <w:rFonts w:asciiTheme="minorHAnsi" w:hAnsiTheme="minorHAnsi" w:cstheme="minorHAnsi"/>
-        </w:rPr>
-        <w:t xml:space="preserve"> (Nathan 1986)</w:t>
+          <w:t>The Wisdom of Mike Mentzer: The Art, Science and Philosophy of a Bodybuilder</w:t>
+        </w:r>
+      </w:hyperlink>
+      <w:r>
+        <w:rPr>
+          <w:rFonts w:asciiTheme="minorHAnsi" w:hAnsiTheme="minorHAnsi" w:cstheme="minorHAnsi"/>
+        </w:rPr>
+        <w:t xml:space="preserve"> (2005)</w:t>
       </w:r>
       <w:r>
         <w:rPr>
@@ -32968,14 +33034,14 @@
             <w:rStyle w:val="Lienhypertexte"/>
             <w:rFonts w:asciiTheme="minorHAnsi" w:hAnsiTheme="minorHAnsi" w:cstheme="minorHAnsi"/>
           </w:rPr>
-          <w:t>Eat to win</w:t>
-        </w:r>
-      </w:hyperlink>
-      <w:r>
-        <w:rPr>
-          <w:rFonts w:asciiTheme="minorHAnsi" w:hAnsiTheme="minorHAnsi" w:cstheme="minorHAnsi"/>
-        </w:rPr>
-        <w:t xml:space="preserve"> (Robert Haas - Scribner 1985)</w:t>
+          <w:t>Cours de biologie cellulaire</w:t>
+        </w:r>
+      </w:hyperlink>
+      <w:r>
+        <w:rPr>
+          <w:rFonts w:asciiTheme="minorHAnsi" w:hAnsiTheme="minorHAnsi" w:cstheme="minorHAnsi"/>
+        </w:rPr>
+        <w:t xml:space="preserve"> (Pierre Cau, Raymond Seïte - Ellipses 2009)</w:t>
       </w:r>
       <w:r>
         <w:rPr>
@@ -32989,14 +33055,27 @@
             <w:rStyle w:val="Lienhypertexte"/>
             <w:rFonts w:asciiTheme="minorHAnsi" w:hAnsiTheme="minorHAnsi" w:cstheme="minorHAnsi"/>
           </w:rPr>
-          <w:t>Blood and guts</w:t>
-        </w:r>
-      </w:hyperlink>
-      <w:r>
-        <w:rPr>
-          <w:rFonts w:asciiTheme="minorHAnsi" w:hAnsiTheme="minorHAnsi" w:cstheme="minorHAnsi"/>
-        </w:rPr>
-        <w:t xml:space="preserve"> (Dorian Yates - 1993)</w:t>
+          <w:t>Histologie</w:t>
+        </w:r>
+      </w:hyperlink>
+      <w:r>
+        <w:rPr>
+          <w:rFonts w:asciiTheme="minorHAnsi" w:hAnsiTheme="minorHAnsi" w:cstheme="minorHAnsi"/>
+        </w:rPr>
+        <w:t xml:space="preserve"> (</w:t>
+      </w:r>
+      <w:r>
+        <w:rPr>
+          <w:rStyle w:val="a-size-small"/>
+          <w:rFonts w:asciiTheme="minorHAnsi" w:hAnsiTheme="minorHAnsi" w:cstheme="minorHAnsi"/>
+        </w:rPr>
+        <w:t>Jacques Poirier, Jean-Louis Ribadeau Dumas</w:t>
+      </w:r>
+      <w:r>
+        <w:rPr>
+          <w:rFonts w:asciiTheme="minorHAnsi" w:hAnsiTheme="minorHAnsi" w:cstheme="minorHAnsi"/>
+        </w:rPr>
+        <w:t xml:space="preserve"> - Masson Abrégé 1988)</w:t>
       </w:r>
       <w:r>
         <w:rPr>
@@ -33010,14 +33089,14 @@
             <w:rStyle w:val="Lienhypertexte"/>
             <w:rFonts w:asciiTheme="minorHAnsi" w:hAnsiTheme="minorHAnsi" w:cstheme="minorHAnsi"/>
           </w:rPr>
-          <w:t>The Wisdom of Mike Mentzer: The Art, Science and Philosophy of a Bodybuilder</w:t>
-        </w:r>
-      </w:hyperlink>
-      <w:r>
-        <w:rPr>
-          <w:rFonts w:asciiTheme="minorHAnsi" w:hAnsiTheme="minorHAnsi" w:cstheme="minorHAnsi"/>
-        </w:rPr>
-        <w:t xml:space="preserve"> (2005)</w:t>
+          <w:t>What is life</w:t>
+        </w:r>
+      </w:hyperlink>
+      <w:r>
+        <w:rPr>
+          <w:rFonts w:asciiTheme="minorHAnsi" w:hAnsiTheme="minorHAnsi" w:cstheme="minorHAnsi"/>
+        </w:rPr>
+        <w:t xml:space="preserve"> (Erwin Schrödinger - Cambridge University Press 1992)</w:t>
       </w:r>
       <w:r>
         <w:rPr>
@@ -33031,14 +33110,14 @@
             <w:rStyle w:val="Lienhypertexte"/>
             <w:rFonts w:asciiTheme="minorHAnsi" w:hAnsiTheme="minorHAnsi" w:cstheme="minorHAnsi"/>
           </w:rPr>
-          <w:t>Cours de biologie cellulaire</w:t>
-        </w:r>
-      </w:hyperlink>
-      <w:r>
-        <w:rPr>
-          <w:rFonts w:asciiTheme="minorHAnsi" w:hAnsiTheme="minorHAnsi" w:cstheme="minorHAnsi"/>
-        </w:rPr>
-        <w:t xml:space="preserve"> (Pierre Cau, Raymond Seïte - Ellipses 2009)</w:t>
+          <w:t>Relativity</w:t>
+        </w:r>
+      </w:hyperlink>
+      <w:r>
+        <w:rPr>
+          <w:rFonts w:asciiTheme="minorHAnsi" w:hAnsiTheme="minorHAnsi" w:cstheme="minorHAnsi"/>
+        </w:rPr>
+        <w:t xml:space="preserve"> (Albert Einstein - Digireads 1990)</w:t>
       </w:r>
       <w:r>
         <w:rPr>
@@ -33052,27 +33131,14 @@
             <w:rStyle w:val="Lienhypertexte"/>
             <w:rFonts w:asciiTheme="minorHAnsi" w:hAnsiTheme="minorHAnsi" w:cstheme="minorHAnsi"/>
           </w:rPr>
-          <w:t>Histologie</w:t>
-        </w:r>
-      </w:hyperlink>
-      <w:r>
-        <w:rPr>
-          <w:rFonts w:asciiTheme="minorHAnsi" w:hAnsiTheme="minorHAnsi" w:cstheme="minorHAnsi"/>
-        </w:rPr>
-        <w:t xml:space="preserve"> (</w:t>
-      </w:r>
-      <w:r>
-        <w:rPr>
-          <w:rStyle w:val="a-size-small"/>
-          <w:rFonts w:asciiTheme="minorHAnsi" w:hAnsiTheme="minorHAnsi" w:cstheme="minorHAnsi"/>
-        </w:rPr>
-        <w:t>Jacques Poirier, Jean-Louis Ribadeau Dumas</w:t>
-      </w:r>
-      <w:r>
-        <w:rPr>
-          <w:rFonts w:asciiTheme="minorHAnsi" w:hAnsiTheme="minorHAnsi" w:cstheme="minorHAnsi"/>
-        </w:rPr>
-        <w:t xml:space="preserve"> - Masson Abrégé 1988)</w:t>
+          <w:t>Light and Matter</w:t>
+        </w:r>
+      </w:hyperlink>
+      <w:r>
+        <w:rPr>
+          <w:rFonts w:asciiTheme="minorHAnsi" w:hAnsiTheme="minorHAnsi" w:cstheme="minorHAnsi"/>
+        </w:rPr>
+        <w:t xml:space="preserve"> (Richard Feynman - Princeton University Press - Seuil 1985)</w:t>
       </w:r>
       <w:r>
         <w:rPr>
@@ -33086,14 +33152,14 @@
             <w:rStyle w:val="Lienhypertexte"/>
             <w:rFonts w:asciiTheme="minorHAnsi" w:hAnsiTheme="minorHAnsi" w:cstheme="minorHAnsi"/>
           </w:rPr>
-          <w:t>What is life</w:t>
-        </w:r>
-      </w:hyperlink>
-      <w:r>
-        <w:rPr>
-          <w:rFonts w:asciiTheme="minorHAnsi" w:hAnsiTheme="minorHAnsi" w:cstheme="minorHAnsi"/>
-        </w:rPr>
-        <w:t xml:space="preserve"> (Erwin Schrödinger - Cambridge University Press 1992)</w:t>
+          <w:t>Neuromarketing</w:t>
+        </w:r>
+      </w:hyperlink>
+      <w:r>
+        <w:rPr>
+          <w:rFonts w:asciiTheme="minorHAnsi" w:hAnsiTheme="minorHAnsi" w:cstheme="minorHAnsi"/>
+        </w:rPr>
+        <w:t xml:space="preserve"> (Patrick Renvoisé, Christophe Morin - SalesBrain Publishing 2005)</w:t>
       </w:r>
       <w:r>
         <w:rPr>
@@ -33107,14 +33173,14 @@
             <w:rStyle w:val="Lienhypertexte"/>
             <w:rFonts w:asciiTheme="minorHAnsi" w:hAnsiTheme="minorHAnsi" w:cstheme="minorHAnsi"/>
           </w:rPr>
-          <w:t>Relativity</w:t>
-        </w:r>
-      </w:hyperlink>
-      <w:r>
-        <w:rPr>
-          <w:rFonts w:asciiTheme="minorHAnsi" w:hAnsiTheme="minorHAnsi" w:cstheme="minorHAnsi"/>
-        </w:rPr>
-        <w:t xml:space="preserve"> (Albert Einstein - Digireads 1990)</w:t>
+          <w:t>The Mental Game of Poker</w:t>
+        </w:r>
+      </w:hyperlink>
+      <w:r>
+        <w:rPr>
+          <w:rFonts w:asciiTheme="minorHAnsi" w:hAnsiTheme="minorHAnsi" w:cstheme="minorHAnsi"/>
+        </w:rPr>
+        <w:t xml:space="preserve"> (Jared Tendler - 2011)</w:t>
       </w:r>
       <w:r>
         <w:rPr>
@@ -33128,14 +33194,14 @@
             <w:rStyle w:val="Lienhypertexte"/>
             <w:rFonts w:asciiTheme="minorHAnsi" w:hAnsiTheme="minorHAnsi" w:cstheme="minorHAnsi"/>
           </w:rPr>
-          <w:t>Light and Matter</w:t>
-        </w:r>
-      </w:hyperlink>
-      <w:r>
-        <w:rPr>
-          <w:rFonts w:asciiTheme="minorHAnsi" w:hAnsiTheme="minorHAnsi" w:cstheme="minorHAnsi"/>
-        </w:rPr>
-        <w:t xml:space="preserve"> (Richard Feynman - Princeton University Press - Seuil 1985)</w:t>
+          <w:t>Les bases de l'harmonie</w:t>
+        </w:r>
+      </w:hyperlink>
+      <w:r>
+        <w:rPr>
+          <w:rFonts w:asciiTheme="minorHAnsi" w:hAnsiTheme="minorHAnsi" w:cstheme="minorHAnsi"/>
+        </w:rPr>
+        <w:t xml:space="preserve"> (Philippe Ganter - Dareios IDMusic 2007)</w:t>
       </w:r>
       <w:r>
         <w:rPr>
@@ -33144,69 +33210,6 @@
         <w:br/>
       </w:r>
       <w:hyperlink r:id="rId328" w:tgtFrame="_blank" w:history="1">
-        <w:r>
-          <w:rPr>
-            <w:rStyle w:val="Lienhypertexte"/>
-            <w:rFonts w:asciiTheme="minorHAnsi" w:hAnsiTheme="minorHAnsi" w:cstheme="minorHAnsi"/>
-          </w:rPr>
-          <w:t>Neuromarketing</w:t>
-        </w:r>
-      </w:hyperlink>
-      <w:r>
-        <w:rPr>
-          <w:rFonts w:asciiTheme="minorHAnsi" w:hAnsiTheme="minorHAnsi" w:cstheme="minorHAnsi"/>
-        </w:rPr>
-        <w:t xml:space="preserve"> (Patrick Renvoisé, Christophe Morin - SalesBrain Publishing 2005)</w:t>
-      </w:r>
-      <w:r>
-        <w:rPr>
-          <w:rFonts w:asciiTheme="minorHAnsi" w:hAnsiTheme="minorHAnsi" w:cstheme="minorHAnsi"/>
-        </w:rPr>
-        <w:br/>
-      </w:r>
-      <w:hyperlink r:id="rId329" w:tgtFrame="_blank" w:history="1">
-        <w:r>
-          <w:rPr>
-            <w:rStyle w:val="Lienhypertexte"/>
-            <w:rFonts w:asciiTheme="minorHAnsi" w:hAnsiTheme="minorHAnsi" w:cstheme="minorHAnsi"/>
-          </w:rPr>
-          <w:t>The Mental Game of Poker</w:t>
-        </w:r>
-      </w:hyperlink>
-      <w:r>
-        <w:rPr>
-          <w:rFonts w:asciiTheme="minorHAnsi" w:hAnsiTheme="minorHAnsi" w:cstheme="minorHAnsi"/>
-        </w:rPr>
-        <w:t xml:space="preserve"> (Jared Tendler - 2011)</w:t>
-      </w:r>
-      <w:r>
-        <w:rPr>
-          <w:rFonts w:asciiTheme="minorHAnsi" w:hAnsiTheme="minorHAnsi" w:cstheme="minorHAnsi"/>
-        </w:rPr>
-        <w:br/>
-      </w:r>
-      <w:hyperlink r:id="rId330" w:tgtFrame="_blank" w:history="1">
-        <w:r>
-          <w:rPr>
-            <w:rStyle w:val="Lienhypertexte"/>
-            <w:rFonts w:asciiTheme="minorHAnsi" w:hAnsiTheme="minorHAnsi" w:cstheme="minorHAnsi"/>
-          </w:rPr>
-          <w:t>Les bases de l'harmonie</w:t>
-        </w:r>
-      </w:hyperlink>
-      <w:r>
-        <w:rPr>
-          <w:rFonts w:asciiTheme="minorHAnsi" w:hAnsiTheme="minorHAnsi" w:cstheme="minorHAnsi"/>
-        </w:rPr>
-        <w:t xml:space="preserve"> (Philippe Ganter - Dareios IDMusic 2007)</w:t>
-      </w:r>
-      <w:r>
-        <w:rPr>
-          <w:rFonts w:asciiTheme="minorHAnsi" w:hAnsiTheme="minorHAnsi" w:cstheme="minorHAnsi"/>
-        </w:rPr>
-        <w:br/>
-      </w:r>
-      <w:hyperlink r:id="rId331" w:tgtFrame="_blank" w:history="1">
         <w:r>
           <w:rPr>
             <w:rStyle w:val="Lienhypertexte"/>
